--- a/tensorflow.docx
+++ b/tensorflow.docx
@@ -1,6 +1,6 @@
 
 <file path=word/document.xml><?xml version="1.0" encoding="utf-8"?>
-<w:document xmlns:wpc="http://schemas.microsoft.com/office/word/2010/wordprocessingCanvas" xmlns:mc="http://schemas.openxmlformats.org/markup-compatibility/2006" xmlns:o="urn:schemas-microsoft-com:office:office" xmlns:r="http://schemas.openxmlformats.org/officeDocument/2006/relationships" xmlns:m="http://schemas.openxmlformats.org/officeDocument/2006/math" xmlns:v="urn:schemas-microsoft-com:vml" xmlns:wp14="http://schemas.microsoft.com/office/word/2010/wordprocessingDrawing" xmlns:wp="http://schemas.openxmlformats.org/drawingml/2006/wordprocessingDrawing" xmlns:w10="urn:schemas-microsoft-com:office:word" xmlns:w="http://schemas.openxmlformats.org/wordprocessingml/2006/main" xmlns:w14="http://schemas.microsoft.com/office/word/2010/wordml" xmlns:wpg="http://schemas.microsoft.com/office/word/2010/wordprocessingGroup" xmlns:wpi="http://schemas.microsoft.com/office/word/2010/wordprocessingInk" xmlns:wne="http://schemas.microsoft.com/office/word/2006/wordml" xmlns:wps="http://schemas.microsoft.com/office/word/2010/wordprocessingShape" mc:Ignorable="w14 wp14">
+<w:document xmlns:wpc="http://schemas.microsoft.com/office/word/2010/wordprocessingCanvas" xmlns:cx="http://schemas.microsoft.com/office/drawing/2014/chartex" xmlns:cx1="http://schemas.microsoft.com/office/drawing/2015/9/8/chartex" xmlns:cx2="http://schemas.microsoft.com/office/drawing/2015/10/21/chartex" xmlns:cx3="http://schemas.microsoft.com/office/drawing/2016/5/9/chartex" xmlns:cx4="http://schemas.microsoft.com/office/drawing/2016/5/10/chartex" xmlns:cx5="http://schemas.microsoft.com/office/drawing/2016/5/11/chartex" xmlns:cx6="http://schemas.microsoft.com/office/drawing/2016/5/12/chartex" xmlns:cx7="http://schemas.microsoft.com/office/drawing/2016/5/13/chartex" xmlns:cx8="http://schemas.microsoft.com/office/drawing/2016/5/14/chartex" xmlns:mc="http://schemas.openxmlformats.org/markup-compatibility/2006" xmlns:aink="http://schemas.microsoft.com/office/drawing/2016/ink" xmlns:am3d="http://schemas.microsoft.com/office/drawing/2017/model3d" xmlns:o="urn:schemas-microsoft-com:office:office" xmlns:oel="http://schemas.microsoft.com/office/2019/extlst" xmlns:r="http://schemas.openxmlformats.org/officeDocument/2006/relationships" xmlns:m="http://schemas.openxmlformats.org/officeDocument/2006/math" xmlns:v="urn:schemas-microsoft-com:vml" xmlns:wp14="http://schemas.microsoft.com/office/word/2010/wordprocessingDrawing" xmlns:wp="http://schemas.openxmlformats.org/drawingml/2006/wordprocessingDrawing" xmlns:w10="urn:schemas-microsoft-com:office:word" xmlns:w="http://schemas.openxmlformats.org/wordprocessingml/2006/main" xmlns:w14="http://schemas.microsoft.com/office/word/2010/wordml" xmlns:w15="http://schemas.microsoft.com/office/word/2012/wordml" xmlns:w16cex="http://schemas.microsoft.com/office/word/2018/wordml/cex" xmlns:w16cid="http://schemas.microsoft.com/office/word/2016/wordml/cid" xmlns:w16="http://schemas.microsoft.com/office/word/2018/wordml" xmlns:w16sdtdh="http://schemas.microsoft.com/office/word/2020/wordml/sdtdatahash" xmlns:w16se="http://schemas.microsoft.com/office/word/2015/wordml/symex" xmlns:wpg="http://schemas.microsoft.com/office/word/2010/wordprocessingGroup" xmlns:wpi="http://schemas.microsoft.com/office/word/2010/wordprocessingInk" xmlns:wne="http://schemas.microsoft.com/office/word/2006/wordml" xmlns:wps="http://schemas.microsoft.com/office/word/2010/wordprocessingShape" mc:Ignorable="w14 w15 w16se w16cid w16 w16cex w16sdtdh wp14">
   <w:body>
     <w:p>
       <w:pPr>
@@ -13,6 +13,45 @@
           <w:lang w:val="en-US"/>
         </w:rPr>
         <w:t>Tensorflow:</w:t>
+      </w:r>
+    </w:p>
+    <w:p>
+      <w:pPr>
+        <w:pStyle w:val="ListParagraph"/>
+        <w:numPr>
+          <w:ilvl w:val="0"/>
+          <w:numId w:val="4"/>
+        </w:numPr>
+        <w:rPr>
+          <w:lang w:val="en-US"/>
+        </w:rPr>
+      </w:pPr>
+      <w:r>
+        <w:rPr>
+          <w:lang w:val="en-US"/>
+        </w:rPr>
+        <w:t>Cách Cài Đặt?</w:t>
+      </w:r>
+    </w:p>
+    <w:p>
+      <w:pPr>
+        <w:pStyle w:val="ListParagraph"/>
+        <w:pBdr>
+          <w:top w:val="single" w:sz="4" w:space="1" w:color="auto"/>
+          <w:left w:val="single" w:sz="4" w:space="4" w:color="auto"/>
+          <w:bottom w:val="single" w:sz="4" w:space="1" w:color="auto"/>
+          <w:right w:val="single" w:sz="4" w:space="4" w:color="auto"/>
+        </w:pBdr>
+        <w:ind w:left="1080"/>
+        <w:rPr>
+          <w:lang w:val="en-US"/>
+        </w:rPr>
+      </w:pPr>
+      <w:r>
+        <w:rPr>
+          <w:lang w:val="en-US"/>
+        </w:rPr>
+        <w:t>pip3 install tensorflow</w:t>
       </w:r>
     </w:p>
     <w:p>
@@ -579,13 +618,7 @@
         <w:rPr>
           <w:lang w:val="en-US"/>
         </w:rPr>
-        <w:t xml:space="preserve">Dấu “@” Có Ý Nghĩa </w:t>
-      </w:r>
-      <w:r>
-        <w:rPr>
-          <w:lang w:val="en-US"/>
-        </w:rPr>
-        <w:t>Gì?</w:t>
+        <w:t>Dấu “@” Có Ý Nghĩa Gì?</w:t>
       </w:r>
     </w:p>
     <w:p>
@@ -603,17 +636,27 @@
         <w:rPr>
           <w:lang w:val="en-US"/>
         </w:rPr>
-        <w:t>Giống y chang trong Torch, chỉ có điều không tích được tích vô hướng của 2 Vector</w:t>
-      </w:r>
-    </w:p>
-    <w:p>
-      <w:pPr>
-        <w:rPr>
-          <w:lang w:val="en-US"/>
-        </w:rPr>
-      </w:pPr>
-      <w:bookmarkStart w:id="0" w:name="_GoBack"/>
-      <w:bookmarkEnd w:id="0"/>
+        <w:t>Giống y chang trong Torch, chỉ có điều không tí</w:t>
+      </w:r>
+      <w:r>
+        <w:rPr>
+          <w:lang w:val="en-US"/>
+        </w:rPr>
+        <w:t>n</w:t>
+      </w:r>
+      <w:r>
+        <w:rPr>
+          <w:lang w:val="en-US"/>
+        </w:rPr>
+        <w:t>h được tích vô hướng của 2 Vector</w:t>
+      </w:r>
+    </w:p>
+    <w:p>
+      <w:pPr>
+        <w:rPr>
+          <w:lang w:val="en-US"/>
+        </w:rPr>
+      </w:pPr>
     </w:p>
     <w:p>
       <w:pPr>
@@ -839,6 +882,7 @@
         <w:rPr>
           <w:lang w:val="en-US"/>
         </w:rPr>
+        <w:lastRenderedPageBreak/>
         <w:t>Ví dụ</w:t>
       </w:r>
     </w:p>
@@ -992,6 +1036,419 @@
         </w:rPr>
         <w:t>.keras import layers</w:t>
       </w:r>
+    </w:p>
+    <w:p>
+      <w:pPr>
+        <w:rPr>
+          <w:lang w:val="en-US"/>
+        </w:rPr>
+      </w:pPr>
+    </w:p>
+    <w:p>
+      <w:pPr>
+        <w:rPr>
+          <w:lang w:val="en-US"/>
+        </w:rPr>
+      </w:pPr>
+      <w:r>
+        <w:rPr>
+          <w:lang w:val="en-US"/>
+        </w:rPr>
+        <w:t>Data – Dữ Liệu:</w:t>
+      </w:r>
+    </w:p>
+    <w:p>
+      <w:pPr>
+        <w:pStyle w:val="ListParagraph"/>
+        <w:numPr>
+          <w:ilvl w:val="0"/>
+          <w:numId w:val="11"/>
+        </w:numPr>
+        <w:rPr>
+          <w:lang w:val="en-US"/>
+        </w:rPr>
+      </w:pPr>
+      <w:r>
+        <w:rPr>
+          <w:lang w:val="en-US"/>
+        </w:rPr>
+        <w:t>Cách Import?</w:t>
+      </w:r>
+    </w:p>
+    <w:p>
+      <w:pPr>
+        <w:pStyle w:val="ListParagraph"/>
+        <w:pBdr>
+          <w:top w:val="single" w:sz="4" w:space="1" w:color="auto"/>
+          <w:left w:val="single" w:sz="4" w:space="4" w:color="auto"/>
+          <w:bottom w:val="single" w:sz="4" w:space="1" w:color="auto"/>
+          <w:right w:val="single" w:sz="4" w:space="4" w:color="auto"/>
+        </w:pBdr>
+        <w:ind w:left="1080"/>
+        <w:rPr>
+          <w:lang w:val="en-US"/>
+        </w:rPr>
+      </w:pPr>
+      <w:r>
+        <w:rPr>
+          <w:lang w:val="en-US"/>
+        </w:rPr>
+        <w:t>from tensor.keras import datasets</w:t>
+      </w:r>
+    </w:p>
+    <w:p>
+      <w:pPr>
+        <w:pStyle w:val="ListParagraph"/>
+        <w:numPr>
+          <w:ilvl w:val="0"/>
+          <w:numId w:val="11"/>
+        </w:numPr>
+        <w:rPr>
+          <w:lang w:val="en-US"/>
+        </w:rPr>
+      </w:pPr>
+      <w:r>
+        <w:rPr>
+          <w:lang w:val="en-US"/>
+        </w:rPr>
+        <w:t xml:space="preserve">Tải </w:t>
+      </w:r>
+      <w:r>
+        <w:rPr>
+          <w:lang w:val="en-US"/>
+        </w:rPr>
+        <w:t>Bộ Dữ Liệu Nhìn Hình Đoán Số MNIST?</w:t>
+      </w:r>
+    </w:p>
+    <w:p>
+      <w:pPr>
+        <w:pStyle w:val="ListParagraph"/>
+        <w:pBdr>
+          <w:top w:val="single" w:sz="4" w:space="1" w:color="auto"/>
+          <w:left w:val="single" w:sz="4" w:space="4" w:color="auto"/>
+          <w:bottom w:val="single" w:sz="4" w:space="1" w:color="auto"/>
+          <w:right w:val="single" w:sz="4" w:space="4" w:color="auto"/>
+        </w:pBdr>
+        <w:ind w:left="1080"/>
+        <w:rPr>
+          <w:lang w:val="en-US"/>
+        </w:rPr>
+      </w:pPr>
+      <w:r>
+        <w:rPr>
+          <w:lang w:val="en-US"/>
+        </w:rPr>
+        <w:t xml:space="preserve">(&lt;X Train&gt;, &lt;Y Train&gt;), (&lt;X Test&gt;, &lt;Y Test&gt;) = </w:t>
+      </w:r>
+      <w:r>
+        <w:rPr>
+          <w:lang w:val="en-US"/>
+        </w:rPr>
+        <w:t>datasets.mnist.load_data()</w:t>
+      </w:r>
+    </w:p>
+    <w:p>
+      <w:pPr>
+        <w:pStyle w:val="ListParagraph"/>
+        <w:numPr>
+          <w:ilvl w:val="0"/>
+          <w:numId w:val="7"/>
+        </w:numPr>
+        <w:rPr>
+          <w:lang w:val="en-US"/>
+        </w:rPr>
+      </w:pPr>
+      <w:r>
+        <w:rPr>
+          <w:lang w:val="en-US"/>
+        </w:rPr>
+        <w:t>Lệnh trên sẽ tải File “mnist.npz” chứa dữ liệu vào thư mục “</w:t>
+      </w:r>
+      <w:r>
+        <w:rPr>
+          <w:lang w:val="en-US"/>
+        </w:rPr>
+        <w:t>C:\Users\pc\.keras\datasets</w:t>
+      </w:r>
+      <w:r>
+        <w:rPr>
+          <w:lang w:val="en-US"/>
+        </w:rPr>
+        <w:t>”, trong Google Colab thì tải vào thư mục “/root/.keras/datasets”, lưu ý thư mục “.keras” bị ẩn trong Google Colab</w:t>
+      </w:r>
+    </w:p>
+    <w:p>
+      <w:pPr>
+        <w:pStyle w:val="ListParagraph"/>
+        <w:numPr>
+          <w:ilvl w:val="0"/>
+          <w:numId w:val="7"/>
+        </w:numPr>
+        <w:rPr>
+          <w:lang w:val="en-US"/>
+        </w:rPr>
+      </w:pPr>
+      <w:r>
+        <w:rPr>
+          <w:lang w:val="en-US"/>
+        </w:rPr>
+        <w:t>Nếu đã có File “mnist.npz” chứa đúng dữ liệu mong muốn thì không tải</w:t>
+      </w:r>
+    </w:p>
+    <w:p>
+      <w:pPr>
+        <w:pStyle w:val="ListParagraph"/>
+        <w:numPr>
+          <w:ilvl w:val="0"/>
+          <w:numId w:val="7"/>
+        </w:numPr>
+        <w:rPr>
+          <w:lang w:val="en-US"/>
+        </w:rPr>
+      </w:pPr>
+      <w:r>
+        <w:rPr>
+          <w:lang w:val="en-US"/>
+        </w:rPr>
+        <w:t>&lt;X Train&gt; là 60000 tấm ảnh 28 x 28 có giá trị là số nguyên từ 0 đến 255 ứng với &lt;Y Train&gt; là 60000 nhãn có giá trị là số nguyên từ 0 đến 9</w:t>
+      </w:r>
+    </w:p>
+    <w:p>
+      <w:pPr>
+        <w:pStyle w:val="ListParagraph"/>
+        <w:numPr>
+          <w:ilvl w:val="0"/>
+          <w:numId w:val="7"/>
+        </w:numPr>
+        <w:rPr>
+          <w:lang w:val="en-US"/>
+        </w:rPr>
+      </w:pPr>
+      <w:r>
+        <w:rPr>
+          <w:lang w:val="en-US"/>
+        </w:rPr>
+        <w:t>&lt;X Test&gt; và &lt;Y Test&gt; tương tự nhưng chỉ có 10000 tấm ảnh</w:t>
+      </w:r>
+    </w:p>
+    <w:tbl>
+      <w:tblPr>
+        <w:tblStyle w:val="TableGrid"/>
+        <w:tblW w:w="0" w:type="auto"/>
+        <w:tblInd w:w="1080" w:type="dxa"/>
+        <w:tblLook w:val="04A0" w:firstRow="1" w:lastRow="0" w:firstColumn="1" w:lastColumn="0" w:noHBand="0" w:noVBand="1"/>
+      </w:tblPr>
+      <w:tblGrid>
+        <w:gridCol w:w="2081"/>
+        <w:gridCol w:w="2101"/>
+        <w:gridCol w:w="1990"/>
+        <w:gridCol w:w="1990"/>
+      </w:tblGrid>
+      <w:tr>
+        <w:tc>
+          <w:tcPr>
+            <w:tcW w:w="2081" w:type="dxa"/>
+          </w:tcPr>
+          <w:p>
+            <w:pPr>
+              <w:pStyle w:val="ListParagraph"/>
+              <w:ind w:left="0"/>
+              <w:jc w:val="center"/>
+              <w:rPr>
+                <w:lang w:val="en-US"/>
+              </w:rPr>
+            </w:pPr>
+            <w:r>
+              <w:rPr>
+                <w:lang w:val="en-US"/>
+              </w:rPr>
+              <w:t>&lt;X Train&gt; Shape</w:t>
+            </w:r>
+          </w:p>
+        </w:tc>
+        <w:tc>
+          <w:tcPr>
+            <w:tcW w:w="2101" w:type="dxa"/>
+          </w:tcPr>
+          <w:p>
+            <w:pPr>
+              <w:pStyle w:val="ListParagraph"/>
+              <w:ind w:left="0"/>
+              <w:jc w:val="center"/>
+              <w:rPr>
+                <w:lang w:val="en-US"/>
+              </w:rPr>
+            </w:pPr>
+            <w:r>
+              <w:rPr>
+                <w:lang w:val="en-US"/>
+              </w:rPr>
+              <w:t>&lt;Y Train Shape&gt;</w:t>
+            </w:r>
+          </w:p>
+        </w:tc>
+        <w:tc>
+          <w:tcPr>
+            <w:tcW w:w="1990" w:type="dxa"/>
+          </w:tcPr>
+          <w:p>
+            <w:pPr>
+              <w:pStyle w:val="ListParagraph"/>
+              <w:ind w:left="0"/>
+              <w:jc w:val="center"/>
+              <w:rPr>
+                <w:lang w:val="en-US"/>
+              </w:rPr>
+            </w:pPr>
+            <w:r>
+              <w:rPr>
+                <w:lang w:val="en-US"/>
+              </w:rPr>
+              <w:t xml:space="preserve">&lt;X </w:t>
+            </w:r>
+            <w:r>
+              <w:rPr>
+                <w:lang w:val="en-US"/>
+              </w:rPr>
+              <w:t>Test</w:t>
+            </w:r>
+            <w:r>
+              <w:rPr>
+                <w:lang w:val="en-US"/>
+              </w:rPr>
+              <w:t>&gt; Shape</w:t>
+            </w:r>
+          </w:p>
+        </w:tc>
+        <w:tc>
+          <w:tcPr>
+            <w:tcW w:w="1990" w:type="dxa"/>
+          </w:tcPr>
+          <w:p>
+            <w:pPr>
+              <w:pStyle w:val="ListParagraph"/>
+              <w:ind w:left="0"/>
+              <w:jc w:val="center"/>
+              <w:rPr>
+                <w:lang w:val="en-US"/>
+              </w:rPr>
+            </w:pPr>
+            <w:r>
+              <w:rPr>
+                <w:lang w:val="en-US"/>
+              </w:rPr>
+              <w:t>&lt;Y T</w:t>
+            </w:r>
+            <w:r>
+              <w:rPr>
+                <w:lang w:val="en-US"/>
+              </w:rPr>
+              <w:t>est</w:t>
+            </w:r>
+            <w:r>
+              <w:rPr>
+                <w:lang w:val="en-US"/>
+              </w:rPr>
+              <w:t xml:space="preserve"> Shape&gt;</w:t>
+            </w:r>
+          </w:p>
+        </w:tc>
+      </w:tr>
+      <w:tr>
+        <w:tc>
+          <w:tcPr>
+            <w:tcW w:w="2081" w:type="dxa"/>
+          </w:tcPr>
+          <w:p>
+            <w:pPr>
+              <w:pStyle w:val="ListParagraph"/>
+              <w:ind w:left="0"/>
+              <w:jc w:val="center"/>
+              <w:rPr>
+                <w:lang w:val="en-US"/>
+              </w:rPr>
+            </w:pPr>
+            <w:r>
+              <w:rPr>
+                <w:lang w:val="en-US"/>
+              </w:rPr>
+              <w:t>(60000, 28, 28)</w:t>
+            </w:r>
+          </w:p>
+        </w:tc>
+        <w:tc>
+          <w:tcPr>
+            <w:tcW w:w="2101" w:type="dxa"/>
+          </w:tcPr>
+          <w:p>
+            <w:pPr>
+              <w:pStyle w:val="ListParagraph"/>
+              <w:ind w:left="0"/>
+              <w:jc w:val="center"/>
+              <w:rPr>
+                <w:lang w:val="en-US"/>
+              </w:rPr>
+            </w:pPr>
+            <w:r>
+              <w:rPr>
+                <w:lang w:val="en-US"/>
+              </w:rPr>
+              <w:t>(60000)</w:t>
+            </w:r>
+          </w:p>
+        </w:tc>
+        <w:tc>
+          <w:tcPr>
+            <w:tcW w:w="1990" w:type="dxa"/>
+          </w:tcPr>
+          <w:p>
+            <w:pPr>
+              <w:pStyle w:val="ListParagraph"/>
+              <w:ind w:left="0"/>
+              <w:jc w:val="center"/>
+              <w:rPr>
+                <w:lang w:val="en-US"/>
+              </w:rPr>
+            </w:pPr>
+            <w:r>
+              <w:rPr>
+                <w:lang w:val="en-US"/>
+              </w:rPr>
+              <w:t>(10000, 28, 28)</w:t>
+            </w:r>
+          </w:p>
+        </w:tc>
+        <w:tc>
+          <w:tcPr>
+            <w:tcW w:w="1990" w:type="dxa"/>
+          </w:tcPr>
+          <w:p>
+            <w:pPr>
+              <w:pStyle w:val="ListParagraph"/>
+              <w:ind w:left="0"/>
+              <w:jc w:val="center"/>
+              <w:rPr>
+                <w:lang w:val="en-US"/>
+              </w:rPr>
+            </w:pPr>
+            <w:r>
+              <w:rPr>
+                <w:lang w:val="en-US"/>
+              </w:rPr>
+              <w:t>(10000)</w:t>
+            </w:r>
+          </w:p>
+        </w:tc>
+      </w:tr>
+    </w:tbl>
+    <w:p>
+      <w:pPr>
+        <w:pStyle w:val="ListParagraph"/>
+        <w:ind w:left="1080"/>
+        <w:rPr>
+          <w:lang w:val="en-US"/>
+        </w:rPr>
+      </w:pPr>
     </w:p>
     <w:sectPr>
       <w:pgSz w:w="11906" w:h="16838"/>
@@ -1004,8 +1461,8 @@
 </file>
 
 <file path=word/numbering.xml><?xml version="1.0" encoding="utf-8"?>
-<w:numbering xmlns:wpc="http://schemas.microsoft.com/office/word/2010/wordprocessingCanvas" xmlns:mc="http://schemas.openxmlformats.org/markup-compatibility/2006" xmlns:o="urn:schemas-microsoft-com:office:office" xmlns:r="http://schemas.openxmlformats.org/officeDocument/2006/relationships" xmlns:m="http://schemas.openxmlformats.org/officeDocument/2006/math" xmlns:v="urn:schemas-microsoft-com:vml" xmlns:wp14="http://schemas.microsoft.com/office/word/2010/wordprocessingDrawing" xmlns:wp="http://schemas.openxmlformats.org/drawingml/2006/wordprocessingDrawing" xmlns:w10="urn:schemas-microsoft-com:office:word" xmlns:w="http://schemas.openxmlformats.org/wordprocessingml/2006/main" xmlns:w14="http://schemas.microsoft.com/office/word/2010/wordml" xmlns:wpg="http://schemas.microsoft.com/office/word/2010/wordprocessingGroup" xmlns:wpi="http://schemas.microsoft.com/office/word/2010/wordprocessingInk" xmlns:wne="http://schemas.microsoft.com/office/word/2006/wordml" xmlns:wps="http://schemas.microsoft.com/office/word/2010/wordprocessingShape" mc:Ignorable="w14 wp14">
-  <w:abstractNum w:abstractNumId="0">
+<w:numbering xmlns:wpc="http://schemas.microsoft.com/office/word/2010/wordprocessingCanvas" xmlns:cx="http://schemas.microsoft.com/office/drawing/2014/chartex" xmlns:cx1="http://schemas.microsoft.com/office/drawing/2015/9/8/chartex" xmlns:cx2="http://schemas.microsoft.com/office/drawing/2015/10/21/chartex" xmlns:cx3="http://schemas.microsoft.com/office/drawing/2016/5/9/chartex" xmlns:cx4="http://schemas.microsoft.com/office/drawing/2016/5/10/chartex" xmlns:cx5="http://schemas.microsoft.com/office/drawing/2016/5/11/chartex" xmlns:cx6="http://schemas.microsoft.com/office/drawing/2016/5/12/chartex" xmlns:cx7="http://schemas.microsoft.com/office/drawing/2016/5/13/chartex" xmlns:cx8="http://schemas.microsoft.com/office/drawing/2016/5/14/chartex" xmlns:mc="http://schemas.openxmlformats.org/markup-compatibility/2006" xmlns:aink="http://schemas.microsoft.com/office/drawing/2016/ink" xmlns:am3d="http://schemas.microsoft.com/office/drawing/2017/model3d" xmlns:o="urn:schemas-microsoft-com:office:office" xmlns:oel="http://schemas.microsoft.com/office/2019/extlst" xmlns:r="http://schemas.openxmlformats.org/officeDocument/2006/relationships" xmlns:m="http://schemas.openxmlformats.org/officeDocument/2006/math" xmlns:v="urn:schemas-microsoft-com:vml" xmlns:wp14="http://schemas.microsoft.com/office/word/2010/wordprocessingDrawing" xmlns:wp="http://schemas.openxmlformats.org/drawingml/2006/wordprocessingDrawing" xmlns:w10="urn:schemas-microsoft-com:office:word" xmlns:w="http://schemas.openxmlformats.org/wordprocessingml/2006/main" xmlns:w14="http://schemas.microsoft.com/office/word/2010/wordml" xmlns:w15="http://schemas.microsoft.com/office/word/2012/wordml" xmlns:w16cex="http://schemas.microsoft.com/office/word/2018/wordml/cex" xmlns:w16cid="http://schemas.microsoft.com/office/word/2016/wordml/cid" xmlns:w16="http://schemas.microsoft.com/office/word/2018/wordml" xmlns:w16sdtdh="http://schemas.microsoft.com/office/word/2020/wordml/sdtdatahash" xmlns:w16se="http://schemas.microsoft.com/office/word/2015/wordml/symex" xmlns:wpg="http://schemas.microsoft.com/office/word/2010/wordprocessingGroup" xmlns:wpi="http://schemas.microsoft.com/office/word/2010/wordprocessingInk" xmlns:wne="http://schemas.microsoft.com/office/word/2006/wordml" xmlns:wps="http://schemas.microsoft.com/office/word/2010/wordprocessingShape" mc:Ignorable="w14 w15 w16se w16cid w16 w16cex w16sdtdh wp14">
+  <w:abstractNum w:abstractNumId="0" w15:restartNumberingAfterBreak="0">
     <w:nsid w:val="092F0405"/>
     <w:multiLevelType w:val="hybridMultilevel"/>
     <w:tmpl w:val="D0061AB8"/>
@@ -1094,7 +1551,7 @@
       </w:pPr>
     </w:lvl>
   </w:abstractNum>
-  <w:abstractNum w:abstractNumId="1">
+  <w:abstractNum w:abstractNumId="1" w15:restartNumberingAfterBreak="0">
     <w:nsid w:val="13A01958"/>
     <w:multiLevelType w:val="hybridMultilevel"/>
     <w:tmpl w:val="9726160C"/>
@@ -1207,7 +1664,7 @@
       </w:rPr>
     </w:lvl>
   </w:abstractNum>
-  <w:abstractNum w:abstractNumId="2">
+  <w:abstractNum w:abstractNumId="2" w15:restartNumberingAfterBreak="0">
     <w:nsid w:val="176836F1"/>
     <w:multiLevelType w:val="hybridMultilevel"/>
     <w:tmpl w:val="DE66AEF6"/>
@@ -1296,7 +1753,7 @@
       </w:pPr>
     </w:lvl>
   </w:abstractNum>
-  <w:abstractNum w:abstractNumId="3">
+  <w:abstractNum w:abstractNumId="3" w15:restartNumberingAfterBreak="0">
     <w:nsid w:val="2DD73E6F"/>
     <w:multiLevelType w:val="hybridMultilevel"/>
     <w:tmpl w:val="56489796"/>
@@ -1409,7 +1866,7 @@
       </w:rPr>
     </w:lvl>
   </w:abstractNum>
-  <w:abstractNum w:abstractNumId="4">
+  <w:abstractNum w:abstractNumId="4" w15:restartNumberingAfterBreak="0">
     <w:nsid w:val="332A0260"/>
     <w:multiLevelType w:val="hybridMultilevel"/>
     <w:tmpl w:val="BB66B21E"/>
@@ -1522,7 +1979,7 @@
       </w:rPr>
     </w:lvl>
   </w:abstractNum>
-  <w:abstractNum w:abstractNumId="5">
+  <w:abstractNum w:abstractNumId="5" w15:restartNumberingAfterBreak="0">
     <w:nsid w:val="35A25728"/>
     <w:multiLevelType w:val="hybridMultilevel"/>
     <w:tmpl w:val="CC0EC1F0"/>
@@ -1635,7 +2092,7 @@
       </w:rPr>
     </w:lvl>
   </w:abstractNum>
-  <w:abstractNum w:abstractNumId="6">
+  <w:abstractNum w:abstractNumId="6" w15:restartNumberingAfterBreak="0">
     <w:nsid w:val="54B73FF2"/>
     <w:multiLevelType w:val="hybridMultilevel"/>
     <w:tmpl w:val="548AC868"/>
@@ -1724,7 +2181,96 @@
       </w:pPr>
     </w:lvl>
   </w:abstractNum>
-  <w:abstractNum w:abstractNumId="7">
+  <w:abstractNum w:abstractNumId="7" w15:restartNumberingAfterBreak="0">
+    <w:nsid w:val="5C55754D"/>
+    <w:multiLevelType w:val="hybridMultilevel"/>
+    <w:tmpl w:val="8A84678E"/>
+    <w:lvl w:ilvl="0" w:tplc="3402A95A">
+      <w:start w:val="1"/>
+      <w:numFmt w:val="decimal"/>
+      <w:lvlText w:val="%1."/>
+      <w:lvlJc w:val="left"/>
+      <w:pPr>
+        <w:ind w:left="1080" w:hanging="360"/>
+      </w:pPr>
+      <w:rPr>
+        <w:rFonts w:hint="default"/>
+      </w:rPr>
+    </w:lvl>
+    <w:lvl w:ilvl="1" w:tplc="04090019" w:tentative="1">
+      <w:start w:val="1"/>
+      <w:numFmt w:val="lowerLetter"/>
+      <w:lvlText w:val="%2."/>
+      <w:lvlJc w:val="left"/>
+      <w:pPr>
+        <w:ind w:left="1800" w:hanging="360"/>
+      </w:pPr>
+    </w:lvl>
+    <w:lvl w:ilvl="2" w:tplc="0409001B" w:tentative="1">
+      <w:start w:val="1"/>
+      <w:numFmt w:val="lowerRoman"/>
+      <w:lvlText w:val="%3."/>
+      <w:lvlJc w:val="right"/>
+      <w:pPr>
+        <w:ind w:left="2520" w:hanging="180"/>
+      </w:pPr>
+    </w:lvl>
+    <w:lvl w:ilvl="3" w:tplc="0409000F" w:tentative="1">
+      <w:start w:val="1"/>
+      <w:numFmt w:val="decimal"/>
+      <w:lvlText w:val="%4."/>
+      <w:lvlJc w:val="left"/>
+      <w:pPr>
+        <w:ind w:left="3240" w:hanging="360"/>
+      </w:pPr>
+    </w:lvl>
+    <w:lvl w:ilvl="4" w:tplc="04090019" w:tentative="1">
+      <w:start w:val="1"/>
+      <w:numFmt w:val="lowerLetter"/>
+      <w:lvlText w:val="%5."/>
+      <w:lvlJc w:val="left"/>
+      <w:pPr>
+        <w:ind w:left="3960" w:hanging="360"/>
+      </w:pPr>
+    </w:lvl>
+    <w:lvl w:ilvl="5" w:tplc="0409001B" w:tentative="1">
+      <w:start w:val="1"/>
+      <w:numFmt w:val="lowerRoman"/>
+      <w:lvlText w:val="%6."/>
+      <w:lvlJc w:val="right"/>
+      <w:pPr>
+        <w:ind w:left="4680" w:hanging="180"/>
+      </w:pPr>
+    </w:lvl>
+    <w:lvl w:ilvl="6" w:tplc="0409000F" w:tentative="1">
+      <w:start w:val="1"/>
+      <w:numFmt w:val="decimal"/>
+      <w:lvlText w:val="%7."/>
+      <w:lvlJc w:val="left"/>
+      <w:pPr>
+        <w:ind w:left="5400" w:hanging="360"/>
+      </w:pPr>
+    </w:lvl>
+    <w:lvl w:ilvl="7" w:tplc="04090019" w:tentative="1">
+      <w:start w:val="1"/>
+      <w:numFmt w:val="lowerLetter"/>
+      <w:lvlText w:val="%8."/>
+      <w:lvlJc w:val="left"/>
+      <w:pPr>
+        <w:ind w:left="6120" w:hanging="360"/>
+      </w:pPr>
+    </w:lvl>
+    <w:lvl w:ilvl="8" w:tplc="0409001B" w:tentative="1">
+      <w:start w:val="1"/>
+      <w:numFmt w:val="lowerRoman"/>
+      <w:lvlText w:val="%9."/>
+      <w:lvlJc w:val="right"/>
+      <w:pPr>
+        <w:ind w:left="6840" w:hanging="180"/>
+      </w:pPr>
+    </w:lvl>
+  </w:abstractNum>
+  <w:abstractNum w:abstractNumId="8" w15:restartNumberingAfterBreak="0">
     <w:nsid w:val="603230F1"/>
     <w:multiLevelType w:val="hybridMultilevel"/>
     <w:tmpl w:val="F2F08CD0"/>
@@ -1813,7 +2359,120 @@
       </w:pPr>
     </w:lvl>
   </w:abstractNum>
-  <w:abstractNum w:abstractNumId="8">
+  <w:abstractNum w:abstractNumId="9" w15:restartNumberingAfterBreak="0">
+    <w:nsid w:val="65F4132F"/>
+    <w:multiLevelType w:val="hybridMultilevel"/>
+    <w:tmpl w:val="ECF4FD26"/>
+    <w:lvl w:ilvl="0" w:tplc="B9A68B78">
+      <w:start w:val="1"/>
+      <w:numFmt w:val="bullet"/>
+      <w:lvlText w:val=""/>
+      <w:lvlJc w:val="left"/>
+      <w:pPr>
+        <w:ind w:left="1080" w:hanging="360"/>
+      </w:pPr>
+      <w:rPr>
+        <w:rFonts w:ascii="Wingdings" w:eastAsiaTheme="minorHAnsi" w:hAnsi="Wingdings" w:cstheme="minorBidi" w:hint="default"/>
+      </w:rPr>
+    </w:lvl>
+    <w:lvl w:ilvl="1" w:tplc="04090003" w:tentative="1">
+      <w:start w:val="1"/>
+      <w:numFmt w:val="bullet"/>
+      <w:lvlText w:val="o"/>
+      <w:lvlJc w:val="left"/>
+      <w:pPr>
+        <w:ind w:left="1800" w:hanging="360"/>
+      </w:pPr>
+      <w:rPr>
+        <w:rFonts w:ascii="Courier New" w:hAnsi="Courier New" w:cs="Courier New" w:hint="default"/>
+      </w:rPr>
+    </w:lvl>
+    <w:lvl w:ilvl="2" w:tplc="04090005" w:tentative="1">
+      <w:start w:val="1"/>
+      <w:numFmt w:val="bullet"/>
+      <w:lvlText w:val=""/>
+      <w:lvlJc w:val="left"/>
+      <w:pPr>
+        <w:ind w:left="2520" w:hanging="360"/>
+      </w:pPr>
+      <w:rPr>
+        <w:rFonts w:ascii="Wingdings" w:hAnsi="Wingdings" w:hint="default"/>
+      </w:rPr>
+    </w:lvl>
+    <w:lvl w:ilvl="3" w:tplc="04090001" w:tentative="1">
+      <w:start w:val="1"/>
+      <w:numFmt w:val="bullet"/>
+      <w:lvlText w:val=""/>
+      <w:lvlJc w:val="left"/>
+      <w:pPr>
+        <w:ind w:left="3240" w:hanging="360"/>
+      </w:pPr>
+      <w:rPr>
+        <w:rFonts w:ascii="Symbol" w:hAnsi="Symbol" w:hint="default"/>
+      </w:rPr>
+    </w:lvl>
+    <w:lvl w:ilvl="4" w:tplc="04090003" w:tentative="1">
+      <w:start w:val="1"/>
+      <w:numFmt w:val="bullet"/>
+      <w:lvlText w:val="o"/>
+      <w:lvlJc w:val="left"/>
+      <w:pPr>
+        <w:ind w:left="3960" w:hanging="360"/>
+      </w:pPr>
+      <w:rPr>
+        <w:rFonts w:ascii="Courier New" w:hAnsi="Courier New" w:cs="Courier New" w:hint="default"/>
+      </w:rPr>
+    </w:lvl>
+    <w:lvl w:ilvl="5" w:tplc="04090005" w:tentative="1">
+      <w:start w:val="1"/>
+      <w:numFmt w:val="bullet"/>
+      <w:lvlText w:val=""/>
+      <w:lvlJc w:val="left"/>
+      <w:pPr>
+        <w:ind w:left="4680" w:hanging="360"/>
+      </w:pPr>
+      <w:rPr>
+        <w:rFonts w:ascii="Wingdings" w:hAnsi="Wingdings" w:hint="default"/>
+      </w:rPr>
+    </w:lvl>
+    <w:lvl w:ilvl="6" w:tplc="04090001" w:tentative="1">
+      <w:start w:val="1"/>
+      <w:numFmt w:val="bullet"/>
+      <w:lvlText w:val=""/>
+      <w:lvlJc w:val="left"/>
+      <w:pPr>
+        <w:ind w:left="5400" w:hanging="360"/>
+      </w:pPr>
+      <w:rPr>
+        <w:rFonts w:ascii="Symbol" w:hAnsi="Symbol" w:hint="default"/>
+      </w:rPr>
+    </w:lvl>
+    <w:lvl w:ilvl="7" w:tplc="04090003" w:tentative="1">
+      <w:start w:val="1"/>
+      <w:numFmt w:val="bullet"/>
+      <w:lvlText w:val="o"/>
+      <w:lvlJc w:val="left"/>
+      <w:pPr>
+        <w:ind w:left="6120" w:hanging="360"/>
+      </w:pPr>
+      <w:rPr>
+        <w:rFonts w:ascii="Courier New" w:hAnsi="Courier New" w:cs="Courier New" w:hint="default"/>
+      </w:rPr>
+    </w:lvl>
+    <w:lvl w:ilvl="8" w:tplc="04090005" w:tentative="1">
+      <w:start w:val="1"/>
+      <w:numFmt w:val="bullet"/>
+      <w:lvlText w:val=""/>
+      <w:lvlJc w:val="left"/>
+      <w:pPr>
+        <w:ind w:left="6840" w:hanging="360"/>
+      </w:pPr>
+      <w:rPr>
+        <w:rFonts w:ascii="Wingdings" w:hAnsi="Wingdings" w:hint="default"/>
+      </w:rPr>
+    </w:lvl>
+  </w:abstractNum>
+  <w:abstractNum w:abstractNumId="10" w15:restartNumberingAfterBreak="0">
     <w:nsid w:val="725E6129"/>
     <w:multiLevelType w:val="hybridMultilevel"/>
     <w:tmpl w:val="BCEE8494"/>
@@ -1926,7 +2585,7 @@
       </w:rPr>
     </w:lvl>
   </w:abstractNum>
-  <w:abstractNum w:abstractNumId="9">
+  <w:abstractNum w:abstractNumId="11" w15:restartNumberingAfterBreak="0">
     <w:nsid w:val="784B2948"/>
     <w:multiLevelType w:val="hybridMultilevel"/>
     <w:tmpl w:val="182A86DA"/>
@@ -2015,41 +2674,47 @@
       </w:pPr>
     </w:lvl>
   </w:abstractNum>
-  <w:num w:numId="1">
+  <w:num w:numId="1" w16cid:durableId="172574759">
     <w:abstractNumId w:val="0"/>
   </w:num>
-  <w:num w:numId="2">
+  <w:num w:numId="2" w16cid:durableId="563638665">
     <w:abstractNumId w:val="4"/>
   </w:num>
-  <w:num w:numId="3">
+  <w:num w:numId="3" w16cid:durableId="258031462">
     <w:abstractNumId w:val="5"/>
   </w:num>
-  <w:num w:numId="4">
-    <w:abstractNumId w:val="9"/>
+  <w:num w:numId="4" w16cid:durableId="275676447">
+    <w:abstractNumId w:val="11"/>
   </w:num>
-  <w:num w:numId="5">
+  <w:num w:numId="5" w16cid:durableId="983388324">
     <w:abstractNumId w:val="3"/>
   </w:num>
-  <w:num w:numId="6">
+  <w:num w:numId="6" w16cid:durableId="1958752863">
+    <w:abstractNumId w:val="8"/>
+  </w:num>
+  <w:num w:numId="7" w16cid:durableId="656150189">
+    <w:abstractNumId w:val="1"/>
+  </w:num>
+  <w:num w:numId="8" w16cid:durableId="115829556">
+    <w:abstractNumId w:val="10"/>
+  </w:num>
+  <w:num w:numId="9" w16cid:durableId="773865210">
+    <w:abstractNumId w:val="6"/>
+  </w:num>
+  <w:num w:numId="10" w16cid:durableId="1412386824">
+    <w:abstractNumId w:val="2"/>
+  </w:num>
+  <w:num w:numId="11" w16cid:durableId="206111917">
     <w:abstractNumId w:val="7"/>
   </w:num>
-  <w:num w:numId="7">
-    <w:abstractNumId w:val="1"/>
-  </w:num>
-  <w:num w:numId="8">
-    <w:abstractNumId w:val="8"/>
-  </w:num>
-  <w:num w:numId="9">
-    <w:abstractNumId w:val="6"/>
-  </w:num>
-  <w:num w:numId="10">
-    <w:abstractNumId w:val="2"/>
+  <w:num w:numId="12" w16cid:durableId="1635793141">
+    <w:abstractNumId w:val="9"/>
   </w:num>
 </w:numbering>
 </file>
 
 <file path=word/styles.xml><?xml version="1.0" encoding="utf-8"?>
-<w:styles xmlns:mc="http://schemas.openxmlformats.org/markup-compatibility/2006" xmlns:r="http://schemas.openxmlformats.org/officeDocument/2006/relationships" xmlns:w="http://schemas.openxmlformats.org/wordprocessingml/2006/main" xmlns:w14="http://schemas.microsoft.com/office/word/2010/wordml" mc:Ignorable="w14">
+<w:styles xmlns:mc="http://schemas.openxmlformats.org/markup-compatibility/2006" xmlns:r="http://schemas.openxmlformats.org/officeDocument/2006/relationships" xmlns:w="http://schemas.openxmlformats.org/wordprocessingml/2006/main" xmlns:w14="http://schemas.microsoft.com/office/word/2010/wordml" xmlns:w15="http://schemas.microsoft.com/office/word/2012/wordml" xmlns:w16cex="http://schemas.microsoft.com/office/word/2018/wordml/cex" xmlns:w16cid="http://schemas.microsoft.com/office/word/2016/wordml/cid" xmlns:w16="http://schemas.microsoft.com/office/word/2018/wordml" xmlns:w16sdtdh="http://schemas.microsoft.com/office/word/2020/wordml/sdtdatahash" xmlns:w16se="http://schemas.microsoft.com/office/word/2015/wordml/symex" mc:Ignorable="w14 w15 w16se w16cid w16 w16cex w16sdtdh">
   <w:docDefaults>
     <w:rPrDefault>
       <w:rPr>
@@ -2065,144 +2730,383 @@
       </w:pPr>
     </w:pPrDefault>
   </w:docDefaults>
-  <w:latentStyles w:defLockedState="0" w:defUIPriority="99" w:defSemiHidden="1" w:defUnhideWhenUsed="1" w:defQFormat="0" w:count="267">
-    <w:lsdException w:name="Normal" w:semiHidden="0" w:uiPriority="0" w:unhideWhenUsed="0" w:qFormat="1"/>
-    <w:lsdException w:name="heading 1" w:semiHidden="0" w:uiPriority="9" w:unhideWhenUsed="0" w:qFormat="1"/>
-    <w:lsdException w:name="heading 2" w:uiPriority="9" w:qFormat="1"/>
-    <w:lsdException w:name="heading 3" w:uiPriority="9" w:qFormat="1"/>
-    <w:lsdException w:name="heading 4" w:uiPriority="9" w:qFormat="1"/>
-    <w:lsdException w:name="heading 5" w:uiPriority="9" w:qFormat="1"/>
-    <w:lsdException w:name="heading 6" w:uiPriority="9" w:qFormat="1"/>
-    <w:lsdException w:name="heading 7" w:uiPriority="9" w:qFormat="1"/>
-    <w:lsdException w:name="heading 8" w:uiPriority="9" w:qFormat="1"/>
-    <w:lsdException w:name="heading 9" w:uiPriority="9" w:qFormat="1"/>
-    <w:lsdException w:name="toc 1" w:uiPriority="39"/>
-    <w:lsdException w:name="toc 2" w:uiPriority="39"/>
-    <w:lsdException w:name="toc 3" w:uiPriority="39"/>
-    <w:lsdException w:name="toc 4" w:uiPriority="39"/>
-    <w:lsdException w:name="toc 5" w:uiPriority="39"/>
-    <w:lsdException w:name="toc 6" w:uiPriority="39"/>
-    <w:lsdException w:name="toc 7" w:uiPriority="39"/>
-    <w:lsdException w:name="toc 8" w:uiPriority="39"/>
-    <w:lsdException w:name="toc 9" w:uiPriority="39"/>
-    <w:lsdException w:name="caption" w:uiPriority="35" w:qFormat="1"/>
-    <w:lsdException w:name="Title" w:semiHidden="0" w:uiPriority="10" w:unhideWhenUsed="0" w:qFormat="1"/>
-    <w:lsdException w:name="Default Paragraph Font" w:uiPriority="1"/>
-    <w:lsdException w:name="Subtitle" w:semiHidden="0" w:uiPriority="11" w:unhideWhenUsed="0" w:qFormat="1"/>
-    <w:lsdException w:name="Strong" w:semiHidden="0" w:uiPriority="22" w:unhideWhenUsed="0" w:qFormat="1"/>
-    <w:lsdException w:name="Emphasis" w:semiHidden="0" w:uiPriority="20" w:unhideWhenUsed="0" w:qFormat="1"/>
-    <w:lsdException w:name="Table Grid" w:semiHidden="0" w:uiPriority="59" w:unhideWhenUsed="0"/>
-    <w:lsdException w:name="Placeholder Text" w:unhideWhenUsed="0"/>
-    <w:lsdException w:name="No Spacing" w:semiHidden="0" w:uiPriority="1" w:unhideWhenUsed="0" w:qFormat="1"/>
-    <w:lsdException w:name="Light Shading" w:semiHidden="0" w:uiPriority="60" w:unhideWhenUsed="0"/>
-    <w:lsdException w:name="Light List" w:semiHidden="0" w:uiPriority="61" w:unhideWhenUsed="0"/>
-    <w:lsdException w:name="Light Grid" w:semiHidden="0" w:uiPriority="62" w:unhideWhenUsed="0"/>
-    <w:lsdException w:name="Medium Shading 1" w:semiHidden="0" w:uiPriority="63" w:unhideWhenUsed="0"/>
-    <w:lsdException w:name="Medium Shading 2" w:semiHidden="0" w:uiPriority="64" w:unhideWhenUsed="0"/>
-    <w:lsdException w:name="Medium List 1" w:semiHidden="0" w:uiPriority="65" w:unhideWhenUsed="0"/>
-    <w:lsdException w:name="Medium List 2" w:semiHidden="0" w:uiPriority="66" w:unhideWhenUsed="0"/>
-    <w:lsdException w:name="Medium Grid 1" w:semiHidden="0" w:uiPriority="67" w:unhideWhenUsed="0"/>
-    <w:lsdException w:name="Medium Grid 2" w:semiHidden="0" w:uiPriority="68" w:unhideWhenUsed="0"/>
-    <w:lsdException w:name="Medium Grid 3" w:semiHidden="0" w:uiPriority="69" w:unhideWhenUsed="0"/>
-    <w:lsdException w:name="Dark List" w:semiHidden="0" w:uiPriority="70" w:unhideWhenUsed="0"/>
-    <w:lsdException w:name="Colorful Shading" w:semiHidden="0" w:uiPriority="71" w:unhideWhenUsed="0"/>
-    <w:lsdException w:name="Colorful List" w:semiHidden="0" w:uiPriority="72" w:unhideWhenUsed="0"/>
-    <w:lsdException w:name="Colorful Grid" w:semiHidden="0" w:uiPriority="73" w:unhideWhenUsed="0"/>
-    <w:lsdException w:name="Light Shading Accent 1" w:semiHidden="0" w:uiPriority="60" w:unhideWhenUsed="0"/>
-    <w:lsdException w:name="Light List Accent 1" w:semiHidden="0" w:uiPriority="61" w:unhideWhenUsed="0"/>
-    <w:lsdException w:name="Light Grid Accent 1" w:semiHidden="0" w:uiPriority="62" w:unhideWhenUsed="0"/>
-    <w:lsdException w:name="Medium Shading 1 Accent 1" w:semiHidden="0" w:uiPriority="63" w:unhideWhenUsed="0"/>
-    <w:lsdException w:name="Medium Shading 2 Accent 1" w:semiHidden="0" w:uiPriority="64" w:unhideWhenUsed="0"/>
-    <w:lsdException w:name="Medium List 1 Accent 1" w:semiHidden="0" w:uiPriority="65" w:unhideWhenUsed="0"/>
-    <w:lsdException w:name="Revision" w:unhideWhenUsed="0"/>
-    <w:lsdException w:name="List Paragraph" w:semiHidden="0" w:uiPriority="34" w:unhideWhenUsed="0" w:qFormat="1"/>
-    <w:lsdException w:name="Quote" w:semiHidden="0" w:uiPriority="29" w:unhideWhenUsed="0" w:qFormat="1"/>
-    <w:lsdException w:name="Intense Quote" w:semiHidden="0" w:uiPriority="30" w:unhideWhenUsed="0" w:qFormat="1"/>
-    <w:lsdException w:name="Medium List 2 Accent 1" w:semiHidden="0" w:uiPriority="66" w:unhideWhenUsed="0"/>
-    <w:lsdException w:name="Medium Grid 1 Accent 1" w:semiHidden="0" w:uiPriority="67" w:unhideWhenUsed="0"/>
-    <w:lsdException w:name="Medium Grid 2 Accent 1" w:semiHidden="0" w:uiPriority="68" w:unhideWhenUsed="0"/>
-    <w:lsdException w:name="Medium Grid 3 Accent 1" w:semiHidden="0" w:uiPriority="69" w:unhideWhenUsed="0"/>
-    <w:lsdException w:name="Dark List Accent 1" w:semiHidden="0" w:uiPriority="70" w:unhideWhenUsed="0"/>
-    <w:lsdException w:name="Colorful Shading Accent 1" w:semiHidden="0" w:uiPriority="71" w:unhideWhenUsed="0"/>
-    <w:lsdException w:name="Colorful List Accent 1" w:semiHidden="0" w:uiPriority="72" w:unhideWhenUsed="0"/>
-    <w:lsdException w:name="Colorful Grid Accent 1" w:semiHidden="0" w:uiPriority="73" w:unhideWhenUsed="0"/>
-    <w:lsdException w:name="Light Shading Accent 2" w:semiHidden="0" w:uiPriority="60" w:unhideWhenUsed="0"/>
-    <w:lsdException w:name="Light List Accent 2" w:semiHidden="0" w:uiPriority="61" w:unhideWhenUsed="0"/>
-    <w:lsdException w:name="Light Grid Accent 2" w:semiHidden="0" w:uiPriority="62" w:unhideWhenUsed="0"/>
-    <w:lsdException w:name="Medium Shading 1 Accent 2" w:semiHidden="0" w:uiPriority="63" w:unhideWhenUsed="0"/>
-    <w:lsdException w:name="Medium Shading 2 Accent 2" w:semiHidden="0" w:uiPriority="64" w:unhideWhenUsed="0"/>
-    <w:lsdException w:name="Medium List 1 Accent 2" w:semiHidden="0" w:uiPriority="65" w:unhideWhenUsed="0"/>
-    <w:lsdException w:name="Medium List 2 Accent 2" w:semiHidden="0" w:uiPriority="66" w:unhideWhenUsed="0"/>
-    <w:lsdException w:name="Medium Grid 1 Accent 2" w:semiHidden="0" w:uiPriority="67" w:unhideWhenUsed="0"/>
-    <w:lsdException w:name="Medium Grid 2 Accent 2" w:semiHidden="0" w:uiPriority="68" w:unhideWhenUsed="0"/>
-    <w:lsdException w:name="Medium Grid 3 Accent 2" w:semiHidden="0" w:uiPriority="69" w:unhideWhenUsed="0"/>
-    <w:lsdException w:name="Dark List Accent 2" w:semiHidden="0" w:uiPriority="70" w:unhideWhenUsed="0"/>
-    <w:lsdException w:name="Colorful Shading Accent 2" w:semiHidden="0" w:uiPriority="71" w:unhideWhenUsed="0"/>
-    <w:lsdException w:name="Colorful List Accent 2" w:semiHidden="0" w:uiPriority="72" w:unhideWhenUsed="0"/>
-    <w:lsdException w:name="Colorful Grid Accent 2" w:semiHidden="0" w:uiPriority="73" w:unhideWhenUsed="0"/>
-    <w:lsdException w:name="Light Shading Accent 3" w:semiHidden="0" w:uiPriority="60" w:unhideWhenUsed="0"/>
-    <w:lsdException w:name="Light List Accent 3" w:semiHidden="0" w:uiPriority="61" w:unhideWhenUsed="0"/>
-    <w:lsdException w:name="Light Grid Accent 3" w:semiHidden="0" w:uiPriority="62" w:unhideWhenUsed="0"/>
-    <w:lsdException w:name="Medium Shading 1 Accent 3" w:semiHidden="0" w:uiPriority="63" w:unhideWhenUsed="0"/>
-    <w:lsdException w:name="Medium Shading 2 Accent 3" w:semiHidden="0" w:uiPriority="64" w:unhideWhenUsed="0"/>
-    <w:lsdException w:name="Medium List 1 Accent 3" w:semiHidden="0" w:uiPriority="65" w:unhideWhenUsed="0"/>
-    <w:lsdException w:name="Medium List 2 Accent 3" w:semiHidden="0" w:uiPriority="66" w:unhideWhenUsed="0"/>
-    <w:lsdException w:name="Medium Grid 1 Accent 3" w:semiHidden="0" w:uiPriority="67" w:unhideWhenUsed="0"/>
-    <w:lsdException w:name="Medium Grid 2 Accent 3" w:semiHidden="0" w:uiPriority="68" w:unhideWhenUsed="0"/>
-    <w:lsdException w:name="Medium Grid 3 Accent 3" w:semiHidden="0" w:uiPriority="69" w:unhideWhenUsed="0"/>
-    <w:lsdException w:name="Dark List Accent 3" w:semiHidden="0" w:uiPriority="70" w:unhideWhenUsed="0"/>
-    <w:lsdException w:name="Colorful Shading Accent 3" w:semiHidden="0" w:uiPriority="71" w:unhideWhenUsed="0"/>
-    <w:lsdException w:name="Colorful List Accent 3" w:semiHidden="0" w:uiPriority="72" w:unhideWhenUsed="0"/>
-    <w:lsdException w:name="Colorful Grid Accent 3" w:semiHidden="0" w:uiPriority="73" w:unhideWhenUsed="0"/>
-    <w:lsdException w:name="Light Shading Accent 4" w:semiHidden="0" w:uiPriority="60" w:unhideWhenUsed="0"/>
-    <w:lsdException w:name="Light List Accent 4" w:semiHidden="0" w:uiPriority="61" w:unhideWhenUsed="0"/>
-    <w:lsdException w:name="Light Grid Accent 4" w:semiHidden="0" w:uiPriority="62" w:unhideWhenUsed="0"/>
-    <w:lsdException w:name="Medium Shading 1 Accent 4" w:semiHidden="0" w:uiPriority="63" w:unhideWhenUsed="0"/>
-    <w:lsdException w:name="Medium Shading 2 Accent 4" w:semiHidden="0" w:uiPriority="64" w:unhideWhenUsed="0"/>
-    <w:lsdException w:name="Medium List 1 Accent 4" w:semiHidden="0" w:uiPriority="65" w:unhideWhenUsed="0"/>
-    <w:lsdException w:name="Medium List 2 Accent 4" w:semiHidden="0" w:uiPriority="66" w:unhideWhenUsed="0"/>
-    <w:lsdException w:name="Medium Grid 1 Accent 4" w:semiHidden="0" w:uiPriority="67" w:unhideWhenUsed="0"/>
-    <w:lsdException w:name="Medium Grid 2 Accent 4" w:semiHidden="0" w:uiPriority="68" w:unhideWhenUsed="0"/>
-    <w:lsdException w:name="Medium Grid 3 Accent 4" w:semiHidden="0" w:uiPriority="69" w:unhideWhenUsed="0"/>
-    <w:lsdException w:name="Dark List Accent 4" w:semiHidden="0" w:uiPriority="70" w:unhideWhenUsed="0"/>
-    <w:lsdException w:name="Colorful Shading Accent 4" w:semiHidden="0" w:uiPriority="71" w:unhideWhenUsed="0"/>
-    <w:lsdException w:name="Colorful List Accent 4" w:semiHidden="0" w:uiPriority="72" w:unhideWhenUsed="0"/>
-    <w:lsdException w:name="Colorful Grid Accent 4" w:semiHidden="0" w:uiPriority="73" w:unhideWhenUsed="0"/>
-    <w:lsdException w:name="Light Shading Accent 5" w:semiHidden="0" w:uiPriority="60" w:unhideWhenUsed="0"/>
-    <w:lsdException w:name="Light List Accent 5" w:semiHidden="0" w:uiPriority="61" w:unhideWhenUsed="0"/>
-    <w:lsdException w:name="Light Grid Accent 5" w:semiHidden="0" w:uiPriority="62" w:unhideWhenUsed="0"/>
-    <w:lsdException w:name="Medium Shading 1 Accent 5" w:semiHidden="0" w:uiPriority="63" w:unhideWhenUsed="0"/>
-    <w:lsdException w:name="Medium Shading 2 Accent 5" w:semiHidden="0" w:uiPriority="64" w:unhideWhenUsed="0"/>
-    <w:lsdException w:name="Medium List 1 Accent 5" w:semiHidden="0" w:uiPriority="65" w:unhideWhenUsed="0"/>
-    <w:lsdException w:name="Medium List 2 Accent 5" w:semiHidden="0" w:uiPriority="66" w:unhideWhenUsed="0"/>
-    <w:lsdException w:name="Medium Grid 1 Accent 5" w:semiHidden="0" w:uiPriority="67" w:unhideWhenUsed="0"/>
-    <w:lsdException w:name="Medium Grid 2 Accent 5" w:semiHidden="0" w:uiPriority="68" w:unhideWhenUsed="0"/>
-    <w:lsdException w:name="Medium Grid 3 Accent 5" w:semiHidden="0" w:uiPriority="69" w:unhideWhenUsed="0"/>
-    <w:lsdException w:name="Dark List Accent 5" w:semiHidden="0" w:uiPriority="70" w:unhideWhenUsed="0"/>
-    <w:lsdException w:name="Colorful Shading Accent 5" w:semiHidden="0" w:uiPriority="71" w:unhideWhenUsed="0"/>
-    <w:lsdException w:name="Colorful List Accent 5" w:semiHidden="0" w:uiPriority="72" w:unhideWhenUsed="0"/>
-    <w:lsdException w:name="Colorful Grid Accent 5" w:semiHidden="0" w:uiPriority="73" w:unhideWhenUsed="0"/>
-    <w:lsdException w:name="Light Shading Accent 6" w:semiHidden="0" w:uiPriority="60" w:unhideWhenUsed="0"/>
-    <w:lsdException w:name="Light List Accent 6" w:semiHidden="0" w:uiPriority="61" w:unhideWhenUsed="0"/>
-    <w:lsdException w:name="Light Grid Accent 6" w:semiHidden="0" w:uiPriority="62" w:unhideWhenUsed="0"/>
-    <w:lsdException w:name="Medium Shading 1 Accent 6" w:semiHidden="0" w:uiPriority="63" w:unhideWhenUsed="0"/>
-    <w:lsdException w:name="Medium Shading 2 Accent 6" w:semiHidden="0" w:uiPriority="64" w:unhideWhenUsed="0"/>
-    <w:lsdException w:name="Medium List 1 Accent 6" w:semiHidden="0" w:uiPriority="65" w:unhideWhenUsed="0"/>
-    <w:lsdException w:name="Medium List 2 Accent 6" w:semiHidden="0" w:uiPriority="66" w:unhideWhenUsed="0"/>
-    <w:lsdException w:name="Medium Grid 1 Accent 6" w:semiHidden="0" w:uiPriority="67" w:unhideWhenUsed="0"/>
-    <w:lsdException w:name="Medium Grid 2 Accent 6" w:semiHidden="0" w:uiPriority="68" w:unhideWhenUsed="0"/>
-    <w:lsdException w:name="Medium Grid 3 Accent 6" w:semiHidden="0" w:uiPriority="69" w:unhideWhenUsed="0"/>
-    <w:lsdException w:name="Dark List Accent 6" w:semiHidden="0" w:uiPriority="70" w:unhideWhenUsed="0"/>
-    <w:lsdException w:name="Colorful Shading Accent 6" w:semiHidden="0" w:uiPriority="71" w:unhideWhenUsed="0"/>
-    <w:lsdException w:name="Colorful List Accent 6" w:semiHidden="0" w:uiPriority="72" w:unhideWhenUsed="0"/>
-    <w:lsdException w:name="Colorful Grid Accent 6" w:semiHidden="0" w:uiPriority="73" w:unhideWhenUsed="0"/>
-    <w:lsdException w:name="Subtle Emphasis" w:semiHidden="0" w:uiPriority="19" w:unhideWhenUsed="0" w:qFormat="1"/>
-    <w:lsdException w:name="Intense Emphasis" w:semiHidden="0" w:uiPriority="21" w:unhideWhenUsed="0" w:qFormat="1"/>
-    <w:lsdException w:name="Subtle Reference" w:semiHidden="0" w:uiPriority="31" w:unhideWhenUsed="0" w:qFormat="1"/>
-    <w:lsdException w:name="Intense Reference" w:semiHidden="0" w:uiPriority="32" w:unhideWhenUsed="0" w:qFormat="1"/>
-    <w:lsdException w:name="Book Title" w:semiHidden="0" w:uiPriority="33" w:unhideWhenUsed="0" w:qFormat="1"/>
-    <w:lsdException w:name="Bibliography" w:uiPriority="37"/>
-    <w:lsdException w:name="TOC Heading" w:uiPriority="39" w:qFormat="1"/>
+  <w:latentStyles w:defLockedState="0" w:defUIPriority="99" w:defSemiHidden="0" w:defUnhideWhenUsed="0" w:defQFormat="0" w:count="376">
+    <w:lsdException w:name="Normal" w:uiPriority="0" w:qFormat="1"/>
+    <w:lsdException w:name="heading 1" w:uiPriority="9" w:qFormat="1"/>
+    <w:lsdException w:name="heading 2" w:semiHidden="1" w:uiPriority="9" w:unhideWhenUsed="1" w:qFormat="1"/>
+    <w:lsdException w:name="heading 3" w:semiHidden="1" w:uiPriority="9" w:unhideWhenUsed="1" w:qFormat="1"/>
+    <w:lsdException w:name="heading 4" w:semiHidden="1" w:uiPriority="9" w:unhideWhenUsed="1" w:qFormat="1"/>
+    <w:lsdException w:name="heading 5" w:semiHidden="1" w:uiPriority="9" w:unhideWhenUsed="1" w:qFormat="1"/>
+    <w:lsdException w:name="heading 6" w:semiHidden="1" w:uiPriority="9" w:unhideWhenUsed="1" w:qFormat="1"/>
+    <w:lsdException w:name="heading 7" w:semiHidden="1" w:uiPriority="9" w:unhideWhenUsed="1" w:qFormat="1"/>
+    <w:lsdException w:name="heading 8" w:semiHidden="1" w:uiPriority="9" w:unhideWhenUsed="1" w:qFormat="1"/>
+    <w:lsdException w:name="heading 9" w:semiHidden="1" w:uiPriority="9" w:unhideWhenUsed="1" w:qFormat="1"/>
+    <w:lsdException w:name="index 1" w:semiHidden="1" w:unhideWhenUsed="1"/>
+    <w:lsdException w:name="index 2" w:semiHidden="1" w:unhideWhenUsed="1"/>
+    <w:lsdException w:name="index 3" w:semiHidden="1" w:unhideWhenUsed="1"/>
+    <w:lsdException w:name="index 4" w:semiHidden="1" w:unhideWhenUsed="1"/>
+    <w:lsdException w:name="index 5" w:semiHidden="1" w:unhideWhenUsed="1"/>
+    <w:lsdException w:name="index 6" w:semiHidden="1" w:unhideWhenUsed="1"/>
+    <w:lsdException w:name="index 7" w:semiHidden="1" w:unhideWhenUsed="1"/>
+    <w:lsdException w:name="index 8" w:semiHidden="1" w:unhideWhenUsed="1"/>
+    <w:lsdException w:name="index 9" w:semiHidden="1" w:unhideWhenUsed="1"/>
+    <w:lsdException w:name="toc 1" w:semiHidden="1" w:uiPriority="39" w:unhideWhenUsed="1"/>
+    <w:lsdException w:name="toc 2" w:semiHidden="1" w:uiPriority="39" w:unhideWhenUsed="1"/>
+    <w:lsdException w:name="toc 3" w:semiHidden="1" w:uiPriority="39" w:unhideWhenUsed="1"/>
+    <w:lsdException w:name="toc 4" w:semiHidden="1" w:uiPriority="39" w:unhideWhenUsed="1"/>
+    <w:lsdException w:name="toc 5" w:semiHidden="1" w:uiPriority="39" w:unhideWhenUsed="1"/>
+    <w:lsdException w:name="toc 6" w:semiHidden="1" w:uiPriority="39" w:unhideWhenUsed="1"/>
+    <w:lsdException w:name="toc 7" w:semiHidden="1" w:uiPriority="39" w:unhideWhenUsed="1"/>
+    <w:lsdException w:name="toc 8" w:semiHidden="1" w:uiPriority="39" w:unhideWhenUsed="1"/>
+    <w:lsdException w:name="toc 9" w:semiHidden="1" w:uiPriority="39" w:unhideWhenUsed="1"/>
+    <w:lsdException w:name="Normal Indent" w:semiHidden="1" w:unhideWhenUsed="1"/>
+    <w:lsdException w:name="footnote text" w:semiHidden="1" w:unhideWhenUsed="1"/>
+    <w:lsdException w:name="annotation text" w:semiHidden="1" w:unhideWhenUsed="1"/>
+    <w:lsdException w:name="header" w:semiHidden="1" w:unhideWhenUsed="1"/>
+    <w:lsdException w:name="footer" w:semiHidden="1" w:unhideWhenUsed="1"/>
+    <w:lsdException w:name="index heading" w:semiHidden="1" w:unhideWhenUsed="1"/>
+    <w:lsdException w:name="caption" w:semiHidden="1" w:uiPriority="35" w:unhideWhenUsed="1" w:qFormat="1"/>
+    <w:lsdException w:name="table of figures" w:semiHidden="1" w:unhideWhenUsed="1"/>
+    <w:lsdException w:name="envelope address" w:semiHidden="1" w:unhideWhenUsed="1"/>
+    <w:lsdException w:name="envelope return" w:semiHidden="1" w:unhideWhenUsed="1"/>
+    <w:lsdException w:name="footnote reference" w:semiHidden="1" w:unhideWhenUsed="1"/>
+    <w:lsdException w:name="annotation reference" w:semiHidden="1" w:unhideWhenUsed="1"/>
+    <w:lsdException w:name="line number" w:semiHidden="1" w:unhideWhenUsed="1"/>
+    <w:lsdException w:name="page number" w:semiHidden="1" w:unhideWhenUsed="1"/>
+    <w:lsdException w:name="endnote reference" w:semiHidden="1" w:unhideWhenUsed="1"/>
+    <w:lsdException w:name="endnote text" w:semiHidden="1" w:unhideWhenUsed="1"/>
+    <w:lsdException w:name="table of authorities" w:semiHidden="1" w:unhideWhenUsed="1"/>
+    <w:lsdException w:name="macro" w:semiHidden="1" w:unhideWhenUsed="1"/>
+    <w:lsdException w:name="toa heading" w:semiHidden="1" w:unhideWhenUsed="1"/>
+    <w:lsdException w:name="List" w:semiHidden="1" w:unhideWhenUsed="1"/>
+    <w:lsdException w:name="List Bullet" w:semiHidden="1" w:unhideWhenUsed="1"/>
+    <w:lsdException w:name="List Number" w:semiHidden="1" w:unhideWhenUsed="1"/>
+    <w:lsdException w:name="List 2" w:semiHidden="1" w:unhideWhenUsed="1"/>
+    <w:lsdException w:name="List 3" w:semiHidden="1" w:unhideWhenUsed="1"/>
+    <w:lsdException w:name="List 4" w:semiHidden="1" w:unhideWhenUsed="1"/>
+    <w:lsdException w:name="List 5" w:semiHidden="1" w:unhideWhenUsed="1"/>
+    <w:lsdException w:name="List Bullet 2" w:semiHidden="1" w:unhideWhenUsed="1"/>
+    <w:lsdException w:name="List Bullet 3" w:semiHidden="1" w:unhideWhenUsed="1"/>
+    <w:lsdException w:name="List Bullet 4" w:semiHidden="1" w:unhideWhenUsed="1"/>
+    <w:lsdException w:name="List Bullet 5" w:semiHidden="1" w:unhideWhenUsed="1"/>
+    <w:lsdException w:name="List Number 2" w:semiHidden="1" w:unhideWhenUsed="1"/>
+    <w:lsdException w:name="List Number 3" w:semiHidden="1" w:unhideWhenUsed="1"/>
+    <w:lsdException w:name="List Number 4" w:semiHidden="1" w:unhideWhenUsed="1"/>
+    <w:lsdException w:name="List Number 5" w:semiHidden="1" w:unhideWhenUsed="1"/>
+    <w:lsdException w:name="Title" w:uiPriority="10" w:qFormat="1"/>
+    <w:lsdException w:name="Closing" w:semiHidden="1" w:unhideWhenUsed="1"/>
+    <w:lsdException w:name="Signature" w:semiHidden="1" w:unhideWhenUsed="1"/>
+    <w:lsdException w:name="Default Paragraph Font" w:semiHidden="1" w:uiPriority="1" w:unhideWhenUsed="1"/>
+    <w:lsdException w:name="Body Text" w:semiHidden="1" w:unhideWhenUsed="1"/>
+    <w:lsdException w:name="Body Text Indent" w:semiHidden="1" w:unhideWhenUsed="1"/>
+    <w:lsdException w:name="List Continue" w:semiHidden="1" w:unhideWhenUsed="1"/>
+    <w:lsdException w:name="List Continue 2" w:semiHidden="1" w:unhideWhenUsed="1"/>
+    <w:lsdException w:name="List Continue 3" w:semiHidden="1" w:unhideWhenUsed="1"/>
+    <w:lsdException w:name="List Continue 4" w:semiHidden="1" w:unhideWhenUsed="1"/>
+    <w:lsdException w:name="List Continue 5" w:semiHidden="1" w:unhideWhenUsed="1"/>
+    <w:lsdException w:name="Message Header" w:semiHidden="1" w:unhideWhenUsed="1"/>
+    <w:lsdException w:name="Subtitle" w:uiPriority="11" w:qFormat="1"/>
+    <w:lsdException w:name="Salutation" w:semiHidden="1" w:unhideWhenUsed="1"/>
+    <w:lsdException w:name="Date" w:semiHidden="1" w:unhideWhenUsed="1"/>
+    <w:lsdException w:name="Body Text First Indent" w:semiHidden="1" w:unhideWhenUsed="1"/>
+    <w:lsdException w:name="Body Text First Indent 2" w:semiHidden="1" w:unhideWhenUsed="1"/>
+    <w:lsdException w:name="Note Heading" w:semiHidden="1" w:unhideWhenUsed="1"/>
+    <w:lsdException w:name="Body Text 2" w:semiHidden="1" w:unhideWhenUsed="1"/>
+    <w:lsdException w:name="Body Text 3" w:semiHidden="1" w:unhideWhenUsed="1"/>
+    <w:lsdException w:name="Body Text Indent 2" w:semiHidden="1" w:unhideWhenUsed="1"/>
+    <w:lsdException w:name="Body Text Indent 3" w:semiHidden="1" w:unhideWhenUsed="1"/>
+    <w:lsdException w:name="Block Text" w:semiHidden="1" w:unhideWhenUsed="1"/>
+    <w:lsdException w:name="Hyperlink" w:semiHidden="1" w:unhideWhenUsed="1"/>
+    <w:lsdException w:name="FollowedHyperlink" w:semiHidden="1" w:unhideWhenUsed="1"/>
+    <w:lsdException w:name="Strong" w:uiPriority="22" w:qFormat="1"/>
+    <w:lsdException w:name="Emphasis" w:uiPriority="20" w:qFormat="1"/>
+    <w:lsdException w:name="Document Map" w:semiHidden="1" w:unhideWhenUsed="1"/>
+    <w:lsdException w:name="Plain Text" w:semiHidden="1" w:unhideWhenUsed="1"/>
+    <w:lsdException w:name="E-mail Signature" w:semiHidden="1" w:unhideWhenUsed="1"/>
+    <w:lsdException w:name="HTML Top of Form" w:semiHidden="1" w:unhideWhenUsed="1"/>
+    <w:lsdException w:name="HTML Bottom of Form" w:semiHidden="1" w:unhideWhenUsed="1"/>
+    <w:lsdException w:name="Normal (Web)" w:semiHidden="1" w:unhideWhenUsed="1"/>
+    <w:lsdException w:name="HTML Acronym" w:semiHidden="1" w:unhideWhenUsed="1"/>
+    <w:lsdException w:name="HTML Address" w:semiHidden="1" w:unhideWhenUsed="1"/>
+    <w:lsdException w:name="HTML Cite" w:semiHidden="1" w:unhideWhenUsed="1"/>
+    <w:lsdException w:name="HTML Code" w:semiHidden="1" w:unhideWhenUsed="1"/>
+    <w:lsdException w:name="HTML Definition" w:semiHidden="1" w:unhideWhenUsed="1"/>
+    <w:lsdException w:name="HTML Keyboard" w:semiHidden="1" w:unhideWhenUsed="1"/>
+    <w:lsdException w:name="HTML Preformatted" w:semiHidden="1" w:unhideWhenUsed="1"/>
+    <w:lsdException w:name="HTML Sample" w:semiHidden="1" w:unhideWhenUsed="1"/>
+    <w:lsdException w:name="HTML Typewriter" w:semiHidden="1" w:unhideWhenUsed="1"/>
+    <w:lsdException w:name="HTML Variable" w:semiHidden="1" w:unhideWhenUsed="1"/>
+    <w:lsdException w:name="Normal Table" w:semiHidden="1" w:unhideWhenUsed="1"/>
+    <w:lsdException w:name="annotation subject" w:semiHidden="1" w:unhideWhenUsed="1"/>
+    <w:lsdException w:name="No List" w:semiHidden="1" w:unhideWhenUsed="1"/>
+    <w:lsdException w:name="Outline List 1" w:semiHidden="1" w:unhideWhenUsed="1"/>
+    <w:lsdException w:name="Outline List 2" w:semiHidden="1" w:unhideWhenUsed="1"/>
+    <w:lsdException w:name="Outline List 3" w:semiHidden="1" w:unhideWhenUsed="1"/>
+    <w:lsdException w:name="Table Simple 1" w:semiHidden="1" w:unhideWhenUsed="1"/>
+    <w:lsdException w:name="Table Simple 2" w:semiHidden="1" w:unhideWhenUsed="1"/>
+    <w:lsdException w:name="Table Simple 3" w:semiHidden="1" w:unhideWhenUsed="1"/>
+    <w:lsdException w:name="Table Classic 1" w:semiHidden="1" w:unhideWhenUsed="1"/>
+    <w:lsdException w:name="Table Classic 2" w:semiHidden="1" w:unhideWhenUsed="1"/>
+    <w:lsdException w:name="Table Classic 3" w:semiHidden="1" w:unhideWhenUsed="1"/>
+    <w:lsdException w:name="Table Classic 4" w:semiHidden="1" w:unhideWhenUsed="1"/>
+    <w:lsdException w:name="Table Colorful 1" w:semiHidden="1" w:unhideWhenUsed="1"/>
+    <w:lsdException w:name="Table Colorful 2" w:semiHidden="1" w:unhideWhenUsed="1"/>
+    <w:lsdException w:name="Table Colorful 3" w:semiHidden="1" w:unhideWhenUsed="1"/>
+    <w:lsdException w:name="Table Columns 1" w:semiHidden="1" w:unhideWhenUsed="1"/>
+    <w:lsdException w:name="Table Columns 2" w:semiHidden="1" w:unhideWhenUsed="1"/>
+    <w:lsdException w:name="Table Columns 3" w:semiHidden="1" w:unhideWhenUsed="1"/>
+    <w:lsdException w:name="Table Columns 4" w:semiHidden="1" w:unhideWhenUsed="1"/>
+    <w:lsdException w:name="Table Columns 5" w:semiHidden="1" w:unhideWhenUsed="1"/>
+    <w:lsdException w:name="Table Grid 1" w:semiHidden="1" w:unhideWhenUsed="1"/>
+    <w:lsdException w:name="Table Grid 2" w:semiHidden="1" w:unhideWhenUsed="1"/>
+    <w:lsdException w:name="Table Grid 3" w:semiHidden="1" w:unhideWhenUsed="1"/>
+    <w:lsdException w:name="Table Grid 4" w:semiHidden="1" w:unhideWhenUsed="1"/>
+    <w:lsdException w:name="Table Grid 5" w:semiHidden="1" w:unhideWhenUsed="1"/>
+    <w:lsdException w:name="Table Grid 6" w:semiHidden="1" w:unhideWhenUsed="1"/>
+    <w:lsdException w:name="Table Grid 7" w:semiHidden="1" w:unhideWhenUsed="1"/>
+    <w:lsdException w:name="Table Grid 8" w:semiHidden="1" w:unhideWhenUsed="1"/>
+    <w:lsdException w:name="Table List 1" w:semiHidden="1" w:unhideWhenUsed="1"/>
+    <w:lsdException w:name="Table List 2" w:semiHidden="1" w:unhideWhenUsed="1"/>
+    <w:lsdException w:name="Table List 3" w:semiHidden="1" w:unhideWhenUsed="1"/>
+    <w:lsdException w:name="Table List 4" w:semiHidden="1" w:unhideWhenUsed="1"/>
+    <w:lsdException w:name="Table List 5" w:semiHidden="1" w:unhideWhenUsed="1"/>
+    <w:lsdException w:name="Table List 6" w:semiHidden="1" w:unhideWhenUsed="1"/>
+    <w:lsdException w:name="Table List 7" w:semiHidden="1" w:unhideWhenUsed="1"/>
+    <w:lsdException w:name="Table List 8" w:semiHidden="1" w:unhideWhenUsed="1"/>
+    <w:lsdException w:name="Table 3D effects 1" w:semiHidden="1" w:unhideWhenUsed="1"/>
+    <w:lsdException w:name="Table 3D effects 2" w:semiHidden="1" w:unhideWhenUsed="1"/>
+    <w:lsdException w:name="Table 3D effects 3" w:semiHidden="1" w:unhideWhenUsed="1"/>
+    <w:lsdException w:name="Table Contemporary" w:semiHidden="1" w:unhideWhenUsed="1"/>
+    <w:lsdException w:name="Table Elegant" w:semiHidden="1" w:unhideWhenUsed="1"/>
+    <w:lsdException w:name="Table Professional" w:semiHidden="1" w:unhideWhenUsed="1"/>
+    <w:lsdException w:name="Table Subtle 1" w:semiHidden="1" w:unhideWhenUsed="1"/>
+    <w:lsdException w:name="Table Subtle 2" w:semiHidden="1" w:unhideWhenUsed="1"/>
+    <w:lsdException w:name="Table Web 1" w:semiHidden="1" w:unhideWhenUsed="1"/>
+    <w:lsdException w:name="Table Web 2" w:semiHidden="1" w:unhideWhenUsed="1"/>
+    <w:lsdException w:name="Table Web 3" w:semiHidden="1" w:unhideWhenUsed="1"/>
+    <w:lsdException w:name="Balloon Text" w:semiHidden="1" w:unhideWhenUsed="1"/>
+    <w:lsdException w:name="Table Grid" w:uiPriority="59"/>
+    <w:lsdException w:name="Table Theme" w:semiHidden="1" w:unhideWhenUsed="1"/>
+    <w:lsdException w:name="Placeholder Text" w:semiHidden="1"/>
+    <w:lsdException w:name="No Spacing" w:uiPriority="1" w:qFormat="1"/>
+    <w:lsdException w:name="Light Shading" w:uiPriority="60"/>
+    <w:lsdException w:name="Light List" w:uiPriority="61"/>
+    <w:lsdException w:name="Light Grid" w:uiPriority="62"/>
+    <w:lsdException w:name="Medium Shading 1" w:uiPriority="63"/>
+    <w:lsdException w:name="Medium Shading 2" w:uiPriority="64"/>
+    <w:lsdException w:name="Medium List 1" w:uiPriority="65"/>
+    <w:lsdException w:name="Medium List 2" w:uiPriority="66"/>
+    <w:lsdException w:name="Medium Grid 1" w:uiPriority="67"/>
+    <w:lsdException w:name="Medium Grid 2" w:uiPriority="68"/>
+    <w:lsdException w:name="Medium Grid 3" w:uiPriority="69"/>
+    <w:lsdException w:name="Dark List" w:uiPriority="70"/>
+    <w:lsdException w:name="Colorful Shading" w:uiPriority="71"/>
+    <w:lsdException w:name="Colorful List" w:uiPriority="72"/>
+    <w:lsdException w:name="Colorful Grid" w:uiPriority="73"/>
+    <w:lsdException w:name="Light Shading Accent 1" w:uiPriority="60"/>
+    <w:lsdException w:name="Light List Accent 1" w:uiPriority="61"/>
+    <w:lsdException w:name="Light Grid Accent 1" w:uiPriority="62"/>
+    <w:lsdException w:name="Medium Shading 1 Accent 1" w:uiPriority="63"/>
+    <w:lsdException w:name="Medium Shading 2 Accent 1" w:uiPriority="64"/>
+    <w:lsdException w:name="Medium List 1 Accent 1" w:uiPriority="65"/>
+    <w:lsdException w:name="Revision" w:semiHidden="1"/>
+    <w:lsdException w:name="List Paragraph" w:uiPriority="34" w:qFormat="1"/>
+    <w:lsdException w:name="Quote" w:uiPriority="29" w:qFormat="1"/>
+    <w:lsdException w:name="Intense Quote" w:uiPriority="30" w:qFormat="1"/>
+    <w:lsdException w:name="Medium List 2 Accent 1" w:uiPriority="66"/>
+    <w:lsdException w:name="Medium Grid 1 Accent 1" w:uiPriority="67"/>
+    <w:lsdException w:name="Medium Grid 2 Accent 1" w:uiPriority="68"/>
+    <w:lsdException w:name="Medium Grid 3 Accent 1" w:uiPriority="69"/>
+    <w:lsdException w:name="Dark List Accent 1" w:uiPriority="70"/>
+    <w:lsdException w:name="Colorful Shading Accent 1" w:uiPriority="71"/>
+    <w:lsdException w:name="Colorful List Accent 1" w:uiPriority="72"/>
+    <w:lsdException w:name="Colorful Grid Accent 1" w:uiPriority="73"/>
+    <w:lsdException w:name="Light Shading Accent 2" w:uiPriority="60"/>
+    <w:lsdException w:name="Light List Accent 2" w:uiPriority="61"/>
+    <w:lsdException w:name="Light Grid Accent 2" w:uiPriority="62"/>
+    <w:lsdException w:name="Medium Shading 1 Accent 2" w:uiPriority="63"/>
+    <w:lsdException w:name="Medium Shading 2 Accent 2" w:uiPriority="64"/>
+    <w:lsdException w:name="Medium List 1 Accent 2" w:uiPriority="65"/>
+    <w:lsdException w:name="Medium List 2 Accent 2" w:uiPriority="66"/>
+    <w:lsdException w:name="Medium Grid 1 Accent 2" w:uiPriority="67"/>
+    <w:lsdException w:name="Medium Grid 2 Accent 2" w:uiPriority="68"/>
+    <w:lsdException w:name="Medium Grid 3 Accent 2" w:uiPriority="69"/>
+    <w:lsdException w:name="Dark List Accent 2" w:uiPriority="70"/>
+    <w:lsdException w:name="Colorful Shading Accent 2" w:uiPriority="71"/>
+    <w:lsdException w:name="Colorful List Accent 2" w:uiPriority="72"/>
+    <w:lsdException w:name="Colorful Grid Accent 2" w:uiPriority="73"/>
+    <w:lsdException w:name="Light Shading Accent 3" w:uiPriority="60"/>
+    <w:lsdException w:name="Light List Accent 3" w:uiPriority="61"/>
+    <w:lsdException w:name="Light Grid Accent 3" w:uiPriority="62"/>
+    <w:lsdException w:name="Medium Shading 1 Accent 3" w:uiPriority="63"/>
+    <w:lsdException w:name="Medium Shading 2 Accent 3" w:uiPriority="64"/>
+    <w:lsdException w:name="Medium List 1 Accent 3" w:uiPriority="65"/>
+    <w:lsdException w:name="Medium List 2 Accent 3" w:uiPriority="66"/>
+    <w:lsdException w:name="Medium Grid 1 Accent 3" w:uiPriority="67"/>
+    <w:lsdException w:name="Medium Grid 2 Accent 3" w:uiPriority="68"/>
+    <w:lsdException w:name="Medium Grid 3 Accent 3" w:uiPriority="69"/>
+    <w:lsdException w:name="Dark List Accent 3" w:uiPriority="70"/>
+    <w:lsdException w:name="Colorful Shading Accent 3" w:uiPriority="71"/>
+    <w:lsdException w:name="Colorful List Accent 3" w:uiPriority="72"/>
+    <w:lsdException w:name="Colorful Grid Accent 3" w:uiPriority="73"/>
+    <w:lsdException w:name="Light Shading Accent 4" w:uiPriority="60"/>
+    <w:lsdException w:name="Light List Accent 4" w:uiPriority="61"/>
+    <w:lsdException w:name="Light Grid Accent 4" w:uiPriority="62"/>
+    <w:lsdException w:name="Medium Shading 1 Accent 4" w:uiPriority="63"/>
+    <w:lsdException w:name="Medium Shading 2 Accent 4" w:uiPriority="64"/>
+    <w:lsdException w:name="Medium List 1 Accent 4" w:uiPriority="65"/>
+    <w:lsdException w:name="Medium List 2 Accent 4" w:uiPriority="66"/>
+    <w:lsdException w:name="Medium Grid 1 Accent 4" w:uiPriority="67"/>
+    <w:lsdException w:name="Medium Grid 2 Accent 4" w:uiPriority="68"/>
+    <w:lsdException w:name="Medium Grid 3 Accent 4" w:uiPriority="69"/>
+    <w:lsdException w:name="Dark List Accent 4" w:uiPriority="70"/>
+    <w:lsdException w:name="Colorful Shading Accent 4" w:uiPriority="71"/>
+    <w:lsdException w:name="Colorful List Accent 4" w:uiPriority="72"/>
+    <w:lsdException w:name="Colorful Grid Accent 4" w:uiPriority="73"/>
+    <w:lsdException w:name="Light Shading Accent 5" w:uiPriority="60"/>
+    <w:lsdException w:name="Light List Accent 5" w:uiPriority="61"/>
+    <w:lsdException w:name="Light Grid Accent 5" w:uiPriority="62"/>
+    <w:lsdException w:name="Medium Shading 1 Accent 5" w:uiPriority="63"/>
+    <w:lsdException w:name="Medium Shading 2 Accent 5" w:uiPriority="64"/>
+    <w:lsdException w:name="Medium List 1 Accent 5" w:uiPriority="65"/>
+    <w:lsdException w:name="Medium List 2 Accent 5" w:uiPriority="66"/>
+    <w:lsdException w:name="Medium Grid 1 Accent 5" w:uiPriority="67"/>
+    <w:lsdException w:name="Medium Grid 2 Accent 5" w:uiPriority="68"/>
+    <w:lsdException w:name="Medium Grid 3 Accent 5" w:uiPriority="69"/>
+    <w:lsdException w:name="Dark List Accent 5" w:uiPriority="70"/>
+    <w:lsdException w:name="Colorful Shading Accent 5" w:uiPriority="71"/>
+    <w:lsdException w:name="Colorful List Accent 5" w:uiPriority="72"/>
+    <w:lsdException w:name="Colorful Grid Accent 5" w:uiPriority="73"/>
+    <w:lsdException w:name="Light Shading Accent 6" w:uiPriority="60"/>
+    <w:lsdException w:name="Light List Accent 6" w:uiPriority="61"/>
+    <w:lsdException w:name="Light Grid Accent 6" w:uiPriority="62"/>
+    <w:lsdException w:name="Medium Shading 1 Accent 6" w:uiPriority="63"/>
+    <w:lsdException w:name="Medium Shading 2 Accent 6" w:uiPriority="64"/>
+    <w:lsdException w:name="Medium List 1 Accent 6" w:uiPriority="65"/>
+    <w:lsdException w:name="Medium List 2 Accent 6" w:uiPriority="66"/>
+    <w:lsdException w:name="Medium Grid 1 Accent 6" w:uiPriority="67"/>
+    <w:lsdException w:name="Medium Grid 2 Accent 6" w:uiPriority="68"/>
+    <w:lsdException w:name="Medium Grid 3 Accent 6" w:uiPriority="69"/>
+    <w:lsdException w:name="Dark List Accent 6" w:uiPriority="70"/>
+    <w:lsdException w:name="Colorful Shading Accent 6" w:uiPriority="71"/>
+    <w:lsdException w:name="Colorful List Accent 6" w:uiPriority="72"/>
+    <w:lsdException w:name="Colorful Grid Accent 6" w:uiPriority="73"/>
+    <w:lsdException w:name="Subtle Emphasis" w:uiPriority="19" w:qFormat="1"/>
+    <w:lsdException w:name="Intense Emphasis" w:uiPriority="21" w:qFormat="1"/>
+    <w:lsdException w:name="Subtle Reference" w:uiPriority="31" w:qFormat="1"/>
+    <w:lsdException w:name="Intense Reference" w:uiPriority="32" w:qFormat="1"/>
+    <w:lsdException w:name="Book Title" w:uiPriority="33" w:qFormat="1"/>
+    <w:lsdException w:name="Bibliography" w:semiHidden="1" w:uiPriority="37" w:unhideWhenUsed="1"/>
+    <w:lsdException w:name="TOC Heading" w:semiHidden="1" w:uiPriority="39" w:unhideWhenUsed="1" w:qFormat="1"/>
+    <w:lsdException w:name="Plain Table 1" w:uiPriority="41"/>
+    <w:lsdException w:name="Plain Table 2" w:uiPriority="42"/>
+    <w:lsdException w:name="Plain Table 3" w:uiPriority="43"/>
+    <w:lsdException w:name="Plain Table 4" w:uiPriority="44"/>
+    <w:lsdException w:name="Plain Table 5" w:uiPriority="45"/>
+    <w:lsdException w:name="Grid Table Light" w:uiPriority="40"/>
+    <w:lsdException w:name="Grid Table 1 Light" w:uiPriority="46"/>
+    <w:lsdException w:name="Grid Table 2" w:uiPriority="47"/>
+    <w:lsdException w:name="Grid Table 3" w:uiPriority="48"/>
+    <w:lsdException w:name="Grid Table 4" w:uiPriority="49"/>
+    <w:lsdException w:name="Grid Table 5 Dark" w:uiPriority="50"/>
+    <w:lsdException w:name="Grid Table 6 Colorful" w:uiPriority="51"/>
+    <w:lsdException w:name="Grid Table 7 Colorful" w:uiPriority="52"/>
+    <w:lsdException w:name="Grid Table 1 Light Accent 1" w:uiPriority="46"/>
+    <w:lsdException w:name="Grid Table 2 Accent 1" w:uiPriority="47"/>
+    <w:lsdException w:name="Grid Table 3 Accent 1" w:uiPriority="48"/>
+    <w:lsdException w:name="Grid Table 4 Accent 1" w:uiPriority="49"/>
+    <w:lsdException w:name="Grid Table 5 Dark Accent 1" w:uiPriority="50"/>
+    <w:lsdException w:name="Grid Table 6 Colorful Accent 1" w:uiPriority="51"/>
+    <w:lsdException w:name="Grid Table 7 Colorful Accent 1" w:uiPriority="52"/>
+    <w:lsdException w:name="Grid Table 1 Light Accent 2" w:uiPriority="46"/>
+    <w:lsdException w:name="Grid Table 2 Accent 2" w:uiPriority="47"/>
+    <w:lsdException w:name="Grid Table 3 Accent 2" w:uiPriority="48"/>
+    <w:lsdException w:name="Grid Table 4 Accent 2" w:uiPriority="49"/>
+    <w:lsdException w:name="Grid Table 5 Dark Accent 2" w:uiPriority="50"/>
+    <w:lsdException w:name="Grid Table 6 Colorful Accent 2" w:uiPriority="51"/>
+    <w:lsdException w:name="Grid Table 7 Colorful Accent 2" w:uiPriority="52"/>
+    <w:lsdException w:name="Grid Table 1 Light Accent 3" w:uiPriority="46"/>
+    <w:lsdException w:name="Grid Table 2 Accent 3" w:uiPriority="47"/>
+    <w:lsdException w:name="Grid Table 3 Accent 3" w:uiPriority="48"/>
+    <w:lsdException w:name="Grid Table 4 Accent 3" w:uiPriority="49"/>
+    <w:lsdException w:name="Grid Table 5 Dark Accent 3" w:uiPriority="50"/>
+    <w:lsdException w:name="Grid Table 6 Colorful Accent 3" w:uiPriority="51"/>
+    <w:lsdException w:name="Grid Table 7 Colorful Accent 3" w:uiPriority="52"/>
+    <w:lsdException w:name="Grid Table 1 Light Accent 4" w:uiPriority="46"/>
+    <w:lsdException w:name="Grid Table 2 Accent 4" w:uiPriority="47"/>
+    <w:lsdException w:name="Grid Table 3 Accent 4" w:uiPriority="48"/>
+    <w:lsdException w:name="Grid Table 4 Accent 4" w:uiPriority="49"/>
+    <w:lsdException w:name="Grid Table 5 Dark Accent 4" w:uiPriority="50"/>
+    <w:lsdException w:name="Grid Table 6 Colorful Accent 4" w:uiPriority="51"/>
+    <w:lsdException w:name="Grid Table 7 Colorful Accent 4" w:uiPriority="52"/>
+    <w:lsdException w:name="Grid Table 1 Light Accent 5" w:uiPriority="46"/>
+    <w:lsdException w:name="Grid Table 2 Accent 5" w:uiPriority="47"/>
+    <w:lsdException w:name="Grid Table 3 Accent 5" w:uiPriority="48"/>
+    <w:lsdException w:name="Grid Table 4 Accent 5" w:uiPriority="49"/>
+    <w:lsdException w:name="Grid Table 5 Dark Accent 5" w:uiPriority="50"/>
+    <w:lsdException w:name="Grid Table 6 Colorful Accent 5" w:uiPriority="51"/>
+    <w:lsdException w:name="Grid Table 7 Colorful Accent 5" w:uiPriority="52"/>
+    <w:lsdException w:name="Grid Table 1 Light Accent 6" w:uiPriority="46"/>
+    <w:lsdException w:name="Grid Table 2 Accent 6" w:uiPriority="47"/>
+    <w:lsdException w:name="Grid Table 3 Accent 6" w:uiPriority="48"/>
+    <w:lsdException w:name="Grid Table 4 Accent 6" w:uiPriority="49"/>
+    <w:lsdException w:name="Grid Table 5 Dark Accent 6" w:uiPriority="50"/>
+    <w:lsdException w:name="Grid Table 6 Colorful Accent 6" w:uiPriority="51"/>
+    <w:lsdException w:name="Grid Table 7 Colorful Accent 6" w:uiPriority="52"/>
+    <w:lsdException w:name="List Table 1 Light" w:uiPriority="46"/>
+    <w:lsdException w:name="List Table 2" w:uiPriority="47"/>
+    <w:lsdException w:name="List Table 3" w:uiPriority="48"/>
+    <w:lsdException w:name="List Table 4" w:uiPriority="49"/>
+    <w:lsdException w:name="List Table 5 Dark" w:uiPriority="50"/>
+    <w:lsdException w:name="List Table 6 Colorful" w:uiPriority="51"/>
+    <w:lsdException w:name="List Table 7 Colorful" w:uiPriority="52"/>
+    <w:lsdException w:name="List Table 1 Light Accent 1" w:uiPriority="46"/>
+    <w:lsdException w:name="List Table 2 Accent 1" w:uiPriority="47"/>
+    <w:lsdException w:name="List Table 3 Accent 1" w:uiPriority="48"/>
+    <w:lsdException w:name="List Table 4 Accent 1" w:uiPriority="49"/>
+    <w:lsdException w:name="List Table 5 Dark Accent 1" w:uiPriority="50"/>
+    <w:lsdException w:name="List Table 6 Colorful Accent 1" w:uiPriority="51"/>
+    <w:lsdException w:name="List Table 7 Colorful Accent 1" w:uiPriority="52"/>
+    <w:lsdException w:name="List Table 1 Light Accent 2" w:uiPriority="46"/>
+    <w:lsdException w:name="List Table 2 Accent 2" w:uiPriority="47"/>
+    <w:lsdException w:name="List Table 3 Accent 2" w:uiPriority="48"/>
+    <w:lsdException w:name="List Table 4 Accent 2" w:uiPriority="49"/>
+    <w:lsdException w:name="List Table 5 Dark Accent 2" w:uiPriority="50"/>
+    <w:lsdException w:name="List Table 6 Colorful Accent 2" w:uiPriority="51"/>
+    <w:lsdException w:name="List Table 7 Colorful Accent 2" w:uiPriority="52"/>
+    <w:lsdException w:name="List Table 1 Light Accent 3" w:uiPriority="46"/>
+    <w:lsdException w:name="List Table 2 Accent 3" w:uiPriority="47"/>
+    <w:lsdException w:name="List Table 3 Accent 3" w:uiPriority="48"/>
+    <w:lsdException w:name="List Table 4 Accent 3" w:uiPriority="49"/>
+    <w:lsdException w:name="List Table 5 Dark Accent 3" w:uiPriority="50"/>
+    <w:lsdException w:name="List Table 6 Colorful Accent 3" w:uiPriority="51"/>
+    <w:lsdException w:name="List Table 7 Colorful Accent 3" w:uiPriority="52"/>
+    <w:lsdException w:name="List Table 1 Light Accent 4" w:uiPriority="46"/>
+    <w:lsdException w:name="List Table 2 Accent 4" w:uiPriority="47"/>
+    <w:lsdException w:name="List Table 3 Accent 4" w:uiPriority="48"/>
+    <w:lsdException w:name="List Table 4 Accent 4" w:uiPriority="49"/>
+    <w:lsdException w:name="List Table 5 Dark Accent 4" w:uiPriority="50"/>
+    <w:lsdException w:name="List Table 6 Colorful Accent 4" w:uiPriority="51"/>
+    <w:lsdException w:name="List Table 7 Colorful Accent 4" w:uiPriority="52"/>
+    <w:lsdException w:name="List Table 1 Light Accent 5" w:uiPriority="46"/>
+    <w:lsdException w:name="List Table 2 Accent 5" w:uiPriority="47"/>
+    <w:lsdException w:name="List Table 3 Accent 5" w:uiPriority="48"/>
+    <w:lsdException w:name="List Table 4 Accent 5" w:uiPriority="49"/>
+    <w:lsdException w:name="List Table 5 Dark Accent 5" w:uiPriority="50"/>
+    <w:lsdException w:name="List Table 6 Colorful Accent 5" w:uiPriority="51"/>
+    <w:lsdException w:name="List Table 7 Colorful Accent 5" w:uiPriority="52"/>
+    <w:lsdException w:name="List Table 1 Light Accent 6" w:uiPriority="46"/>
+    <w:lsdException w:name="List Table 2 Accent 6" w:uiPriority="47"/>
+    <w:lsdException w:name="List Table 3 Accent 6" w:uiPriority="48"/>
+    <w:lsdException w:name="List Table 4 Accent 6" w:uiPriority="49"/>
+    <w:lsdException w:name="List Table 5 Dark Accent 6" w:uiPriority="50"/>
+    <w:lsdException w:name="List Table 6 Colorful Accent 6" w:uiPriority="51"/>
+    <w:lsdException w:name="List Table 7 Colorful Accent 6" w:uiPriority="52"/>
+    <w:lsdException w:name="Mention" w:semiHidden="1" w:unhideWhenUsed="1"/>
+    <w:lsdException w:name="Smart Hyperlink" w:semiHidden="1" w:unhideWhenUsed="1"/>
+    <w:lsdException w:name="Hashtag" w:semiHidden="1" w:unhideWhenUsed="1"/>
+    <w:lsdException w:name="Unresolved Mention" w:semiHidden="1" w:unhideWhenUsed="1"/>
+    <w:lsdException w:name="Smart Link" w:semiHidden="1" w:unhideWhenUsed="1"/>
   </w:latentStyles>
   <w:style w:type="paragraph" w:default="1" w:styleId="Normal">
     <w:name w:val="Normal"/>
@@ -2255,7 +3159,6 @@
       <w:spacing w:after="0" w:line="240" w:lineRule="auto"/>
     </w:pPr>
     <w:tblPr>
-      <w:tblInd w:w="0" w:type="dxa"/>
       <w:tblBorders>
         <w:top w:val="single" w:sz="4" w:space="0" w:color="auto"/>
         <w:left w:val="single" w:sz="4" w:space="0" w:color="auto"/>
@@ -2264,239 +3167,6 @@
         <w:insideH w:val="single" w:sz="4" w:space="0" w:color="auto"/>
         <w:insideV w:val="single" w:sz="4" w:space="0" w:color="auto"/>
       </w:tblBorders>
-      <w:tblCellMar>
-        <w:top w:w="0" w:type="dxa"/>
-        <w:left w:w="108" w:type="dxa"/>
-        <w:bottom w:w="0" w:type="dxa"/>
-        <w:right w:w="108" w:type="dxa"/>
-      </w:tblCellMar>
-    </w:tblPr>
-  </w:style>
-</w:styles>
-</file>
-
-<file path=word/stylesWithEffects.xml><?xml version="1.0" encoding="utf-8"?>
-<w:styles xmlns:wpc="http://schemas.microsoft.com/office/word/2010/wordprocessingCanvas" xmlns:mc="http://schemas.openxmlformats.org/markup-compatibility/2006" xmlns:o="urn:schemas-microsoft-com:office:office" xmlns:r="http://schemas.openxmlformats.org/officeDocument/2006/relationships" xmlns:m="http://schemas.openxmlformats.org/officeDocument/2006/math" xmlns:v="urn:schemas-microsoft-com:vml" xmlns:wp14="http://schemas.microsoft.com/office/word/2010/wordprocessingDrawing" xmlns:wp="http://schemas.openxmlformats.org/drawingml/2006/wordprocessingDrawing" xmlns:w10="urn:schemas-microsoft-com:office:word" xmlns:w="http://schemas.openxmlformats.org/wordprocessingml/2006/main" xmlns:w14="http://schemas.microsoft.com/office/word/2010/wordml" xmlns:wpg="http://schemas.microsoft.com/office/word/2010/wordprocessingGroup" xmlns:wpi="http://schemas.microsoft.com/office/word/2010/wordprocessingInk" xmlns:wne="http://schemas.microsoft.com/office/word/2006/wordml" xmlns:wps="http://schemas.microsoft.com/office/word/2010/wordprocessingShape" mc:Ignorable="w14 wp14">
-  <w:docDefaults>
-    <w:rPrDefault>
-      <w:rPr>
-        <w:rFonts w:asciiTheme="minorHAnsi" w:eastAsiaTheme="minorHAnsi" w:hAnsiTheme="minorHAnsi" w:cstheme="minorBidi"/>
-        <w:sz w:val="22"/>
-        <w:szCs w:val="22"/>
-        <w:lang w:val="vi-VN" w:eastAsia="en-US" w:bidi="ar-SA"/>
-      </w:rPr>
-    </w:rPrDefault>
-    <w:pPrDefault>
-      <w:pPr>
-        <w:spacing w:after="200" w:line="276" w:lineRule="auto"/>
-      </w:pPr>
-    </w:pPrDefault>
-  </w:docDefaults>
-  <w:latentStyles w:defLockedState="0" w:defUIPriority="99" w:defSemiHidden="1" w:defUnhideWhenUsed="1" w:defQFormat="0" w:count="267">
-    <w:lsdException w:name="Normal" w:semiHidden="0" w:uiPriority="0" w:unhideWhenUsed="0" w:qFormat="1"/>
-    <w:lsdException w:name="heading 1" w:semiHidden="0" w:uiPriority="9" w:unhideWhenUsed="0" w:qFormat="1"/>
-    <w:lsdException w:name="heading 2" w:uiPriority="9" w:qFormat="1"/>
-    <w:lsdException w:name="heading 3" w:uiPriority="9" w:qFormat="1"/>
-    <w:lsdException w:name="heading 4" w:uiPriority="9" w:qFormat="1"/>
-    <w:lsdException w:name="heading 5" w:uiPriority="9" w:qFormat="1"/>
-    <w:lsdException w:name="heading 6" w:uiPriority="9" w:qFormat="1"/>
-    <w:lsdException w:name="heading 7" w:uiPriority="9" w:qFormat="1"/>
-    <w:lsdException w:name="heading 8" w:uiPriority="9" w:qFormat="1"/>
-    <w:lsdException w:name="heading 9" w:uiPriority="9" w:qFormat="1"/>
-    <w:lsdException w:name="toc 1" w:uiPriority="39"/>
-    <w:lsdException w:name="toc 2" w:uiPriority="39"/>
-    <w:lsdException w:name="toc 3" w:uiPriority="39"/>
-    <w:lsdException w:name="toc 4" w:uiPriority="39"/>
-    <w:lsdException w:name="toc 5" w:uiPriority="39"/>
-    <w:lsdException w:name="toc 6" w:uiPriority="39"/>
-    <w:lsdException w:name="toc 7" w:uiPriority="39"/>
-    <w:lsdException w:name="toc 8" w:uiPriority="39"/>
-    <w:lsdException w:name="toc 9" w:uiPriority="39"/>
-    <w:lsdException w:name="caption" w:uiPriority="35" w:qFormat="1"/>
-    <w:lsdException w:name="Title" w:semiHidden="0" w:uiPriority="10" w:unhideWhenUsed="0" w:qFormat="1"/>
-    <w:lsdException w:name="Default Paragraph Font" w:uiPriority="1"/>
-    <w:lsdException w:name="Subtitle" w:semiHidden="0" w:uiPriority="11" w:unhideWhenUsed="0" w:qFormat="1"/>
-    <w:lsdException w:name="Strong" w:semiHidden="0" w:uiPriority="22" w:unhideWhenUsed="0" w:qFormat="1"/>
-    <w:lsdException w:name="Emphasis" w:semiHidden="0" w:uiPriority="20" w:unhideWhenUsed="0" w:qFormat="1"/>
-    <w:lsdException w:name="Table Grid" w:semiHidden="0" w:uiPriority="59" w:unhideWhenUsed="0"/>
-    <w:lsdException w:name="Placeholder Text" w:unhideWhenUsed="0"/>
-    <w:lsdException w:name="No Spacing" w:semiHidden="0" w:uiPriority="1" w:unhideWhenUsed="0" w:qFormat="1"/>
-    <w:lsdException w:name="Light Shading" w:semiHidden="0" w:uiPriority="60" w:unhideWhenUsed="0"/>
-    <w:lsdException w:name="Light List" w:semiHidden="0" w:uiPriority="61" w:unhideWhenUsed="0"/>
-    <w:lsdException w:name="Light Grid" w:semiHidden="0" w:uiPriority="62" w:unhideWhenUsed="0"/>
-    <w:lsdException w:name="Medium Shading 1" w:semiHidden="0" w:uiPriority="63" w:unhideWhenUsed="0"/>
-    <w:lsdException w:name="Medium Shading 2" w:semiHidden="0" w:uiPriority="64" w:unhideWhenUsed="0"/>
-    <w:lsdException w:name="Medium List 1" w:semiHidden="0" w:uiPriority="65" w:unhideWhenUsed="0"/>
-    <w:lsdException w:name="Medium List 2" w:semiHidden="0" w:uiPriority="66" w:unhideWhenUsed="0"/>
-    <w:lsdException w:name="Medium Grid 1" w:semiHidden="0" w:uiPriority="67" w:unhideWhenUsed="0"/>
-    <w:lsdException w:name="Medium Grid 2" w:semiHidden="0" w:uiPriority="68" w:unhideWhenUsed="0"/>
-    <w:lsdException w:name="Medium Grid 3" w:semiHidden="0" w:uiPriority="69" w:unhideWhenUsed="0"/>
-    <w:lsdException w:name="Dark List" w:semiHidden="0" w:uiPriority="70" w:unhideWhenUsed="0"/>
-    <w:lsdException w:name="Colorful Shading" w:semiHidden="0" w:uiPriority="71" w:unhideWhenUsed="0"/>
-    <w:lsdException w:name="Colorful List" w:semiHidden="0" w:uiPriority="72" w:unhideWhenUsed="0"/>
-    <w:lsdException w:name="Colorful Grid" w:semiHidden="0" w:uiPriority="73" w:unhideWhenUsed="0"/>
-    <w:lsdException w:name="Light Shading Accent 1" w:semiHidden="0" w:uiPriority="60" w:unhideWhenUsed="0"/>
-    <w:lsdException w:name="Light List Accent 1" w:semiHidden="0" w:uiPriority="61" w:unhideWhenUsed="0"/>
-    <w:lsdException w:name="Light Grid Accent 1" w:semiHidden="0" w:uiPriority="62" w:unhideWhenUsed="0"/>
-    <w:lsdException w:name="Medium Shading 1 Accent 1" w:semiHidden="0" w:uiPriority="63" w:unhideWhenUsed="0"/>
-    <w:lsdException w:name="Medium Shading 2 Accent 1" w:semiHidden="0" w:uiPriority="64" w:unhideWhenUsed="0"/>
-    <w:lsdException w:name="Medium List 1 Accent 1" w:semiHidden="0" w:uiPriority="65" w:unhideWhenUsed="0"/>
-    <w:lsdException w:name="Revision" w:unhideWhenUsed="0"/>
-    <w:lsdException w:name="List Paragraph" w:semiHidden="0" w:uiPriority="34" w:unhideWhenUsed="0" w:qFormat="1"/>
-    <w:lsdException w:name="Quote" w:semiHidden="0" w:uiPriority="29" w:unhideWhenUsed="0" w:qFormat="1"/>
-    <w:lsdException w:name="Intense Quote" w:semiHidden="0" w:uiPriority="30" w:unhideWhenUsed="0" w:qFormat="1"/>
-    <w:lsdException w:name="Medium List 2 Accent 1" w:semiHidden="0" w:uiPriority="66" w:unhideWhenUsed="0"/>
-    <w:lsdException w:name="Medium Grid 1 Accent 1" w:semiHidden="0" w:uiPriority="67" w:unhideWhenUsed="0"/>
-    <w:lsdException w:name="Medium Grid 2 Accent 1" w:semiHidden="0" w:uiPriority="68" w:unhideWhenUsed="0"/>
-    <w:lsdException w:name="Medium Grid 3 Accent 1" w:semiHidden="0" w:uiPriority="69" w:unhideWhenUsed="0"/>
-    <w:lsdException w:name="Dark List Accent 1" w:semiHidden="0" w:uiPriority="70" w:unhideWhenUsed="0"/>
-    <w:lsdException w:name="Colorful Shading Accent 1" w:semiHidden="0" w:uiPriority="71" w:unhideWhenUsed="0"/>
-    <w:lsdException w:name="Colorful List Accent 1" w:semiHidden="0" w:uiPriority="72" w:unhideWhenUsed="0"/>
-    <w:lsdException w:name="Colorful Grid Accent 1" w:semiHidden="0" w:uiPriority="73" w:unhideWhenUsed="0"/>
-    <w:lsdException w:name="Light Shading Accent 2" w:semiHidden="0" w:uiPriority="60" w:unhideWhenUsed="0"/>
-    <w:lsdException w:name="Light List Accent 2" w:semiHidden="0" w:uiPriority="61" w:unhideWhenUsed="0"/>
-    <w:lsdException w:name="Light Grid Accent 2" w:semiHidden="0" w:uiPriority="62" w:unhideWhenUsed="0"/>
-    <w:lsdException w:name="Medium Shading 1 Accent 2" w:semiHidden="0" w:uiPriority="63" w:unhideWhenUsed="0"/>
-    <w:lsdException w:name="Medium Shading 2 Accent 2" w:semiHidden="0" w:uiPriority="64" w:unhideWhenUsed="0"/>
-    <w:lsdException w:name="Medium List 1 Accent 2" w:semiHidden="0" w:uiPriority="65" w:unhideWhenUsed="0"/>
-    <w:lsdException w:name="Medium List 2 Accent 2" w:semiHidden="0" w:uiPriority="66" w:unhideWhenUsed="0"/>
-    <w:lsdException w:name="Medium Grid 1 Accent 2" w:semiHidden="0" w:uiPriority="67" w:unhideWhenUsed="0"/>
-    <w:lsdException w:name="Medium Grid 2 Accent 2" w:semiHidden="0" w:uiPriority="68" w:unhideWhenUsed="0"/>
-    <w:lsdException w:name="Medium Grid 3 Accent 2" w:semiHidden="0" w:uiPriority="69" w:unhideWhenUsed="0"/>
-    <w:lsdException w:name="Dark List Accent 2" w:semiHidden="0" w:uiPriority="70" w:unhideWhenUsed="0"/>
-    <w:lsdException w:name="Colorful Shading Accent 2" w:semiHidden="0" w:uiPriority="71" w:unhideWhenUsed="0"/>
-    <w:lsdException w:name="Colorful List Accent 2" w:semiHidden="0" w:uiPriority="72" w:unhideWhenUsed="0"/>
-    <w:lsdException w:name="Colorful Grid Accent 2" w:semiHidden="0" w:uiPriority="73" w:unhideWhenUsed="0"/>
-    <w:lsdException w:name="Light Shading Accent 3" w:semiHidden="0" w:uiPriority="60" w:unhideWhenUsed="0"/>
-    <w:lsdException w:name="Light List Accent 3" w:semiHidden="0" w:uiPriority="61" w:unhideWhenUsed="0"/>
-    <w:lsdException w:name="Light Grid Accent 3" w:semiHidden="0" w:uiPriority="62" w:unhideWhenUsed="0"/>
-    <w:lsdException w:name="Medium Shading 1 Accent 3" w:semiHidden="0" w:uiPriority="63" w:unhideWhenUsed="0"/>
-    <w:lsdException w:name="Medium Shading 2 Accent 3" w:semiHidden="0" w:uiPriority="64" w:unhideWhenUsed="0"/>
-    <w:lsdException w:name="Medium List 1 Accent 3" w:semiHidden="0" w:uiPriority="65" w:unhideWhenUsed="0"/>
-    <w:lsdException w:name="Medium List 2 Accent 3" w:semiHidden="0" w:uiPriority="66" w:unhideWhenUsed="0"/>
-    <w:lsdException w:name="Medium Grid 1 Accent 3" w:semiHidden="0" w:uiPriority="67" w:unhideWhenUsed="0"/>
-    <w:lsdException w:name="Medium Grid 2 Accent 3" w:semiHidden="0" w:uiPriority="68" w:unhideWhenUsed="0"/>
-    <w:lsdException w:name="Medium Grid 3 Accent 3" w:semiHidden="0" w:uiPriority="69" w:unhideWhenUsed="0"/>
-    <w:lsdException w:name="Dark List Accent 3" w:semiHidden="0" w:uiPriority="70" w:unhideWhenUsed="0"/>
-    <w:lsdException w:name="Colorful Shading Accent 3" w:semiHidden="0" w:uiPriority="71" w:unhideWhenUsed="0"/>
-    <w:lsdException w:name="Colorful List Accent 3" w:semiHidden="0" w:uiPriority="72" w:unhideWhenUsed="0"/>
-    <w:lsdException w:name="Colorful Grid Accent 3" w:semiHidden="0" w:uiPriority="73" w:unhideWhenUsed="0"/>
-    <w:lsdException w:name="Light Shading Accent 4" w:semiHidden="0" w:uiPriority="60" w:unhideWhenUsed="0"/>
-    <w:lsdException w:name="Light List Accent 4" w:semiHidden="0" w:uiPriority="61" w:unhideWhenUsed="0"/>
-    <w:lsdException w:name="Light Grid Accent 4" w:semiHidden="0" w:uiPriority="62" w:unhideWhenUsed="0"/>
-    <w:lsdException w:name="Medium Shading 1 Accent 4" w:semiHidden="0" w:uiPriority="63" w:unhideWhenUsed="0"/>
-    <w:lsdException w:name="Medium Shading 2 Accent 4" w:semiHidden="0" w:uiPriority="64" w:unhideWhenUsed="0"/>
-    <w:lsdException w:name="Medium List 1 Accent 4" w:semiHidden="0" w:uiPriority="65" w:unhideWhenUsed="0"/>
-    <w:lsdException w:name="Medium List 2 Accent 4" w:semiHidden="0" w:uiPriority="66" w:unhideWhenUsed="0"/>
-    <w:lsdException w:name="Medium Grid 1 Accent 4" w:semiHidden="0" w:uiPriority="67" w:unhideWhenUsed="0"/>
-    <w:lsdException w:name="Medium Grid 2 Accent 4" w:semiHidden="0" w:uiPriority="68" w:unhideWhenUsed="0"/>
-    <w:lsdException w:name="Medium Grid 3 Accent 4" w:semiHidden="0" w:uiPriority="69" w:unhideWhenUsed="0"/>
-    <w:lsdException w:name="Dark List Accent 4" w:semiHidden="0" w:uiPriority="70" w:unhideWhenUsed="0"/>
-    <w:lsdException w:name="Colorful Shading Accent 4" w:semiHidden="0" w:uiPriority="71" w:unhideWhenUsed="0"/>
-    <w:lsdException w:name="Colorful List Accent 4" w:semiHidden="0" w:uiPriority="72" w:unhideWhenUsed="0"/>
-    <w:lsdException w:name="Colorful Grid Accent 4" w:semiHidden="0" w:uiPriority="73" w:unhideWhenUsed="0"/>
-    <w:lsdException w:name="Light Shading Accent 5" w:semiHidden="0" w:uiPriority="60" w:unhideWhenUsed="0"/>
-    <w:lsdException w:name="Light List Accent 5" w:semiHidden="0" w:uiPriority="61" w:unhideWhenUsed="0"/>
-    <w:lsdException w:name="Light Grid Accent 5" w:semiHidden="0" w:uiPriority="62" w:unhideWhenUsed="0"/>
-    <w:lsdException w:name="Medium Shading 1 Accent 5" w:semiHidden="0" w:uiPriority="63" w:unhideWhenUsed="0"/>
-    <w:lsdException w:name="Medium Shading 2 Accent 5" w:semiHidden="0" w:uiPriority="64" w:unhideWhenUsed="0"/>
-    <w:lsdException w:name="Medium List 1 Accent 5" w:semiHidden="0" w:uiPriority="65" w:unhideWhenUsed="0"/>
-    <w:lsdException w:name="Medium List 2 Accent 5" w:semiHidden="0" w:uiPriority="66" w:unhideWhenUsed="0"/>
-    <w:lsdException w:name="Medium Grid 1 Accent 5" w:semiHidden="0" w:uiPriority="67" w:unhideWhenUsed="0"/>
-    <w:lsdException w:name="Medium Grid 2 Accent 5" w:semiHidden="0" w:uiPriority="68" w:unhideWhenUsed="0"/>
-    <w:lsdException w:name="Medium Grid 3 Accent 5" w:semiHidden="0" w:uiPriority="69" w:unhideWhenUsed="0"/>
-    <w:lsdException w:name="Dark List Accent 5" w:semiHidden="0" w:uiPriority="70" w:unhideWhenUsed="0"/>
-    <w:lsdException w:name="Colorful Shading Accent 5" w:semiHidden="0" w:uiPriority="71" w:unhideWhenUsed="0"/>
-    <w:lsdException w:name="Colorful List Accent 5" w:semiHidden="0" w:uiPriority="72" w:unhideWhenUsed="0"/>
-    <w:lsdException w:name="Colorful Grid Accent 5" w:semiHidden="0" w:uiPriority="73" w:unhideWhenUsed="0"/>
-    <w:lsdException w:name="Light Shading Accent 6" w:semiHidden="0" w:uiPriority="60" w:unhideWhenUsed="0"/>
-    <w:lsdException w:name="Light List Accent 6" w:semiHidden="0" w:uiPriority="61" w:unhideWhenUsed="0"/>
-    <w:lsdException w:name="Light Grid Accent 6" w:semiHidden="0" w:uiPriority="62" w:unhideWhenUsed="0"/>
-    <w:lsdException w:name="Medium Shading 1 Accent 6" w:semiHidden="0" w:uiPriority="63" w:unhideWhenUsed="0"/>
-    <w:lsdException w:name="Medium Shading 2 Accent 6" w:semiHidden="0" w:uiPriority="64" w:unhideWhenUsed="0"/>
-    <w:lsdException w:name="Medium List 1 Accent 6" w:semiHidden="0" w:uiPriority="65" w:unhideWhenUsed="0"/>
-    <w:lsdException w:name="Medium List 2 Accent 6" w:semiHidden="0" w:uiPriority="66" w:unhideWhenUsed="0"/>
-    <w:lsdException w:name="Medium Grid 1 Accent 6" w:semiHidden="0" w:uiPriority="67" w:unhideWhenUsed="0"/>
-    <w:lsdException w:name="Medium Grid 2 Accent 6" w:semiHidden="0" w:uiPriority="68" w:unhideWhenUsed="0"/>
-    <w:lsdException w:name="Medium Grid 3 Accent 6" w:semiHidden="0" w:uiPriority="69" w:unhideWhenUsed="0"/>
-    <w:lsdException w:name="Dark List Accent 6" w:semiHidden="0" w:uiPriority="70" w:unhideWhenUsed="0"/>
-    <w:lsdException w:name="Colorful Shading Accent 6" w:semiHidden="0" w:uiPriority="71" w:unhideWhenUsed="0"/>
-    <w:lsdException w:name="Colorful List Accent 6" w:semiHidden="0" w:uiPriority="72" w:unhideWhenUsed="0"/>
-    <w:lsdException w:name="Colorful Grid Accent 6" w:semiHidden="0" w:uiPriority="73" w:unhideWhenUsed="0"/>
-    <w:lsdException w:name="Subtle Emphasis" w:semiHidden="0" w:uiPriority="19" w:unhideWhenUsed="0" w:qFormat="1"/>
-    <w:lsdException w:name="Intense Emphasis" w:semiHidden="0" w:uiPriority="21" w:unhideWhenUsed="0" w:qFormat="1"/>
-    <w:lsdException w:name="Subtle Reference" w:semiHidden="0" w:uiPriority="31" w:unhideWhenUsed="0" w:qFormat="1"/>
-    <w:lsdException w:name="Intense Reference" w:semiHidden="0" w:uiPriority="32" w:unhideWhenUsed="0" w:qFormat="1"/>
-    <w:lsdException w:name="Book Title" w:semiHidden="0" w:uiPriority="33" w:unhideWhenUsed="0" w:qFormat="1"/>
-    <w:lsdException w:name="Bibliography" w:uiPriority="37"/>
-    <w:lsdException w:name="TOC Heading" w:uiPriority="39" w:qFormat="1"/>
-  </w:latentStyles>
-  <w:style w:type="paragraph" w:default="1" w:styleId="Normal">
-    <w:name w:val="Normal"/>
-    <w:qFormat/>
-  </w:style>
-  <w:style w:type="character" w:default="1" w:styleId="DefaultParagraphFont">
-    <w:name w:val="Default Paragraph Font"/>
-    <w:uiPriority w:val="1"/>
-    <w:semiHidden/>
-    <w:unhideWhenUsed/>
-  </w:style>
-  <w:style w:type="table" w:default="1" w:styleId="TableNormal">
-    <w:name w:val="Normal Table"/>
-    <w:uiPriority w:val="99"/>
-    <w:semiHidden/>
-    <w:unhideWhenUsed/>
-    <w:tblPr>
-      <w:tblInd w:w="0" w:type="dxa"/>
-      <w:tblCellMar>
-        <w:top w:w="0" w:type="dxa"/>
-        <w:left w:w="108" w:type="dxa"/>
-        <w:bottom w:w="0" w:type="dxa"/>
-        <w:right w:w="108" w:type="dxa"/>
-      </w:tblCellMar>
-    </w:tblPr>
-  </w:style>
-  <w:style w:type="numbering" w:default="1" w:styleId="NoList">
-    <w:name w:val="No List"/>
-    <w:uiPriority w:val="99"/>
-    <w:semiHidden/>
-    <w:unhideWhenUsed/>
-  </w:style>
-  <w:style w:type="paragraph" w:styleId="ListParagraph">
-    <w:name w:val="List Paragraph"/>
-    <w:basedOn w:val="Normal"/>
-    <w:uiPriority w:val="34"/>
-    <w:qFormat/>
-    <w:rsid w:val="00160955"/>
-    <w:pPr>
-      <w:ind w:left="720"/>
-      <w:contextualSpacing/>
-    </w:pPr>
-  </w:style>
-  <w:style w:type="table" w:styleId="TableGrid">
-    <w:name w:val="Table Grid"/>
-    <w:basedOn w:val="TableNormal"/>
-    <w:uiPriority w:val="59"/>
-    <w:rsid w:val="00023054"/>
-    <w:pPr>
-      <w:spacing w:after="0" w:line="240" w:lineRule="auto"/>
-    </w:pPr>
-    <w:tblPr>
-      <w:tblInd w:w="0" w:type="dxa"/>
-      <w:tblBorders>
-        <w:top w:val="single" w:sz="4" w:space="0" w:color="auto"/>
-        <w:left w:val="single" w:sz="4" w:space="0" w:color="auto"/>
-        <w:bottom w:val="single" w:sz="4" w:space="0" w:color="auto"/>
-        <w:right w:val="single" w:sz="4" w:space="0" w:color="auto"/>
-        <w:insideH w:val="single" w:sz="4" w:space="0" w:color="auto"/>
-        <w:insideV w:val="single" w:sz="4" w:space="0" w:color="auto"/>
-      </w:tblBorders>
-      <w:tblCellMar>
-        <w:top w:w="0" w:type="dxa"/>
-        <w:left w:w="108" w:type="dxa"/>
-        <w:bottom w:w="0" w:type="dxa"/>
-        <w:right w:w="108" w:type="dxa"/>
-      </w:tblCellMar>
     </w:tblPr>
   </w:style>
 </w:styles>

--- a/tensorflow.docx
+++ b/tensorflow.docx
@@ -968,46 +968,56 @@
     </w:p>
     <w:p>
       <w:pPr>
-        <w:rPr>
-          <w:lang w:val="en-US"/>
-        </w:rPr>
-      </w:pPr>
-    </w:p>
-    <w:p>
-      <w:pPr>
-        <w:rPr>
-          <w:lang w:val="en-US"/>
-        </w:rPr>
-      </w:pPr>
-      <w:r>
-        <w:rPr>
-          <w:lang w:val="en-US"/>
-        </w:rPr>
-        <w:t>Layer – Lớp</w:t>
-      </w:r>
-      <w:r>
-        <w:rPr>
-          <w:lang w:val="en-US"/>
-        </w:rPr>
-        <w:t>:</w:t>
-      </w:r>
-    </w:p>
-    <w:p>
-      <w:pPr>
-        <w:pStyle w:val="ListParagraph"/>
-        <w:numPr>
-          <w:ilvl w:val="0"/>
-          <w:numId w:val="1"/>
-        </w:numPr>
-        <w:rPr>
-          <w:lang w:val="en-US"/>
-        </w:rPr>
-      </w:pPr>
-      <w:r>
-        <w:rPr>
-          <w:lang w:val="en-US"/>
-        </w:rPr>
-        <w:t>Cách Import?</w:t>
+        <w:pStyle w:val="ListParagraph"/>
+        <w:numPr>
+          <w:ilvl w:val="0"/>
+          <w:numId w:val="6"/>
+        </w:numPr>
+        <w:rPr>
+          <w:lang w:val="en-US"/>
+        </w:rPr>
+      </w:pPr>
+      <w:r>
+        <w:rPr>
+          <w:lang w:val="en-US"/>
+        </w:rPr>
+        <w:t>Keras Tensor?</w:t>
+      </w:r>
+    </w:p>
+    <w:p>
+      <w:pPr>
+        <w:pStyle w:val="ListParagraph"/>
+        <w:numPr>
+          <w:ilvl w:val="0"/>
+          <w:numId w:val="7"/>
+        </w:numPr>
+        <w:rPr>
+          <w:lang w:val="en-US"/>
+        </w:rPr>
+      </w:pPr>
+      <w:r>
+        <w:rPr>
+          <w:lang w:val="en-US"/>
+        </w:rPr>
+        <w:t>Bản chất cũng như Tensor thường nhưng không mang giá trị, có thể Pass cho các lớp</w:t>
+      </w:r>
+    </w:p>
+    <w:p>
+      <w:pPr>
+        <w:pStyle w:val="ListParagraph"/>
+        <w:numPr>
+          <w:ilvl w:val="0"/>
+          <w:numId w:val="7"/>
+        </w:numPr>
+        <w:rPr>
+          <w:lang w:val="en-US"/>
+        </w:rPr>
+      </w:pPr>
+      <w:r>
+        <w:rPr>
+          <w:lang w:val="en-US"/>
+        </w:rPr>
+        <w:t>Tạo 1 Keras Tensor</w:t>
       </w:r>
     </w:p>
     <w:p>
@@ -1028,6 +1038,1090 @@
         <w:rPr>
           <w:lang w:val="en-US"/>
         </w:rPr>
+        <w:t>&lt;Keras Tensor&gt; = keras.Input(</w:t>
+      </w:r>
+      <w:r>
+        <w:rPr>
+          <w:lang w:val="en-US"/>
+        </w:rPr>
+        <w:t>&lt;Shape&gt;, &lt;Kích Thước Batch&gt;</w:t>
+      </w:r>
+      <w:r>
+        <w:rPr>
+          <w:lang w:val="en-US"/>
+        </w:rPr>
+        <w:t>)</w:t>
+      </w:r>
+    </w:p>
+    <w:p>
+      <w:pPr>
+        <w:pStyle w:val="ListParagraph"/>
+        <w:numPr>
+          <w:ilvl w:val="0"/>
+          <w:numId w:val="7"/>
+        </w:numPr>
+        <w:rPr>
+          <w:lang w:val="en-US"/>
+        </w:rPr>
+      </w:pPr>
+      <w:r>
+        <w:rPr>
+          <w:lang w:val="en-US"/>
+        </w:rPr>
+        <w:t>Mặc định</w:t>
+      </w:r>
+    </w:p>
+    <w:tbl>
+      <w:tblPr>
+        <w:tblStyle w:val="TableGrid"/>
+        <w:tblW w:w="0" w:type="auto"/>
+        <w:tblInd w:w="1080" w:type="dxa"/>
+        <w:tblLook w:val="04A0" w:firstRow="1" w:lastRow="0" w:firstColumn="1" w:lastColumn="0" w:noHBand="0" w:noVBand="1"/>
+      </w:tblPr>
+      <w:tblGrid>
+        <w:gridCol w:w="4069"/>
+        <w:gridCol w:w="4093"/>
+      </w:tblGrid>
+      <w:tr>
+        <w:tc>
+          <w:tcPr>
+            <w:tcW w:w="4621" w:type="dxa"/>
+          </w:tcPr>
+          <w:p>
+            <w:pPr>
+              <w:pStyle w:val="ListParagraph"/>
+              <w:ind w:left="0"/>
+              <w:jc w:val="center"/>
+              <w:rPr>
+                <w:lang w:val="en-US"/>
+              </w:rPr>
+            </w:pPr>
+            <w:r>
+              <w:rPr>
+                <w:lang w:val="en-US"/>
+              </w:rPr>
+              <w:t>&lt;Kích Thước Batch&gt;</w:t>
+            </w:r>
+          </w:p>
+        </w:tc>
+        <w:tc>
+          <w:tcPr>
+            <w:tcW w:w="4621" w:type="dxa"/>
+          </w:tcPr>
+          <w:p>
+            <w:pPr>
+              <w:pStyle w:val="ListParagraph"/>
+              <w:ind w:left="0"/>
+              <w:jc w:val="center"/>
+              <w:rPr>
+                <w:lang w:val="en-US"/>
+              </w:rPr>
+            </w:pPr>
+            <w:r>
+              <w:rPr>
+                <w:lang w:val="en-US"/>
+              </w:rPr>
+              <w:t>None</w:t>
+            </w:r>
+          </w:p>
+        </w:tc>
+      </w:tr>
+      <w:tr>
+        <w:tc>
+          <w:tcPr>
+            <w:tcW w:w="4621" w:type="dxa"/>
+          </w:tcPr>
+          <w:p>
+            <w:pPr>
+              <w:pStyle w:val="ListParagraph"/>
+              <w:ind w:left="0"/>
+              <w:jc w:val="center"/>
+              <w:rPr>
+                <w:lang w:val="en-US"/>
+              </w:rPr>
+            </w:pPr>
+            <w:r>
+              <w:rPr>
+                <w:lang w:val="en-US"/>
+              </w:rPr>
+              <w:t>&lt;Keras Tensor&gt; Shape</w:t>
+            </w:r>
+          </w:p>
+        </w:tc>
+        <w:tc>
+          <w:tcPr>
+            <w:tcW w:w="4621" w:type="dxa"/>
+          </w:tcPr>
+          <w:p>
+            <w:pPr>
+              <w:pStyle w:val="ListParagraph"/>
+              <w:ind w:left="0"/>
+              <w:jc w:val="center"/>
+              <w:rPr>
+                <w:lang w:val="en-US"/>
+              </w:rPr>
+            </w:pPr>
+            <w:r>
+              <w:rPr>
+                <w:lang w:val="en-US"/>
+              </w:rPr>
+              <w:t>(&lt;Kích Thước Batch&gt;, &lt;Shape&gt;)</w:t>
+            </w:r>
+          </w:p>
+        </w:tc>
+      </w:tr>
+    </w:tbl>
+    <w:p>
+      <w:pPr>
+        <w:pStyle w:val="ListParagraph"/>
+        <w:numPr>
+          <w:ilvl w:val="0"/>
+          <w:numId w:val="7"/>
+        </w:numPr>
+        <w:rPr>
+          <w:lang w:val="en-US"/>
+        </w:rPr>
+      </w:pPr>
+      <w:r>
+        <w:rPr>
+          <w:lang w:val="en-US"/>
+        </w:rPr>
+        <w:t>Ví dụ</w:t>
+      </w:r>
+    </w:p>
+    <w:p>
+      <w:pPr>
+        <w:pStyle w:val="ListParagraph"/>
+        <w:pBdr>
+          <w:top w:val="single" w:sz="4" w:space="1" w:color="auto"/>
+          <w:left w:val="single" w:sz="4" w:space="4" w:color="auto"/>
+          <w:bottom w:val="single" w:sz="4" w:space="1" w:color="auto"/>
+          <w:right w:val="single" w:sz="4" w:space="4" w:color="auto"/>
+        </w:pBdr>
+        <w:ind w:left="1080"/>
+        <w:rPr>
+          <w:lang w:val="en-US"/>
+        </w:rPr>
+      </w:pPr>
+      <w:r>
+        <w:rPr>
+          <w:lang w:val="en-US"/>
+        </w:rPr>
+        <w:t>f</w:t>
+      </w:r>
+      <w:r>
+        <w:rPr>
+          <w:lang w:val="en-US"/>
+        </w:rPr>
+        <w:t>oo = keras.Input</w:t>
+      </w:r>
+      <w:r>
+        <w:rPr>
+          <w:lang w:val="en-US"/>
+        </w:rPr>
+        <w:t>((12, 15), 20)</w:t>
+      </w:r>
+    </w:p>
+    <w:p>
+      <w:pPr>
+        <w:pStyle w:val="ListParagraph"/>
+        <w:numPr>
+          <w:ilvl w:val="0"/>
+          <w:numId w:val="7"/>
+        </w:numPr>
+        <w:rPr>
+          <w:lang w:val="en-US"/>
+        </w:rPr>
+      </w:pPr>
+      <w:r>
+        <w:rPr>
+          <w:lang w:val="en-US"/>
+        </w:rPr>
+        <w:t>Ta có</w:t>
+      </w:r>
+    </w:p>
+    <w:tbl>
+      <w:tblPr>
+        <w:tblStyle w:val="TableGrid"/>
+        <w:tblW w:w="0" w:type="auto"/>
+        <w:tblInd w:w="1080" w:type="dxa"/>
+        <w:tblLook w:val="04A0" w:firstRow="1" w:lastRow="0" w:firstColumn="1" w:lastColumn="0" w:noHBand="0" w:noVBand="1"/>
+      </w:tblPr>
+      <w:tblGrid>
+        <w:gridCol w:w="4099"/>
+        <w:gridCol w:w="4063"/>
+      </w:tblGrid>
+      <w:tr>
+        <w:tc>
+          <w:tcPr>
+            <w:tcW w:w="4621" w:type="dxa"/>
+          </w:tcPr>
+          <w:p>
+            <w:pPr>
+              <w:pStyle w:val="ListParagraph"/>
+              <w:ind w:left="0"/>
+              <w:jc w:val="center"/>
+              <w:rPr>
+                <w:lang w:val="en-US"/>
+              </w:rPr>
+            </w:pPr>
+            <w:r>
+              <w:rPr>
+                <w:lang w:val="en-US"/>
+              </w:rPr>
+              <w:t>foo Shape</w:t>
+            </w:r>
+          </w:p>
+        </w:tc>
+        <w:tc>
+          <w:tcPr>
+            <w:tcW w:w="4621" w:type="dxa"/>
+          </w:tcPr>
+          <w:p>
+            <w:pPr>
+              <w:pStyle w:val="ListParagraph"/>
+              <w:ind w:left="0"/>
+              <w:jc w:val="center"/>
+              <w:rPr>
+                <w:lang w:val="en-US"/>
+              </w:rPr>
+            </w:pPr>
+            <w:r>
+              <w:rPr>
+                <w:lang w:val="en-US"/>
+              </w:rPr>
+              <w:t>(20, 12, 15)</w:t>
+            </w:r>
+          </w:p>
+        </w:tc>
+      </w:tr>
+    </w:tbl>
+    <w:p>
+      <w:pPr>
+        <w:pStyle w:val="ListParagraph"/>
+        <w:numPr>
+          <w:ilvl w:val="0"/>
+          <w:numId w:val="6"/>
+        </w:numPr>
+        <w:rPr>
+          <w:lang w:val="en-US"/>
+        </w:rPr>
+      </w:pPr>
+      <w:r>
+        <w:rPr>
+          <w:lang w:val="en-US"/>
+        </w:rPr>
+        <w:t>Model?</w:t>
+      </w:r>
+    </w:p>
+    <w:p>
+      <w:pPr>
+        <w:pStyle w:val="ListParagraph"/>
+        <w:numPr>
+          <w:ilvl w:val="0"/>
+          <w:numId w:val="7"/>
+        </w:numPr>
+        <w:rPr>
+          <w:lang w:val="en-US"/>
+        </w:rPr>
+      </w:pPr>
+      <w:r>
+        <w:rPr>
+          <w:lang w:val="en-US"/>
+        </w:rPr>
+        <w:t>Tạo 1 Model</w:t>
+      </w:r>
+    </w:p>
+    <w:p>
+      <w:pPr>
+        <w:pStyle w:val="ListParagraph"/>
+        <w:pBdr>
+          <w:top w:val="single" w:sz="4" w:space="1" w:color="auto"/>
+          <w:left w:val="single" w:sz="4" w:space="4" w:color="auto"/>
+          <w:bottom w:val="single" w:sz="4" w:space="1" w:color="auto"/>
+          <w:right w:val="single" w:sz="4" w:space="4" w:color="auto"/>
+        </w:pBdr>
+        <w:ind w:left="1080"/>
+        <w:rPr>
+          <w:lang w:val="en-US"/>
+        </w:rPr>
+      </w:pPr>
+      <w:r>
+        <w:rPr>
+          <w:lang w:val="en-US"/>
+        </w:rPr>
+        <w:t>&lt;Model&gt; = keras.</w:t>
+      </w:r>
+      <w:r>
+        <w:rPr>
+          <w:lang w:val="en-US"/>
+        </w:rPr>
+        <w:t>Model</w:t>
+      </w:r>
+      <w:r>
+        <w:rPr>
+          <w:lang w:val="en-US"/>
+        </w:rPr>
+        <w:t>(&lt;</w:t>
+      </w:r>
+      <w:r>
+        <w:rPr>
+          <w:lang w:val="en-US"/>
+        </w:rPr>
+        <w:t>Các Input&gt;, &lt;Các Output&gt;</w:t>
+      </w:r>
+      <w:r>
+        <w:rPr>
+          <w:lang w:val="en-US"/>
+        </w:rPr>
+        <w:t>)</w:t>
+      </w:r>
+    </w:p>
+    <w:p>
+      <w:pPr>
+        <w:pStyle w:val="ListParagraph"/>
+        <w:numPr>
+          <w:ilvl w:val="0"/>
+          <w:numId w:val="7"/>
+        </w:numPr>
+        <w:rPr>
+          <w:lang w:val="en-US"/>
+        </w:rPr>
+      </w:pPr>
+      <w:r>
+        <w:rPr>
+          <w:lang w:val="en-US"/>
+        </w:rPr>
+        <w:t>&lt;Các Input&gt; là Keras Tensor hoặc là dãy các Keras Tensor</w:t>
+      </w:r>
+    </w:p>
+    <w:p>
+      <w:pPr>
+        <w:pStyle w:val="ListParagraph"/>
+        <w:numPr>
+          <w:ilvl w:val="0"/>
+          <w:numId w:val="7"/>
+        </w:numPr>
+        <w:rPr>
+          <w:lang w:val="en-US"/>
+        </w:rPr>
+      </w:pPr>
+      <w:r>
+        <w:rPr>
+          <w:lang w:val="en-US"/>
+        </w:rPr>
+        <w:t xml:space="preserve">&lt;Các Output&gt; tương tự, nhưng phải chứa các Keras Tensor xuất phát từ </w:t>
+      </w:r>
+    </w:p>
+    <w:p>
+      <w:pPr>
+        <w:pStyle w:val="ListParagraph"/>
+        <w:ind w:left="1080"/>
+        <w:rPr>
+          <w:lang w:val="en-US"/>
+        </w:rPr>
+      </w:pPr>
+      <w:r>
+        <w:rPr>
+          <w:lang w:val="en-US"/>
+        </w:rPr>
+        <w:t>&lt;Các Input&gt; thông qua quá trình Pass qua các lớp</w:t>
+      </w:r>
+    </w:p>
+    <w:p>
+      <w:pPr>
+        <w:pStyle w:val="ListParagraph"/>
+        <w:numPr>
+          <w:ilvl w:val="0"/>
+          <w:numId w:val="7"/>
+        </w:numPr>
+        <w:rPr>
+          <w:lang w:val="en-US"/>
+        </w:rPr>
+      </w:pPr>
+      <w:r>
+        <w:rPr>
+          <w:lang w:val="en-US"/>
+        </w:rPr>
+        <w:t>Chỉ định Loss và Optimizer cho &lt;Model&gt;</w:t>
+      </w:r>
+    </w:p>
+    <w:p>
+      <w:pPr>
+        <w:pStyle w:val="ListParagraph"/>
+        <w:pBdr>
+          <w:top w:val="single" w:sz="4" w:space="1" w:color="auto"/>
+          <w:left w:val="single" w:sz="4" w:space="4" w:color="auto"/>
+          <w:bottom w:val="single" w:sz="4" w:space="1" w:color="auto"/>
+          <w:right w:val="single" w:sz="4" w:space="4" w:color="auto"/>
+        </w:pBdr>
+        <w:ind w:left="1080"/>
+        <w:rPr>
+          <w:lang w:val="en-US"/>
+        </w:rPr>
+      </w:pPr>
+      <w:r>
+        <w:rPr>
+          <w:lang w:val="en-US"/>
+        </w:rPr>
+        <w:t>&lt;Model&gt;.compile(&lt;Optimizer&gt;, &lt;Loss&gt;)</w:t>
+      </w:r>
+    </w:p>
+    <w:p>
+      <w:pPr>
+        <w:pStyle w:val="ListParagraph"/>
+        <w:numPr>
+          <w:ilvl w:val="0"/>
+          <w:numId w:val="7"/>
+        </w:numPr>
+        <w:rPr>
+          <w:lang w:val="en-US"/>
+        </w:rPr>
+      </w:pPr>
+      <w:r>
+        <w:rPr>
+          <w:lang w:val="en-US"/>
+        </w:rPr>
+        <w:t>Train &lt;Model&gt;</w:t>
+      </w:r>
+    </w:p>
+    <w:p>
+      <w:pPr>
+        <w:pStyle w:val="ListParagraph"/>
+        <w:pBdr>
+          <w:top w:val="single" w:sz="4" w:space="1" w:color="auto"/>
+          <w:left w:val="single" w:sz="4" w:space="4" w:color="auto"/>
+          <w:bottom w:val="single" w:sz="4" w:space="1" w:color="auto"/>
+          <w:right w:val="single" w:sz="4" w:space="4" w:color="auto"/>
+        </w:pBdr>
+        <w:ind w:left="1080"/>
+        <w:rPr>
+          <w:lang w:val="en-US"/>
+        </w:rPr>
+      </w:pPr>
+      <w:r>
+        <w:rPr>
+          <w:lang w:val="en-US"/>
+        </w:rPr>
+        <w:t>&lt;Model&gt;.fit(&lt;Các Input Tensor&gt;, &lt;Các Output Tensor&gt;)</w:t>
+      </w:r>
+    </w:p>
+    <w:p>
+      <w:pPr>
+        <w:pStyle w:val="ListParagraph"/>
+        <w:numPr>
+          <w:ilvl w:val="0"/>
+          <w:numId w:val="7"/>
+        </w:numPr>
+        <w:rPr>
+          <w:lang w:val="en-US"/>
+        </w:rPr>
+      </w:pPr>
+      <w:r>
+        <w:rPr>
+          <w:lang w:val="en-US"/>
+        </w:rPr>
+        <w:t>&lt;Các Input Tensor&gt; y chang &lt;Các Input&gt;, chỉ có điều chúng là Tensor thường, tương tự với &lt;Các Output Tensor&gt;</w:t>
+      </w:r>
+    </w:p>
+    <w:p>
+      <w:pPr>
+        <w:pStyle w:val="ListParagraph"/>
+        <w:numPr>
+          <w:ilvl w:val="0"/>
+          <w:numId w:val="7"/>
+        </w:numPr>
+        <w:rPr>
+          <w:lang w:val="en-US"/>
+        </w:rPr>
+      </w:pPr>
+      <w:r>
+        <w:rPr>
+          <w:lang w:val="en-US"/>
+        </w:rPr>
+        <w:t>Các Tensor trong &lt;Các Input Tensor&gt; hay &lt;Các Output Tensor&gt; phải cùng số mẫu, nghĩa là chiều đầu tiên phải = nhau</w:t>
+      </w:r>
+    </w:p>
+    <w:p>
+      <w:pPr>
+        <w:pStyle w:val="ListParagraph"/>
+        <w:numPr>
+          <w:ilvl w:val="0"/>
+          <w:numId w:val="7"/>
+        </w:numPr>
+        <w:rPr>
+          <w:lang w:val="en-US"/>
+        </w:rPr>
+      </w:pPr>
+      <w:r>
+        <w:rPr>
+          <w:lang w:val="en-US"/>
+        </w:rPr>
+        <w:t>Dự đoán thử</w:t>
+      </w:r>
+    </w:p>
+    <w:p>
+      <w:pPr>
+        <w:pStyle w:val="ListParagraph"/>
+        <w:pBdr>
+          <w:top w:val="single" w:sz="4" w:space="1" w:color="auto"/>
+          <w:left w:val="single" w:sz="4" w:space="4" w:color="auto"/>
+          <w:bottom w:val="single" w:sz="4" w:space="1" w:color="auto"/>
+          <w:right w:val="single" w:sz="4" w:space="4" w:color="auto"/>
+        </w:pBdr>
+        <w:ind w:left="1080"/>
+        <w:rPr>
+          <w:lang w:val="en-US"/>
+        </w:rPr>
+      </w:pPr>
+      <w:r>
+        <w:rPr>
+          <w:lang w:val="en-US"/>
+        </w:rPr>
+        <w:t>&lt;Các Output Tensor&gt; = &lt;Model&gt;</w:t>
+      </w:r>
+      <w:r>
+        <w:rPr>
+          <w:lang w:val="en-US"/>
+        </w:rPr>
+        <w:t>.predict</w:t>
+      </w:r>
+      <w:r>
+        <w:rPr>
+          <w:lang w:val="en-US"/>
+        </w:rPr>
+        <w:t>(&lt;Các Input Tensor&gt;)</w:t>
+      </w:r>
+    </w:p>
+    <w:p>
+      <w:pPr>
+        <w:pStyle w:val="ListParagraph"/>
+        <w:numPr>
+          <w:ilvl w:val="0"/>
+          <w:numId w:val="7"/>
+        </w:numPr>
+        <w:rPr>
+          <w:lang w:val="en-US"/>
+        </w:rPr>
+      </w:pPr>
+      <w:r>
+        <w:rPr>
+          <w:lang w:val="en-US"/>
+        </w:rPr>
+        <w:t>In ra cấu trúc, số lượng Parameter của Model</w:t>
+      </w:r>
+    </w:p>
+    <w:p>
+      <w:pPr>
+        <w:pStyle w:val="ListParagraph"/>
+        <w:pBdr>
+          <w:top w:val="single" w:sz="4" w:space="1" w:color="auto"/>
+          <w:left w:val="single" w:sz="4" w:space="4" w:color="auto"/>
+          <w:bottom w:val="single" w:sz="4" w:space="1" w:color="auto"/>
+          <w:right w:val="single" w:sz="4" w:space="4" w:color="auto"/>
+        </w:pBdr>
+        <w:ind w:left="1080"/>
+        <w:rPr>
+          <w:lang w:val="en-US"/>
+        </w:rPr>
+      </w:pPr>
+      <w:r>
+        <w:rPr>
+          <w:lang w:val="en-US"/>
+        </w:rPr>
+        <w:t>&lt;Model&gt;.summary()</w:t>
+      </w:r>
+    </w:p>
+    <w:p>
+      <w:pPr>
+        <w:pStyle w:val="ListParagraph"/>
+        <w:numPr>
+          <w:ilvl w:val="0"/>
+          <w:numId w:val="6"/>
+        </w:numPr>
+        <w:rPr>
+          <w:lang w:val="en-US"/>
+        </w:rPr>
+      </w:pPr>
+      <w:r>
+        <w:rPr>
+          <w:lang w:val="en-US"/>
+        </w:rPr>
+        <w:t>Sequential Model?</w:t>
+      </w:r>
+    </w:p>
+    <w:p>
+      <w:pPr>
+        <w:pStyle w:val="ListParagraph"/>
+        <w:numPr>
+          <w:ilvl w:val="0"/>
+          <w:numId w:val="7"/>
+        </w:numPr>
+        <w:rPr>
+          <w:lang w:val="en-US"/>
+        </w:rPr>
+      </w:pPr>
+      <w:r>
+        <w:rPr>
+          <w:lang w:val="en-US"/>
+        </w:rPr>
+        <w:t>Tạo 1 Sequential Model</w:t>
+      </w:r>
+    </w:p>
+    <w:p>
+      <w:pPr>
+        <w:pStyle w:val="ListParagraph"/>
+        <w:pBdr>
+          <w:top w:val="single" w:sz="4" w:space="1" w:color="auto"/>
+          <w:left w:val="single" w:sz="4" w:space="4" w:color="auto"/>
+          <w:bottom w:val="single" w:sz="4" w:space="1" w:color="auto"/>
+          <w:right w:val="single" w:sz="4" w:space="4" w:color="auto"/>
+        </w:pBdr>
+        <w:ind w:left="1080"/>
+        <w:rPr>
+          <w:lang w:val="en-US"/>
+        </w:rPr>
+      </w:pPr>
+      <w:r>
+        <w:rPr>
+          <w:lang w:val="en-US"/>
+        </w:rPr>
+        <w:t xml:space="preserve">&lt;Sequential Model&gt; = </w:t>
+      </w:r>
+      <w:r>
+        <w:rPr>
+          <w:lang w:val="en-US"/>
+        </w:rPr>
+        <w:t>keras.Sequential(</w:t>
+      </w:r>
+      <w:r>
+        <w:rPr>
+          <w:lang w:val="en-US"/>
+        </w:rPr>
+        <w:t>&lt;</w:t>
+      </w:r>
+      <w:r>
+        <w:rPr>
+          <w:lang w:val="en-US"/>
+        </w:rPr>
+        <w:t>Các Lớp</w:t>
+      </w:r>
+      <w:r>
+        <w:rPr>
+          <w:lang w:val="en-US"/>
+        </w:rPr>
+        <w:t>&gt;</w:t>
+      </w:r>
+      <w:r>
+        <w:rPr>
+          <w:lang w:val="en-US"/>
+        </w:rPr>
+        <w:t>)</w:t>
+      </w:r>
+    </w:p>
+    <w:p>
+      <w:pPr>
+        <w:pStyle w:val="ListParagraph"/>
+        <w:numPr>
+          <w:ilvl w:val="0"/>
+          <w:numId w:val="7"/>
+        </w:numPr>
+        <w:rPr>
+          <w:lang w:val="en-US"/>
+        </w:rPr>
+      </w:pPr>
+      <w:r>
+        <w:rPr>
+          <w:lang w:val="en-US"/>
+        </w:rPr>
+        <w:t>&lt;Các Lớp&gt; là 1 mảng có các phần tử là lớp</w:t>
+      </w:r>
+    </w:p>
+    <w:p>
+      <w:pPr>
+        <w:pStyle w:val="ListParagraph"/>
+        <w:numPr>
+          <w:ilvl w:val="0"/>
+          <w:numId w:val="7"/>
+        </w:numPr>
+        <w:rPr>
+          <w:lang w:val="en-US"/>
+        </w:rPr>
+      </w:pPr>
+      <w:r>
+        <w:rPr>
+          <w:lang w:val="en-US"/>
+        </w:rPr>
+        <w:t>&lt;Sequential Model&gt; y chang Model thường, chỉ có điều nhận 1 &lt;Input&gt; và xuất 1 &lt;Output&gt;, giống lớp Sequential trong Torch</w:t>
+      </w:r>
+    </w:p>
+    <w:p>
+      <w:pPr>
+        <w:pStyle w:val="ListParagraph"/>
+        <w:numPr>
+          <w:ilvl w:val="0"/>
+          <w:numId w:val="7"/>
+        </w:numPr>
+        <w:rPr>
+          <w:lang w:val="en-US"/>
+        </w:rPr>
+      </w:pPr>
+      <w:r>
+        <w:rPr>
+          <w:lang w:val="en-US"/>
+        </w:rPr>
+        <w:lastRenderedPageBreak/>
+        <w:t>Thông thường &lt;Các Lớp&gt; sẽ được bắt đầu = 1 Keras Tensor, nếu không, thì &lt;Sequential Model&gt; mới đầu sẽ không xác định cấu trúc và số lượng Parameter, sau lần Feed vào &lt;Input&gt; đầu tiên thì mới xác định và cố định luôn</w:t>
+      </w:r>
+    </w:p>
+    <w:p>
+      <w:pPr>
+        <w:rPr>
+          <w:lang w:val="en-US"/>
+        </w:rPr>
+      </w:pPr>
+    </w:p>
+    <w:p>
+      <w:pPr>
+        <w:rPr>
+          <w:lang w:val="en-US"/>
+        </w:rPr>
+      </w:pPr>
+      <w:r>
+        <w:rPr>
+          <w:lang w:val="en-US"/>
+        </w:rPr>
+        <w:t>Loss – Thất Thoát:</w:t>
+      </w:r>
+    </w:p>
+    <w:p>
+      <w:pPr>
+        <w:pStyle w:val="ListParagraph"/>
+        <w:numPr>
+          <w:ilvl w:val="0"/>
+          <w:numId w:val="13"/>
+        </w:numPr>
+        <w:rPr>
+          <w:lang w:val="en-US"/>
+        </w:rPr>
+      </w:pPr>
+      <w:r>
+        <w:rPr>
+          <w:lang w:val="en-US"/>
+        </w:rPr>
+        <w:t>Cách Import?</w:t>
+      </w:r>
+    </w:p>
+    <w:p>
+      <w:pPr>
+        <w:pStyle w:val="ListParagraph"/>
+        <w:pBdr>
+          <w:top w:val="single" w:sz="4" w:space="1" w:color="auto"/>
+          <w:left w:val="single" w:sz="4" w:space="4" w:color="auto"/>
+          <w:bottom w:val="single" w:sz="4" w:space="1" w:color="auto"/>
+          <w:right w:val="single" w:sz="4" w:space="4" w:color="auto"/>
+        </w:pBdr>
+        <w:ind w:left="1080"/>
+        <w:rPr>
+          <w:lang w:val="en-US"/>
+        </w:rPr>
+      </w:pPr>
+      <w:r>
+        <w:rPr>
+          <w:lang w:val="en-US"/>
+        </w:rPr>
+        <w:t>f</w:t>
+      </w:r>
+      <w:r>
+        <w:rPr>
+          <w:lang w:val="en-US"/>
+        </w:rPr>
+        <w:t>rom tensorflow.keras import losses</w:t>
+      </w:r>
+    </w:p>
+    <w:p>
+      <w:pPr>
+        <w:pStyle w:val="ListParagraph"/>
+        <w:numPr>
+          <w:ilvl w:val="0"/>
+          <w:numId w:val="13"/>
+        </w:numPr>
+        <w:rPr>
+          <w:lang w:val="en-US"/>
+        </w:rPr>
+      </w:pPr>
+      <w:r>
+        <w:rPr>
+          <w:lang w:val="en-US"/>
+        </w:rPr>
+        <w:t>MSE (</w:t>
+      </w:r>
+      <w:r>
+        <w:rPr>
+          <w:lang w:val="en-US"/>
+        </w:rPr>
+        <w:t>Mean Squared Error</w:t>
+      </w:r>
+      <w:r>
+        <w:rPr>
+          <w:lang w:val="en-US"/>
+        </w:rPr>
+        <w:t>)</w:t>
+      </w:r>
+      <w:r>
+        <w:rPr>
+          <w:lang w:val="en-US"/>
+        </w:rPr>
+        <w:t xml:space="preserve"> Loss</w:t>
+      </w:r>
+      <w:r>
+        <w:rPr>
+          <w:lang w:val="en-US"/>
+        </w:rPr>
+        <w:t>?</w:t>
+      </w:r>
+    </w:p>
+    <w:p>
+      <w:pPr>
+        <w:pStyle w:val="ListParagraph"/>
+        <w:numPr>
+          <w:ilvl w:val="0"/>
+          <w:numId w:val="7"/>
+        </w:numPr>
+        <w:rPr>
+          <w:lang w:val="en-US"/>
+        </w:rPr>
+      </w:pPr>
+      <w:r>
+        <w:rPr>
+          <w:lang w:val="en-US"/>
+        </w:rPr>
+        <w:t>Tạo 1 MSE Loss</w:t>
+      </w:r>
+    </w:p>
+    <w:p>
+      <w:pPr>
+        <w:pStyle w:val="ListParagraph"/>
+        <w:pBdr>
+          <w:top w:val="single" w:sz="4" w:space="1" w:color="auto"/>
+          <w:left w:val="single" w:sz="4" w:space="4" w:color="auto"/>
+          <w:bottom w:val="single" w:sz="4" w:space="1" w:color="auto"/>
+          <w:right w:val="single" w:sz="4" w:space="4" w:color="auto"/>
+        </w:pBdr>
+        <w:ind w:left="1080"/>
+        <w:rPr>
+          <w:lang w:val="en-US"/>
+        </w:rPr>
+      </w:pPr>
+      <w:r>
+        <w:rPr>
+          <w:lang w:val="en-US"/>
+        </w:rPr>
+        <w:t>&lt;MSE Loss&gt; = losses.MeanSquaredError()</w:t>
+      </w:r>
+    </w:p>
+    <w:p>
+      <w:pPr>
+        <w:pStyle w:val="ListParagraph"/>
+        <w:numPr>
+          <w:ilvl w:val="0"/>
+          <w:numId w:val="7"/>
+        </w:numPr>
+        <w:rPr>
+          <w:lang w:val="en-US"/>
+        </w:rPr>
+      </w:pPr>
+    </w:p>
+    <w:p>
+      <w:pPr>
+        <w:rPr>
+          <w:lang w:val="en-US"/>
+        </w:rPr>
+      </w:pPr>
+    </w:p>
+    <w:p>
+      <w:pPr>
+        <w:rPr>
+          <w:lang w:val="en-US"/>
+        </w:rPr>
+      </w:pPr>
+      <w:r>
+        <w:rPr>
+          <w:lang w:val="en-US"/>
+        </w:rPr>
+        <w:t>Optimizer – Tối Ưu Hóa:</w:t>
+      </w:r>
+    </w:p>
+    <w:p>
+      <w:pPr>
+        <w:pStyle w:val="ListParagraph"/>
+        <w:numPr>
+          <w:ilvl w:val="0"/>
+          <w:numId w:val="14"/>
+        </w:numPr>
+        <w:rPr>
+          <w:lang w:val="en-US"/>
+        </w:rPr>
+      </w:pPr>
+      <w:r>
+        <w:rPr>
+          <w:lang w:val="en-US"/>
+        </w:rPr>
+        <w:t>Cách Import?</w:t>
+      </w:r>
+    </w:p>
+    <w:p>
+      <w:pPr>
+        <w:pStyle w:val="ListParagraph"/>
+        <w:pBdr>
+          <w:top w:val="single" w:sz="4" w:space="1" w:color="auto"/>
+          <w:left w:val="single" w:sz="4" w:space="4" w:color="auto"/>
+          <w:bottom w:val="single" w:sz="4" w:space="1" w:color="auto"/>
+          <w:right w:val="single" w:sz="4" w:space="4" w:color="auto"/>
+        </w:pBdr>
+        <w:ind w:left="1080"/>
+        <w:rPr>
+          <w:lang w:val="en-US"/>
+        </w:rPr>
+      </w:pPr>
+      <w:r>
+        <w:rPr>
+          <w:lang w:val="en-US"/>
+        </w:rPr>
+        <w:t>from tensorflow.keras import optimizers</w:t>
+      </w:r>
+    </w:p>
+    <w:p>
+      <w:pPr>
+        <w:pStyle w:val="ListParagraph"/>
+        <w:numPr>
+          <w:ilvl w:val="0"/>
+          <w:numId w:val="14"/>
+        </w:numPr>
+        <w:rPr>
+          <w:lang w:val="en-US"/>
+        </w:rPr>
+      </w:pPr>
+      <w:r>
+        <w:rPr>
+          <w:lang w:val="en-US"/>
+        </w:rPr>
+        <w:t>Adam Optimizer?</w:t>
+      </w:r>
+    </w:p>
+    <w:p>
+      <w:pPr>
+        <w:pStyle w:val="ListParagraph"/>
+        <w:numPr>
+          <w:ilvl w:val="0"/>
+          <w:numId w:val="7"/>
+        </w:numPr>
+        <w:rPr>
+          <w:lang w:val="en-US"/>
+        </w:rPr>
+      </w:pPr>
+      <w:r>
+        <w:rPr>
+          <w:lang w:val="en-US"/>
+        </w:rPr>
+        <w:t>Tạo 1 Adam Optimizer</w:t>
+      </w:r>
+    </w:p>
+    <w:p>
+      <w:pPr>
+        <w:pStyle w:val="ListParagraph"/>
+        <w:pBdr>
+          <w:top w:val="single" w:sz="4" w:space="1" w:color="auto"/>
+          <w:left w:val="single" w:sz="4" w:space="4" w:color="auto"/>
+          <w:bottom w:val="single" w:sz="4" w:space="1" w:color="auto"/>
+          <w:right w:val="single" w:sz="4" w:space="4" w:color="auto"/>
+        </w:pBdr>
+        <w:ind w:left="1080"/>
+        <w:rPr>
+          <w:lang w:val="en-US"/>
+        </w:rPr>
+      </w:pPr>
+      <w:r>
+        <w:rPr>
+          <w:lang w:val="en-US"/>
+        </w:rPr>
+        <w:t>&lt;Adam Optimizer&gt; = optimizers.Adam(&lt;Learning Rate&gt;)</w:t>
+      </w:r>
+    </w:p>
+    <w:p>
+      <w:pPr>
+        <w:pStyle w:val="ListParagraph"/>
+        <w:numPr>
+          <w:ilvl w:val="0"/>
+          <w:numId w:val="7"/>
+        </w:numPr>
+        <w:rPr>
+          <w:lang w:val="en-US"/>
+        </w:rPr>
+      </w:pPr>
+    </w:p>
+    <w:p>
+      <w:pPr>
+        <w:rPr>
+          <w:lang w:val="en-US"/>
+        </w:rPr>
+      </w:pPr>
+    </w:p>
+    <w:p>
+      <w:pPr>
+        <w:rPr>
+          <w:lang w:val="en-US"/>
+        </w:rPr>
+      </w:pPr>
+      <w:r>
+        <w:rPr>
+          <w:lang w:val="en-US"/>
+        </w:rPr>
+        <w:t>Layer – Lớp</w:t>
+      </w:r>
+      <w:r>
+        <w:rPr>
+          <w:lang w:val="en-US"/>
+        </w:rPr>
+        <w:t>:</w:t>
+      </w:r>
+    </w:p>
+    <w:p>
+      <w:pPr>
+        <w:pStyle w:val="ListParagraph"/>
+        <w:numPr>
+          <w:ilvl w:val="0"/>
+          <w:numId w:val="1"/>
+        </w:numPr>
+        <w:rPr>
+          <w:lang w:val="en-US"/>
+        </w:rPr>
+      </w:pPr>
+      <w:r>
+        <w:rPr>
+          <w:lang w:val="en-US"/>
+        </w:rPr>
+        <w:t>Cách Import?</w:t>
+      </w:r>
+    </w:p>
+    <w:p>
+      <w:pPr>
+        <w:pStyle w:val="ListParagraph"/>
+        <w:pBdr>
+          <w:top w:val="single" w:sz="4" w:space="1" w:color="auto"/>
+          <w:left w:val="single" w:sz="4" w:space="4" w:color="auto"/>
+          <w:bottom w:val="single" w:sz="4" w:space="1" w:color="auto"/>
+          <w:right w:val="single" w:sz="4" w:space="4" w:color="auto"/>
+        </w:pBdr>
+        <w:ind w:left="1080"/>
+        <w:rPr>
+          <w:lang w:val="en-US"/>
+        </w:rPr>
+      </w:pPr>
+      <w:r>
+        <w:rPr>
+          <w:lang w:val="en-US"/>
+        </w:rPr>
         <w:t>from tensorflow</w:t>
       </w:r>
       <w:r>
@@ -1035,6 +2129,442 @@
           <w:lang w:val="en-US"/>
         </w:rPr>
         <w:t>.keras import layers</w:t>
+      </w:r>
+    </w:p>
+    <w:p>
+      <w:pPr>
+        <w:pStyle w:val="ListParagraph"/>
+        <w:numPr>
+          <w:ilvl w:val="0"/>
+          <w:numId w:val="1"/>
+        </w:numPr>
+        <w:rPr>
+          <w:lang w:val="en-US"/>
+        </w:rPr>
+      </w:pPr>
+      <w:r>
+        <w:rPr>
+          <w:lang w:val="en-US"/>
+        </w:rPr>
+        <w:t>Lớp Tuyến Tính?</w:t>
+      </w:r>
+    </w:p>
+    <w:p>
+      <w:pPr>
+        <w:pStyle w:val="ListParagraph"/>
+        <w:numPr>
+          <w:ilvl w:val="0"/>
+          <w:numId w:val="7"/>
+        </w:numPr>
+        <w:rPr>
+          <w:lang w:val="en-US"/>
+        </w:rPr>
+      </w:pPr>
+      <w:r>
+        <w:rPr>
+          <w:lang w:val="en-US"/>
+        </w:rPr>
+        <w:t xml:space="preserve">Y chang lớp tuyến tính trong Torch, nhưng không cần xác định </w:t>
+      </w:r>
+    </w:p>
+    <w:p>
+      <w:pPr>
+        <w:pStyle w:val="ListParagraph"/>
+        <w:ind w:left="1080"/>
+        <w:rPr>
+          <w:lang w:val="en-US"/>
+        </w:rPr>
+      </w:pPr>
+      <w:r>
+        <w:rPr>
+          <w:lang w:val="en-US"/>
+        </w:rPr>
+        <w:t>&lt;Kích Thước Input&gt;</w:t>
+      </w:r>
+      <w:r>
+        <w:rPr>
+          <w:lang w:val="en-US"/>
+        </w:rPr>
+        <w:t>, nghĩa là &lt;Input&gt; có Shape bất kì</w:t>
+      </w:r>
+      <w:r>
+        <w:rPr>
+          <w:lang w:val="en-US"/>
+        </w:rPr>
+        <w:t>, có thể là Tensor thường hoặc Keras Tensor, &lt;Output&gt; sẽ là Tensor thường hoặc Keras Tensor tùy vào &lt;Input&gt;</w:t>
+      </w:r>
+    </w:p>
+    <w:p>
+      <w:pPr>
+        <w:pStyle w:val="ListParagraph"/>
+        <w:numPr>
+          <w:ilvl w:val="0"/>
+          <w:numId w:val="7"/>
+        </w:numPr>
+        <w:rPr>
+          <w:lang w:val="en-US"/>
+        </w:rPr>
+      </w:pPr>
+      <w:r>
+        <w:rPr>
+          <w:lang w:val="en-US"/>
+        </w:rPr>
+        <w:t>Nếu &lt;Input&gt; là Numpy Array sẽ tự động chuyển thành Tensor thường</w:t>
+      </w:r>
+    </w:p>
+    <w:p>
+      <w:pPr>
+        <w:pStyle w:val="ListParagraph"/>
+        <w:numPr>
+          <w:ilvl w:val="0"/>
+          <w:numId w:val="7"/>
+        </w:numPr>
+        <w:rPr>
+          <w:lang w:val="en-US"/>
+        </w:rPr>
+      </w:pPr>
+      <w:r>
+        <w:rPr>
+          <w:lang w:val="en-US"/>
+        </w:rPr>
+        <w:t>Tạo 1 lớp tuyến tính</w:t>
+      </w:r>
+    </w:p>
+    <w:p>
+      <w:pPr>
+        <w:pStyle w:val="ListParagraph"/>
+        <w:pBdr>
+          <w:top w:val="single" w:sz="4" w:space="1" w:color="auto"/>
+          <w:left w:val="single" w:sz="4" w:space="4" w:color="auto"/>
+          <w:bottom w:val="single" w:sz="4" w:space="1" w:color="auto"/>
+          <w:right w:val="single" w:sz="4" w:space="4" w:color="auto"/>
+        </w:pBdr>
+        <w:ind w:left="1080"/>
+        <w:rPr>
+          <w:lang w:val="en-US"/>
+        </w:rPr>
+      </w:pPr>
+      <w:r>
+        <w:rPr>
+          <w:lang w:val="en-US"/>
+        </w:rPr>
+        <w:t>&lt;Lớp Tuyến Tính&gt; = layers.Dense(</w:t>
+      </w:r>
+    </w:p>
+    <w:p>
+      <w:pPr>
+        <w:pStyle w:val="ListParagraph"/>
+        <w:pBdr>
+          <w:top w:val="single" w:sz="4" w:space="1" w:color="auto"/>
+          <w:left w:val="single" w:sz="4" w:space="4" w:color="auto"/>
+          <w:bottom w:val="single" w:sz="4" w:space="1" w:color="auto"/>
+          <w:right w:val="single" w:sz="4" w:space="4" w:color="auto"/>
+        </w:pBdr>
+        <w:ind w:left="1080"/>
+        <w:rPr>
+          <w:lang w:val="en-US"/>
+        </w:rPr>
+      </w:pPr>
+      <w:r>
+        <w:rPr>
+          <w:lang w:val="en-US"/>
+        </w:rPr>
+        <w:t xml:space="preserve">    &lt;Kích Thước Output&gt;, &lt;Hàm Kích Hoạt&gt;, &lt;Có Bias Không&gt;</w:t>
+      </w:r>
+    </w:p>
+    <w:p>
+      <w:pPr>
+        <w:pStyle w:val="ListParagraph"/>
+        <w:pBdr>
+          <w:top w:val="single" w:sz="4" w:space="1" w:color="auto"/>
+          <w:left w:val="single" w:sz="4" w:space="4" w:color="auto"/>
+          <w:bottom w:val="single" w:sz="4" w:space="1" w:color="auto"/>
+          <w:right w:val="single" w:sz="4" w:space="4" w:color="auto"/>
+        </w:pBdr>
+        <w:ind w:left="1080"/>
+        <w:rPr>
+          <w:lang w:val="en-US"/>
+        </w:rPr>
+      </w:pPr>
+      <w:r>
+        <w:rPr>
+          <w:lang w:val="en-US"/>
+        </w:rPr>
+        <w:t>)</w:t>
+      </w:r>
+    </w:p>
+    <w:p>
+      <w:pPr>
+        <w:pStyle w:val="ListParagraph"/>
+        <w:numPr>
+          <w:ilvl w:val="0"/>
+          <w:numId w:val="7"/>
+        </w:numPr>
+        <w:rPr>
+          <w:lang w:val="en-US"/>
+        </w:rPr>
+      </w:pPr>
+      <w:r>
+        <w:rPr>
+          <w:lang w:val="en-US"/>
+        </w:rPr>
+        <w:t>Mặc định</w:t>
+      </w:r>
+    </w:p>
+    <w:tbl>
+      <w:tblPr>
+        <w:tblStyle w:val="TableGrid"/>
+        <w:tblW w:w="0" w:type="auto"/>
+        <w:tblInd w:w="1080" w:type="dxa"/>
+        <w:tblLook w:val="04A0" w:firstRow="1" w:lastRow="0" w:firstColumn="1" w:lastColumn="0" w:noHBand="0" w:noVBand="1"/>
+      </w:tblPr>
+      <w:tblGrid>
+        <w:gridCol w:w="4098"/>
+        <w:gridCol w:w="4064"/>
+      </w:tblGrid>
+      <w:tr>
+        <w:tc>
+          <w:tcPr>
+            <w:tcW w:w="4621" w:type="dxa"/>
+          </w:tcPr>
+          <w:p>
+            <w:pPr>
+              <w:pStyle w:val="ListParagraph"/>
+              <w:ind w:left="0"/>
+              <w:jc w:val="center"/>
+              <w:rPr>
+                <w:lang w:val="en-US"/>
+              </w:rPr>
+            </w:pPr>
+            <w:r>
+              <w:rPr>
+                <w:lang w:val="en-US"/>
+              </w:rPr>
+              <w:t>&lt;Hàm Kích Hoạt&gt;</w:t>
+            </w:r>
+          </w:p>
+        </w:tc>
+        <w:tc>
+          <w:tcPr>
+            <w:tcW w:w="4621" w:type="dxa"/>
+          </w:tcPr>
+          <w:p>
+            <w:pPr>
+              <w:pStyle w:val="ListParagraph"/>
+              <w:ind w:left="0"/>
+              <w:jc w:val="center"/>
+              <w:rPr>
+                <w:lang w:val="en-US"/>
+              </w:rPr>
+            </w:pPr>
+            <w:r>
+              <w:rPr>
+                <w:lang w:val="en-US"/>
+              </w:rPr>
+              <w:t>None</w:t>
+            </w:r>
+          </w:p>
+        </w:tc>
+      </w:tr>
+      <w:tr>
+        <w:tc>
+          <w:tcPr>
+            <w:tcW w:w="4621" w:type="dxa"/>
+          </w:tcPr>
+          <w:p>
+            <w:pPr>
+              <w:pStyle w:val="ListParagraph"/>
+              <w:ind w:left="0"/>
+              <w:jc w:val="center"/>
+              <w:rPr>
+                <w:lang w:val="en-US"/>
+              </w:rPr>
+            </w:pPr>
+            <w:r>
+              <w:rPr>
+                <w:lang w:val="en-US"/>
+              </w:rPr>
+              <w:t>&lt;Có Bias Không&gt;</w:t>
+            </w:r>
+          </w:p>
+        </w:tc>
+        <w:tc>
+          <w:tcPr>
+            <w:tcW w:w="4621" w:type="dxa"/>
+          </w:tcPr>
+          <w:p>
+            <w:pPr>
+              <w:pStyle w:val="ListParagraph"/>
+              <w:ind w:left="0"/>
+              <w:jc w:val="center"/>
+              <w:rPr>
+                <w:lang w:val="en-US"/>
+              </w:rPr>
+            </w:pPr>
+            <w:r>
+              <w:rPr>
+                <w:lang w:val="en-US"/>
+              </w:rPr>
+              <w:t>True</w:t>
+            </w:r>
+          </w:p>
+        </w:tc>
+      </w:tr>
+    </w:tbl>
+    <w:p>
+      <w:pPr>
+        <w:pStyle w:val="ListParagraph"/>
+        <w:numPr>
+          <w:ilvl w:val="0"/>
+          <w:numId w:val="7"/>
+        </w:numPr>
+        <w:rPr>
+          <w:lang w:val="en-US"/>
+        </w:rPr>
+      </w:pPr>
+      <w:r>
+        <w:rPr>
+          <w:lang w:val="en-US"/>
+        </w:rPr>
+        <w:t>Các giá trị &lt;Hàm Kích Hoạt&gt;</w:t>
+      </w:r>
+    </w:p>
+    <w:tbl>
+      <w:tblPr>
+        <w:tblStyle w:val="TableGrid"/>
+        <w:tblW w:w="0" w:type="auto"/>
+        <w:tblInd w:w="1080" w:type="dxa"/>
+        <w:tblLook w:val="04A0" w:firstRow="1" w:lastRow="0" w:firstColumn="1" w:lastColumn="0" w:noHBand="0" w:noVBand="1"/>
+      </w:tblPr>
+      <w:tblGrid>
+        <w:gridCol w:w="4078"/>
+        <w:gridCol w:w="4084"/>
+      </w:tblGrid>
+      <w:tr>
+        <w:tc>
+          <w:tcPr>
+            <w:tcW w:w="4621" w:type="dxa"/>
+          </w:tcPr>
+          <w:p>
+            <w:pPr>
+              <w:pStyle w:val="ListParagraph"/>
+              <w:ind w:left="0"/>
+              <w:jc w:val="center"/>
+              <w:rPr>
+                <w:lang w:val="en-US"/>
+              </w:rPr>
+            </w:pPr>
+            <w:r>
+              <w:rPr>
+                <w:lang w:val="en-US"/>
+              </w:rPr>
+              <w:t>"relu"</w:t>
+            </w:r>
+          </w:p>
+        </w:tc>
+        <w:tc>
+          <w:tcPr>
+            <w:tcW w:w="4621" w:type="dxa"/>
+          </w:tcPr>
+          <w:p>
+            <w:pPr>
+              <w:pStyle w:val="ListParagraph"/>
+              <w:ind w:left="0"/>
+              <w:jc w:val="center"/>
+              <w:rPr>
+                <w:lang w:val="en-US"/>
+              </w:rPr>
+            </w:pPr>
+            <w:r>
+              <w:rPr>
+                <w:lang w:val="en-US"/>
+              </w:rPr>
+              <w:t>ReLU</w:t>
+            </w:r>
+          </w:p>
+        </w:tc>
+      </w:tr>
+      <w:tr>
+        <w:tc>
+          <w:tcPr>
+            <w:tcW w:w="4621" w:type="dxa"/>
+          </w:tcPr>
+          <w:p>
+            <w:pPr>
+              <w:pStyle w:val="ListParagraph"/>
+              <w:ind w:left="0"/>
+              <w:rPr>
+                <w:lang w:val="en-US"/>
+              </w:rPr>
+            </w:pPr>
+          </w:p>
+        </w:tc>
+        <w:tc>
+          <w:tcPr>
+            <w:tcW w:w="4621" w:type="dxa"/>
+          </w:tcPr>
+          <w:p>
+            <w:pPr>
+              <w:pStyle w:val="ListParagraph"/>
+              <w:ind w:left="0"/>
+              <w:rPr>
+                <w:lang w:val="en-US"/>
+              </w:rPr>
+            </w:pPr>
+          </w:p>
+        </w:tc>
+      </w:tr>
+    </w:tbl>
+    <w:p>
+      <w:pPr>
+        <w:pStyle w:val="ListParagraph"/>
+        <w:numPr>
+          <w:ilvl w:val="0"/>
+          <w:numId w:val="7"/>
+        </w:numPr>
+        <w:rPr>
+          <w:lang w:val="en-US"/>
+        </w:rPr>
+      </w:pPr>
+      <w:r>
+        <w:rPr>
+          <w:lang w:val="en-US"/>
+        </w:rPr>
+        <w:t>Forward</w:t>
+      </w:r>
+    </w:p>
+    <w:p>
+      <w:pPr>
+        <w:pStyle w:val="ListParagraph"/>
+        <w:pBdr>
+          <w:top w:val="single" w:sz="4" w:space="1" w:color="auto"/>
+          <w:left w:val="single" w:sz="4" w:space="4" w:color="auto"/>
+          <w:bottom w:val="single" w:sz="4" w:space="1" w:color="auto"/>
+          <w:right w:val="single" w:sz="4" w:space="4" w:color="auto"/>
+        </w:pBdr>
+        <w:ind w:left="1080"/>
+        <w:rPr>
+          <w:lang w:val="en-US"/>
+        </w:rPr>
+      </w:pPr>
+      <w:r>
+        <w:rPr>
+          <w:lang w:val="en-US"/>
+        </w:rPr>
+        <w:lastRenderedPageBreak/>
+        <w:t>&lt;</w:t>
+      </w:r>
+      <w:r>
+        <w:rPr>
+          <w:lang w:val="en-US"/>
+        </w:rPr>
+        <w:t>Output&gt; = &lt;Lớp Tuyến Tính&gt;(&lt;Input&gt;</w:t>
+      </w:r>
+      <w:r>
+        <w:rPr>
+          <w:lang w:val="en-US"/>
+        </w:rPr>
+        <w:t>)</w:t>
       </w:r>
     </w:p>
     <w:p>
@@ -1304,19 +2834,7 @@
               <w:rPr>
                 <w:lang w:val="en-US"/>
               </w:rPr>
-              <w:t xml:space="preserve">&lt;X </w:t>
-            </w:r>
-            <w:r>
-              <w:rPr>
-                <w:lang w:val="en-US"/>
-              </w:rPr>
-              <w:t>Test</w:t>
-            </w:r>
-            <w:r>
-              <w:rPr>
-                <w:lang w:val="en-US"/>
-              </w:rPr>
-              <w:t>&gt; Shape</w:t>
+              <w:t>&lt;X Test&gt; Shape</w:t>
             </w:r>
           </w:p>
         </w:tc>
@@ -1337,19 +2855,7 @@
               <w:rPr>
                 <w:lang w:val="en-US"/>
               </w:rPr>
-              <w:t>&lt;Y T</w:t>
-            </w:r>
-            <w:r>
-              <w:rPr>
-                <w:lang w:val="en-US"/>
-              </w:rPr>
-              <w:t>est</w:t>
-            </w:r>
-            <w:r>
-              <w:rPr>
-                <w:lang w:val="en-US"/>
-              </w:rPr>
-              <w:t xml:space="preserve"> Shape&gt;</w:t>
+              <w:t>&lt;Y Test Shape&gt;</w:t>
             </w:r>
           </w:p>
         </w:tc>
@@ -1754,6 +3260,95 @@
     </w:lvl>
   </w:abstractNum>
   <w:abstractNum w:abstractNumId="3" w15:restartNumberingAfterBreak="0">
+    <w:nsid w:val="24E53074"/>
+    <w:multiLevelType w:val="hybridMultilevel"/>
+    <w:tmpl w:val="1F123EDA"/>
+    <w:lvl w:ilvl="0" w:tplc="23C8FD7C">
+      <w:start w:val="1"/>
+      <w:numFmt w:val="decimal"/>
+      <w:lvlText w:val="%1."/>
+      <w:lvlJc w:val="left"/>
+      <w:pPr>
+        <w:ind w:left="1080" w:hanging="360"/>
+      </w:pPr>
+      <w:rPr>
+        <w:rFonts w:hint="default"/>
+      </w:rPr>
+    </w:lvl>
+    <w:lvl w:ilvl="1" w:tplc="04090019" w:tentative="1">
+      <w:start w:val="1"/>
+      <w:numFmt w:val="lowerLetter"/>
+      <w:lvlText w:val="%2."/>
+      <w:lvlJc w:val="left"/>
+      <w:pPr>
+        <w:ind w:left="1800" w:hanging="360"/>
+      </w:pPr>
+    </w:lvl>
+    <w:lvl w:ilvl="2" w:tplc="0409001B" w:tentative="1">
+      <w:start w:val="1"/>
+      <w:numFmt w:val="lowerRoman"/>
+      <w:lvlText w:val="%3."/>
+      <w:lvlJc w:val="right"/>
+      <w:pPr>
+        <w:ind w:left="2520" w:hanging="180"/>
+      </w:pPr>
+    </w:lvl>
+    <w:lvl w:ilvl="3" w:tplc="0409000F" w:tentative="1">
+      <w:start w:val="1"/>
+      <w:numFmt w:val="decimal"/>
+      <w:lvlText w:val="%4."/>
+      <w:lvlJc w:val="left"/>
+      <w:pPr>
+        <w:ind w:left="3240" w:hanging="360"/>
+      </w:pPr>
+    </w:lvl>
+    <w:lvl w:ilvl="4" w:tplc="04090019" w:tentative="1">
+      <w:start w:val="1"/>
+      <w:numFmt w:val="lowerLetter"/>
+      <w:lvlText w:val="%5."/>
+      <w:lvlJc w:val="left"/>
+      <w:pPr>
+        <w:ind w:left="3960" w:hanging="360"/>
+      </w:pPr>
+    </w:lvl>
+    <w:lvl w:ilvl="5" w:tplc="0409001B" w:tentative="1">
+      <w:start w:val="1"/>
+      <w:numFmt w:val="lowerRoman"/>
+      <w:lvlText w:val="%6."/>
+      <w:lvlJc w:val="right"/>
+      <w:pPr>
+        <w:ind w:left="4680" w:hanging="180"/>
+      </w:pPr>
+    </w:lvl>
+    <w:lvl w:ilvl="6" w:tplc="0409000F" w:tentative="1">
+      <w:start w:val="1"/>
+      <w:numFmt w:val="decimal"/>
+      <w:lvlText w:val="%7."/>
+      <w:lvlJc w:val="left"/>
+      <w:pPr>
+        <w:ind w:left="5400" w:hanging="360"/>
+      </w:pPr>
+    </w:lvl>
+    <w:lvl w:ilvl="7" w:tplc="04090019" w:tentative="1">
+      <w:start w:val="1"/>
+      <w:numFmt w:val="lowerLetter"/>
+      <w:lvlText w:val="%8."/>
+      <w:lvlJc w:val="left"/>
+      <w:pPr>
+        <w:ind w:left="6120" w:hanging="360"/>
+      </w:pPr>
+    </w:lvl>
+    <w:lvl w:ilvl="8" w:tplc="0409001B" w:tentative="1">
+      <w:start w:val="1"/>
+      <w:numFmt w:val="lowerRoman"/>
+      <w:lvlText w:val="%9."/>
+      <w:lvlJc w:val="right"/>
+      <w:pPr>
+        <w:ind w:left="6840" w:hanging="180"/>
+      </w:pPr>
+    </w:lvl>
+  </w:abstractNum>
+  <w:abstractNum w:abstractNumId="4" w15:restartNumberingAfterBreak="0">
     <w:nsid w:val="2DD73E6F"/>
     <w:multiLevelType w:val="hybridMultilevel"/>
     <w:tmpl w:val="56489796"/>
@@ -1866,7 +3461,7 @@
       </w:rPr>
     </w:lvl>
   </w:abstractNum>
-  <w:abstractNum w:abstractNumId="4" w15:restartNumberingAfterBreak="0">
+  <w:abstractNum w:abstractNumId="5" w15:restartNumberingAfterBreak="0">
     <w:nsid w:val="332A0260"/>
     <w:multiLevelType w:val="hybridMultilevel"/>
     <w:tmpl w:val="BB66B21E"/>
@@ -1979,7 +3574,7 @@
       </w:rPr>
     </w:lvl>
   </w:abstractNum>
-  <w:abstractNum w:abstractNumId="5" w15:restartNumberingAfterBreak="0">
+  <w:abstractNum w:abstractNumId="6" w15:restartNumberingAfterBreak="0">
     <w:nsid w:val="35A25728"/>
     <w:multiLevelType w:val="hybridMultilevel"/>
     <w:tmpl w:val="CC0EC1F0"/>
@@ -2092,7 +3687,7 @@
       </w:rPr>
     </w:lvl>
   </w:abstractNum>
-  <w:abstractNum w:abstractNumId="6" w15:restartNumberingAfterBreak="0">
+  <w:abstractNum w:abstractNumId="7" w15:restartNumberingAfterBreak="0">
     <w:nsid w:val="54B73FF2"/>
     <w:multiLevelType w:val="hybridMultilevel"/>
     <w:tmpl w:val="548AC868"/>
@@ -2181,7 +3776,7 @@
       </w:pPr>
     </w:lvl>
   </w:abstractNum>
-  <w:abstractNum w:abstractNumId="7" w15:restartNumberingAfterBreak="0">
+  <w:abstractNum w:abstractNumId="8" w15:restartNumberingAfterBreak="0">
     <w:nsid w:val="5C55754D"/>
     <w:multiLevelType w:val="hybridMultilevel"/>
     <w:tmpl w:val="8A84678E"/>
@@ -2270,7 +3865,7 @@
       </w:pPr>
     </w:lvl>
   </w:abstractNum>
-  <w:abstractNum w:abstractNumId="8" w15:restartNumberingAfterBreak="0">
+  <w:abstractNum w:abstractNumId="9" w15:restartNumberingAfterBreak="0">
     <w:nsid w:val="603230F1"/>
     <w:multiLevelType w:val="hybridMultilevel"/>
     <w:tmpl w:val="F2F08CD0"/>
@@ -2359,7 +3954,96 @@
       </w:pPr>
     </w:lvl>
   </w:abstractNum>
-  <w:abstractNum w:abstractNumId="9" w15:restartNumberingAfterBreak="0">
+  <w:abstractNum w:abstractNumId="10" w15:restartNumberingAfterBreak="0">
+    <w:nsid w:val="65AB19D4"/>
+    <w:multiLevelType w:val="hybridMultilevel"/>
+    <w:tmpl w:val="A38CC1D8"/>
+    <w:lvl w:ilvl="0" w:tplc="E2961546">
+      <w:start w:val="1"/>
+      <w:numFmt w:val="decimal"/>
+      <w:lvlText w:val="%1."/>
+      <w:lvlJc w:val="left"/>
+      <w:pPr>
+        <w:ind w:left="1080" w:hanging="360"/>
+      </w:pPr>
+      <w:rPr>
+        <w:rFonts w:hint="default"/>
+      </w:rPr>
+    </w:lvl>
+    <w:lvl w:ilvl="1" w:tplc="04090019" w:tentative="1">
+      <w:start w:val="1"/>
+      <w:numFmt w:val="lowerLetter"/>
+      <w:lvlText w:val="%2."/>
+      <w:lvlJc w:val="left"/>
+      <w:pPr>
+        <w:ind w:left="1800" w:hanging="360"/>
+      </w:pPr>
+    </w:lvl>
+    <w:lvl w:ilvl="2" w:tplc="0409001B" w:tentative="1">
+      <w:start w:val="1"/>
+      <w:numFmt w:val="lowerRoman"/>
+      <w:lvlText w:val="%3."/>
+      <w:lvlJc w:val="right"/>
+      <w:pPr>
+        <w:ind w:left="2520" w:hanging="180"/>
+      </w:pPr>
+    </w:lvl>
+    <w:lvl w:ilvl="3" w:tplc="0409000F" w:tentative="1">
+      <w:start w:val="1"/>
+      <w:numFmt w:val="decimal"/>
+      <w:lvlText w:val="%4."/>
+      <w:lvlJc w:val="left"/>
+      <w:pPr>
+        <w:ind w:left="3240" w:hanging="360"/>
+      </w:pPr>
+    </w:lvl>
+    <w:lvl w:ilvl="4" w:tplc="04090019" w:tentative="1">
+      <w:start w:val="1"/>
+      <w:numFmt w:val="lowerLetter"/>
+      <w:lvlText w:val="%5."/>
+      <w:lvlJc w:val="left"/>
+      <w:pPr>
+        <w:ind w:left="3960" w:hanging="360"/>
+      </w:pPr>
+    </w:lvl>
+    <w:lvl w:ilvl="5" w:tplc="0409001B" w:tentative="1">
+      <w:start w:val="1"/>
+      <w:numFmt w:val="lowerRoman"/>
+      <w:lvlText w:val="%6."/>
+      <w:lvlJc w:val="right"/>
+      <w:pPr>
+        <w:ind w:left="4680" w:hanging="180"/>
+      </w:pPr>
+    </w:lvl>
+    <w:lvl w:ilvl="6" w:tplc="0409000F" w:tentative="1">
+      <w:start w:val="1"/>
+      <w:numFmt w:val="decimal"/>
+      <w:lvlText w:val="%7."/>
+      <w:lvlJc w:val="left"/>
+      <w:pPr>
+        <w:ind w:left="5400" w:hanging="360"/>
+      </w:pPr>
+    </w:lvl>
+    <w:lvl w:ilvl="7" w:tplc="04090019" w:tentative="1">
+      <w:start w:val="1"/>
+      <w:numFmt w:val="lowerLetter"/>
+      <w:lvlText w:val="%8."/>
+      <w:lvlJc w:val="left"/>
+      <w:pPr>
+        <w:ind w:left="6120" w:hanging="360"/>
+      </w:pPr>
+    </w:lvl>
+    <w:lvl w:ilvl="8" w:tplc="0409001B" w:tentative="1">
+      <w:start w:val="1"/>
+      <w:numFmt w:val="lowerRoman"/>
+      <w:lvlText w:val="%9."/>
+      <w:lvlJc w:val="right"/>
+      <w:pPr>
+        <w:ind w:left="6840" w:hanging="180"/>
+      </w:pPr>
+    </w:lvl>
+  </w:abstractNum>
+  <w:abstractNum w:abstractNumId="11" w15:restartNumberingAfterBreak="0">
     <w:nsid w:val="65F4132F"/>
     <w:multiLevelType w:val="hybridMultilevel"/>
     <w:tmpl w:val="ECF4FD26"/>
@@ -2472,7 +4156,7 @@
       </w:rPr>
     </w:lvl>
   </w:abstractNum>
-  <w:abstractNum w:abstractNumId="10" w15:restartNumberingAfterBreak="0">
+  <w:abstractNum w:abstractNumId="12" w15:restartNumberingAfterBreak="0">
     <w:nsid w:val="725E6129"/>
     <w:multiLevelType w:val="hybridMultilevel"/>
     <w:tmpl w:val="BCEE8494"/>
@@ -2585,7 +4269,7 @@
       </w:rPr>
     </w:lvl>
   </w:abstractNum>
-  <w:abstractNum w:abstractNumId="11" w15:restartNumberingAfterBreak="0">
+  <w:abstractNum w:abstractNumId="13" w15:restartNumberingAfterBreak="0">
     <w:nsid w:val="784B2948"/>
     <w:multiLevelType w:val="hybridMultilevel"/>
     <w:tmpl w:val="182A86DA"/>
@@ -2678,37 +4362,43 @@
     <w:abstractNumId w:val="0"/>
   </w:num>
   <w:num w:numId="2" w16cid:durableId="563638665">
+    <w:abstractNumId w:val="5"/>
+  </w:num>
+  <w:num w:numId="3" w16cid:durableId="258031462">
+    <w:abstractNumId w:val="6"/>
+  </w:num>
+  <w:num w:numId="4" w16cid:durableId="275676447">
+    <w:abstractNumId w:val="13"/>
+  </w:num>
+  <w:num w:numId="5" w16cid:durableId="983388324">
     <w:abstractNumId w:val="4"/>
   </w:num>
-  <w:num w:numId="3" w16cid:durableId="258031462">
-    <w:abstractNumId w:val="5"/>
-  </w:num>
-  <w:num w:numId="4" w16cid:durableId="275676447">
-    <w:abstractNumId w:val="11"/>
-  </w:num>
-  <w:num w:numId="5" w16cid:durableId="983388324">
-    <w:abstractNumId w:val="3"/>
-  </w:num>
   <w:num w:numId="6" w16cid:durableId="1958752863">
-    <w:abstractNumId w:val="8"/>
+    <w:abstractNumId w:val="9"/>
   </w:num>
   <w:num w:numId="7" w16cid:durableId="656150189">
     <w:abstractNumId w:val="1"/>
   </w:num>
   <w:num w:numId="8" w16cid:durableId="115829556">
-    <w:abstractNumId w:val="10"/>
+    <w:abstractNumId w:val="12"/>
   </w:num>
   <w:num w:numId="9" w16cid:durableId="773865210">
-    <w:abstractNumId w:val="6"/>
+    <w:abstractNumId w:val="7"/>
   </w:num>
   <w:num w:numId="10" w16cid:durableId="1412386824">
     <w:abstractNumId w:val="2"/>
   </w:num>
   <w:num w:numId="11" w16cid:durableId="206111917">
-    <w:abstractNumId w:val="7"/>
+    <w:abstractNumId w:val="8"/>
   </w:num>
   <w:num w:numId="12" w16cid:durableId="1635793141">
-    <w:abstractNumId w:val="9"/>
+    <w:abstractNumId w:val="11"/>
+  </w:num>
+  <w:num w:numId="13" w16cid:durableId="6687274">
+    <w:abstractNumId w:val="3"/>
+  </w:num>
+  <w:num w:numId="14" w16cid:durableId="778378904">
+    <w:abstractNumId w:val="10"/>
   </w:num>
 </w:numbering>
 </file>

--- a/tensorflow.docx
+++ b/tensorflow.docx
@@ -1050,6 +1050,12 @@
         <w:rPr>
           <w:lang w:val="en-US"/>
         </w:rPr>
+        <w:t>, &lt;Tên&gt;</w:t>
+      </w:r>
+      <w:r>
+        <w:rPr>
+          <w:lang w:val="en-US"/>
+        </w:rPr>
         <w:t>)</w:t>
       </w:r>
     </w:p>
@@ -1186,6 +1192,24 @@
         <w:rPr>
           <w:lang w:val="en-US"/>
         </w:rPr>
+        <w:t>Lưu ý &lt;Kích Thước Batch&gt; ở đây không có tác dụng gì cả trong quá trình Train hay Test, nhưng nó sẽ là cái được hiển thị khi bạn xem cấu trúc Model</w:t>
+      </w:r>
+    </w:p>
+    <w:p>
+      <w:pPr>
+        <w:pStyle w:val="ListParagraph"/>
+        <w:numPr>
+          <w:ilvl w:val="0"/>
+          <w:numId w:val="7"/>
+        </w:numPr>
+        <w:rPr>
+          <w:lang w:val="en-US"/>
+        </w:rPr>
+      </w:pPr>
+      <w:r>
+        <w:rPr>
+          <w:lang w:val="en-US"/>
+        </w:rPr>
         <w:t>Ví dụ</w:t>
       </w:r>
     </w:p>
@@ -1374,6 +1398,12 @@
         <w:rPr>
           <w:lang w:val="en-US"/>
         </w:rPr>
+        <w:t>, name = &lt;Tên&gt;</w:t>
+      </w:r>
+      <w:r>
+        <w:rPr>
+          <w:lang w:val="en-US"/>
+        </w:rPr>
         <w:t>)</w:t>
       </w:r>
     </w:p>
@@ -1464,7 +1494,19 @@
         <w:rPr>
           <w:lang w:val="en-US"/>
         </w:rPr>
-        <w:t>&lt;Model&gt;.compile(&lt;Optimizer&gt;, &lt;Loss&gt;)</w:t>
+        <w:t>&lt;Model&gt;.compile(&lt;Optimizer&gt;, &lt;Loss&gt;</w:t>
+      </w:r>
+      <w:r>
+        <w:rPr>
+          <w:lang w:val="en-US"/>
+        </w:rPr>
+        <w:t>, &lt;In Gì Ra&gt;</w:t>
+      </w:r>
+      <w:r>
+        <w:rPr>
+          <w:lang w:val="en-US"/>
+        </w:rPr>
+        <w:t>)</w:t>
       </w:r>
     </w:p>
     <w:p>
@@ -1503,61 +1545,7 @@
         <w:rPr>
           <w:lang w:val="en-US"/>
         </w:rPr>
-        <w:t>&lt;Model&gt;.fit(&lt;Các Input Tensor&gt;, &lt;Các Output Tensor&gt;)</w:t>
-      </w:r>
-    </w:p>
-    <w:p>
-      <w:pPr>
-        <w:pStyle w:val="ListParagraph"/>
-        <w:numPr>
-          <w:ilvl w:val="0"/>
-          <w:numId w:val="7"/>
-        </w:numPr>
-        <w:rPr>
-          <w:lang w:val="en-US"/>
-        </w:rPr>
-      </w:pPr>
-      <w:r>
-        <w:rPr>
-          <w:lang w:val="en-US"/>
-        </w:rPr>
-        <w:t>&lt;Các Input Tensor&gt; y chang &lt;Các Input&gt;, chỉ có điều chúng là Tensor thường, tương tự với &lt;Các Output Tensor&gt;</w:t>
-      </w:r>
-    </w:p>
-    <w:p>
-      <w:pPr>
-        <w:pStyle w:val="ListParagraph"/>
-        <w:numPr>
-          <w:ilvl w:val="0"/>
-          <w:numId w:val="7"/>
-        </w:numPr>
-        <w:rPr>
-          <w:lang w:val="en-US"/>
-        </w:rPr>
-      </w:pPr>
-      <w:r>
-        <w:rPr>
-          <w:lang w:val="en-US"/>
-        </w:rPr>
-        <w:t>Các Tensor trong &lt;Các Input Tensor&gt; hay &lt;Các Output Tensor&gt; phải cùng số mẫu, nghĩa là chiều đầu tiên phải = nhau</w:t>
-      </w:r>
-    </w:p>
-    <w:p>
-      <w:pPr>
-        <w:pStyle w:val="ListParagraph"/>
-        <w:numPr>
-          <w:ilvl w:val="0"/>
-          <w:numId w:val="7"/>
-        </w:numPr>
-        <w:rPr>
-          <w:lang w:val="en-US"/>
-        </w:rPr>
-      </w:pPr>
-      <w:r>
-        <w:rPr>
-          <w:lang w:val="en-US"/>
-        </w:rPr>
-        <w:t>Dự đoán thử</w:t>
+        <w:t>&lt;Model&gt;.fit(</w:t>
       </w:r>
     </w:p>
     <w:p>
@@ -1578,37 +1566,19 @@
         <w:rPr>
           <w:lang w:val="en-US"/>
         </w:rPr>
-        <w:t>&lt;Các Output Tensor&gt; = &lt;Model&gt;</w:t>
-      </w:r>
-      <w:r>
-        <w:rPr>
-          <w:lang w:val="en-US"/>
-        </w:rPr>
-        <w:t>.predict</w:t>
-      </w:r>
-      <w:r>
-        <w:rPr>
-          <w:lang w:val="en-US"/>
-        </w:rPr>
-        <w:t>(&lt;Các Input Tensor&gt;)</w:t>
-      </w:r>
-    </w:p>
-    <w:p>
-      <w:pPr>
-        <w:pStyle w:val="ListParagraph"/>
-        <w:numPr>
-          <w:ilvl w:val="0"/>
-          <w:numId w:val="7"/>
-        </w:numPr>
-        <w:rPr>
-          <w:lang w:val="en-US"/>
-        </w:rPr>
-      </w:pPr>
-      <w:r>
-        <w:rPr>
-          <w:lang w:val="en-US"/>
-        </w:rPr>
-        <w:t>In ra cấu trúc, số lượng Parameter của Model</w:t>
+        <w:t xml:space="preserve">    </w:t>
+      </w:r>
+      <w:r>
+        <w:rPr>
+          <w:lang w:val="en-US"/>
+        </w:rPr>
+        <w:t>&lt;Các Input Tensor&gt;, &lt;Các Output Tensor&gt;</w:t>
+      </w:r>
+      <w:r>
+        <w:rPr>
+          <w:lang w:val="en-US"/>
+        </w:rPr>
+        <w:t>, &lt;Kích Thước Batch&gt;,</w:t>
       </w:r>
     </w:p>
     <w:p>
@@ -1629,43 +1599,7 @@
         <w:rPr>
           <w:lang w:val="en-US"/>
         </w:rPr>
-        <w:t>&lt;Model&gt;.summary()</w:t>
-      </w:r>
-    </w:p>
-    <w:p>
-      <w:pPr>
-        <w:pStyle w:val="ListParagraph"/>
-        <w:numPr>
-          <w:ilvl w:val="0"/>
-          <w:numId w:val="6"/>
-        </w:numPr>
-        <w:rPr>
-          <w:lang w:val="en-US"/>
-        </w:rPr>
-      </w:pPr>
-      <w:r>
-        <w:rPr>
-          <w:lang w:val="en-US"/>
-        </w:rPr>
-        <w:t>Sequential Model?</w:t>
-      </w:r>
-    </w:p>
-    <w:p>
-      <w:pPr>
-        <w:pStyle w:val="ListParagraph"/>
-        <w:numPr>
-          <w:ilvl w:val="0"/>
-          <w:numId w:val="7"/>
-        </w:numPr>
-        <w:rPr>
-          <w:lang w:val="en-US"/>
-        </w:rPr>
-      </w:pPr>
-      <w:r>
-        <w:rPr>
-          <w:lang w:val="en-US"/>
-        </w:rPr>
-        <w:t>Tạo 1 Sequential Model</w:t>
+        <w:t xml:space="preserve">    &lt;Số Epoch&gt;, &lt;Cách Hiển Thị&gt;</w:t>
       </w:r>
     </w:p>
     <w:p>
@@ -1686,36 +1620,6 @@
         <w:rPr>
           <w:lang w:val="en-US"/>
         </w:rPr>
-        <w:t xml:space="preserve">&lt;Sequential Model&gt; = </w:t>
-      </w:r>
-      <w:r>
-        <w:rPr>
-          <w:lang w:val="en-US"/>
-        </w:rPr>
-        <w:t>keras.Sequential(</w:t>
-      </w:r>
-      <w:r>
-        <w:rPr>
-          <w:lang w:val="en-US"/>
-        </w:rPr>
-        <w:t>&lt;</w:t>
-      </w:r>
-      <w:r>
-        <w:rPr>
-          <w:lang w:val="en-US"/>
-        </w:rPr>
-        <w:t>Các Lớp</w:t>
-      </w:r>
-      <w:r>
-        <w:rPr>
-          <w:lang w:val="en-US"/>
-        </w:rPr>
-        <w:t>&gt;</w:t>
-      </w:r>
-      <w:r>
-        <w:rPr>
-          <w:lang w:val="en-US"/>
-        </w:rPr>
         <w:t>)</w:t>
       </w:r>
     </w:p>
@@ -1734,9 +1638,183 @@
         <w:rPr>
           <w:lang w:val="en-US"/>
         </w:rPr>
-        <w:t>&lt;Các Lớp&gt; là 1 mảng có các phần tử là lớp</w:t>
-      </w:r>
-    </w:p>
+        <w:t>Mặc định</w:t>
+      </w:r>
+    </w:p>
+    <w:tbl>
+      <w:tblPr>
+        <w:tblStyle w:val="TableGrid"/>
+        <w:tblW w:w="8398" w:type="dxa"/>
+        <w:tblInd w:w="1080" w:type="dxa"/>
+        <w:tblLook w:val="04A0" w:firstRow="1" w:lastRow="0" w:firstColumn="1" w:lastColumn="0" w:noHBand="0" w:noVBand="1"/>
+      </w:tblPr>
+      <w:tblGrid>
+        <w:gridCol w:w="2315"/>
+        <w:gridCol w:w="2006"/>
+        <w:gridCol w:w="2090"/>
+        <w:gridCol w:w="1987"/>
+      </w:tblGrid>
+      <w:tr>
+        <w:tc>
+          <w:tcPr>
+            <w:tcW w:w="2315" w:type="dxa"/>
+          </w:tcPr>
+          <w:p>
+            <w:pPr>
+              <w:pStyle w:val="ListParagraph"/>
+              <w:ind w:left="0"/>
+              <w:jc w:val="center"/>
+              <w:rPr>
+                <w:lang w:val="en-US"/>
+              </w:rPr>
+            </w:pPr>
+            <w:r>
+              <w:rPr>
+                <w:lang w:val="en-US"/>
+              </w:rPr>
+              <w:t>&lt;Kích Thước Batch&gt;</w:t>
+            </w:r>
+          </w:p>
+        </w:tc>
+        <w:tc>
+          <w:tcPr>
+            <w:tcW w:w="2006" w:type="dxa"/>
+          </w:tcPr>
+          <w:p>
+            <w:pPr>
+              <w:pStyle w:val="ListParagraph"/>
+              <w:ind w:left="0"/>
+              <w:jc w:val="center"/>
+              <w:rPr>
+                <w:lang w:val="en-US"/>
+              </w:rPr>
+            </w:pPr>
+            <w:r>
+              <w:rPr>
+                <w:lang w:val="en-US"/>
+              </w:rPr>
+              <w:t>32</w:t>
+            </w:r>
+          </w:p>
+        </w:tc>
+        <w:tc>
+          <w:tcPr>
+            <w:tcW w:w="2090" w:type="dxa"/>
+          </w:tcPr>
+          <w:p>
+            <w:pPr>
+              <w:pStyle w:val="ListParagraph"/>
+              <w:ind w:left="0"/>
+              <w:jc w:val="center"/>
+              <w:rPr>
+                <w:lang w:val="en-US"/>
+              </w:rPr>
+            </w:pPr>
+            <w:r>
+              <w:rPr>
+                <w:lang w:val="en-US"/>
+              </w:rPr>
+              <w:t>&lt;Số Epoch&gt;</w:t>
+            </w:r>
+          </w:p>
+        </w:tc>
+        <w:tc>
+          <w:tcPr>
+            <w:tcW w:w="1987" w:type="dxa"/>
+          </w:tcPr>
+          <w:p>
+            <w:pPr>
+              <w:pStyle w:val="ListParagraph"/>
+              <w:ind w:left="0"/>
+              <w:jc w:val="center"/>
+              <w:rPr>
+                <w:lang w:val="en-US"/>
+              </w:rPr>
+            </w:pPr>
+            <w:r>
+              <w:rPr>
+                <w:lang w:val="en-US"/>
+              </w:rPr>
+              <w:t>1</w:t>
+            </w:r>
+          </w:p>
+        </w:tc>
+      </w:tr>
+      <w:tr>
+        <w:tc>
+          <w:tcPr>
+            <w:tcW w:w="2315" w:type="dxa"/>
+          </w:tcPr>
+          <w:p>
+            <w:pPr>
+              <w:pStyle w:val="ListParagraph"/>
+              <w:ind w:left="0"/>
+              <w:jc w:val="center"/>
+              <w:rPr>
+                <w:lang w:val="en-US"/>
+              </w:rPr>
+            </w:pPr>
+            <w:r>
+              <w:rPr>
+                <w:lang w:val="en-US"/>
+              </w:rPr>
+              <w:t>&lt;Cách Hiển Thị&gt;</w:t>
+            </w:r>
+          </w:p>
+        </w:tc>
+        <w:tc>
+          <w:tcPr>
+            <w:tcW w:w="2006" w:type="dxa"/>
+          </w:tcPr>
+          <w:p>
+            <w:pPr>
+              <w:pStyle w:val="ListParagraph"/>
+              <w:ind w:left="0"/>
+              <w:jc w:val="center"/>
+              <w:rPr>
+                <w:lang w:val="en-US"/>
+              </w:rPr>
+            </w:pPr>
+            <w:r>
+              <w:rPr>
+                <w:lang w:val="en-US"/>
+              </w:rPr>
+              <w:t>1</w:t>
+            </w:r>
+          </w:p>
+        </w:tc>
+        <w:tc>
+          <w:tcPr>
+            <w:tcW w:w="2090" w:type="dxa"/>
+          </w:tcPr>
+          <w:p>
+            <w:pPr>
+              <w:pStyle w:val="ListParagraph"/>
+              <w:ind w:left="0"/>
+              <w:jc w:val="center"/>
+              <w:rPr>
+                <w:lang w:val="en-US"/>
+              </w:rPr>
+            </w:pPr>
+          </w:p>
+        </w:tc>
+        <w:tc>
+          <w:tcPr>
+            <w:tcW w:w="1987" w:type="dxa"/>
+          </w:tcPr>
+          <w:p>
+            <w:pPr>
+              <w:pStyle w:val="ListParagraph"/>
+              <w:ind w:left="0"/>
+              <w:jc w:val="center"/>
+              <w:rPr>
+                <w:lang w:val="en-US"/>
+              </w:rPr>
+            </w:pPr>
+          </w:p>
+        </w:tc>
+      </w:tr>
+    </w:tbl>
     <w:p>
       <w:pPr>
         <w:pStyle w:val="ListParagraph"/>
@@ -1752,7 +1830,7 @@
         <w:rPr>
           <w:lang w:val="en-US"/>
         </w:rPr>
-        <w:t>&lt;Sequential Model&gt; y chang Model thường, chỉ có điều nhận 1 &lt;Input&gt; và xuất 1 &lt;Output&gt;, giống lớp Sequential trong Torch</w:t>
+        <w:t>&lt;Các Input Tensor&gt; y chang &lt;Các Input&gt;, chỉ có điều chúng là Tensor thường, tương tự với &lt;Các Output Tensor&gt;</w:t>
       </w:r>
     </w:p>
     <w:p>
@@ -1770,46 +1848,312 @@
         <w:rPr>
           <w:lang w:val="en-US"/>
         </w:rPr>
+        <w:t>Các Tensor trong &lt;Các Input Tensor&gt; hay &lt;Các Output Tensor&gt; phải cùng số mẫu, nghĩa là chiều đầu tiên phải = nhau</w:t>
+      </w:r>
+    </w:p>
+    <w:p>
+      <w:pPr>
+        <w:pStyle w:val="ListParagraph"/>
+        <w:numPr>
+          <w:ilvl w:val="0"/>
+          <w:numId w:val="7"/>
+        </w:numPr>
+        <w:rPr>
+          <w:lang w:val="en-US"/>
+        </w:rPr>
+      </w:pPr>
+      <w:r>
+        <w:rPr>
+          <w:lang w:val="en-US"/>
+        </w:rPr>
+        <w:t>Sau mỗi Epoch, Loss và các thứ trong &lt;In Gì Ra&gt; sẽ được in ra</w:t>
+      </w:r>
+    </w:p>
+    <w:p>
+      <w:pPr>
+        <w:pStyle w:val="ListParagraph"/>
+        <w:numPr>
+          <w:ilvl w:val="0"/>
+          <w:numId w:val="7"/>
+        </w:numPr>
+        <w:rPr>
+          <w:lang w:val="en-US"/>
+        </w:rPr>
+      </w:pPr>
+      <w:r>
+        <w:rPr>
+          <w:lang w:val="en-US"/>
+        </w:rPr>
+        <w:t>&lt;In Gì Ra&gt; là 1 mảng gồm các String, mỗi String xác định 1 thứ để in ra, các phần tử hợp lệ của &lt;In Gì Ra&gt;</w:t>
+      </w:r>
+    </w:p>
+    <w:tbl>
+      <w:tblPr>
+        <w:tblStyle w:val="TableGrid"/>
+        <w:tblW w:w="0" w:type="auto"/>
+        <w:tblInd w:w="1080" w:type="dxa"/>
+        <w:tblLook w:val="04A0" w:firstRow="1" w:lastRow="0" w:firstColumn="1" w:lastColumn="0" w:noHBand="0" w:noVBand="1"/>
+      </w:tblPr>
+      <w:tblGrid>
+        <w:gridCol w:w="4118"/>
+        <w:gridCol w:w="4044"/>
+      </w:tblGrid>
+      <w:tr>
+        <w:tc>
+          <w:tcPr>
+            <w:tcW w:w="4621" w:type="dxa"/>
+          </w:tcPr>
+          <w:p>
+            <w:pPr>
+              <w:pStyle w:val="ListParagraph"/>
+              <w:ind w:left="0"/>
+              <w:jc w:val="center"/>
+              <w:rPr>
+                <w:lang w:val="en-US"/>
+              </w:rPr>
+            </w:pPr>
+            <w:r>
+              <w:rPr>
+                <w:lang w:val="en-US"/>
+              </w:rPr>
+              <w:t>"accuracy"</w:t>
+            </w:r>
+          </w:p>
+        </w:tc>
+        <w:tc>
+          <w:tcPr>
+            <w:tcW w:w="4621" w:type="dxa"/>
+          </w:tcPr>
+          <w:p>
+            <w:pPr>
+              <w:pStyle w:val="ListParagraph"/>
+              <w:ind w:left="0"/>
+              <w:jc w:val="center"/>
+              <w:rPr>
+                <w:lang w:val="en-US"/>
+              </w:rPr>
+            </w:pPr>
+            <w:r>
+              <w:rPr>
+                <w:lang w:val="en-US"/>
+              </w:rPr>
+              <w:t>In ra độ chính xác</w:t>
+            </w:r>
+          </w:p>
+        </w:tc>
+      </w:tr>
+      <w:tr>
+        <w:tc>
+          <w:tcPr>
+            <w:tcW w:w="4621" w:type="dxa"/>
+          </w:tcPr>
+          <w:p>
+            <w:pPr>
+              <w:pStyle w:val="ListParagraph"/>
+              <w:ind w:left="0"/>
+              <w:jc w:val="center"/>
+              <w:rPr>
+                <w:lang w:val="en-US"/>
+              </w:rPr>
+            </w:pPr>
+          </w:p>
+        </w:tc>
+        <w:tc>
+          <w:tcPr>
+            <w:tcW w:w="4621" w:type="dxa"/>
+          </w:tcPr>
+          <w:p>
+            <w:pPr>
+              <w:pStyle w:val="ListParagraph"/>
+              <w:ind w:left="0"/>
+              <w:jc w:val="center"/>
+              <w:rPr>
+                <w:lang w:val="en-US"/>
+              </w:rPr>
+            </w:pPr>
+          </w:p>
+        </w:tc>
+      </w:tr>
+    </w:tbl>
+    <w:p>
+      <w:pPr>
+        <w:pStyle w:val="ListParagraph"/>
+        <w:numPr>
+          <w:ilvl w:val="0"/>
+          <w:numId w:val="7"/>
+        </w:numPr>
+        <w:rPr>
+          <w:lang w:val="en-US"/>
+        </w:rPr>
+      </w:pPr>
+      <w:r>
+        <w:rPr>
+          <w:lang w:val="en-US"/>
+        </w:rPr>
         <w:lastRenderedPageBreak/>
-        <w:t>Thông thường &lt;Các Lớp&gt; sẽ được bắt đầu = 1 Keras Tensor, nếu không, thì &lt;Sequential Model&gt; mới đầu sẽ không xác định cấu trúc và số lượng Parameter, sau lần Feed vào &lt;Input&gt; đầu tiên thì mới xác định và cố định luôn</w:t>
-      </w:r>
-    </w:p>
-    <w:p>
-      <w:pPr>
-        <w:rPr>
-          <w:lang w:val="en-US"/>
-        </w:rPr>
-      </w:pPr>
-    </w:p>
-    <w:p>
-      <w:pPr>
-        <w:rPr>
-          <w:lang w:val="en-US"/>
-        </w:rPr>
-      </w:pPr>
-      <w:r>
-        <w:rPr>
-          <w:lang w:val="en-US"/>
-        </w:rPr>
-        <w:t>Loss – Thất Thoát:</w:t>
-      </w:r>
-    </w:p>
-    <w:p>
-      <w:pPr>
-        <w:pStyle w:val="ListParagraph"/>
-        <w:numPr>
-          <w:ilvl w:val="0"/>
-          <w:numId w:val="13"/>
-        </w:numPr>
-        <w:rPr>
-          <w:lang w:val="en-US"/>
-        </w:rPr>
-      </w:pPr>
-      <w:r>
-        <w:rPr>
-          <w:lang w:val="en-US"/>
-        </w:rPr>
-        <w:t>Cách Import?</w:t>
+        <w:t>&lt;Cách Hiển Thị&gt; xác định có in ra hay không và in kiểu gì</w:t>
+      </w:r>
+    </w:p>
+    <w:tbl>
+      <w:tblPr>
+        <w:tblStyle w:val="TableGrid"/>
+        <w:tblW w:w="0" w:type="auto"/>
+        <w:tblInd w:w="1080" w:type="dxa"/>
+        <w:tblLook w:val="04A0" w:firstRow="1" w:lastRow="0" w:firstColumn="1" w:lastColumn="0" w:noHBand="0" w:noVBand="1"/>
+      </w:tblPr>
+      <w:tblGrid>
+        <w:gridCol w:w="4085"/>
+        <w:gridCol w:w="4077"/>
+      </w:tblGrid>
+      <w:tr>
+        <w:tc>
+          <w:tcPr>
+            <w:tcW w:w="4085" w:type="dxa"/>
+          </w:tcPr>
+          <w:p>
+            <w:pPr>
+              <w:pStyle w:val="ListParagraph"/>
+              <w:ind w:left="0"/>
+              <w:jc w:val="center"/>
+              <w:rPr>
+                <w:lang w:val="en-US"/>
+              </w:rPr>
+            </w:pPr>
+            <w:r>
+              <w:rPr>
+                <w:lang w:val="en-US"/>
+              </w:rPr>
+              <w:t>0</w:t>
+            </w:r>
+          </w:p>
+        </w:tc>
+        <w:tc>
+          <w:tcPr>
+            <w:tcW w:w="4077" w:type="dxa"/>
+          </w:tcPr>
+          <w:p>
+            <w:pPr>
+              <w:pStyle w:val="ListParagraph"/>
+              <w:ind w:left="0"/>
+              <w:jc w:val="center"/>
+              <w:rPr>
+                <w:lang w:val="en-US"/>
+              </w:rPr>
+            </w:pPr>
+            <w:r>
+              <w:rPr>
+                <w:lang w:val="en-US"/>
+              </w:rPr>
+              <w:t>Không in gì hết</w:t>
+            </w:r>
+          </w:p>
+        </w:tc>
+      </w:tr>
+      <w:tr>
+        <w:tc>
+          <w:tcPr>
+            <w:tcW w:w="4085" w:type="dxa"/>
+          </w:tcPr>
+          <w:p>
+            <w:pPr>
+              <w:pStyle w:val="ListParagraph"/>
+              <w:ind w:left="0"/>
+              <w:jc w:val="center"/>
+              <w:rPr>
+                <w:lang w:val="en-US"/>
+              </w:rPr>
+            </w:pPr>
+            <w:r>
+              <w:rPr>
+                <w:lang w:val="en-US"/>
+              </w:rPr>
+              <w:t>1</w:t>
+            </w:r>
+          </w:p>
+        </w:tc>
+        <w:tc>
+          <w:tcPr>
+            <w:tcW w:w="4077" w:type="dxa"/>
+          </w:tcPr>
+          <w:p>
+            <w:pPr>
+              <w:pStyle w:val="ListParagraph"/>
+              <w:ind w:left="0"/>
+              <w:jc w:val="center"/>
+              <w:rPr>
+                <w:lang w:val="en-US"/>
+              </w:rPr>
+            </w:pPr>
+            <w:r>
+              <w:rPr>
+                <w:lang w:val="en-US"/>
+              </w:rPr>
+              <w:t>In ra kèm thanh tiến trình</w:t>
+            </w:r>
+          </w:p>
+        </w:tc>
+      </w:tr>
+      <w:tr>
+        <w:tc>
+          <w:tcPr>
+            <w:tcW w:w="4085" w:type="dxa"/>
+          </w:tcPr>
+          <w:p>
+            <w:pPr>
+              <w:pStyle w:val="ListParagraph"/>
+              <w:ind w:left="0"/>
+              <w:jc w:val="center"/>
+              <w:rPr>
+                <w:lang w:val="en-US"/>
+              </w:rPr>
+            </w:pPr>
+            <w:r>
+              <w:rPr>
+                <w:lang w:val="en-US"/>
+              </w:rPr>
+              <w:t>2</w:t>
+            </w:r>
+          </w:p>
+        </w:tc>
+        <w:tc>
+          <w:tcPr>
+            <w:tcW w:w="4077" w:type="dxa"/>
+          </w:tcPr>
+          <w:p>
+            <w:pPr>
+              <w:pStyle w:val="ListParagraph"/>
+              <w:ind w:left="0"/>
+              <w:jc w:val="center"/>
+              <w:rPr>
+                <w:lang w:val="en-US"/>
+              </w:rPr>
+            </w:pPr>
+            <w:r>
+              <w:rPr>
+                <w:lang w:val="en-US"/>
+              </w:rPr>
+              <w:t>In ra không kèm thanh tiến trình</w:t>
+            </w:r>
+          </w:p>
+        </w:tc>
+      </w:tr>
+    </w:tbl>
+    <w:p>
+      <w:pPr>
+        <w:pStyle w:val="ListParagraph"/>
+        <w:numPr>
+          <w:ilvl w:val="0"/>
+          <w:numId w:val="7"/>
+        </w:numPr>
+        <w:rPr>
+          <w:lang w:val="en-US"/>
+        </w:rPr>
+      </w:pPr>
+      <w:r>
+        <w:rPr>
+          <w:lang w:val="en-US"/>
+        </w:rPr>
+        <w:t>Test &lt;Model&gt;</w:t>
       </w:r>
     </w:p>
     <w:p>
@@ -1830,73 +2174,19 @@
         <w:rPr>
           <w:lang w:val="en-US"/>
         </w:rPr>
-        <w:t>f</w:t>
-      </w:r>
-      <w:r>
-        <w:rPr>
-          <w:lang w:val="en-US"/>
-        </w:rPr>
-        <w:t>rom tensorflow.keras import losses</w:t>
-      </w:r>
-    </w:p>
-    <w:p>
-      <w:pPr>
-        <w:pStyle w:val="ListParagraph"/>
-        <w:numPr>
-          <w:ilvl w:val="0"/>
-          <w:numId w:val="13"/>
-        </w:numPr>
-        <w:rPr>
-          <w:lang w:val="en-US"/>
-        </w:rPr>
-      </w:pPr>
-      <w:r>
-        <w:rPr>
-          <w:lang w:val="en-US"/>
-        </w:rPr>
-        <w:t>MSE (</w:t>
-      </w:r>
-      <w:r>
-        <w:rPr>
-          <w:lang w:val="en-US"/>
-        </w:rPr>
-        <w:t>Mean Squared Error</w:t>
-      </w:r>
-      <w:r>
-        <w:rPr>
-          <w:lang w:val="en-US"/>
-        </w:rPr>
-        <w:t>)</w:t>
-      </w:r>
-      <w:r>
-        <w:rPr>
-          <w:lang w:val="en-US"/>
-        </w:rPr>
-        <w:t xml:space="preserve"> Loss</w:t>
-      </w:r>
-      <w:r>
-        <w:rPr>
-          <w:lang w:val="en-US"/>
-        </w:rPr>
-        <w:t>?</w:t>
-      </w:r>
-    </w:p>
-    <w:p>
-      <w:pPr>
-        <w:pStyle w:val="ListParagraph"/>
-        <w:numPr>
-          <w:ilvl w:val="0"/>
-          <w:numId w:val="7"/>
-        </w:numPr>
-        <w:rPr>
-          <w:lang w:val="en-US"/>
-        </w:rPr>
-      </w:pPr>
-      <w:r>
-        <w:rPr>
-          <w:lang w:val="en-US"/>
-        </w:rPr>
-        <w:t>Tạo 1 MSE Loss</w:t>
+        <w:t>&lt;Model&gt;.</w:t>
+      </w:r>
+      <w:r>
+        <w:rPr>
+          <w:lang w:val="en-US"/>
+        </w:rPr>
+        <w:t>evaluate</w:t>
+      </w:r>
+      <w:r>
+        <w:rPr>
+          <w:lang w:val="en-US"/>
+        </w:rPr>
+        <w:t>(</w:t>
       </w:r>
     </w:p>
     <w:p>
@@ -1917,57 +2207,7 @@
         <w:rPr>
           <w:lang w:val="en-US"/>
         </w:rPr>
-        <w:t>&lt;MSE Loss&gt; = losses.MeanSquaredError()</w:t>
-      </w:r>
-    </w:p>
-    <w:p>
-      <w:pPr>
-        <w:pStyle w:val="ListParagraph"/>
-        <w:numPr>
-          <w:ilvl w:val="0"/>
-          <w:numId w:val="7"/>
-        </w:numPr>
-        <w:rPr>
-          <w:lang w:val="en-US"/>
-        </w:rPr>
-      </w:pPr>
-    </w:p>
-    <w:p>
-      <w:pPr>
-        <w:rPr>
-          <w:lang w:val="en-US"/>
-        </w:rPr>
-      </w:pPr>
-    </w:p>
-    <w:p>
-      <w:pPr>
-        <w:rPr>
-          <w:lang w:val="en-US"/>
-        </w:rPr>
-      </w:pPr>
-      <w:r>
-        <w:rPr>
-          <w:lang w:val="en-US"/>
-        </w:rPr>
-        <w:t>Optimizer – Tối Ưu Hóa:</w:t>
-      </w:r>
-    </w:p>
-    <w:p>
-      <w:pPr>
-        <w:pStyle w:val="ListParagraph"/>
-        <w:numPr>
-          <w:ilvl w:val="0"/>
-          <w:numId w:val="14"/>
-        </w:numPr>
-        <w:rPr>
-          <w:lang w:val="en-US"/>
-        </w:rPr>
-      </w:pPr>
-      <w:r>
-        <w:rPr>
-          <w:lang w:val="en-US"/>
-        </w:rPr>
-        <w:t>Cách Import?</w:t>
+        <w:t xml:space="preserve">    &lt;Các Input Tensor&gt;, &lt;Các Output Tensor&gt;, &lt;Kích Thước Batch&gt;,</w:t>
       </w:r>
     </w:p>
     <w:p>
@@ -1988,43 +2228,7 @@
         <w:rPr>
           <w:lang w:val="en-US"/>
         </w:rPr>
-        <w:t>from tensorflow.keras import optimizers</w:t>
-      </w:r>
-    </w:p>
-    <w:p>
-      <w:pPr>
-        <w:pStyle w:val="ListParagraph"/>
-        <w:numPr>
-          <w:ilvl w:val="0"/>
-          <w:numId w:val="14"/>
-        </w:numPr>
-        <w:rPr>
-          <w:lang w:val="en-US"/>
-        </w:rPr>
-      </w:pPr>
-      <w:r>
-        <w:rPr>
-          <w:lang w:val="en-US"/>
-        </w:rPr>
-        <w:t>Adam Optimizer?</w:t>
-      </w:r>
-    </w:p>
-    <w:p>
-      <w:pPr>
-        <w:pStyle w:val="ListParagraph"/>
-        <w:numPr>
-          <w:ilvl w:val="0"/>
-          <w:numId w:val="7"/>
-        </w:numPr>
-        <w:rPr>
-          <w:lang w:val="en-US"/>
-        </w:rPr>
-      </w:pPr>
-      <w:r>
-        <w:rPr>
-          <w:lang w:val="en-US"/>
-        </w:rPr>
-        <w:t>Tạo 1 Adam Optimizer</w:t>
+        <w:t xml:space="preserve">    &lt;Cách Hiển Thị&gt;</w:t>
       </w:r>
     </w:p>
     <w:p>
@@ -2045,7 +2249,7 @@
         <w:rPr>
           <w:lang w:val="en-US"/>
         </w:rPr>
-        <w:t>&lt;Adam Optimizer&gt; = optimizers.Adam(&lt;Learning Rate&gt;)</w:t>
+        <w:t>)</w:t>
       </w:r>
     </w:p>
     <w:p>
@@ -2059,49 +2263,35 @@
           <w:lang w:val="en-US"/>
         </w:rPr>
       </w:pPr>
-    </w:p>
-    <w:p>
-      <w:pPr>
-        <w:rPr>
-          <w:lang w:val="en-US"/>
-        </w:rPr>
-      </w:pPr>
-    </w:p>
-    <w:p>
-      <w:pPr>
-        <w:rPr>
-          <w:lang w:val="en-US"/>
-        </w:rPr>
-      </w:pPr>
-      <w:r>
-        <w:rPr>
-          <w:lang w:val="en-US"/>
-        </w:rPr>
-        <w:t>Layer – Lớp</w:t>
-      </w:r>
-      <w:r>
-        <w:rPr>
-          <w:lang w:val="en-US"/>
-        </w:rPr>
-        <w:t>:</w:t>
-      </w:r>
-    </w:p>
-    <w:p>
-      <w:pPr>
-        <w:pStyle w:val="ListParagraph"/>
-        <w:numPr>
-          <w:ilvl w:val="0"/>
-          <w:numId w:val="1"/>
-        </w:numPr>
-        <w:rPr>
-          <w:lang w:val="en-US"/>
-        </w:rPr>
-      </w:pPr>
-      <w:r>
-        <w:rPr>
-          <w:lang w:val="en-US"/>
-        </w:rPr>
-        <w:t>Cách Import?</w:t>
+      <w:r>
+        <w:rPr>
+          <w:lang w:val="en-US"/>
+        </w:rPr>
+        <w:t>Y chang như khi T</w:t>
+      </w:r>
+      <w:r>
+        <w:rPr>
+          <w:lang w:val="en-US"/>
+        </w:rPr>
+        <w:t>rain nhưng không cập nhật Parameter</w:t>
+      </w:r>
+    </w:p>
+    <w:p>
+      <w:pPr>
+        <w:pStyle w:val="ListParagraph"/>
+        <w:numPr>
+          <w:ilvl w:val="0"/>
+          <w:numId w:val="7"/>
+        </w:numPr>
+        <w:rPr>
+          <w:lang w:val="en-US"/>
+        </w:rPr>
+      </w:pPr>
+      <w:r>
+        <w:rPr>
+          <w:lang w:val="en-US"/>
+        </w:rPr>
+        <w:t>Dự đoán thử</w:t>
       </w:r>
     </w:p>
     <w:p>
@@ -2122,31 +2312,19 @@
         <w:rPr>
           <w:lang w:val="en-US"/>
         </w:rPr>
-        <w:t>from tensorflow</w:t>
-      </w:r>
-      <w:r>
-        <w:rPr>
-          <w:lang w:val="en-US"/>
-        </w:rPr>
-        <w:t>.keras import layers</w:t>
-      </w:r>
-    </w:p>
-    <w:p>
-      <w:pPr>
-        <w:pStyle w:val="ListParagraph"/>
-        <w:numPr>
-          <w:ilvl w:val="0"/>
-          <w:numId w:val="1"/>
-        </w:numPr>
-        <w:rPr>
-          <w:lang w:val="en-US"/>
-        </w:rPr>
-      </w:pPr>
-      <w:r>
-        <w:rPr>
-          <w:lang w:val="en-US"/>
-        </w:rPr>
-        <w:t>Lớp Tuyến Tính?</w:t>
+        <w:t>&lt;Các Output Tensor&gt; = &lt;Model&gt;</w:t>
+      </w:r>
+      <w:r>
+        <w:rPr>
+          <w:lang w:val="en-US"/>
+        </w:rPr>
+        <w:t>.predict</w:t>
+      </w:r>
+      <w:r>
+        <w:rPr>
+          <w:lang w:val="en-US"/>
+        </w:rPr>
+        <w:t>(&lt;Các Input Tensor&gt;)</w:t>
       </w:r>
     </w:p>
     <w:p>
@@ -2164,70 +2342,7 @@
         <w:rPr>
           <w:lang w:val="en-US"/>
         </w:rPr>
-        <w:t xml:space="preserve">Y chang lớp tuyến tính trong Torch, nhưng không cần xác định </w:t>
-      </w:r>
-    </w:p>
-    <w:p>
-      <w:pPr>
-        <w:pStyle w:val="ListParagraph"/>
-        <w:ind w:left="1080"/>
-        <w:rPr>
-          <w:lang w:val="en-US"/>
-        </w:rPr>
-      </w:pPr>
-      <w:r>
-        <w:rPr>
-          <w:lang w:val="en-US"/>
-        </w:rPr>
-        <w:t>&lt;Kích Thước Input&gt;</w:t>
-      </w:r>
-      <w:r>
-        <w:rPr>
-          <w:lang w:val="en-US"/>
-        </w:rPr>
-        <w:t>, nghĩa là &lt;Input&gt; có Shape bất kì</w:t>
-      </w:r>
-      <w:r>
-        <w:rPr>
-          <w:lang w:val="en-US"/>
-        </w:rPr>
-        <w:t>, có thể là Tensor thường hoặc Keras Tensor, &lt;Output&gt; sẽ là Tensor thường hoặc Keras Tensor tùy vào &lt;Input&gt;</w:t>
-      </w:r>
-    </w:p>
-    <w:p>
-      <w:pPr>
-        <w:pStyle w:val="ListParagraph"/>
-        <w:numPr>
-          <w:ilvl w:val="0"/>
-          <w:numId w:val="7"/>
-        </w:numPr>
-        <w:rPr>
-          <w:lang w:val="en-US"/>
-        </w:rPr>
-      </w:pPr>
-      <w:r>
-        <w:rPr>
-          <w:lang w:val="en-US"/>
-        </w:rPr>
-        <w:t>Nếu &lt;Input&gt; là Numpy Array sẽ tự động chuyển thành Tensor thường</w:t>
-      </w:r>
-    </w:p>
-    <w:p>
-      <w:pPr>
-        <w:pStyle w:val="ListParagraph"/>
-        <w:numPr>
-          <w:ilvl w:val="0"/>
-          <w:numId w:val="7"/>
-        </w:numPr>
-        <w:rPr>
-          <w:lang w:val="en-US"/>
-        </w:rPr>
-      </w:pPr>
-      <w:r>
-        <w:rPr>
-          <w:lang w:val="en-US"/>
-        </w:rPr>
-        <w:t>Tạo 1 lớp tuyến tính</w:t>
+        <w:t>In ra cấu trúc, số lượng Parameter của Model</w:t>
       </w:r>
     </w:p>
     <w:p>
@@ -2248,7 +2363,43 @@
         <w:rPr>
           <w:lang w:val="en-US"/>
         </w:rPr>
-        <w:t>&lt;Lớp Tuyến Tính&gt; = layers.Dense(</w:t>
+        <w:t>&lt;Model&gt;.summary()</w:t>
+      </w:r>
+    </w:p>
+    <w:p>
+      <w:pPr>
+        <w:pStyle w:val="ListParagraph"/>
+        <w:numPr>
+          <w:ilvl w:val="0"/>
+          <w:numId w:val="6"/>
+        </w:numPr>
+        <w:rPr>
+          <w:lang w:val="en-US"/>
+        </w:rPr>
+      </w:pPr>
+      <w:r>
+        <w:rPr>
+          <w:lang w:val="en-US"/>
+        </w:rPr>
+        <w:t>Sequential Model?</w:t>
+      </w:r>
+    </w:p>
+    <w:p>
+      <w:pPr>
+        <w:pStyle w:val="ListParagraph"/>
+        <w:numPr>
+          <w:ilvl w:val="0"/>
+          <w:numId w:val="7"/>
+        </w:numPr>
+        <w:rPr>
+          <w:lang w:val="en-US"/>
+        </w:rPr>
+      </w:pPr>
+      <w:r>
+        <w:rPr>
+          <w:lang w:val="en-US"/>
+        </w:rPr>
+        <w:t>Tạo 1 Sequential Model</w:t>
       </w:r>
     </w:p>
     <w:p>
@@ -2269,7 +2420,1287 @@
         <w:rPr>
           <w:lang w:val="en-US"/>
         </w:rPr>
+        <w:t xml:space="preserve">&lt;Sequential Model&gt; = </w:t>
+      </w:r>
+      <w:r>
+        <w:rPr>
+          <w:lang w:val="en-US"/>
+        </w:rPr>
+        <w:t>keras.Sequential(</w:t>
+      </w:r>
+      <w:r>
+        <w:rPr>
+          <w:lang w:val="en-US"/>
+        </w:rPr>
+        <w:t>&lt;</w:t>
+      </w:r>
+      <w:r>
+        <w:rPr>
+          <w:lang w:val="en-US"/>
+        </w:rPr>
+        <w:t>Các Lớp</w:t>
+      </w:r>
+      <w:r>
+        <w:rPr>
+          <w:lang w:val="en-US"/>
+        </w:rPr>
+        <w:t>&gt;</w:t>
+      </w:r>
+      <w:r>
+        <w:rPr>
+          <w:lang w:val="en-US"/>
+        </w:rPr>
+        <w:t>)</w:t>
+      </w:r>
+    </w:p>
+    <w:p>
+      <w:pPr>
+        <w:pStyle w:val="ListParagraph"/>
+        <w:numPr>
+          <w:ilvl w:val="0"/>
+          <w:numId w:val="7"/>
+        </w:numPr>
+        <w:rPr>
+          <w:lang w:val="en-US"/>
+        </w:rPr>
+      </w:pPr>
+      <w:r>
+        <w:rPr>
+          <w:lang w:val="en-US"/>
+        </w:rPr>
+        <w:t>&lt;Các Lớp&gt; là 1 mảng có các phần tử là lớp</w:t>
+      </w:r>
+    </w:p>
+    <w:p>
+      <w:pPr>
+        <w:pStyle w:val="ListParagraph"/>
+        <w:numPr>
+          <w:ilvl w:val="0"/>
+          <w:numId w:val="7"/>
+        </w:numPr>
+        <w:rPr>
+          <w:lang w:val="en-US"/>
+        </w:rPr>
+      </w:pPr>
+      <w:r>
+        <w:rPr>
+          <w:lang w:val="en-US"/>
+        </w:rPr>
+        <w:t>&lt;Sequential Model&gt; y chang Model thường, chỉ có điều nhận 1 &lt;Input&gt; và xuất 1 &lt;Output&gt;, giống lớp Sequential trong Torch</w:t>
+      </w:r>
+    </w:p>
+    <w:p>
+      <w:pPr>
+        <w:pStyle w:val="ListParagraph"/>
+        <w:numPr>
+          <w:ilvl w:val="0"/>
+          <w:numId w:val="7"/>
+        </w:numPr>
+        <w:rPr>
+          <w:lang w:val="en-US"/>
+        </w:rPr>
+      </w:pPr>
+      <w:r>
+        <w:rPr>
+          <w:lang w:val="en-US"/>
+        </w:rPr>
+        <w:t>Thông thường &lt;Các Lớp&gt; sẽ được bắt đầu = 1 Keras Tensor, nếu không, thì &lt;Sequential Model&gt; mới đầu sẽ không xác định cấu trúc và số lượng Parameter, sau lần Feed vào &lt;Input&gt; đầu tiên thì mới xác định và cố định luôn</w:t>
+      </w:r>
+    </w:p>
+    <w:p>
+      <w:pPr>
+        <w:rPr>
+          <w:lang w:val="en-US"/>
+        </w:rPr>
+      </w:pPr>
+    </w:p>
+    <w:p>
+      <w:pPr>
+        <w:rPr>
+          <w:lang w:val="en-US"/>
+        </w:rPr>
+      </w:pPr>
+      <w:r>
+        <w:rPr>
+          <w:lang w:val="en-US"/>
+        </w:rPr>
+        <w:t>Loss – Thất Thoát:</w:t>
+      </w:r>
+    </w:p>
+    <w:p>
+      <w:pPr>
+        <w:pStyle w:val="ListParagraph"/>
+        <w:numPr>
+          <w:ilvl w:val="0"/>
+          <w:numId w:val="13"/>
+        </w:numPr>
+        <w:rPr>
+          <w:lang w:val="en-US"/>
+        </w:rPr>
+      </w:pPr>
+      <w:r>
+        <w:rPr>
+          <w:lang w:val="en-US"/>
+        </w:rPr>
+        <w:t>Cách Import?</w:t>
+      </w:r>
+    </w:p>
+    <w:p>
+      <w:pPr>
+        <w:pStyle w:val="ListParagraph"/>
+        <w:pBdr>
+          <w:top w:val="single" w:sz="4" w:space="1" w:color="auto"/>
+          <w:left w:val="single" w:sz="4" w:space="4" w:color="auto"/>
+          <w:bottom w:val="single" w:sz="4" w:space="1" w:color="auto"/>
+          <w:right w:val="single" w:sz="4" w:space="4" w:color="auto"/>
+        </w:pBdr>
+        <w:ind w:left="1080"/>
+        <w:rPr>
+          <w:lang w:val="en-US"/>
+        </w:rPr>
+      </w:pPr>
+      <w:r>
+        <w:rPr>
+          <w:lang w:val="en-US"/>
+        </w:rPr>
+        <w:t>f</w:t>
+      </w:r>
+      <w:r>
+        <w:rPr>
+          <w:lang w:val="en-US"/>
+        </w:rPr>
+        <w:t>rom tensorflow.keras import losses</w:t>
+      </w:r>
+    </w:p>
+    <w:p>
+      <w:pPr>
+        <w:pStyle w:val="ListParagraph"/>
+        <w:numPr>
+          <w:ilvl w:val="0"/>
+          <w:numId w:val="13"/>
+        </w:numPr>
+        <w:rPr>
+          <w:lang w:val="en-US"/>
+        </w:rPr>
+      </w:pPr>
+      <w:r>
+        <w:rPr>
+          <w:lang w:val="en-US"/>
+        </w:rPr>
+        <w:t>MSE (</w:t>
+      </w:r>
+      <w:r>
+        <w:rPr>
+          <w:lang w:val="en-US"/>
+        </w:rPr>
+        <w:t>Mean Squared Error</w:t>
+      </w:r>
+      <w:r>
+        <w:rPr>
+          <w:lang w:val="en-US"/>
+        </w:rPr>
+        <w:t>)</w:t>
+      </w:r>
+      <w:r>
+        <w:rPr>
+          <w:lang w:val="en-US"/>
+        </w:rPr>
+        <w:t xml:space="preserve"> Loss?</w:t>
+      </w:r>
+    </w:p>
+    <w:p>
+      <w:pPr>
+        <w:pStyle w:val="ListParagraph"/>
+        <w:numPr>
+          <w:ilvl w:val="0"/>
+          <w:numId w:val="7"/>
+        </w:numPr>
+        <w:rPr>
+          <w:lang w:val="en-US"/>
+        </w:rPr>
+      </w:pPr>
+      <w:r>
+        <w:rPr>
+          <w:lang w:val="en-US"/>
+        </w:rPr>
+        <w:t>Tạo 1 MSE Loss</w:t>
+      </w:r>
+    </w:p>
+    <w:p>
+      <w:pPr>
+        <w:pStyle w:val="ListParagraph"/>
+        <w:pBdr>
+          <w:top w:val="single" w:sz="4" w:space="1" w:color="auto"/>
+          <w:left w:val="single" w:sz="4" w:space="4" w:color="auto"/>
+          <w:bottom w:val="single" w:sz="4" w:space="1" w:color="auto"/>
+          <w:right w:val="single" w:sz="4" w:space="4" w:color="auto"/>
+        </w:pBdr>
+        <w:ind w:left="1080"/>
+        <w:rPr>
+          <w:lang w:val="en-US"/>
+        </w:rPr>
+      </w:pPr>
+      <w:r>
+        <w:rPr>
+          <w:lang w:val="en-US"/>
+        </w:rPr>
+        <w:t>&lt;MSE Loss&gt; = losses.MeanSquaredError()</w:t>
+      </w:r>
+    </w:p>
+    <w:p>
+      <w:pPr>
+        <w:pStyle w:val="ListParagraph"/>
+        <w:numPr>
+          <w:ilvl w:val="0"/>
+          <w:numId w:val="13"/>
+        </w:numPr>
+        <w:rPr>
+          <w:lang w:val="en-US"/>
+        </w:rPr>
+      </w:pPr>
+      <w:r>
+        <w:rPr>
+          <w:lang w:val="en-US"/>
+        </w:rPr>
+        <w:t>SCCE (Sparse Categorical Cross Entropy) Loss?</w:t>
+      </w:r>
+    </w:p>
+    <w:p>
+      <w:pPr>
+        <w:pStyle w:val="ListParagraph"/>
+        <w:pBdr>
+          <w:top w:val="single" w:sz="4" w:space="1" w:color="auto"/>
+          <w:left w:val="single" w:sz="4" w:space="4" w:color="auto"/>
+          <w:bottom w:val="single" w:sz="4" w:space="1" w:color="auto"/>
+          <w:right w:val="single" w:sz="4" w:space="4" w:color="auto"/>
+        </w:pBdr>
+        <w:ind w:left="1080"/>
+        <w:rPr>
+          <w:lang w:val="en-US"/>
+        </w:rPr>
+      </w:pPr>
+      <w:r>
+        <w:rPr>
+          <w:lang w:val="en-US"/>
+        </w:rPr>
+        <w:t>&lt;SCCE Loss&gt; = losses.</w:t>
+      </w:r>
+      <w:r>
+        <w:rPr>
+          <w:lang w:val="en-US"/>
+        </w:rPr>
+        <w:t>SparseCategoricalCrossentropy</w:t>
+      </w:r>
+      <w:r>
+        <w:rPr>
+          <w:lang w:val="en-US"/>
+        </w:rPr>
+        <w:t>(</w:t>
+      </w:r>
+    </w:p>
+    <w:p>
+      <w:pPr>
+        <w:pStyle w:val="ListParagraph"/>
+        <w:pBdr>
+          <w:top w:val="single" w:sz="4" w:space="1" w:color="auto"/>
+          <w:left w:val="single" w:sz="4" w:space="4" w:color="auto"/>
+          <w:bottom w:val="single" w:sz="4" w:space="1" w:color="auto"/>
+          <w:right w:val="single" w:sz="4" w:space="4" w:color="auto"/>
+        </w:pBdr>
+        <w:ind w:left="1080"/>
+        <w:rPr>
+          <w:lang w:val="en-US"/>
+        </w:rPr>
+      </w:pPr>
+      <w:r>
+        <w:rPr>
+          <w:lang w:val="en-US"/>
+        </w:rPr>
+        <w:t xml:space="preserve">    &lt;Chưa Qua Softmax&gt;, &lt;Index Bỏ Qua&gt;, &lt;Cách Tính Loss&gt;</w:t>
+      </w:r>
+    </w:p>
+    <w:p>
+      <w:pPr>
+        <w:pStyle w:val="ListParagraph"/>
+        <w:pBdr>
+          <w:top w:val="single" w:sz="4" w:space="1" w:color="auto"/>
+          <w:left w:val="single" w:sz="4" w:space="4" w:color="auto"/>
+          <w:bottom w:val="single" w:sz="4" w:space="1" w:color="auto"/>
+          <w:right w:val="single" w:sz="4" w:space="4" w:color="auto"/>
+        </w:pBdr>
+        <w:ind w:left="1080"/>
+        <w:rPr>
+          <w:lang w:val="en-US"/>
+        </w:rPr>
+      </w:pPr>
+      <w:r>
+        <w:rPr>
+          <w:lang w:val="en-US"/>
+        </w:rPr>
+        <w:t>)</w:t>
+      </w:r>
+    </w:p>
+    <w:p>
+      <w:pPr>
+        <w:pStyle w:val="ListParagraph"/>
+        <w:numPr>
+          <w:ilvl w:val="0"/>
+          <w:numId w:val="7"/>
+        </w:numPr>
+        <w:rPr>
+          <w:lang w:val="en-US"/>
+        </w:rPr>
+      </w:pPr>
+      <w:r>
+        <w:rPr>
+          <w:lang w:val="en-US"/>
+        </w:rPr>
+        <w:t>Mặc định</w:t>
+      </w:r>
+    </w:p>
+    <w:tbl>
+      <w:tblPr>
+        <w:tblStyle w:val="TableGrid"/>
+        <w:tblW w:w="8208" w:type="dxa"/>
+        <w:tblInd w:w="1080" w:type="dxa"/>
+        <w:tblLook w:val="04A0" w:firstRow="1" w:lastRow="0" w:firstColumn="1" w:lastColumn="0" w:noHBand="0" w:noVBand="1"/>
+      </w:tblPr>
+      <w:tblGrid>
+        <w:gridCol w:w="4158"/>
+        <w:gridCol w:w="4050"/>
+      </w:tblGrid>
+      <w:tr>
+        <w:tc>
+          <w:tcPr>
+            <w:tcW w:w="4158" w:type="dxa"/>
+          </w:tcPr>
+          <w:p>
+            <w:pPr>
+              <w:pStyle w:val="ListParagraph"/>
+              <w:ind w:left="0"/>
+              <w:jc w:val="center"/>
+              <w:rPr>
+                <w:lang w:val="en-US"/>
+              </w:rPr>
+            </w:pPr>
+            <w:r>
+              <w:rPr>
+                <w:lang w:val="en-US"/>
+              </w:rPr>
+              <w:t>&lt;Chưa Qua Softmax&gt;</w:t>
+            </w:r>
+          </w:p>
+        </w:tc>
+        <w:tc>
+          <w:tcPr>
+            <w:tcW w:w="4050" w:type="dxa"/>
+          </w:tcPr>
+          <w:p>
+            <w:pPr>
+              <w:pStyle w:val="ListParagraph"/>
+              <w:ind w:left="0"/>
+              <w:jc w:val="center"/>
+              <w:rPr>
+                <w:lang w:val="en-US"/>
+              </w:rPr>
+            </w:pPr>
+            <w:r>
+              <w:rPr>
+                <w:lang w:val="en-US"/>
+              </w:rPr>
+              <w:t>False</w:t>
+            </w:r>
+          </w:p>
+        </w:tc>
+      </w:tr>
+      <w:tr>
+        <w:tc>
+          <w:tcPr>
+            <w:tcW w:w="4158" w:type="dxa"/>
+          </w:tcPr>
+          <w:p>
+            <w:pPr>
+              <w:pStyle w:val="ListParagraph"/>
+              <w:ind w:left="0"/>
+              <w:jc w:val="center"/>
+              <w:rPr>
+                <w:lang w:val="en-US"/>
+              </w:rPr>
+            </w:pPr>
+            <w:r>
+              <w:rPr>
+                <w:lang w:val="en-US"/>
+              </w:rPr>
+              <w:t>&lt;Index Bỏ Qua&gt;</w:t>
+            </w:r>
+          </w:p>
+        </w:tc>
+        <w:tc>
+          <w:tcPr>
+            <w:tcW w:w="4050" w:type="dxa"/>
+          </w:tcPr>
+          <w:p>
+            <w:pPr>
+              <w:pStyle w:val="ListParagraph"/>
+              <w:ind w:left="0"/>
+              <w:jc w:val="center"/>
+              <w:rPr>
+                <w:lang w:val="en-US"/>
+              </w:rPr>
+            </w:pPr>
+            <w:r>
+              <w:rPr>
+                <w:lang w:val="en-US"/>
+              </w:rPr>
+              <w:t>None</w:t>
+            </w:r>
+          </w:p>
+        </w:tc>
+      </w:tr>
+      <w:tr>
+        <w:tc>
+          <w:tcPr>
+            <w:tcW w:w="4158" w:type="dxa"/>
+          </w:tcPr>
+          <w:p>
+            <w:pPr>
+              <w:pStyle w:val="ListParagraph"/>
+              <w:ind w:left="0"/>
+              <w:jc w:val="center"/>
+              <w:rPr>
+                <w:lang w:val="en-US"/>
+              </w:rPr>
+            </w:pPr>
+            <w:r>
+              <w:rPr>
+                <w:lang w:val="en-US"/>
+              </w:rPr>
+              <w:t>&lt;Cách Tính Loss</w:t>
+            </w:r>
+            <w:r>
+              <w:rPr>
+                <w:lang w:val="en-US"/>
+              </w:rPr>
+              <w:t>&gt;</w:t>
+            </w:r>
+          </w:p>
+        </w:tc>
+        <w:tc>
+          <w:tcPr>
+            <w:tcW w:w="4050" w:type="dxa"/>
+          </w:tcPr>
+          <w:p>
+            <w:pPr>
+              <w:pStyle w:val="ListParagraph"/>
+              <w:ind w:left="0"/>
+              <w:jc w:val="center"/>
+              <w:rPr>
+                <w:lang w:val="en-US"/>
+              </w:rPr>
+            </w:pPr>
+            <w:r>
+              <w:rPr>
+                <w:lang w:val="en-US"/>
+              </w:rPr>
+              <w:t>"sum_over_batch_size"</w:t>
+            </w:r>
+          </w:p>
+        </w:tc>
+      </w:tr>
+    </w:tbl>
+    <w:p>
+      <w:pPr>
+        <w:pStyle w:val="ListParagraph"/>
+        <w:numPr>
+          <w:ilvl w:val="0"/>
+          <w:numId w:val="7"/>
+        </w:numPr>
+        <w:rPr>
+          <w:lang w:val="en-US"/>
+        </w:rPr>
+      </w:pPr>
+      <w:r>
+        <w:rPr>
+          <w:lang w:val="en-US"/>
+        </w:rPr>
+        <w:t>Forward</w:t>
+      </w:r>
+    </w:p>
+    <w:p>
+      <w:pPr>
+        <w:pStyle w:val="ListParagraph"/>
+        <w:pBdr>
+          <w:top w:val="single" w:sz="4" w:space="1" w:color="auto"/>
+          <w:left w:val="single" w:sz="4" w:space="4" w:color="auto"/>
+          <w:bottom w:val="single" w:sz="4" w:space="1" w:color="auto"/>
+          <w:right w:val="single" w:sz="4" w:space="4" w:color="auto"/>
+        </w:pBdr>
+        <w:ind w:left="1080"/>
+        <w:rPr>
+          <w:lang w:val="en-US"/>
+        </w:rPr>
+      </w:pPr>
+      <w:r>
+        <w:rPr>
+          <w:lang w:val="en-US"/>
+        </w:rPr>
+        <w:t>&lt;Output&gt; = &lt;</w:t>
+      </w:r>
+      <w:r>
+        <w:rPr>
+          <w:lang w:val="en-US"/>
+        </w:rPr>
+        <w:t>SCCE</w:t>
+      </w:r>
+      <w:r>
+        <w:rPr>
+          <w:lang w:val="en-US"/>
+        </w:rPr>
+        <w:t xml:space="preserve"> Loss&gt;(&lt;Input&gt;, &lt;Target&gt;</w:t>
+      </w:r>
+      <w:r>
+        <w:rPr>
+          <w:lang w:val="en-US"/>
+        </w:rPr>
+        <w:t>, &lt;Weight&gt;)</w:t>
+      </w:r>
+    </w:p>
+    <w:p>
+      <w:pPr>
+        <w:pStyle w:val="ListParagraph"/>
+        <w:numPr>
+          <w:ilvl w:val="0"/>
+          <w:numId w:val="7"/>
+        </w:numPr>
+        <w:rPr>
+          <w:lang w:val="en-US"/>
+        </w:rPr>
+      </w:pPr>
+      <w:r>
+        <w:rPr>
+          <w:lang w:val="en-US"/>
+        </w:rPr>
+        <w:t>Mặc định</w:t>
+      </w:r>
+    </w:p>
+    <w:tbl>
+      <w:tblPr>
+        <w:tblStyle w:val="TableGrid"/>
+        <w:tblW w:w="0" w:type="auto"/>
+        <w:tblInd w:w="1080" w:type="dxa"/>
+        <w:tblLook w:val="04A0" w:firstRow="1" w:lastRow="0" w:firstColumn="1" w:lastColumn="0" w:noHBand="0" w:noVBand="1"/>
+      </w:tblPr>
+      <w:tblGrid>
+        <w:gridCol w:w="4112"/>
+        <w:gridCol w:w="4050"/>
+      </w:tblGrid>
+      <w:tr>
+        <w:tc>
+          <w:tcPr>
+            <w:tcW w:w="4621" w:type="dxa"/>
+          </w:tcPr>
+          <w:p>
+            <w:pPr>
+              <w:pStyle w:val="ListParagraph"/>
+              <w:ind w:left="0"/>
+              <w:jc w:val="center"/>
+              <w:rPr>
+                <w:lang w:val="en-US"/>
+              </w:rPr>
+            </w:pPr>
+            <w:r>
+              <w:rPr>
+                <w:lang w:val="en-US"/>
+              </w:rPr>
+              <w:t>&lt;Weight&gt;</w:t>
+            </w:r>
+          </w:p>
+        </w:tc>
+        <w:tc>
+          <w:tcPr>
+            <w:tcW w:w="4621" w:type="dxa"/>
+          </w:tcPr>
+          <w:p>
+            <w:pPr>
+              <w:pStyle w:val="ListParagraph"/>
+              <w:ind w:left="0"/>
+              <w:jc w:val="center"/>
+              <w:rPr>
+                <w:lang w:val="en-US"/>
+              </w:rPr>
+            </w:pPr>
+            <w:r>
+              <w:rPr>
+                <w:lang w:val="en-US"/>
+              </w:rPr>
+              <w:t>None</w:t>
+            </w:r>
+          </w:p>
+        </w:tc>
+      </w:tr>
+    </w:tbl>
+    <w:p>
+      <w:pPr>
+        <w:pStyle w:val="ListParagraph"/>
+        <w:numPr>
+          <w:ilvl w:val="0"/>
+          <w:numId w:val="7"/>
+        </w:numPr>
+        <w:rPr>
+          <w:lang w:val="en-US"/>
+        </w:rPr>
+      </w:pPr>
+      <w:r>
+        <w:rPr>
+          <w:lang w:val="en-US"/>
+        </w:rPr>
+        <w:t xml:space="preserve">Bản chất y chang lớp Cross Entropy trong Torch, nhưng </w:t>
+      </w:r>
+      <w:r>
+        <w:rPr>
+          <w:lang w:val="en-US"/>
+        </w:rPr>
+        <w:t>&lt;Input&gt; phải là nhãn, có giá trị là số nguyên</w:t>
+      </w:r>
+    </w:p>
+    <w:p>
+      <w:pPr>
+        <w:pStyle w:val="ListParagraph"/>
+        <w:numPr>
+          <w:ilvl w:val="0"/>
+          <w:numId w:val="7"/>
+        </w:numPr>
+        <w:rPr>
+          <w:lang w:val="en-US"/>
+        </w:rPr>
+      </w:pPr>
+      <w:r>
+        <w:rPr>
+          <w:lang w:val="en-US"/>
+        </w:rPr>
+        <w:lastRenderedPageBreak/>
+        <w:t>Nếu &lt;Chưa Qua Softmax&gt; = True thì &lt;Target&gt; sẽ được đi qua hàm Softmax trước</w:t>
+      </w:r>
+    </w:p>
+    <w:p>
+      <w:pPr>
+        <w:pStyle w:val="ListParagraph"/>
+        <w:numPr>
+          <w:ilvl w:val="0"/>
+          <w:numId w:val="7"/>
+        </w:numPr>
+        <w:rPr>
+          <w:lang w:val="en-US"/>
+        </w:rPr>
+      </w:pPr>
+      <w:r>
+        <w:rPr>
+          <w:lang w:val="en-US"/>
+        </w:rPr>
+        <w:t>Đối chiếu &lt;Cách Tính Loss&gt; trong Torch</w:t>
+      </w:r>
+    </w:p>
+    <w:tbl>
+      <w:tblPr>
+        <w:tblStyle w:val="TableGrid"/>
+        <w:tblW w:w="0" w:type="auto"/>
+        <w:tblInd w:w="1080" w:type="dxa"/>
+        <w:tblLook w:val="04A0" w:firstRow="1" w:lastRow="0" w:firstColumn="1" w:lastColumn="0" w:noHBand="0" w:noVBand="1"/>
+      </w:tblPr>
+      <w:tblGrid>
+        <w:gridCol w:w="4229"/>
+        <w:gridCol w:w="3933"/>
+      </w:tblGrid>
+      <w:tr>
+        <w:tc>
+          <w:tcPr>
+            <w:tcW w:w="4621" w:type="dxa"/>
+          </w:tcPr>
+          <w:p>
+            <w:pPr>
+              <w:pStyle w:val="ListParagraph"/>
+              <w:ind w:left="0"/>
+              <w:jc w:val="center"/>
+              <w:rPr>
+                <w:lang w:val="en-US"/>
+              </w:rPr>
+            </w:pPr>
+            <w:r>
+              <w:rPr>
+                <w:lang w:val="en-US"/>
+              </w:rPr>
+              <w:t>Tensorflow</w:t>
+            </w:r>
+          </w:p>
+        </w:tc>
+        <w:tc>
+          <w:tcPr>
+            <w:tcW w:w="4621" w:type="dxa"/>
+          </w:tcPr>
+          <w:p>
+            <w:pPr>
+              <w:pStyle w:val="ListParagraph"/>
+              <w:ind w:left="0"/>
+              <w:jc w:val="center"/>
+              <w:rPr>
+                <w:lang w:val="en-US"/>
+              </w:rPr>
+            </w:pPr>
+            <w:r>
+              <w:rPr>
+                <w:lang w:val="en-US"/>
+              </w:rPr>
+              <w:t>Torch</w:t>
+            </w:r>
+          </w:p>
+        </w:tc>
+      </w:tr>
+      <w:tr>
+        <w:tc>
+          <w:tcPr>
+            <w:tcW w:w="4621" w:type="dxa"/>
+          </w:tcPr>
+          <w:p>
+            <w:pPr>
+              <w:pStyle w:val="ListParagraph"/>
+              <w:ind w:left="0"/>
+              <w:jc w:val="center"/>
+              <w:rPr>
+                <w:lang w:val="en-US"/>
+              </w:rPr>
+            </w:pPr>
+            <w:r>
+              <w:rPr>
+                <w:lang w:val="en-US"/>
+              </w:rPr>
+              <w:t>"sum_over_batch_size"</w:t>
+            </w:r>
+          </w:p>
+        </w:tc>
+        <w:tc>
+          <w:tcPr>
+            <w:tcW w:w="4621" w:type="dxa"/>
+          </w:tcPr>
+          <w:p>
+            <w:pPr>
+              <w:pStyle w:val="ListParagraph"/>
+              <w:ind w:left="0"/>
+              <w:jc w:val="center"/>
+              <w:rPr>
+                <w:lang w:val="en-US"/>
+              </w:rPr>
+            </w:pPr>
+            <w:r>
+              <w:rPr>
+                <w:lang w:val="en-US"/>
+              </w:rPr>
+              <w:t>"</w:t>
+            </w:r>
+            <w:r>
+              <w:rPr>
+                <w:lang w:val="en-US"/>
+              </w:rPr>
+              <w:t>mean</w:t>
+            </w:r>
+            <w:r>
+              <w:rPr>
+                <w:lang w:val="en-US"/>
+              </w:rPr>
+              <w:t>"</w:t>
+            </w:r>
+          </w:p>
+        </w:tc>
+      </w:tr>
+      <w:tr>
+        <w:tc>
+          <w:tcPr>
+            <w:tcW w:w="4621" w:type="dxa"/>
+          </w:tcPr>
+          <w:p>
+            <w:pPr>
+              <w:pStyle w:val="ListParagraph"/>
+              <w:ind w:left="0"/>
+              <w:jc w:val="center"/>
+              <w:rPr>
+                <w:lang w:val="en-US"/>
+              </w:rPr>
+            </w:pPr>
+            <w:r>
+              <w:rPr>
+                <w:lang w:val="en-US"/>
+              </w:rPr>
+              <w:t>"sum"</w:t>
+            </w:r>
+          </w:p>
+        </w:tc>
+        <w:tc>
+          <w:tcPr>
+            <w:tcW w:w="4621" w:type="dxa"/>
+          </w:tcPr>
+          <w:p>
+            <w:pPr>
+              <w:pStyle w:val="ListParagraph"/>
+              <w:ind w:left="0"/>
+              <w:jc w:val="center"/>
+              <w:rPr>
+                <w:lang w:val="en-US"/>
+              </w:rPr>
+            </w:pPr>
+            <w:r>
+              <w:rPr>
+                <w:lang w:val="en-US"/>
+              </w:rPr>
+              <w:t>"</w:t>
+            </w:r>
+            <w:r>
+              <w:rPr>
+                <w:lang w:val="en-US"/>
+              </w:rPr>
+              <w:t>sum</w:t>
+            </w:r>
+            <w:r>
+              <w:rPr>
+                <w:lang w:val="en-US"/>
+              </w:rPr>
+              <w:t>"</w:t>
+            </w:r>
+          </w:p>
+        </w:tc>
+      </w:tr>
+      <w:tr>
+        <w:tc>
+          <w:tcPr>
+            <w:tcW w:w="4621" w:type="dxa"/>
+          </w:tcPr>
+          <w:p>
+            <w:pPr>
+              <w:pStyle w:val="ListParagraph"/>
+              <w:ind w:left="0"/>
+              <w:jc w:val="center"/>
+              <w:rPr>
+                <w:lang w:val="en-US"/>
+              </w:rPr>
+            </w:pPr>
+            <w:r>
+              <w:rPr>
+                <w:lang w:val="en-US"/>
+              </w:rPr>
+              <w:t>"</w:t>
+            </w:r>
+            <w:r>
+              <w:rPr>
+                <w:lang w:val="en-US"/>
+              </w:rPr>
+              <w:t>none</w:t>
+            </w:r>
+            <w:r>
+              <w:rPr>
+                <w:lang w:val="en-US"/>
+              </w:rPr>
+              <w:t>"</w:t>
+            </w:r>
+          </w:p>
+        </w:tc>
+        <w:tc>
+          <w:tcPr>
+            <w:tcW w:w="4621" w:type="dxa"/>
+          </w:tcPr>
+          <w:p>
+            <w:pPr>
+              <w:pStyle w:val="ListParagraph"/>
+              <w:ind w:left="0"/>
+              <w:jc w:val="center"/>
+              <w:rPr>
+                <w:lang w:val="en-US"/>
+              </w:rPr>
+            </w:pPr>
+            <w:r>
+              <w:rPr>
+                <w:lang w:val="en-US"/>
+              </w:rPr>
+              <w:t>"</w:t>
+            </w:r>
+            <w:r>
+              <w:rPr>
+                <w:lang w:val="en-US"/>
+              </w:rPr>
+              <w:t>none</w:t>
+            </w:r>
+            <w:r>
+              <w:rPr>
+                <w:lang w:val="en-US"/>
+              </w:rPr>
+              <w:t>"</w:t>
+            </w:r>
+          </w:p>
+        </w:tc>
+      </w:tr>
+    </w:tbl>
+    <w:p>
+      <w:pPr>
+        <w:rPr>
+          <w:lang w:val="en-US"/>
+        </w:rPr>
+      </w:pPr>
+    </w:p>
+    <w:p>
+      <w:pPr>
+        <w:rPr>
+          <w:lang w:val="en-US"/>
+        </w:rPr>
+      </w:pPr>
+      <w:r>
+        <w:rPr>
+          <w:lang w:val="en-US"/>
+        </w:rPr>
+        <w:t>Optimizer – Tối Ưu Hóa:</w:t>
+      </w:r>
+    </w:p>
+    <w:p>
+      <w:pPr>
+        <w:pStyle w:val="ListParagraph"/>
+        <w:numPr>
+          <w:ilvl w:val="0"/>
+          <w:numId w:val="14"/>
+        </w:numPr>
+        <w:rPr>
+          <w:lang w:val="en-US"/>
+        </w:rPr>
+      </w:pPr>
+      <w:r>
+        <w:rPr>
+          <w:lang w:val="en-US"/>
+        </w:rPr>
+        <w:t>Cách Import?</w:t>
+      </w:r>
+    </w:p>
+    <w:p>
+      <w:pPr>
+        <w:pStyle w:val="ListParagraph"/>
+        <w:pBdr>
+          <w:top w:val="single" w:sz="4" w:space="1" w:color="auto"/>
+          <w:left w:val="single" w:sz="4" w:space="4" w:color="auto"/>
+          <w:bottom w:val="single" w:sz="4" w:space="1" w:color="auto"/>
+          <w:right w:val="single" w:sz="4" w:space="4" w:color="auto"/>
+        </w:pBdr>
+        <w:ind w:left="1080"/>
+        <w:rPr>
+          <w:lang w:val="en-US"/>
+        </w:rPr>
+      </w:pPr>
+      <w:r>
+        <w:rPr>
+          <w:lang w:val="en-US"/>
+        </w:rPr>
+        <w:t>from tensorflow.keras import optimizers</w:t>
+      </w:r>
+    </w:p>
+    <w:p>
+      <w:pPr>
+        <w:pStyle w:val="ListParagraph"/>
+        <w:numPr>
+          <w:ilvl w:val="0"/>
+          <w:numId w:val="14"/>
+        </w:numPr>
+        <w:rPr>
+          <w:lang w:val="en-US"/>
+        </w:rPr>
+      </w:pPr>
+      <w:r>
+        <w:rPr>
+          <w:lang w:val="en-US"/>
+        </w:rPr>
+        <w:t>Adam Optimizer?</w:t>
+      </w:r>
+    </w:p>
+    <w:p>
+      <w:pPr>
+        <w:pStyle w:val="ListParagraph"/>
+        <w:numPr>
+          <w:ilvl w:val="0"/>
+          <w:numId w:val="7"/>
+        </w:numPr>
+        <w:rPr>
+          <w:lang w:val="en-US"/>
+        </w:rPr>
+      </w:pPr>
+      <w:r>
+        <w:rPr>
+          <w:lang w:val="en-US"/>
+        </w:rPr>
+        <w:t>Tạo 1 Adam Optimizer</w:t>
+      </w:r>
+    </w:p>
+    <w:p>
+      <w:pPr>
+        <w:pStyle w:val="ListParagraph"/>
+        <w:pBdr>
+          <w:top w:val="single" w:sz="4" w:space="1" w:color="auto"/>
+          <w:left w:val="single" w:sz="4" w:space="4" w:color="auto"/>
+          <w:bottom w:val="single" w:sz="4" w:space="1" w:color="auto"/>
+          <w:right w:val="single" w:sz="4" w:space="4" w:color="auto"/>
+        </w:pBdr>
+        <w:ind w:left="1080"/>
+        <w:rPr>
+          <w:lang w:val="en-US"/>
+        </w:rPr>
+      </w:pPr>
+      <w:r>
+        <w:rPr>
+          <w:lang w:val="en-US"/>
+        </w:rPr>
+        <w:t>&lt;Adam Optimizer&gt; = optimizers.Adam(&lt;Learning Rate&gt;)</w:t>
+      </w:r>
+    </w:p>
+    <w:p>
+      <w:pPr>
+        <w:pStyle w:val="ListParagraph"/>
+        <w:numPr>
+          <w:ilvl w:val="0"/>
+          <w:numId w:val="7"/>
+        </w:numPr>
+        <w:rPr>
+          <w:lang w:val="en-US"/>
+        </w:rPr>
+      </w:pPr>
+    </w:p>
+    <w:p>
+      <w:pPr>
+        <w:rPr>
+          <w:lang w:val="en-US"/>
+        </w:rPr>
+      </w:pPr>
+    </w:p>
+    <w:p>
+      <w:pPr>
+        <w:rPr>
+          <w:lang w:val="en-US"/>
+        </w:rPr>
+      </w:pPr>
+      <w:r>
+        <w:rPr>
+          <w:lang w:val="en-US"/>
+        </w:rPr>
+        <w:t>Layer – Lớp</w:t>
+      </w:r>
+      <w:r>
+        <w:rPr>
+          <w:lang w:val="en-US"/>
+        </w:rPr>
+        <w:t>:</w:t>
+      </w:r>
+    </w:p>
+    <w:p>
+      <w:pPr>
+        <w:pStyle w:val="ListParagraph"/>
+        <w:numPr>
+          <w:ilvl w:val="0"/>
+          <w:numId w:val="1"/>
+        </w:numPr>
+        <w:rPr>
+          <w:lang w:val="en-US"/>
+        </w:rPr>
+      </w:pPr>
+      <w:r>
+        <w:rPr>
+          <w:lang w:val="en-US"/>
+        </w:rPr>
+        <w:t>Cách Import?</w:t>
+      </w:r>
+    </w:p>
+    <w:p>
+      <w:pPr>
+        <w:pStyle w:val="ListParagraph"/>
+        <w:pBdr>
+          <w:top w:val="single" w:sz="4" w:space="1" w:color="auto"/>
+          <w:left w:val="single" w:sz="4" w:space="4" w:color="auto"/>
+          <w:bottom w:val="single" w:sz="4" w:space="1" w:color="auto"/>
+          <w:right w:val="single" w:sz="4" w:space="4" w:color="auto"/>
+        </w:pBdr>
+        <w:ind w:left="1080"/>
+        <w:rPr>
+          <w:lang w:val="en-US"/>
+        </w:rPr>
+      </w:pPr>
+      <w:r>
+        <w:rPr>
+          <w:lang w:val="en-US"/>
+        </w:rPr>
+        <w:t>from tensorflow</w:t>
+      </w:r>
+      <w:r>
+        <w:rPr>
+          <w:lang w:val="en-US"/>
+        </w:rPr>
+        <w:t>.keras import layers</w:t>
+      </w:r>
+    </w:p>
+    <w:p>
+      <w:pPr>
+        <w:pStyle w:val="ListParagraph"/>
+        <w:numPr>
+          <w:ilvl w:val="0"/>
+          <w:numId w:val="1"/>
+        </w:numPr>
+        <w:rPr>
+          <w:lang w:val="en-US"/>
+        </w:rPr>
+      </w:pPr>
+      <w:r>
+        <w:rPr>
+          <w:lang w:val="en-US"/>
+        </w:rPr>
+        <w:t>Lớp Tuyến Tính?</w:t>
+      </w:r>
+    </w:p>
+    <w:p>
+      <w:pPr>
+        <w:pStyle w:val="ListParagraph"/>
+        <w:numPr>
+          <w:ilvl w:val="0"/>
+          <w:numId w:val="7"/>
+        </w:numPr>
+        <w:rPr>
+          <w:lang w:val="en-US"/>
+        </w:rPr>
+      </w:pPr>
+      <w:r>
+        <w:rPr>
+          <w:lang w:val="en-US"/>
+        </w:rPr>
+        <w:t xml:space="preserve">Y chang lớp tuyến tính trong Torch, nhưng không cần xác định </w:t>
+      </w:r>
+    </w:p>
+    <w:p>
+      <w:pPr>
+        <w:pStyle w:val="ListParagraph"/>
+        <w:ind w:left="1080"/>
+        <w:rPr>
+          <w:lang w:val="en-US"/>
+        </w:rPr>
+      </w:pPr>
+      <w:r>
+        <w:rPr>
+          <w:lang w:val="en-US"/>
+        </w:rPr>
+        <w:t>&lt;Kích Thước Input&gt;</w:t>
+      </w:r>
+      <w:r>
+        <w:rPr>
+          <w:lang w:val="en-US"/>
+        </w:rPr>
+        <w:t>, nghĩa là &lt;Input&gt; có Shape bất kì</w:t>
+      </w:r>
+      <w:r>
+        <w:rPr>
+          <w:lang w:val="en-US"/>
+        </w:rPr>
+        <w:t>, có thể là Tensor thường hoặc Keras Tensor, &lt;Output&gt; sẽ là Tensor thường hoặc Keras Tensor tùy vào &lt;Input&gt;</w:t>
+      </w:r>
+    </w:p>
+    <w:p>
+      <w:pPr>
+        <w:pStyle w:val="ListParagraph"/>
+        <w:numPr>
+          <w:ilvl w:val="0"/>
+          <w:numId w:val="7"/>
+        </w:numPr>
+        <w:rPr>
+          <w:lang w:val="en-US"/>
+        </w:rPr>
+      </w:pPr>
+      <w:r>
+        <w:rPr>
+          <w:lang w:val="en-US"/>
+        </w:rPr>
+        <w:t>Nếu &lt;Input&gt; là Numpy Array sẽ tự động chuyển thành Tensor thường</w:t>
+      </w:r>
+    </w:p>
+    <w:p>
+      <w:pPr>
+        <w:pStyle w:val="ListParagraph"/>
+        <w:numPr>
+          <w:ilvl w:val="0"/>
+          <w:numId w:val="7"/>
+        </w:numPr>
+        <w:rPr>
+          <w:lang w:val="en-US"/>
+        </w:rPr>
+      </w:pPr>
+      <w:r>
+        <w:rPr>
+          <w:lang w:val="en-US"/>
+        </w:rPr>
+        <w:t>Tạo 1 lớp tuyến tính</w:t>
+      </w:r>
+    </w:p>
+    <w:p>
+      <w:pPr>
+        <w:pStyle w:val="ListParagraph"/>
+        <w:pBdr>
+          <w:top w:val="single" w:sz="4" w:space="1" w:color="auto"/>
+          <w:left w:val="single" w:sz="4" w:space="4" w:color="auto"/>
+          <w:bottom w:val="single" w:sz="4" w:space="1" w:color="auto"/>
+          <w:right w:val="single" w:sz="4" w:space="4" w:color="auto"/>
+        </w:pBdr>
+        <w:ind w:left="1080"/>
+        <w:rPr>
+          <w:lang w:val="en-US"/>
+        </w:rPr>
+      </w:pPr>
+      <w:r>
+        <w:rPr>
+          <w:lang w:val="en-US"/>
+        </w:rPr>
+        <w:t>&lt;Lớp Tuyến Tính&gt; = layers.Dense(</w:t>
+      </w:r>
+    </w:p>
+    <w:p>
+      <w:pPr>
+        <w:pStyle w:val="ListParagraph"/>
+        <w:pBdr>
+          <w:top w:val="single" w:sz="4" w:space="1" w:color="auto"/>
+          <w:left w:val="single" w:sz="4" w:space="4" w:color="auto"/>
+          <w:bottom w:val="single" w:sz="4" w:space="1" w:color="auto"/>
+          <w:right w:val="single" w:sz="4" w:space="4" w:color="auto"/>
+        </w:pBdr>
+        <w:ind w:left="1080"/>
+        <w:rPr>
+          <w:lang w:val="en-US"/>
+        </w:rPr>
+      </w:pPr>
+      <w:r>
+        <w:rPr>
+          <w:lang w:val="en-US"/>
+        </w:rPr>
         <w:t xml:space="preserve">    &lt;Kích Thước Output&gt;, &lt;Hàm Kích Hoạt&gt;, &lt;Có Bias Không&gt;</w:t>
+      </w:r>
+      <w:r>
+        <w:rPr>
+          <w:lang w:val="en-US"/>
+        </w:rPr>
+        <w:t>,</w:t>
+      </w:r>
+    </w:p>
+    <w:p>
+      <w:pPr>
+        <w:pStyle w:val="ListParagraph"/>
+        <w:pBdr>
+          <w:top w:val="single" w:sz="4" w:space="1" w:color="auto"/>
+          <w:left w:val="single" w:sz="4" w:space="4" w:color="auto"/>
+          <w:bottom w:val="single" w:sz="4" w:space="1" w:color="auto"/>
+          <w:right w:val="single" w:sz="4" w:space="4" w:color="auto"/>
+        </w:pBdr>
+        <w:ind w:left="1080"/>
+        <w:rPr>
+          <w:lang w:val="en-US"/>
+        </w:rPr>
+      </w:pPr>
+      <w:r>
+        <w:rPr>
+          <w:lang w:val="en-US"/>
+        </w:rPr>
+        <w:t xml:space="preserve">    name = &lt;Tên&gt;</w:t>
       </w:r>
     </w:p>
     <w:p>
@@ -2551,20 +3982,37 @@
         <w:rPr>
           <w:lang w:val="en-US"/>
         </w:rPr>
-        <w:lastRenderedPageBreak/>
-        <w:t>&lt;</w:t>
-      </w:r>
-      <w:r>
-        <w:rPr>
-          <w:lang w:val="en-US"/>
-        </w:rPr>
-        <w:t>Output&gt; = &lt;Lớp Tuyến Tính&gt;(&lt;Input&gt;</w:t>
-      </w:r>
-      <w:r>
-        <w:rPr>
-          <w:lang w:val="en-US"/>
-        </w:rPr>
-        <w:t>)</w:t>
+        <w:t>&lt;Output&gt; = &lt;Lớp Tuyến Tính&gt;(&lt;Input&gt;)</w:t>
+      </w:r>
+    </w:p>
+    <w:p>
+      <w:pPr>
+        <w:pStyle w:val="ListParagraph"/>
+        <w:numPr>
+          <w:ilvl w:val="0"/>
+          <w:numId w:val="7"/>
+        </w:numPr>
+        <w:rPr>
+          <w:lang w:val="en-US"/>
+        </w:rPr>
+      </w:pPr>
+      <w:r>
+        <w:rPr>
+          <w:lang w:val="en-US"/>
+        </w:rPr>
+        <w:t xml:space="preserve">&lt;Tên&gt; sẽ được hiển thị khi bạn </w:t>
+      </w:r>
+      <w:r>
+        <w:rPr>
+          <w:lang w:val="en-US"/>
+        </w:rPr>
+        <w:t xml:space="preserve">làm </w:t>
+      </w:r>
+      <w:r>
+        <w:rPr>
+          <w:lang w:val="en-US"/>
+        </w:rPr>
+        <w:t>gì đó có liên quan đến &lt;Lớp Tuyến Tính&gt;</w:t>
       </w:r>
     </w:p>
     <w:p>
@@ -2623,6 +4071,7 @@
         <w:rPr>
           <w:lang w:val="en-US"/>
         </w:rPr>
+        <w:lastRenderedPageBreak/>
         <w:t>from tensor.keras import datasets</w:t>
       </w:r>
     </w:p>

--- a/tensorflow.docx
+++ b/tensorflow.docx
@@ -127,6 +127,42 @@
           <w:lang w:val="en-US"/>
         </w:rPr>
         <w:t>Bản chất là Numpy Array được bọc trong Container</w:t>
+      </w:r>
+    </w:p>
+    <w:p>
+      <w:pPr>
+        <w:pStyle w:val="ListParagraph"/>
+        <w:numPr>
+          <w:ilvl w:val="0"/>
+          <w:numId w:val="4"/>
+        </w:numPr>
+        <w:rPr>
+          <w:lang w:val="en-US"/>
+        </w:rPr>
+      </w:pPr>
+      <w:r>
+        <w:rPr>
+          <w:lang w:val="en-US"/>
+        </w:rPr>
+        <w:t>Cách Xài GPU?</w:t>
+      </w:r>
+    </w:p>
+    <w:p>
+      <w:pPr>
+        <w:pStyle w:val="ListParagraph"/>
+        <w:numPr>
+          <w:ilvl w:val="0"/>
+          <w:numId w:val="8"/>
+        </w:numPr>
+        <w:rPr>
+          <w:lang w:val="en-US"/>
+        </w:rPr>
+      </w:pPr>
+      <w:r>
+        <w:rPr>
+          <w:lang w:val="en-US"/>
+        </w:rPr>
+        <w:t>Mặc định Tensorflow sẽ xài GPU nếu thấy trong máy có GPU phù hợp, còn không thì CPU</w:t>
       </w:r>
     </w:p>
     <w:p>
@@ -764,6 +800,7 @@
         <w:rPr>
           <w:lang w:val="en-US"/>
         </w:rPr>
+        <w:lastRenderedPageBreak/>
         <w:t>Mặc định</w:t>
       </w:r>
     </w:p>
@@ -882,7 +919,6 @@
         <w:rPr>
           <w:lang w:val="en-US"/>
         </w:rPr>
-        <w:lastRenderedPageBreak/>
         <w:t>Ví dụ</w:t>
       </w:r>
     </w:p>
@@ -1884,6 +1920,7 @@
         <w:rPr>
           <w:lang w:val="en-US"/>
         </w:rPr>
+        <w:lastRenderedPageBreak/>
         <w:t>&lt;In Gì Ra&gt; là 1 mảng gồm các String, mỗi String xác định 1 thứ để in ra, các phần tử hợp lệ của &lt;In Gì Ra&gt;</w:t>
       </w:r>
     </w:p>
@@ -1990,7 +2027,6 @@
         <w:rPr>
           <w:lang w:val="en-US"/>
         </w:rPr>
-        <w:lastRenderedPageBreak/>
         <w:t>&lt;Cách Hiển Thị&gt; xác định có in ra hay không và in kiểu gì</w:t>
       </w:r>
     </w:p>
@@ -2174,19 +2210,7 @@
         <w:rPr>
           <w:lang w:val="en-US"/>
         </w:rPr>
-        <w:t>&lt;Model&gt;.</w:t>
-      </w:r>
-      <w:r>
-        <w:rPr>
-          <w:lang w:val="en-US"/>
-        </w:rPr>
-        <w:t>evaluate</w:t>
-      </w:r>
-      <w:r>
-        <w:rPr>
-          <w:lang w:val="en-US"/>
-        </w:rPr>
-        <w:t>(</w:t>
+        <w:t>&lt;Model&gt;.evaluate(</w:t>
       </w:r>
     </w:p>
     <w:p>
@@ -2587,25 +2611,7 @@
         <w:rPr>
           <w:lang w:val="en-US"/>
         </w:rPr>
-        <w:t>MSE (</w:t>
-      </w:r>
-      <w:r>
-        <w:rPr>
-          <w:lang w:val="en-US"/>
-        </w:rPr>
-        <w:t>Mean Squared Error</w:t>
-      </w:r>
-      <w:r>
-        <w:rPr>
-          <w:lang w:val="en-US"/>
-        </w:rPr>
-        <w:t>)</w:t>
-      </w:r>
-      <w:r>
-        <w:rPr>
-          <w:lang w:val="en-US"/>
-        </w:rPr>
-        <w:t xml:space="preserve"> Loss?</w:t>
+        <w:t>SCCE (Sparse Categorical Cross Entropy) Loss?</w:t>
       </w:r>
     </w:p>
     <w:p>
@@ -2623,46 +2629,7 @@
         <w:rPr>
           <w:lang w:val="en-US"/>
         </w:rPr>
-        <w:t>Tạo 1 MSE Loss</w:t>
-      </w:r>
-    </w:p>
-    <w:p>
-      <w:pPr>
-        <w:pStyle w:val="ListParagraph"/>
-        <w:pBdr>
-          <w:top w:val="single" w:sz="4" w:space="1" w:color="auto"/>
-          <w:left w:val="single" w:sz="4" w:space="4" w:color="auto"/>
-          <w:bottom w:val="single" w:sz="4" w:space="1" w:color="auto"/>
-          <w:right w:val="single" w:sz="4" w:space="4" w:color="auto"/>
-        </w:pBdr>
-        <w:ind w:left="1080"/>
-        <w:rPr>
-          <w:lang w:val="en-US"/>
-        </w:rPr>
-      </w:pPr>
-      <w:r>
-        <w:rPr>
-          <w:lang w:val="en-US"/>
-        </w:rPr>
-        <w:t>&lt;MSE Loss&gt; = losses.MeanSquaredError()</w:t>
-      </w:r>
-    </w:p>
-    <w:p>
-      <w:pPr>
-        <w:pStyle w:val="ListParagraph"/>
-        <w:numPr>
-          <w:ilvl w:val="0"/>
-          <w:numId w:val="13"/>
-        </w:numPr>
-        <w:rPr>
-          <w:lang w:val="en-US"/>
-        </w:rPr>
-      </w:pPr>
-      <w:r>
-        <w:rPr>
-          <w:lang w:val="en-US"/>
-        </w:rPr>
-        <w:t>SCCE (Sparse Categorical Cross Entropy) Loss?</w:t>
+        <w:t>Tạo 1 SCCE Loss</w:t>
       </w:r>
     </w:p>
     <w:p>
@@ -2875,13 +2842,7 @@
               <w:rPr>
                 <w:lang w:val="en-US"/>
               </w:rPr>
-              <w:t>&lt;Cách Tính Loss</w:t>
-            </w:r>
-            <w:r>
-              <w:rPr>
-                <w:lang w:val="en-US"/>
-              </w:rPr>
-              <w:t>&gt;</w:t>
+              <w:t>&lt;Cách Tính Loss&gt;</w:t>
             </w:r>
           </w:p>
         </w:tc>
@@ -2944,25 +2905,7 @@
         <w:rPr>
           <w:lang w:val="en-US"/>
         </w:rPr>
-        <w:t>&lt;Output&gt; = &lt;</w:t>
-      </w:r>
-      <w:r>
-        <w:rPr>
-          <w:lang w:val="en-US"/>
-        </w:rPr>
-        <w:t>SCCE</w:t>
-      </w:r>
-      <w:r>
-        <w:rPr>
-          <w:lang w:val="en-US"/>
-        </w:rPr>
-        <w:t xml:space="preserve"> Loss&gt;(&lt;Input&gt;, &lt;Target&gt;</w:t>
-      </w:r>
-      <w:r>
-        <w:rPr>
-          <w:lang w:val="en-US"/>
-        </w:rPr>
-        <w:t>, &lt;Weight&gt;)</w:t>
+        <w:t>&lt;Output&gt; = &lt;SCCE Loss&gt;(&lt;Input&gt;, &lt;Target&gt;, &lt;Weight&gt;)</w:t>
       </w:r>
     </w:p>
     <w:p>
@@ -3054,6 +2997,7 @@
         <w:rPr>
           <w:lang w:val="en-US"/>
         </w:rPr>
+        <w:lastRenderedPageBreak/>
         <w:t xml:space="preserve">Bản chất y chang lớp Cross Entropy trong Torch, nhưng </w:t>
       </w:r>
       <w:r>
@@ -3078,7 +3022,6 @@
         <w:rPr>
           <w:lang w:val="en-US"/>
         </w:rPr>
-        <w:lastRenderedPageBreak/>
         <w:t>Nếu &lt;Chưa Qua Softmax&gt; = True thì &lt;Target&gt; sẽ được đi qua hàm Softmax trước</w:t>
       </w:r>
     </w:p>
@@ -3114,7 +3057,7 @@
       <w:tr>
         <w:tc>
           <w:tcPr>
-            <w:tcW w:w="4621" w:type="dxa"/>
+            <w:tcW w:w="4229" w:type="dxa"/>
           </w:tcPr>
           <w:p>
             <w:pPr>
@@ -3135,7 +3078,7 @@
         </w:tc>
         <w:tc>
           <w:tcPr>
-            <w:tcW w:w="4621" w:type="dxa"/>
+            <w:tcW w:w="3933" w:type="dxa"/>
           </w:tcPr>
           <w:p>
             <w:pPr>
@@ -3158,7 +3101,7 @@
       <w:tr>
         <w:tc>
           <w:tcPr>
-            <w:tcW w:w="4621" w:type="dxa"/>
+            <w:tcW w:w="4229" w:type="dxa"/>
           </w:tcPr>
           <w:p>
             <w:pPr>
@@ -3179,7 +3122,7 @@
         </w:tc>
         <w:tc>
           <w:tcPr>
-            <w:tcW w:w="4621" w:type="dxa"/>
+            <w:tcW w:w="3933" w:type="dxa"/>
           </w:tcPr>
           <w:p>
             <w:pPr>
@@ -3214,7 +3157,7 @@
       <w:tr>
         <w:tc>
           <w:tcPr>
-            <w:tcW w:w="4621" w:type="dxa"/>
+            <w:tcW w:w="4229" w:type="dxa"/>
           </w:tcPr>
           <w:p>
             <w:pPr>
@@ -3235,7 +3178,7 @@
         </w:tc>
         <w:tc>
           <w:tcPr>
-            <w:tcW w:w="4621" w:type="dxa"/>
+            <w:tcW w:w="3933" w:type="dxa"/>
           </w:tcPr>
           <w:p>
             <w:pPr>
@@ -3270,7 +3213,7 @@
       <w:tr>
         <w:tc>
           <w:tcPr>
-            <w:tcW w:w="4621" w:type="dxa"/>
+            <w:tcW w:w="4229" w:type="dxa"/>
           </w:tcPr>
           <w:p>
             <w:pPr>
@@ -3303,7 +3246,7 @@
         </w:tc>
         <w:tc>
           <w:tcPr>
-            <w:tcW w:w="4621" w:type="dxa"/>
+            <w:tcW w:w="3933" w:type="dxa"/>
           </w:tcPr>
           <w:p>
             <w:pPr>
@@ -3336,6 +3279,93 @@
         </w:tc>
       </w:tr>
     </w:tbl>
+    <w:p>
+      <w:pPr>
+        <w:pStyle w:val="ListParagraph"/>
+        <w:numPr>
+          <w:ilvl w:val="0"/>
+          <w:numId w:val="13"/>
+        </w:numPr>
+        <w:rPr>
+          <w:lang w:val="en-US"/>
+        </w:rPr>
+      </w:pPr>
+      <w:r>
+        <w:rPr>
+          <w:lang w:val="en-US"/>
+        </w:rPr>
+        <w:t>MSE (Mean Squared Error) Loss?</w:t>
+      </w:r>
+    </w:p>
+    <w:p>
+      <w:pPr>
+        <w:pStyle w:val="ListParagraph"/>
+        <w:numPr>
+          <w:ilvl w:val="0"/>
+          <w:numId w:val="7"/>
+        </w:numPr>
+        <w:rPr>
+          <w:lang w:val="en-US"/>
+        </w:rPr>
+      </w:pPr>
+      <w:r>
+        <w:rPr>
+          <w:lang w:val="en-US"/>
+        </w:rPr>
+        <w:t>Tạo 1 MSE Loss</w:t>
+      </w:r>
+    </w:p>
+    <w:p>
+      <w:pPr>
+        <w:pStyle w:val="ListParagraph"/>
+        <w:pBdr>
+          <w:top w:val="single" w:sz="4" w:space="1" w:color="auto"/>
+          <w:left w:val="single" w:sz="4" w:space="4" w:color="auto"/>
+          <w:bottom w:val="single" w:sz="4" w:space="1" w:color="auto"/>
+          <w:right w:val="single" w:sz="4" w:space="4" w:color="auto"/>
+        </w:pBdr>
+        <w:ind w:left="1080"/>
+        <w:rPr>
+          <w:lang w:val="en-US"/>
+        </w:rPr>
+      </w:pPr>
+      <w:r>
+        <w:rPr>
+          <w:lang w:val="en-US"/>
+        </w:rPr>
+        <w:t>&lt;MSE Loss&gt; = losses.MeanSquaredError(&lt;Cách Tính Loss&gt;)</w:t>
+      </w:r>
+    </w:p>
+    <w:p>
+      <w:pPr>
+        <w:pStyle w:val="ListParagraph"/>
+        <w:numPr>
+          <w:ilvl w:val="0"/>
+          <w:numId w:val="7"/>
+        </w:numPr>
+        <w:rPr>
+          <w:lang w:val="en-US"/>
+        </w:rPr>
+      </w:pPr>
+      <w:r>
+        <w:rPr>
+          <w:lang w:val="en-US"/>
+        </w:rPr>
+        <w:t xml:space="preserve">Cách hoạt động y chang lớp </w:t>
+      </w:r>
+      <w:r>
+        <w:rPr>
+          <w:lang w:val="en-US"/>
+        </w:rPr>
+        <w:t>Mean Squared Error Loss</w:t>
+      </w:r>
+      <w:r>
+        <w:rPr>
+          <w:lang w:val="en-US"/>
+        </w:rPr>
+        <w:t xml:space="preserve"> trong Torch</w:t>
+      </w:r>
+    </w:p>
     <w:p>
       <w:pPr>
         <w:rPr>
@@ -3982,6 +4012,7 @@
         <w:rPr>
           <w:lang w:val="en-US"/>
         </w:rPr>
+        <w:lastRenderedPageBreak/>
         <w:t>&lt;Output&gt; = &lt;Lớp Tuyến Tính&gt;(&lt;Input&gt;)</w:t>
       </w:r>
     </w:p>
@@ -4014,43 +4045,47 @@
         </w:rPr>
         <w:t>gì đó có liên quan đến &lt;Lớp Tuyến Tính&gt;</w:t>
       </w:r>
-    </w:p>
-    <w:p>
-      <w:pPr>
-        <w:rPr>
-          <w:lang w:val="en-US"/>
-        </w:rPr>
-      </w:pPr>
-    </w:p>
-    <w:p>
-      <w:pPr>
-        <w:rPr>
-          <w:lang w:val="en-US"/>
-        </w:rPr>
-      </w:pPr>
-      <w:r>
-        <w:rPr>
-          <w:lang w:val="en-US"/>
-        </w:rPr>
-        <w:t>Data – Dữ Liệu:</w:t>
-      </w:r>
-    </w:p>
-    <w:p>
-      <w:pPr>
-        <w:pStyle w:val="ListParagraph"/>
-        <w:numPr>
-          <w:ilvl w:val="0"/>
-          <w:numId w:val="11"/>
-        </w:numPr>
-        <w:rPr>
-          <w:lang w:val="en-US"/>
-        </w:rPr>
-      </w:pPr>
-      <w:r>
-        <w:rPr>
-          <w:lang w:val="en-US"/>
-        </w:rPr>
-        <w:t>Cách Import?</w:t>
+      <w:r>
+        <w:rPr>
+          <w:lang w:val="en-US"/>
+        </w:rPr>
+        <w:t>, là 1 String không chứa dấu cách</w:t>
+      </w:r>
+    </w:p>
+    <w:p>
+      <w:pPr>
+        <w:pStyle w:val="ListParagraph"/>
+        <w:numPr>
+          <w:ilvl w:val="0"/>
+          <w:numId w:val="1"/>
+        </w:numPr>
+        <w:rPr>
+          <w:lang w:val="en-US"/>
+        </w:rPr>
+      </w:pPr>
+      <w:r>
+        <w:rPr>
+          <w:lang w:val="en-US"/>
+        </w:rPr>
+        <w:t>2D CNN?</w:t>
+      </w:r>
+    </w:p>
+    <w:p>
+      <w:pPr>
+        <w:pStyle w:val="ListParagraph"/>
+        <w:numPr>
+          <w:ilvl w:val="0"/>
+          <w:numId w:val="7"/>
+        </w:numPr>
+        <w:rPr>
+          <w:lang w:val="en-US"/>
+        </w:rPr>
+      </w:pPr>
+      <w:r>
+        <w:rPr>
+          <w:lang w:val="en-US"/>
+        </w:rPr>
+        <w:t>Tạo 1 lớp 2D CNN</w:t>
       </w:r>
     </w:p>
     <w:p>
@@ -4071,32 +4106,31 @@
         <w:rPr>
           <w:lang w:val="en-US"/>
         </w:rPr>
-        <w:lastRenderedPageBreak/>
-        <w:t>from tensor.keras import datasets</w:t>
-      </w:r>
-    </w:p>
-    <w:p>
-      <w:pPr>
-        <w:pStyle w:val="ListParagraph"/>
-        <w:numPr>
-          <w:ilvl w:val="0"/>
-          <w:numId w:val="11"/>
-        </w:numPr>
-        <w:rPr>
-          <w:lang w:val="en-US"/>
-        </w:rPr>
-      </w:pPr>
-      <w:r>
-        <w:rPr>
-          <w:lang w:val="en-US"/>
-        </w:rPr>
-        <w:t xml:space="preserve">Tải </w:t>
-      </w:r>
-      <w:r>
-        <w:rPr>
-          <w:lang w:val="en-US"/>
-        </w:rPr>
-        <w:t>Bộ Dữ Liệu Nhìn Hình Đoán Số MNIST?</w:t>
+        <w:t xml:space="preserve">&lt;Lớp 2D CNN&gt; = </w:t>
+      </w:r>
+      <w:r>
+        <w:rPr>
+          <w:lang w:val="en-US"/>
+        </w:rPr>
+        <w:t>layers</w:t>
+      </w:r>
+      <w:r>
+        <w:rPr>
+          <w:lang w:val="en-US"/>
+        </w:rPr>
+        <w:t>.Conv2</w:t>
+      </w:r>
+      <w:r>
+        <w:rPr>
+          <w:lang w:val="en-US"/>
+        </w:rPr>
+        <w:t>D</w:t>
+      </w:r>
+      <w:r>
+        <w:rPr>
+          <w:lang w:val="en-US"/>
+        </w:rPr>
+        <w:t>(</w:t>
       </w:r>
     </w:p>
     <w:p>
@@ -4117,6 +4151,1454 @@
         <w:rPr>
           <w:lang w:val="en-US"/>
         </w:rPr>
+        <w:t xml:space="preserve">    </w:t>
+      </w:r>
+      <w:r>
+        <w:rPr>
+          <w:lang w:val="en-US"/>
+        </w:rPr>
+        <w:t>&lt;</w:t>
+      </w:r>
+      <w:r>
+        <w:rPr>
+          <w:lang w:val="en-US"/>
+        </w:rPr>
+        <w:t>Số Kênh Output</w:t>
+      </w:r>
+      <w:r>
+        <w:rPr>
+          <w:lang w:val="en-US"/>
+        </w:rPr>
+        <w:t>&gt;, &lt;</w:t>
+      </w:r>
+      <w:r>
+        <w:rPr>
+          <w:lang w:val="en-US"/>
+        </w:rPr>
+        <w:t>Kernel Shape&gt;,</w:t>
+      </w:r>
+      <w:r>
+        <w:rPr>
+          <w:lang w:val="en-US"/>
+        </w:rPr>
+        <w:t xml:space="preserve"> </w:t>
+      </w:r>
+      <w:r>
+        <w:rPr>
+          <w:lang w:val="en-US"/>
+        </w:rPr>
+        <w:t>&lt;Stride</w:t>
+      </w:r>
+      <w:r>
+        <w:rPr>
+          <w:lang w:val="en-US"/>
+        </w:rPr>
+        <w:t xml:space="preserve"> Shape</w:t>
+      </w:r>
+      <w:r>
+        <w:rPr>
+          <w:lang w:val="en-US"/>
+        </w:rPr>
+        <w:t>&gt;</w:t>
+      </w:r>
+      <w:r>
+        <w:rPr>
+          <w:lang w:val="en-US"/>
+        </w:rPr>
+        <w:t>,</w:t>
+      </w:r>
+      <w:r>
+        <w:rPr>
+          <w:lang w:val="en-US"/>
+        </w:rPr>
+        <w:t xml:space="preserve"> </w:t>
+      </w:r>
+      <w:r>
+        <w:rPr>
+          <w:lang w:val="en-US"/>
+        </w:rPr>
+        <w:t>&lt;Padding Shape&gt;,</w:t>
+      </w:r>
+    </w:p>
+    <w:p>
+      <w:pPr>
+        <w:pStyle w:val="ListParagraph"/>
+        <w:pBdr>
+          <w:top w:val="single" w:sz="4" w:space="1" w:color="auto"/>
+          <w:left w:val="single" w:sz="4" w:space="4" w:color="auto"/>
+          <w:bottom w:val="single" w:sz="4" w:space="1" w:color="auto"/>
+          <w:right w:val="single" w:sz="4" w:space="4" w:color="auto"/>
+        </w:pBdr>
+        <w:ind w:left="1080"/>
+        <w:rPr>
+          <w:lang w:val="en-US"/>
+        </w:rPr>
+      </w:pPr>
+      <w:r>
+        <w:rPr>
+          <w:lang w:val="en-US"/>
+        </w:rPr>
+        <w:t xml:space="preserve">    &lt;Kênh Đầu Hay Cuối&gt;</w:t>
+      </w:r>
+      <w:r>
+        <w:rPr>
+          <w:lang w:val="en-US"/>
+        </w:rPr>
+        <w:t xml:space="preserve">, </w:t>
+      </w:r>
+      <w:r>
+        <w:rPr>
+          <w:lang w:val="en-US"/>
+        </w:rPr>
+        <w:t>&lt;Dilation Shape&gt;, &lt;Số Nhóm&gt;</w:t>
+      </w:r>
+      <w:r>
+        <w:rPr>
+          <w:lang w:val="en-US"/>
+        </w:rPr>
+        <w:t>, &lt;Hàm Kích Hoạt&gt;,</w:t>
+      </w:r>
+    </w:p>
+    <w:p>
+      <w:pPr>
+        <w:pStyle w:val="ListParagraph"/>
+        <w:pBdr>
+          <w:top w:val="single" w:sz="4" w:space="1" w:color="auto"/>
+          <w:left w:val="single" w:sz="4" w:space="4" w:color="auto"/>
+          <w:bottom w:val="single" w:sz="4" w:space="1" w:color="auto"/>
+          <w:right w:val="single" w:sz="4" w:space="4" w:color="auto"/>
+        </w:pBdr>
+        <w:ind w:left="1080"/>
+        <w:rPr>
+          <w:lang w:val="en-US"/>
+        </w:rPr>
+      </w:pPr>
+      <w:r>
+        <w:rPr>
+          <w:lang w:val="en-US"/>
+        </w:rPr>
+        <w:t xml:space="preserve">    &lt;Có Bias Không&gt;</w:t>
+      </w:r>
+      <w:r>
+        <w:rPr>
+          <w:lang w:val="en-US"/>
+        </w:rPr>
+        <w:t>, name = &lt;Tên&gt;</w:t>
+      </w:r>
+    </w:p>
+    <w:p>
+      <w:pPr>
+        <w:pStyle w:val="ListParagraph"/>
+        <w:pBdr>
+          <w:top w:val="single" w:sz="4" w:space="1" w:color="auto"/>
+          <w:left w:val="single" w:sz="4" w:space="4" w:color="auto"/>
+          <w:bottom w:val="single" w:sz="4" w:space="1" w:color="auto"/>
+          <w:right w:val="single" w:sz="4" w:space="4" w:color="auto"/>
+        </w:pBdr>
+        <w:tabs>
+          <w:tab w:val="left" w:pos="2242"/>
+        </w:tabs>
+        <w:ind w:left="1080"/>
+        <w:rPr>
+          <w:lang w:val="en-US"/>
+        </w:rPr>
+      </w:pPr>
+      <w:r>
+        <w:rPr>
+          <w:lang w:val="en-US"/>
+        </w:rPr>
+        <w:t>)</w:t>
+      </w:r>
+    </w:p>
+    <w:p>
+      <w:pPr>
+        <w:pStyle w:val="ListParagraph"/>
+        <w:numPr>
+          <w:ilvl w:val="0"/>
+          <w:numId w:val="7"/>
+        </w:numPr>
+        <w:rPr>
+          <w:lang w:val="en-US"/>
+        </w:rPr>
+      </w:pPr>
+      <w:r>
+        <w:rPr>
+          <w:lang w:val="en-US"/>
+        </w:rPr>
+        <w:t>Mặc định</w:t>
+      </w:r>
+    </w:p>
+    <w:tbl>
+      <w:tblPr>
+        <w:tblStyle w:val="TableGrid"/>
+        <w:tblW w:w="8398" w:type="dxa"/>
+        <w:tblInd w:w="1080" w:type="dxa"/>
+        <w:tblLook w:val="04A0" w:firstRow="1" w:lastRow="0" w:firstColumn="1" w:lastColumn="0" w:noHBand="0" w:noVBand="1"/>
+      </w:tblPr>
+      <w:tblGrid>
+        <w:gridCol w:w="2538"/>
+        <w:gridCol w:w="1976"/>
+        <w:gridCol w:w="2066"/>
+        <w:gridCol w:w="1818"/>
+      </w:tblGrid>
+      <w:tr>
+        <w:tc>
+          <w:tcPr>
+            <w:tcW w:w="2538" w:type="dxa"/>
+          </w:tcPr>
+          <w:p>
+            <w:pPr>
+              <w:pStyle w:val="ListParagraph"/>
+              <w:ind w:left="0"/>
+              <w:jc w:val="center"/>
+              <w:rPr>
+                <w:lang w:val="en-US"/>
+              </w:rPr>
+            </w:pPr>
+            <w:r>
+              <w:rPr>
+                <w:lang w:val="en-US"/>
+              </w:rPr>
+              <w:t>&lt;Stride Shape&gt;</w:t>
+            </w:r>
+          </w:p>
+        </w:tc>
+        <w:tc>
+          <w:tcPr>
+            <w:tcW w:w="1976" w:type="dxa"/>
+          </w:tcPr>
+          <w:p>
+            <w:pPr>
+              <w:pStyle w:val="ListParagraph"/>
+              <w:ind w:left="0"/>
+              <w:jc w:val="center"/>
+              <w:rPr>
+                <w:lang w:val="en-US"/>
+              </w:rPr>
+            </w:pPr>
+            <w:r>
+              <w:rPr>
+                <w:lang w:val="en-US"/>
+              </w:rPr>
+              <w:t>(1, 1)</w:t>
+            </w:r>
+          </w:p>
+        </w:tc>
+        <w:tc>
+          <w:tcPr>
+            <w:tcW w:w="2066" w:type="dxa"/>
+          </w:tcPr>
+          <w:p>
+            <w:pPr>
+              <w:pStyle w:val="ListParagraph"/>
+              <w:ind w:left="0"/>
+              <w:jc w:val="center"/>
+              <w:rPr>
+                <w:lang w:val="en-US"/>
+              </w:rPr>
+            </w:pPr>
+            <w:r>
+              <w:rPr>
+                <w:lang w:val="en-US"/>
+              </w:rPr>
+              <w:t>&lt;Padding Shape&gt;</w:t>
+            </w:r>
+          </w:p>
+        </w:tc>
+        <w:tc>
+          <w:tcPr>
+            <w:tcW w:w="1818" w:type="dxa"/>
+          </w:tcPr>
+          <w:p>
+            <w:pPr>
+              <w:pStyle w:val="ListParagraph"/>
+              <w:ind w:left="0"/>
+              <w:jc w:val="center"/>
+              <w:rPr>
+                <w:lang w:val="en-US"/>
+              </w:rPr>
+            </w:pPr>
+            <w:r>
+              <w:rPr>
+                <w:lang w:val="en-US"/>
+              </w:rPr>
+              <w:t>(0, 0)</w:t>
+            </w:r>
+          </w:p>
+        </w:tc>
+      </w:tr>
+      <w:tr>
+        <w:tc>
+          <w:tcPr>
+            <w:tcW w:w="2538" w:type="dxa"/>
+          </w:tcPr>
+          <w:p>
+            <w:pPr>
+              <w:pStyle w:val="ListParagraph"/>
+              <w:ind w:left="0"/>
+              <w:jc w:val="center"/>
+              <w:rPr>
+                <w:lang w:val="en-US"/>
+              </w:rPr>
+            </w:pPr>
+            <w:r>
+              <w:rPr>
+                <w:lang w:val="en-US"/>
+              </w:rPr>
+              <w:t>&lt;Kênh Đầu Hay Cuối&gt;</w:t>
+            </w:r>
+          </w:p>
+        </w:tc>
+        <w:tc>
+          <w:tcPr>
+            <w:tcW w:w="1976" w:type="dxa"/>
+          </w:tcPr>
+          <w:p>
+            <w:pPr>
+              <w:pStyle w:val="ListParagraph"/>
+              <w:ind w:left="0"/>
+              <w:jc w:val="center"/>
+              <w:rPr>
+                <w:lang w:val="en-US"/>
+              </w:rPr>
+            </w:pPr>
+            <w:r>
+              <w:rPr>
+                <w:lang w:val="en-US"/>
+              </w:rPr>
+              <w:t>"channels_last"</w:t>
+            </w:r>
+          </w:p>
+        </w:tc>
+        <w:tc>
+          <w:tcPr>
+            <w:tcW w:w="2066" w:type="dxa"/>
+          </w:tcPr>
+          <w:p>
+            <w:pPr>
+              <w:pStyle w:val="ListParagraph"/>
+              <w:ind w:left="0"/>
+              <w:jc w:val="center"/>
+              <w:rPr>
+                <w:lang w:val="en-US"/>
+              </w:rPr>
+            </w:pPr>
+            <w:r>
+              <w:rPr>
+                <w:lang w:val="en-US"/>
+              </w:rPr>
+              <w:t>&lt;Dilation Shape&gt;</w:t>
+            </w:r>
+          </w:p>
+        </w:tc>
+        <w:tc>
+          <w:tcPr>
+            <w:tcW w:w="1818" w:type="dxa"/>
+          </w:tcPr>
+          <w:p>
+            <w:pPr>
+              <w:pStyle w:val="ListParagraph"/>
+              <w:ind w:left="0"/>
+              <w:jc w:val="center"/>
+              <w:rPr>
+                <w:lang w:val="en-US"/>
+              </w:rPr>
+            </w:pPr>
+            <w:r>
+              <w:rPr>
+                <w:lang w:val="en-US"/>
+              </w:rPr>
+              <w:t>(1, 1)</w:t>
+            </w:r>
+          </w:p>
+        </w:tc>
+      </w:tr>
+      <w:tr>
+        <w:tc>
+          <w:tcPr>
+            <w:tcW w:w="2538" w:type="dxa"/>
+          </w:tcPr>
+          <w:p>
+            <w:pPr>
+              <w:pStyle w:val="ListParagraph"/>
+              <w:ind w:left="0"/>
+              <w:jc w:val="center"/>
+              <w:rPr>
+                <w:lang w:val="en-US"/>
+              </w:rPr>
+            </w:pPr>
+            <w:r>
+              <w:rPr>
+                <w:lang w:val="en-US"/>
+              </w:rPr>
+              <w:t>&lt;Số Nhóm&gt;</w:t>
+            </w:r>
+          </w:p>
+        </w:tc>
+        <w:tc>
+          <w:tcPr>
+            <w:tcW w:w="1976" w:type="dxa"/>
+          </w:tcPr>
+          <w:p>
+            <w:pPr>
+              <w:pStyle w:val="ListParagraph"/>
+              <w:ind w:left="0"/>
+              <w:jc w:val="center"/>
+              <w:rPr>
+                <w:lang w:val="en-US"/>
+              </w:rPr>
+            </w:pPr>
+            <w:r>
+              <w:rPr>
+                <w:lang w:val="en-US"/>
+              </w:rPr>
+              <w:t>1</w:t>
+            </w:r>
+          </w:p>
+        </w:tc>
+        <w:tc>
+          <w:tcPr>
+            <w:tcW w:w="2066" w:type="dxa"/>
+          </w:tcPr>
+          <w:p>
+            <w:pPr>
+              <w:pStyle w:val="ListParagraph"/>
+              <w:ind w:left="0"/>
+              <w:jc w:val="center"/>
+              <w:rPr>
+                <w:lang w:val="en-US"/>
+              </w:rPr>
+            </w:pPr>
+            <w:r>
+              <w:rPr>
+                <w:lang w:val="en-US"/>
+              </w:rPr>
+              <w:t>&lt;Hàm Kích Hoạt&gt;</w:t>
+            </w:r>
+          </w:p>
+        </w:tc>
+        <w:tc>
+          <w:tcPr>
+            <w:tcW w:w="1818" w:type="dxa"/>
+          </w:tcPr>
+          <w:p>
+            <w:pPr>
+              <w:pStyle w:val="ListParagraph"/>
+              <w:ind w:left="0"/>
+              <w:jc w:val="center"/>
+              <w:rPr>
+                <w:lang w:val="en-US"/>
+              </w:rPr>
+            </w:pPr>
+            <w:r>
+              <w:rPr>
+                <w:lang w:val="en-US"/>
+              </w:rPr>
+              <w:t>None</w:t>
+            </w:r>
+          </w:p>
+        </w:tc>
+      </w:tr>
+      <w:tr>
+        <w:tc>
+          <w:tcPr>
+            <w:tcW w:w="2538" w:type="dxa"/>
+          </w:tcPr>
+          <w:p>
+            <w:pPr>
+              <w:pStyle w:val="ListParagraph"/>
+              <w:ind w:left="0"/>
+              <w:jc w:val="center"/>
+              <w:rPr>
+                <w:lang w:val="en-US"/>
+              </w:rPr>
+            </w:pPr>
+            <w:r>
+              <w:rPr>
+                <w:lang w:val="en-US"/>
+              </w:rPr>
+              <w:t>&lt;Có Bias Không&gt;</w:t>
+            </w:r>
+          </w:p>
+        </w:tc>
+        <w:tc>
+          <w:tcPr>
+            <w:tcW w:w="1976" w:type="dxa"/>
+          </w:tcPr>
+          <w:p>
+            <w:pPr>
+              <w:pStyle w:val="ListParagraph"/>
+              <w:ind w:left="0"/>
+              <w:jc w:val="center"/>
+              <w:rPr>
+                <w:lang w:val="en-US"/>
+              </w:rPr>
+            </w:pPr>
+            <w:r>
+              <w:rPr>
+                <w:lang w:val="en-US"/>
+              </w:rPr>
+              <w:t>True</w:t>
+            </w:r>
+          </w:p>
+        </w:tc>
+        <w:tc>
+          <w:tcPr>
+            <w:tcW w:w="2066" w:type="dxa"/>
+          </w:tcPr>
+          <w:p>
+            <w:pPr>
+              <w:pStyle w:val="ListParagraph"/>
+              <w:ind w:left="0"/>
+              <w:jc w:val="center"/>
+              <w:rPr>
+                <w:lang w:val="en-US"/>
+              </w:rPr>
+            </w:pPr>
+          </w:p>
+        </w:tc>
+        <w:tc>
+          <w:tcPr>
+            <w:tcW w:w="1818" w:type="dxa"/>
+          </w:tcPr>
+          <w:p>
+            <w:pPr>
+              <w:pStyle w:val="ListParagraph"/>
+              <w:ind w:left="0"/>
+              <w:jc w:val="center"/>
+              <w:rPr>
+                <w:lang w:val="en-US"/>
+              </w:rPr>
+            </w:pPr>
+          </w:p>
+        </w:tc>
+      </w:tr>
+    </w:tbl>
+    <w:p>
+      <w:pPr>
+        <w:pStyle w:val="ListParagraph"/>
+        <w:numPr>
+          <w:ilvl w:val="0"/>
+          <w:numId w:val="7"/>
+        </w:numPr>
+        <w:rPr>
+          <w:lang w:val="en-US"/>
+        </w:rPr>
+      </w:pPr>
+      <w:r>
+        <w:rPr>
+          <w:lang w:val="en-US"/>
+        </w:rPr>
+        <w:t>Hoạt động y chang lớp 2D CNN trong Torch</w:t>
+      </w:r>
+    </w:p>
+    <w:p>
+      <w:pPr>
+        <w:pStyle w:val="ListParagraph"/>
+        <w:numPr>
+          <w:ilvl w:val="0"/>
+          <w:numId w:val="7"/>
+        </w:numPr>
+        <w:rPr>
+          <w:lang w:val="en-US"/>
+        </w:rPr>
+      </w:pPr>
+      <w:r>
+        <w:rPr>
+          <w:lang w:val="en-US"/>
+        </w:rPr>
+        <w:t>Nếu</w:t>
+      </w:r>
+      <w:r>
+        <w:rPr>
+          <w:lang w:val="en-US"/>
+        </w:rPr>
+        <w:t xml:space="preserve"> &lt;Kênh Đầu Hay Cuối&gt; = </w:t>
+      </w:r>
+      <w:r>
+        <w:rPr>
+          <w:lang w:val="en-US"/>
+        </w:rPr>
+        <w:t>"channels_last"</w:t>
+      </w:r>
+      <w:r>
+        <w:rPr>
+          <w:lang w:val="en-US"/>
+        </w:rPr>
+        <w:t xml:space="preserve">, thì </w:t>
+      </w:r>
+      <w:r>
+        <w:rPr>
+          <w:lang w:val="en-US"/>
+        </w:rPr>
+        <w:t xml:space="preserve">chiều tương ứng với kênh ảnh sẽ ở cuối, ví dụ Shape (32, 32, 3), nếu = </w:t>
+      </w:r>
+      <w:r>
+        <w:rPr>
+          <w:lang w:val="en-US"/>
+        </w:rPr>
+        <w:t>"channels_</w:t>
+      </w:r>
+      <w:r>
+        <w:rPr>
+          <w:lang w:val="en-US"/>
+        </w:rPr>
+        <w:t>first</w:t>
+      </w:r>
+      <w:r>
+        <w:rPr>
+          <w:lang w:val="en-US"/>
+        </w:rPr>
+        <w:t>"</w:t>
+      </w:r>
+      <w:r>
+        <w:rPr>
+          <w:lang w:val="en-US"/>
+        </w:rPr>
+        <w:t xml:space="preserve"> thì ở đầu, ví dụ </w:t>
+      </w:r>
+    </w:p>
+    <w:p>
+      <w:pPr>
+        <w:pStyle w:val="ListParagraph"/>
+        <w:ind w:left="1080"/>
+        <w:rPr>
+          <w:lang w:val="en-US"/>
+        </w:rPr>
+      </w:pPr>
+      <w:r>
+        <w:rPr>
+          <w:lang w:val="en-US"/>
+        </w:rPr>
+        <w:t>(3, 32, 32), dựa theo đó mà Kernel sẽ trượt lên ảnh theo chiều tương ứng</w:t>
+      </w:r>
+    </w:p>
+    <w:p>
+      <w:pPr>
+        <w:pStyle w:val="ListParagraph"/>
+        <w:numPr>
+          <w:ilvl w:val="0"/>
+          <w:numId w:val="1"/>
+        </w:numPr>
+        <w:rPr>
+          <w:lang w:val="en-US"/>
+        </w:rPr>
+      </w:pPr>
+      <w:r>
+        <w:rPr>
+          <w:lang w:val="en-US"/>
+        </w:rPr>
+        <w:t>2D Max Pool?</w:t>
+      </w:r>
+    </w:p>
+    <w:p>
+      <w:pPr>
+        <w:pStyle w:val="ListParagraph"/>
+        <w:numPr>
+          <w:ilvl w:val="0"/>
+          <w:numId w:val="16"/>
+        </w:numPr>
+        <w:rPr>
+          <w:lang w:val="en-US"/>
+        </w:rPr>
+      </w:pPr>
+      <w:r>
+        <w:rPr>
+          <w:lang w:val="en-US"/>
+        </w:rPr>
+        <w:t>Tạo 1 lớp 2D Max Pool</w:t>
+      </w:r>
+    </w:p>
+    <w:p>
+      <w:pPr>
+        <w:pStyle w:val="ListParagraph"/>
+        <w:pBdr>
+          <w:top w:val="single" w:sz="4" w:space="1" w:color="auto"/>
+          <w:left w:val="single" w:sz="4" w:space="4" w:color="auto"/>
+          <w:bottom w:val="single" w:sz="4" w:space="1" w:color="auto"/>
+          <w:right w:val="single" w:sz="4" w:space="4" w:color="auto"/>
+        </w:pBdr>
+        <w:ind w:left="1080"/>
+        <w:rPr>
+          <w:lang w:val="en-US"/>
+        </w:rPr>
+      </w:pPr>
+      <w:r>
+        <w:rPr>
+          <w:lang w:val="en-US"/>
+        </w:rPr>
+        <w:t xml:space="preserve">&lt;Lớp 2D Max Pool&gt; = </w:t>
+      </w:r>
+      <w:r>
+        <w:rPr>
+          <w:lang w:val="en-US"/>
+        </w:rPr>
+        <w:t>layers.</w:t>
+      </w:r>
+      <w:r>
+        <w:rPr>
+          <w:lang w:val="en-US"/>
+        </w:rPr>
+        <w:t>MaxPool</w:t>
+      </w:r>
+      <w:r>
+        <w:rPr>
+          <w:lang w:val="en-US"/>
+        </w:rPr>
+        <w:t>ing</w:t>
+      </w:r>
+      <w:r>
+        <w:rPr>
+          <w:lang w:val="en-US"/>
+        </w:rPr>
+        <w:t>2</w:t>
+      </w:r>
+      <w:r>
+        <w:rPr>
+          <w:lang w:val="en-US"/>
+        </w:rPr>
+        <w:t>D</w:t>
+      </w:r>
+      <w:r>
+        <w:rPr>
+          <w:lang w:val="en-US"/>
+        </w:rPr>
+        <w:t>(</w:t>
+      </w:r>
+    </w:p>
+    <w:p>
+      <w:pPr>
+        <w:pStyle w:val="ListParagraph"/>
+        <w:pBdr>
+          <w:top w:val="single" w:sz="4" w:space="1" w:color="auto"/>
+          <w:left w:val="single" w:sz="4" w:space="4" w:color="auto"/>
+          <w:bottom w:val="single" w:sz="4" w:space="1" w:color="auto"/>
+          <w:right w:val="single" w:sz="4" w:space="4" w:color="auto"/>
+        </w:pBdr>
+        <w:ind w:left="1080"/>
+        <w:rPr>
+          <w:lang w:val="en-US"/>
+        </w:rPr>
+      </w:pPr>
+      <w:r>
+        <w:rPr>
+          <w:lang w:val="en-US"/>
+        </w:rPr>
+        <w:t xml:space="preserve">    </w:t>
+      </w:r>
+      <w:r>
+        <w:rPr>
+          <w:lang w:val="en-US"/>
+        </w:rPr>
+        <w:t>&lt;Kernel</w:t>
+      </w:r>
+      <w:r>
+        <w:rPr>
+          <w:lang w:val="en-US"/>
+        </w:rPr>
+        <w:t xml:space="preserve"> Shape</w:t>
+      </w:r>
+      <w:r>
+        <w:rPr>
+          <w:lang w:val="en-US"/>
+        </w:rPr>
+        <w:t>&gt;, &lt;Stride</w:t>
+      </w:r>
+      <w:r>
+        <w:rPr>
+          <w:lang w:val="en-US"/>
+        </w:rPr>
+        <w:t xml:space="preserve"> Shape</w:t>
+      </w:r>
+      <w:r>
+        <w:rPr>
+          <w:lang w:val="en-US"/>
+        </w:rPr>
+        <w:t>&gt;, &lt;Padding</w:t>
+      </w:r>
+      <w:r>
+        <w:rPr>
+          <w:lang w:val="en-US"/>
+        </w:rPr>
+        <w:t xml:space="preserve"> Shape</w:t>
+      </w:r>
+      <w:r>
+        <w:rPr>
+          <w:lang w:val="en-US"/>
+        </w:rPr>
+        <w:t>&gt;, &lt;</w:t>
+      </w:r>
+      <w:r>
+        <w:rPr>
+          <w:lang w:val="en-US"/>
+        </w:rPr>
+        <w:t>Kênh Đầu Hay Cuối</w:t>
+      </w:r>
+      <w:r>
+        <w:rPr>
+          <w:lang w:val="en-US"/>
+        </w:rPr>
+        <w:t>&gt;</w:t>
+      </w:r>
+      <w:r>
+        <w:rPr>
+          <w:lang w:val="en-US"/>
+        </w:rPr>
+        <w:t>,</w:t>
+      </w:r>
+    </w:p>
+    <w:p>
+      <w:pPr>
+        <w:pStyle w:val="ListParagraph"/>
+        <w:pBdr>
+          <w:top w:val="single" w:sz="4" w:space="1" w:color="auto"/>
+          <w:left w:val="single" w:sz="4" w:space="4" w:color="auto"/>
+          <w:bottom w:val="single" w:sz="4" w:space="1" w:color="auto"/>
+          <w:right w:val="single" w:sz="4" w:space="4" w:color="auto"/>
+        </w:pBdr>
+        <w:ind w:left="1080"/>
+        <w:rPr>
+          <w:lang w:val="en-US"/>
+        </w:rPr>
+      </w:pPr>
+      <w:r>
+        <w:rPr>
+          <w:lang w:val="en-US"/>
+        </w:rPr>
+        <w:t xml:space="preserve">    </w:t>
+      </w:r>
+      <w:r>
+        <w:rPr>
+          <w:lang w:val="en-US"/>
+        </w:rPr>
+        <w:t>name = &lt;Tên&gt;</w:t>
+      </w:r>
+    </w:p>
+    <w:p>
+      <w:pPr>
+        <w:pStyle w:val="ListParagraph"/>
+        <w:pBdr>
+          <w:top w:val="single" w:sz="4" w:space="1" w:color="auto"/>
+          <w:left w:val="single" w:sz="4" w:space="4" w:color="auto"/>
+          <w:bottom w:val="single" w:sz="4" w:space="1" w:color="auto"/>
+          <w:right w:val="single" w:sz="4" w:space="4" w:color="auto"/>
+        </w:pBdr>
+        <w:tabs>
+          <w:tab w:val="left" w:pos="2242"/>
+        </w:tabs>
+        <w:ind w:left="1080"/>
+        <w:rPr>
+          <w:lang w:val="en-US"/>
+        </w:rPr>
+      </w:pPr>
+      <w:r>
+        <w:rPr>
+          <w:lang w:val="en-US"/>
+        </w:rPr>
+        <w:t>)</w:t>
+      </w:r>
+    </w:p>
+    <w:p>
+      <w:pPr>
+        <w:pStyle w:val="ListParagraph"/>
+        <w:numPr>
+          <w:ilvl w:val="0"/>
+          <w:numId w:val="16"/>
+        </w:numPr>
+        <w:rPr>
+          <w:lang w:val="en-US"/>
+        </w:rPr>
+      </w:pPr>
+      <w:r>
+        <w:rPr>
+          <w:lang w:val="en-US"/>
+        </w:rPr>
+        <w:t>Mặc định</w:t>
+      </w:r>
+    </w:p>
+    <w:tbl>
+      <w:tblPr>
+        <w:tblStyle w:val="TableGrid"/>
+        <w:tblW w:w="0" w:type="auto"/>
+        <w:tblInd w:w="1080" w:type="dxa"/>
+        <w:tblLook w:val="04A0" w:firstRow="1" w:lastRow="0" w:firstColumn="1" w:lastColumn="0" w:noHBand="0" w:noVBand="1"/>
+      </w:tblPr>
+      <w:tblGrid>
+        <w:gridCol w:w="2088"/>
+        <w:gridCol w:w="1858"/>
+        <w:gridCol w:w="2498"/>
+        <w:gridCol w:w="1718"/>
+      </w:tblGrid>
+      <w:tr>
+        <w:tc>
+          <w:tcPr>
+            <w:tcW w:w="2106" w:type="dxa"/>
+          </w:tcPr>
+          <w:p>
+            <w:pPr>
+              <w:pStyle w:val="ListParagraph"/>
+              <w:ind w:left="0"/>
+              <w:jc w:val="center"/>
+              <w:rPr>
+                <w:lang w:val="en-US"/>
+              </w:rPr>
+            </w:pPr>
+            <w:r>
+              <w:rPr>
+                <w:lang w:val="en-US"/>
+              </w:rPr>
+              <w:t>&lt;Kernel Shape&gt;</w:t>
+            </w:r>
+          </w:p>
+        </w:tc>
+        <w:tc>
+          <w:tcPr>
+            <w:tcW w:w="1872" w:type="dxa"/>
+          </w:tcPr>
+          <w:p>
+            <w:pPr>
+              <w:pStyle w:val="ListParagraph"/>
+              <w:ind w:left="0"/>
+              <w:jc w:val="center"/>
+              <w:rPr>
+                <w:lang w:val="en-US"/>
+              </w:rPr>
+            </w:pPr>
+            <w:r>
+              <w:rPr>
+                <w:lang w:val="en-US"/>
+              </w:rPr>
+              <w:t>(2, 2)</w:t>
+            </w:r>
+          </w:p>
+        </w:tc>
+        <w:tc>
+          <w:tcPr>
+            <w:tcW w:w="2520" w:type="dxa"/>
+          </w:tcPr>
+          <w:p>
+            <w:pPr>
+              <w:pStyle w:val="ListParagraph"/>
+              <w:ind w:left="0"/>
+              <w:jc w:val="center"/>
+              <w:rPr>
+                <w:lang w:val="en-US"/>
+              </w:rPr>
+            </w:pPr>
+            <w:r>
+              <w:rPr>
+                <w:lang w:val="en-US"/>
+              </w:rPr>
+              <w:t>&lt;Padding Shape&gt;</w:t>
+            </w:r>
+          </w:p>
+        </w:tc>
+        <w:tc>
+          <w:tcPr>
+            <w:tcW w:w="1664" w:type="dxa"/>
+          </w:tcPr>
+          <w:p>
+            <w:pPr>
+              <w:pStyle w:val="ListParagraph"/>
+              <w:ind w:left="0"/>
+              <w:jc w:val="center"/>
+              <w:rPr>
+                <w:lang w:val="en-US"/>
+              </w:rPr>
+            </w:pPr>
+            <w:r>
+              <w:rPr>
+                <w:lang w:val="en-US"/>
+              </w:rPr>
+              <w:t>(0, 0)</w:t>
+            </w:r>
+          </w:p>
+        </w:tc>
+      </w:tr>
+      <w:tr>
+        <w:tc>
+          <w:tcPr>
+            <w:tcW w:w="2106" w:type="dxa"/>
+          </w:tcPr>
+          <w:p>
+            <w:pPr>
+              <w:pStyle w:val="ListParagraph"/>
+              <w:ind w:left="0"/>
+              <w:jc w:val="center"/>
+              <w:rPr>
+                <w:lang w:val="en-US"/>
+              </w:rPr>
+            </w:pPr>
+            <w:r>
+              <w:rPr>
+                <w:lang w:val="en-US"/>
+              </w:rPr>
+              <w:t>&lt;Stride Shape&gt;</w:t>
+            </w:r>
+          </w:p>
+        </w:tc>
+        <w:tc>
+          <w:tcPr>
+            <w:tcW w:w="1872" w:type="dxa"/>
+          </w:tcPr>
+          <w:p>
+            <w:pPr>
+              <w:pStyle w:val="ListParagraph"/>
+              <w:ind w:left="0"/>
+              <w:jc w:val="center"/>
+              <w:rPr>
+                <w:lang w:val="en-US"/>
+              </w:rPr>
+            </w:pPr>
+            <w:r>
+              <w:rPr>
+                <w:lang w:val="en-US"/>
+              </w:rPr>
+              <w:t>&lt;Kernel Shape&gt;</w:t>
+            </w:r>
+          </w:p>
+        </w:tc>
+        <w:tc>
+          <w:tcPr>
+            <w:tcW w:w="2520" w:type="dxa"/>
+          </w:tcPr>
+          <w:p>
+            <w:pPr>
+              <w:pStyle w:val="ListParagraph"/>
+              <w:ind w:left="0"/>
+              <w:jc w:val="center"/>
+              <w:rPr>
+                <w:lang w:val="en-US"/>
+              </w:rPr>
+            </w:pPr>
+            <w:r>
+              <w:rPr>
+                <w:lang w:val="en-US"/>
+              </w:rPr>
+              <w:t>&lt;</w:t>
+            </w:r>
+            <w:r>
+              <w:rPr>
+                <w:lang w:val="en-US"/>
+              </w:rPr>
+              <w:t>Kênh Đầu Hay Cuối</w:t>
+            </w:r>
+            <w:r>
+              <w:rPr>
+                <w:lang w:val="en-US"/>
+              </w:rPr>
+              <w:t>&gt;</w:t>
+            </w:r>
+          </w:p>
+        </w:tc>
+        <w:tc>
+          <w:tcPr>
+            <w:tcW w:w="1664" w:type="dxa"/>
+          </w:tcPr>
+          <w:p>
+            <w:pPr>
+              <w:pStyle w:val="ListParagraph"/>
+              <w:ind w:left="0"/>
+              <w:jc w:val="center"/>
+              <w:rPr>
+                <w:lang w:val="en-US"/>
+              </w:rPr>
+            </w:pPr>
+            <w:r>
+              <w:rPr>
+                <w:lang w:val="en-US"/>
+              </w:rPr>
+              <w:t>"channels_last"</w:t>
+            </w:r>
+          </w:p>
+        </w:tc>
+      </w:tr>
+    </w:tbl>
+    <w:p>
+      <w:pPr>
+        <w:pStyle w:val="ListParagraph"/>
+        <w:numPr>
+          <w:ilvl w:val="0"/>
+          <w:numId w:val="16"/>
+        </w:numPr>
+        <w:rPr>
+          <w:lang w:val="en-US"/>
+        </w:rPr>
+      </w:pPr>
+      <w:r>
+        <w:rPr>
+          <w:lang w:val="en-US"/>
+        </w:rPr>
+        <w:t>Đéo khác gì lớp 2D Max Pool trong Torch</w:t>
+      </w:r>
+    </w:p>
+    <w:p>
+      <w:pPr>
+        <w:pStyle w:val="ListParagraph"/>
+        <w:numPr>
+          <w:ilvl w:val="0"/>
+          <w:numId w:val="1"/>
+        </w:numPr>
+        <w:rPr>
+          <w:lang w:val="en-US"/>
+        </w:rPr>
+      </w:pPr>
+      <w:r>
+        <w:rPr>
+          <w:lang w:val="en-US"/>
+        </w:rPr>
+        <w:t>Flatten?</w:t>
+      </w:r>
+    </w:p>
+    <w:p>
+      <w:pPr>
+        <w:pStyle w:val="ListParagraph"/>
+        <w:numPr>
+          <w:ilvl w:val="0"/>
+          <w:numId w:val="16"/>
+        </w:numPr>
+        <w:rPr>
+          <w:lang w:val="en-US"/>
+        </w:rPr>
+      </w:pPr>
+      <w:r>
+        <w:rPr>
+          <w:lang w:val="en-US"/>
+        </w:rPr>
+        <w:t>Tạo 1 lớp Flatten</w:t>
+      </w:r>
+    </w:p>
+    <w:p>
+      <w:pPr>
+        <w:pStyle w:val="ListParagraph"/>
+        <w:pBdr>
+          <w:top w:val="single" w:sz="4" w:space="1" w:color="auto"/>
+          <w:left w:val="single" w:sz="4" w:space="4" w:color="auto"/>
+          <w:bottom w:val="single" w:sz="4" w:space="1" w:color="auto"/>
+          <w:right w:val="single" w:sz="4" w:space="4" w:color="auto"/>
+        </w:pBdr>
+        <w:ind w:left="1080"/>
+        <w:rPr>
+          <w:lang w:val="en-US"/>
+        </w:rPr>
+      </w:pPr>
+      <w:r>
+        <w:rPr>
+          <w:lang w:val="en-US"/>
+        </w:rPr>
+        <w:t>&lt;Lớp</w:t>
+      </w:r>
+      <w:r>
+        <w:rPr>
+          <w:lang w:val="en-US"/>
+        </w:rPr>
+        <w:t xml:space="preserve"> Flatten</w:t>
+      </w:r>
+      <w:r>
+        <w:rPr>
+          <w:lang w:val="en-US"/>
+        </w:rPr>
+        <w:t>&gt; = layers</w:t>
+      </w:r>
+      <w:r>
+        <w:rPr>
+          <w:lang w:val="en-US"/>
+        </w:rPr>
+        <w:t>.Flatten</w:t>
+      </w:r>
+      <w:r>
+        <w:rPr>
+          <w:lang w:val="en-US"/>
+        </w:rPr>
+        <w:t>(</w:t>
+      </w:r>
+      <w:r>
+        <w:rPr>
+          <w:lang w:val="en-US"/>
+        </w:rPr>
+        <w:t>&lt;Kênh Đầu Hay Cuối&gt;,</w:t>
+      </w:r>
+      <w:r>
+        <w:rPr>
+          <w:lang w:val="en-US"/>
+        </w:rPr>
+        <w:t xml:space="preserve"> </w:t>
+      </w:r>
+      <w:r>
+        <w:rPr>
+          <w:lang w:val="en-US"/>
+        </w:rPr>
+        <w:t>name = &lt;Tên&gt;)</w:t>
+      </w:r>
+    </w:p>
+    <w:p>
+      <w:pPr>
+        <w:pStyle w:val="ListParagraph"/>
+        <w:numPr>
+          <w:ilvl w:val="0"/>
+          <w:numId w:val="16"/>
+        </w:numPr>
+        <w:rPr>
+          <w:lang w:val="en-US"/>
+        </w:rPr>
+      </w:pPr>
+      <w:r>
+        <w:rPr>
+          <w:lang w:val="en-US"/>
+        </w:rPr>
+        <w:t>Mặc định</w:t>
+      </w:r>
+    </w:p>
+    <w:tbl>
+      <w:tblPr>
+        <w:tblStyle w:val="TableGrid"/>
+        <w:tblW w:w="0" w:type="auto"/>
+        <w:tblInd w:w="1080" w:type="dxa"/>
+        <w:tblLook w:val="04A0" w:firstRow="1" w:lastRow="0" w:firstColumn="1" w:lastColumn="0" w:noHBand="0" w:noVBand="1"/>
+      </w:tblPr>
+      <w:tblGrid>
+        <w:gridCol w:w="4081"/>
+        <w:gridCol w:w="4081"/>
+      </w:tblGrid>
+      <w:tr>
+        <w:tc>
+          <w:tcPr>
+            <w:tcW w:w="4081" w:type="dxa"/>
+          </w:tcPr>
+          <w:p>
+            <w:pPr>
+              <w:pStyle w:val="ListParagraph"/>
+              <w:ind w:left="0"/>
+              <w:jc w:val="center"/>
+              <w:rPr>
+                <w:lang w:val="en-US"/>
+              </w:rPr>
+            </w:pPr>
+            <w:r>
+              <w:rPr>
+                <w:lang w:val="en-US"/>
+              </w:rPr>
+              <w:t>&lt;</w:t>
+            </w:r>
+            <w:r>
+              <w:rPr>
+                <w:lang w:val="en-US"/>
+              </w:rPr>
+              <w:t>Kênh Đầu Hay Cuối</w:t>
+            </w:r>
+            <w:r>
+              <w:rPr>
+                <w:lang w:val="en-US"/>
+              </w:rPr>
+              <w:t>&gt;</w:t>
+            </w:r>
+          </w:p>
+        </w:tc>
+        <w:tc>
+          <w:tcPr>
+            <w:tcW w:w="4081" w:type="dxa"/>
+          </w:tcPr>
+          <w:p>
+            <w:pPr>
+              <w:pStyle w:val="ListParagraph"/>
+              <w:ind w:left="0"/>
+              <w:jc w:val="center"/>
+              <w:rPr>
+                <w:lang w:val="en-US"/>
+              </w:rPr>
+            </w:pPr>
+            <w:r>
+              <w:rPr>
+                <w:lang w:val="en-US"/>
+              </w:rPr>
+              <w:t>"channels_last"</w:t>
+            </w:r>
+          </w:p>
+        </w:tc>
+      </w:tr>
+    </w:tbl>
+    <w:p>
+      <w:pPr>
+        <w:pStyle w:val="ListParagraph"/>
+        <w:numPr>
+          <w:ilvl w:val="0"/>
+          <w:numId w:val="16"/>
+        </w:numPr>
+        <w:rPr>
+          <w:lang w:val="en-US"/>
+        </w:rPr>
+      </w:pPr>
+      <w:r>
+        <w:rPr>
+          <w:lang w:val="en-US"/>
+        </w:rPr>
+        <w:t xml:space="preserve">Đéo khác gì </w:t>
+      </w:r>
+      <w:r>
+        <w:rPr>
+          <w:lang w:val="en-US"/>
+        </w:rPr>
+        <w:t xml:space="preserve">lớp Flatten trong Torch với các tham số mặc định, nhưng nếu </w:t>
+      </w:r>
+    </w:p>
+    <w:p>
+      <w:pPr>
+        <w:pStyle w:val="ListParagraph"/>
+        <w:ind w:left="1080"/>
+        <w:rPr>
+          <w:lang w:val="en-US"/>
+        </w:rPr>
+      </w:pPr>
+      <w:r>
+        <w:rPr>
+          <w:lang w:val="en-US"/>
+        </w:rPr>
+        <w:t>&lt;</w:t>
+      </w:r>
+      <w:r>
+        <w:rPr>
+          <w:lang w:val="en-US"/>
+        </w:rPr>
+        <w:t>Kênh Đầu Hay Cuối</w:t>
+      </w:r>
+      <w:r>
+        <w:rPr>
+          <w:lang w:val="en-US"/>
+        </w:rPr>
+        <w:t>&gt;</w:t>
+      </w:r>
+      <w:r>
+        <w:rPr>
+          <w:lang w:val="en-US"/>
+        </w:rPr>
+        <w:t xml:space="preserve"> = </w:t>
+      </w:r>
+      <w:r>
+        <w:rPr>
+          <w:lang w:val="en-US"/>
+        </w:rPr>
+        <w:t>"channels_</w:t>
+      </w:r>
+      <w:r>
+        <w:rPr>
+          <w:lang w:val="en-US"/>
+        </w:rPr>
+        <w:t>first</w:t>
+      </w:r>
+      <w:r>
+        <w:rPr>
+          <w:lang w:val="en-US"/>
+        </w:rPr>
+        <w:t>"</w:t>
+      </w:r>
+      <w:r>
+        <w:rPr>
+          <w:lang w:val="en-US"/>
+        </w:rPr>
+        <w:t xml:space="preserve"> thì </w:t>
+      </w:r>
+      <w:r>
+        <w:rPr>
+          <w:lang w:val="en-US"/>
+        </w:rPr>
+        <w:t>thứ tự đọc giá trị sẽ thay đổi, ưu tiên đọc theo chiều đầu tiên trước</w:t>
+      </w:r>
+    </w:p>
+    <w:p>
+      <w:pPr>
+        <w:rPr>
+          <w:lang w:val="en-US"/>
+        </w:rPr>
+      </w:pPr>
+    </w:p>
+    <w:p>
+      <w:pPr>
+        <w:rPr>
+          <w:lang w:val="en-US"/>
+        </w:rPr>
+      </w:pPr>
+      <w:r>
+        <w:rPr>
+          <w:lang w:val="en-US"/>
+        </w:rPr>
+        <w:t>Data – Dữ Liệu:</w:t>
+      </w:r>
+    </w:p>
+    <w:p>
+      <w:pPr>
+        <w:pStyle w:val="ListParagraph"/>
+        <w:numPr>
+          <w:ilvl w:val="0"/>
+          <w:numId w:val="11"/>
+        </w:numPr>
+        <w:rPr>
+          <w:lang w:val="en-US"/>
+        </w:rPr>
+      </w:pPr>
+      <w:r>
+        <w:rPr>
+          <w:lang w:val="en-US"/>
+        </w:rPr>
+        <w:t>Cách Import?</w:t>
+      </w:r>
+    </w:p>
+    <w:p>
+      <w:pPr>
+        <w:pStyle w:val="ListParagraph"/>
+        <w:pBdr>
+          <w:top w:val="single" w:sz="4" w:space="1" w:color="auto"/>
+          <w:left w:val="single" w:sz="4" w:space="4" w:color="auto"/>
+          <w:bottom w:val="single" w:sz="4" w:space="1" w:color="auto"/>
+          <w:right w:val="single" w:sz="4" w:space="4" w:color="auto"/>
+        </w:pBdr>
+        <w:ind w:left="1080"/>
+        <w:rPr>
+          <w:lang w:val="en-US"/>
+        </w:rPr>
+      </w:pPr>
+      <w:r>
+        <w:rPr>
+          <w:lang w:val="en-US"/>
+        </w:rPr>
+        <w:t>from tensor.keras import datasets</w:t>
+      </w:r>
+    </w:p>
+    <w:p>
+      <w:pPr>
+        <w:pStyle w:val="ListParagraph"/>
+        <w:numPr>
+          <w:ilvl w:val="0"/>
+          <w:numId w:val="11"/>
+        </w:numPr>
+        <w:rPr>
+          <w:lang w:val="en-US"/>
+        </w:rPr>
+      </w:pPr>
+      <w:r>
+        <w:rPr>
+          <w:lang w:val="en-US"/>
+        </w:rPr>
+        <w:t>Bộ Dữ Liệu Nhìn Hình Đoán Số MNIST?</w:t>
+      </w:r>
+    </w:p>
+    <w:p>
+      <w:pPr>
+        <w:pStyle w:val="ListParagraph"/>
+        <w:pBdr>
+          <w:top w:val="single" w:sz="4" w:space="1" w:color="auto"/>
+          <w:left w:val="single" w:sz="4" w:space="4" w:color="auto"/>
+          <w:bottom w:val="single" w:sz="4" w:space="1" w:color="auto"/>
+          <w:right w:val="single" w:sz="4" w:space="4" w:color="auto"/>
+        </w:pBdr>
+        <w:ind w:left="1080"/>
+        <w:rPr>
+          <w:lang w:val="en-US"/>
+        </w:rPr>
+      </w:pPr>
+      <w:r>
+        <w:rPr>
+          <w:lang w:val="en-US"/>
+        </w:rPr>
         <w:t xml:space="preserve">(&lt;X Train&gt;, &lt;Y Train&gt;), (&lt;X Test&gt;, &lt;Y Test&gt;) = </w:t>
       </w:r>
       <w:r>
@@ -4141,6 +5623,7 @@
         <w:rPr>
           <w:lang w:val="en-US"/>
         </w:rPr>
+        <w:lastRenderedPageBreak/>
         <w:t>Lệnh trên sẽ tải File “mnist.npz” chứa dữ liệu vào thư mục “</w:t>
       </w:r>
       <w:r>
@@ -4399,7 +5882,403 @@
     <w:p>
       <w:pPr>
         <w:pStyle w:val="ListParagraph"/>
+        <w:numPr>
+          <w:ilvl w:val="0"/>
+          <w:numId w:val="11"/>
+        </w:numPr>
+        <w:rPr>
+          <w:lang w:val="en-US"/>
+        </w:rPr>
+      </w:pPr>
+      <w:r>
+        <w:rPr>
+          <w:lang w:val="en-US"/>
+        </w:rPr>
+        <w:t>Bộ Dữ Liệu Nhìn Hình Màu Đoán Vật CIPHAR 10?</w:t>
+      </w:r>
+    </w:p>
+    <w:p>
+      <w:pPr>
+        <w:pStyle w:val="ListParagraph"/>
+        <w:pBdr>
+          <w:top w:val="single" w:sz="4" w:space="1" w:color="auto"/>
+          <w:left w:val="single" w:sz="4" w:space="4" w:color="auto"/>
+          <w:bottom w:val="single" w:sz="4" w:space="1" w:color="auto"/>
+          <w:right w:val="single" w:sz="4" w:space="4" w:color="auto"/>
+        </w:pBdr>
         <w:ind w:left="1080"/>
+        <w:rPr>
+          <w:lang w:val="en-US"/>
+        </w:rPr>
+      </w:pPr>
+      <w:r>
+        <w:rPr>
+          <w:lang w:val="en-US"/>
+        </w:rPr>
+        <w:t>(&lt;X Train&gt;, &lt;Y Train&gt;), (&lt;X Test&gt;, &lt;Y Test&gt;) = datasets</w:t>
+      </w:r>
+      <w:r>
+        <w:rPr>
+          <w:lang w:val="en-US"/>
+        </w:rPr>
+        <w:t>.cifar10</w:t>
+      </w:r>
+      <w:r>
+        <w:rPr>
+          <w:lang w:val="en-US"/>
+        </w:rPr>
+        <w:t>.load_data()</w:t>
+      </w:r>
+    </w:p>
+    <w:p>
+      <w:pPr>
+        <w:pStyle w:val="ListParagraph"/>
+        <w:numPr>
+          <w:ilvl w:val="0"/>
+          <w:numId w:val="7"/>
+        </w:numPr>
+        <w:rPr>
+          <w:lang w:val="en-US"/>
+        </w:rPr>
+      </w:pPr>
+      <w:r>
+        <w:rPr>
+          <w:lang w:val="en-US"/>
+        </w:rPr>
+        <w:t>Hoạt động y chang nhự khi tải MNIST</w:t>
+      </w:r>
+    </w:p>
+    <w:p>
+      <w:pPr>
+        <w:pStyle w:val="ListParagraph"/>
+        <w:numPr>
+          <w:ilvl w:val="0"/>
+          <w:numId w:val="7"/>
+        </w:numPr>
+        <w:rPr>
+          <w:lang w:val="en-US"/>
+        </w:rPr>
+      </w:pPr>
+      <w:r>
+        <w:rPr>
+          <w:lang w:val="en-US"/>
+        </w:rPr>
+        <w:t xml:space="preserve">&lt;X Train&gt; là 50000 tấm ảnh màu RGB 32 x 32, có giá trị nguyên từ 0 đến 255 ứng với &lt;Y Train&gt; là 50000 nhãn có giá trị là số nguyên từ 0 đến 9, tương ứng máy bay, </w:t>
+      </w:r>
+      <w:r>
+        <w:rPr>
+          <w:lang w:val="en-US"/>
+        </w:rPr>
+        <w:t>xe hơi, chim, mèo, hươu, chó, ếch, ngựa, tàu, xe tải</w:t>
+      </w:r>
+    </w:p>
+    <w:p>
+      <w:pPr>
+        <w:pStyle w:val="ListParagraph"/>
+        <w:numPr>
+          <w:ilvl w:val="0"/>
+          <w:numId w:val="7"/>
+        </w:numPr>
+        <w:rPr>
+          <w:lang w:val="en-US"/>
+        </w:rPr>
+      </w:pPr>
+      <w:r>
+        <w:rPr>
+          <w:lang w:val="en-US"/>
+        </w:rPr>
+        <w:t>&lt;X Test&gt; và &lt;Y Test&gt; tương tự nhưng chỉ có 10000 tấm ảnh</w:t>
+      </w:r>
+    </w:p>
+    <w:tbl>
+      <w:tblPr>
+        <w:tblStyle w:val="TableGrid"/>
+        <w:tblW w:w="0" w:type="auto"/>
+        <w:tblInd w:w="1080" w:type="dxa"/>
+        <w:tblLook w:val="04A0" w:firstRow="1" w:lastRow="0" w:firstColumn="1" w:lastColumn="0" w:noHBand="0" w:noVBand="1"/>
+      </w:tblPr>
+      <w:tblGrid>
+        <w:gridCol w:w="2081"/>
+        <w:gridCol w:w="2101"/>
+        <w:gridCol w:w="1990"/>
+        <w:gridCol w:w="1990"/>
+      </w:tblGrid>
+      <w:tr>
+        <w:tc>
+          <w:tcPr>
+            <w:tcW w:w="2081" w:type="dxa"/>
+          </w:tcPr>
+          <w:p>
+            <w:pPr>
+              <w:pStyle w:val="ListParagraph"/>
+              <w:ind w:left="0"/>
+              <w:jc w:val="center"/>
+              <w:rPr>
+                <w:lang w:val="en-US"/>
+              </w:rPr>
+            </w:pPr>
+            <w:r>
+              <w:rPr>
+                <w:lang w:val="en-US"/>
+              </w:rPr>
+              <w:t>&lt;X Train&gt; Shape</w:t>
+            </w:r>
+          </w:p>
+        </w:tc>
+        <w:tc>
+          <w:tcPr>
+            <w:tcW w:w="2101" w:type="dxa"/>
+          </w:tcPr>
+          <w:p>
+            <w:pPr>
+              <w:pStyle w:val="ListParagraph"/>
+              <w:ind w:left="0"/>
+              <w:jc w:val="center"/>
+              <w:rPr>
+                <w:lang w:val="en-US"/>
+              </w:rPr>
+            </w:pPr>
+            <w:r>
+              <w:rPr>
+                <w:lang w:val="en-US"/>
+              </w:rPr>
+              <w:t>&lt;Y Train Shape&gt;</w:t>
+            </w:r>
+          </w:p>
+        </w:tc>
+        <w:tc>
+          <w:tcPr>
+            <w:tcW w:w="1990" w:type="dxa"/>
+          </w:tcPr>
+          <w:p>
+            <w:pPr>
+              <w:pStyle w:val="ListParagraph"/>
+              <w:ind w:left="0"/>
+              <w:jc w:val="center"/>
+              <w:rPr>
+                <w:lang w:val="en-US"/>
+              </w:rPr>
+            </w:pPr>
+            <w:r>
+              <w:rPr>
+                <w:lang w:val="en-US"/>
+              </w:rPr>
+              <w:t>&lt;X Test&gt; Shape</w:t>
+            </w:r>
+          </w:p>
+        </w:tc>
+        <w:tc>
+          <w:tcPr>
+            <w:tcW w:w="1990" w:type="dxa"/>
+          </w:tcPr>
+          <w:p>
+            <w:pPr>
+              <w:pStyle w:val="ListParagraph"/>
+              <w:ind w:left="0"/>
+              <w:jc w:val="center"/>
+              <w:rPr>
+                <w:lang w:val="en-US"/>
+              </w:rPr>
+            </w:pPr>
+            <w:r>
+              <w:rPr>
+                <w:lang w:val="en-US"/>
+              </w:rPr>
+              <w:t>&lt;Y Test Shape&gt;</w:t>
+            </w:r>
+          </w:p>
+        </w:tc>
+      </w:tr>
+      <w:tr>
+        <w:tc>
+          <w:tcPr>
+            <w:tcW w:w="2081" w:type="dxa"/>
+          </w:tcPr>
+          <w:p>
+            <w:pPr>
+              <w:pStyle w:val="ListParagraph"/>
+              <w:ind w:left="0"/>
+              <w:jc w:val="center"/>
+              <w:rPr>
+                <w:lang w:val="en-US"/>
+              </w:rPr>
+            </w:pPr>
+            <w:r>
+              <w:rPr>
+                <w:lang w:val="en-US"/>
+              </w:rPr>
+              <w:t>(</w:t>
+            </w:r>
+            <w:r>
+              <w:rPr>
+                <w:lang w:val="en-US"/>
+              </w:rPr>
+              <w:t>5</w:t>
+            </w:r>
+            <w:r>
+              <w:rPr>
+                <w:lang w:val="en-US"/>
+              </w:rPr>
+              <w:t xml:space="preserve">0000, </w:t>
+            </w:r>
+            <w:r>
+              <w:rPr>
+                <w:lang w:val="en-US"/>
+              </w:rPr>
+              <w:t>32</w:t>
+            </w:r>
+            <w:r>
+              <w:rPr>
+                <w:lang w:val="en-US"/>
+              </w:rPr>
+              <w:t xml:space="preserve">, </w:t>
+            </w:r>
+            <w:r>
+              <w:rPr>
+                <w:lang w:val="en-US"/>
+              </w:rPr>
+              <w:t>32, 3</w:t>
+            </w:r>
+            <w:r>
+              <w:rPr>
+                <w:lang w:val="en-US"/>
+              </w:rPr>
+              <w:t>)</w:t>
+            </w:r>
+          </w:p>
+        </w:tc>
+        <w:tc>
+          <w:tcPr>
+            <w:tcW w:w="2101" w:type="dxa"/>
+          </w:tcPr>
+          <w:p>
+            <w:pPr>
+              <w:pStyle w:val="ListParagraph"/>
+              <w:ind w:left="0"/>
+              <w:jc w:val="center"/>
+              <w:rPr>
+                <w:lang w:val="en-US"/>
+              </w:rPr>
+            </w:pPr>
+            <w:r>
+              <w:rPr>
+                <w:lang w:val="en-US"/>
+              </w:rPr>
+              <w:t>(</w:t>
+            </w:r>
+            <w:r>
+              <w:rPr>
+                <w:lang w:val="en-US"/>
+              </w:rPr>
+              <w:t>5</w:t>
+            </w:r>
+            <w:r>
+              <w:rPr>
+                <w:lang w:val="en-US"/>
+              </w:rPr>
+              <w:t>0000</w:t>
+            </w:r>
+            <w:r>
+              <w:rPr>
+                <w:lang w:val="en-US"/>
+              </w:rPr>
+              <w:t>, 1</w:t>
+            </w:r>
+            <w:r>
+              <w:rPr>
+                <w:lang w:val="en-US"/>
+              </w:rPr>
+              <w:t>)</w:t>
+            </w:r>
+          </w:p>
+        </w:tc>
+        <w:tc>
+          <w:tcPr>
+            <w:tcW w:w="1990" w:type="dxa"/>
+          </w:tcPr>
+          <w:p>
+            <w:pPr>
+              <w:pStyle w:val="ListParagraph"/>
+              <w:ind w:left="0"/>
+              <w:jc w:val="center"/>
+              <w:rPr>
+                <w:lang w:val="en-US"/>
+              </w:rPr>
+            </w:pPr>
+            <w:r>
+              <w:rPr>
+                <w:lang w:val="en-US"/>
+              </w:rPr>
+              <w:t xml:space="preserve">(10000, </w:t>
+            </w:r>
+            <w:r>
+              <w:rPr>
+                <w:lang w:val="en-US"/>
+              </w:rPr>
+              <w:t>32</w:t>
+            </w:r>
+            <w:r>
+              <w:rPr>
+                <w:lang w:val="en-US"/>
+              </w:rPr>
+              <w:t xml:space="preserve">, </w:t>
+            </w:r>
+            <w:r>
+              <w:rPr>
+                <w:lang w:val="en-US"/>
+              </w:rPr>
+              <w:t>32, 3</w:t>
+            </w:r>
+            <w:r>
+              <w:rPr>
+                <w:lang w:val="en-US"/>
+              </w:rPr>
+              <w:t>)</w:t>
+            </w:r>
+          </w:p>
+        </w:tc>
+        <w:tc>
+          <w:tcPr>
+            <w:tcW w:w="1990" w:type="dxa"/>
+          </w:tcPr>
+          <w:p>
+            <w:pPr>
+              <w:pStyle w:val="ListParagraph"/>
+              <w:ind w:left="0"/>
+              <w:jc w:val="center"/>
+              <w:rPr>
+                <w:lang w:val="en-US"/>
+              </w:rPr>
+            </w:pPr>
+            <w:r>
+              <w:rPr>
+                <w:lang w:val="en-US"/>
+              </w:rPr>
+              <w:t>(10000</w:t>
+            </w:r>
+            <w:r>
+              <w:rPr>
+                <w:lang w:val="en-US"/>
+              </w:rPr>
+              <w:t>, 1</w:t>
+            </w:r>
+            <w:r>
+              <w:rPr>
+                <w:lang w:val="en-US"/>
+              </w:rPr>
+              <w:t>)</w:t>
+            </w:r>
+          </w:p>
+        </w:tc>
+      </w:tr>
+    </w:tbl>
+    <w:p>
+      <w:pPr>
+        <w:pStyle w:val="ListParagraph"/>
+        <w:numPr>
+          <w:ilvl w:val="0"/>
+          <w:numId w:val="7"/>
+        </w:numPr>
         <w:rPr>
           <w:lang w:val="en-US"/>
         </w:rPr>
@@ -4418,6 +6297,95 @@
 <file path=word/numbering.xml><?xml version="1.0" encoding="utf-8"?>
 <w:numbering xmlns:wpc="http://schemas.microsoft.com/office/word/2010/wordprocessingCanvas" xmlns:cx="http://schemas.microsoft.com/office/drawing/2014/chartex" xmlns:cx1="http://schemas.microsoft.com/office/drawing/2015/9/8/chartex" xmlns:cx2="http://schemas.microsoft.com/office/drawing/2015/10/21/chartex" xmlns:cx3="http://schemas.microsoft.com/office/drawing/2016/5/9/chartex" xmlns:cx4="http://schemas.microsoft.com/office/drawing/2016/5/10/chartex" xmlns:cx5="http://schemas.microsoft.com/office/drawing/2016/5/11/chartex" xmlns:cx6="http://schemas.microsoft.com/office/drawing/2016/5/12/chartex" xmlns:cx7="http://schemas.microsoft.com/office/drawing/2016/5/13/chartex" xmlns:cx8="http://schemas.microsoft.com/office/drawing/2016/5/14/chartex" xmlns:mc="http://schemas.openxmlformats.org/markup-compatibility/2006" xmlns:aink="http://schemas.microsoft.com/office/drawing/2016/ink" xmlns:am3d="http://schemas.microsoft.com/office/drawing/2017/model3d" xmlns:o="urn:schemas-microsoft-com:office:office" xmlns:oel="http://schemas.microsoft.com/office/2019/extlst" xmlns:r="http://schemas.openxmlformats.org/officeDocument/2006/relationships" xmlns:m="http://schemas.openxmlformats.org/officeDocument/2006/math" xmlns:v="urn:schemas-microsoft-com:vml" xmlns:wp14="http://schemas.microsoft.com/office/word/2010/wordprocessingDrawing" xmlns:wp="http://schemas.openxmlformats.org/drawingml/2006/wordprocessingDrawing" xmlns:w10="urn:schemas-microsoft-com:office:word" xmlns:w="http://schemas.openxmlformats.org/wordprocessingml/2006/main" xmlns:w14="http://schemas.microsoft.com/office/word/2010/wordml" xmlns:w15="http://schemas.microsoft.com/office/word/2012/wordml" xmlns:w16cex="http://schemas.microsoft.com/office/word/2018/wordml/cex" xmlns:w16cid="http://schemas.microsoft.com/office/word/2016/wordml/cid" xmlns:w16="http://schemas.microsoft.com/office/word/2018/wordml" xmlns:w16sdtdh="http://schemas.microsoft.com/office/word/2020/wordml/sdtdatahash" xmlns:w16se="http://schemas.microsoft.com/office/word/2015/wordml/symex" xmlns:wpg="http://schemas.microsoft.com/office/word/2010/wordprocessingGroup" xmlns:wpi="http://schemas.microsoft.com/office/word/2010/wordprocessingInk" xmlns:wne="http://schemas.microsoft.com/office/word/2006/wordml" xmlns:wps="http://schemas.microsoft.com/office/word/2010/wordprocessingShape" mc:Ignorable="w14 w15 w16se w16cid w16 w16cex w16sdtdh wp14">
   <w:abstractNum w:abstractNumId="0" w15:restartNumberingAfterBreak="0">
+    <w:nsid w:val="022A313D"/>
+    <w:multiLevelType w:val="hybridMultilevel"/>
+    <w:tmpl w:val="75549DA2"/>
+    <w:lvl w:ilvl="0" w:tplc="15FCA4FA">
+      <w:start w:val="1"/>
+      <w:numFmt w:val="decimal"/>
+      <w:lvlText w:val="%1."/>
+      <w:lvlJc w:val="left"/>
+      <w:pPr>
+        <w:ind w:left="1080" w:hanging="360"/>
+      </w:pPr>
+      <w:rPr>
+        <w:rFonts w:hint="default"/>
+      </w:rPr>
+    </w:lvl>
+    <w:lvl w:ilvl="1" w:tplc="042A0019" w:tentative="1">
+      <w:start w:val="1"/>
+      <w:numFmt w:val="lowerLetter"/>
+      <w:lvlText w:val="%2."/>
+      <w:lvlJc w:val="left"/>
+      <w:pPr>
+        <w:ind w:left="1800" w:hanging="360"/>
+      </w:pPr>
+    </w:lvl>
+    <w:lvl w:ilvl="2" w:tplc="042A001B" w:tentative="1">
+      <w:start w:val="1"/>
+      <w:numFmt w:val="lowerRoman"/>
+      <w:lvlText w:val="%3."/>
+      <w:lvlJc w:val="right"/>
+      <w:pPr>
+        <w:ind w:left="2520" w:hanging="180"/>
+      </w:pPr>
+    </w:lvl>
+    <w:lvl w:ilvl="3" w:tplc="042A000F" w:tentative="1">
+      <w:start w:val="1"/>
+      <w:numFmt w:val="decimal"/>
+      <w:lvlText w:val="%4."/>
+      <w:lvlJc w:val="left"/>
+      <w:pPr>
+        <w:ind w:left="3240" w:hanging="360"/>
+      </w:pPr>
+    </w:lvl>
+    <w:lvl w:ilvl="4" w:tplc="042A0019" w:tentative="1">
+      <w:start w:val="1"/>
+      <w:numFmt w:val="lowerLetter"/>
+      <w:lvlText w:val="%5."/>
+      <w:lvlJc w:val="left"/>
+      <w:pPr>
+        <w:ind w:left="3960" w:hanging="360"/>
+      </w:pPr>
+    </w:lvl>
+    <w:lvl w:ilvl="5" w:tplc="042A001B" w:tentative="1">
+      <w:start w:val="1"/>
+      <w:numFmt w:val="lowerRoman"/>
+      <w:lvlText w:val="%6."/>
+      <w:lvlJc w:val="right"/>
+      <w:pPr>
+        <w:ind w:left="4680" w:hanging="180"/>
+      </w:pPr>
+    </w:lvl>
+    <w:lvl w:ilvl="6" w:tplc="042A000F" w:tentative="1">
+      <w:start w:val="1"/>
+      <w:numFmt w:val="decimal"/>
+      <w:lvlText w:val="%7."/>
+      <w:lvlJc w:val="left"/>
+      <w:pPr>
+        <w:ind w:left="5400" w:hanging="360"/>
+      </w:pPr>
+    </w:lvl>
+    <w:lvl w:ilvl="7" w:tplc="042A0019" w:tentative="1">
+      <w:start w:val="1"/>
+      <w:numFmt w:val="lowerLetter"/>
+      <w:lvlText w:val="%8."/>
+      <w:lvlJc w:val="left"/>
+      <w:pPr>
+        <w:ind w:left="6120" w:hanging="360"/>
+      </w:pPr>
+    </w:lvl>
+    <w:lvl w:ilvl="8" w:tplc="042A001B" w:tentative="1">
+      <w:start w:val="1"/>
+      <w:numFmt w:val="lowerRoman"/>
+      <w:lvlText w:val="%9."/>
+      <w:lvlJc w:val="right"/>
+      <w:pPr>
+        <w:ind w:left="6840" w:hanging="180"/>
+      </w:pPr>
+    </w:lvl>
+  </w:abstractNum>
+  <w:abstractNum w:abstractNumId="1" w15:restartNumberingAfterBreak="0">
     <w:nsid w:val="092F0405"/>
     <w:multiLevelType w:val="hybridMultilevel"/>
     <w:tmpl w:val="D0061AB8"/>
@@ -4506,7 +6474,7 @@
       </w:pPr>
     </w:lvl>
   </w:abstractNum>
-  <w:abstractNum w:abstractNumId="1" w15:restartNumberingAfterBreak="0">
+  <w:abstractNum w:abstractNumId="2" w15:restartNumberingAfterBreak="0">
     <w:nsid w:val="13A01958"/>
     <w:multiLevelType w:val="hybridMultilevel"/>
     <w:tmpl w:val="9726160C"/>
@@ -4619,7 +6587,7 @@
       </w:rPr>
     </w:lvl>
   </w:abstractNum>
-  <w:abstractNum w:abstractNumId="2" w15:restartNumberingAfterBreak="0">
+  <w:abstractNum w:abstractNumId="3" w15:restartNumberingAfterBreak="0">
     <w:nsid w:val="176836F1"/>
     <w:multiLevelType w:val="hybridMultilevel"/>
     <w:tmpl w:val="DE66AEF6"/>
@@ -4708,7 +6676,7 @@
       </w:pPr>
     </w:lvl>
   </w:abstractNum>
-  <w:abstractNum w:abstractNumId="3" w15:restartNumberingAfterBreak="0">
+  <w:abstractNum w:abstractNumId="4" w15:restartNumberingAfterBreak="0">
     <w:nsid w:val="24E53074"/>
     <w:multiLevelType w:val="hybridMultilevel"/>
     <w:tmpl w:val="1F123EDA"/>
@@ -4797,7 +6765,7 @@
       </w:pPr>
     </w:lvl>
   </w:abstractNum>
-  <w:abstractNum w:abstractNumId="4" w15:restartNumberingAfterBreak="0">
+  <w:abstractNum w:abstractNumId="5" w15:restartNumberingAfterBreak="0">
     <w:nsid w:val="2DD73E6F"/>
     <w:multiLevelType w:val="hybridMultilevel"/>
     <w:tmpl w:val="56489796"/>
@@ -4910,7 +6878,7 @@
       </w:rPr>
     </w:lvl>
   </w:abstractNum>
-  <w:abstractNum w:abstractNumId="5" w15:restartNumberingAfterBreak="0">
+  <w:abstractNum w:abstractNumId="6" w15:restartNumberingAfterBreak="0">
     <w:nsid w:val="332A0260"/>
     <w:multiLevelType w:val="hybridMultilevel"/>
     <w:tmpl w:val="BB66B21E"/>
@@ -5023,7 +6991,7 @@
       </w:rPr>
     </w:lvl>
   </w:abstractNum>
-  <w:abstractNum w:abstractNumId="6" w15:restartNumberingAfterBreak="0">
+  <w:abstractNum w:abstractNumId="7" w15:restartNumberingAfterBreak="0">
     <w:nsid w:val="35A25728"/>
     <w:multiLevelType w:val="hybridMultilevel"/>
     <w:tmpl w:val="CC0EC1F0"/>
@@ -5136,7 +7104,7 @@
       </w:rPr>
     </w:lvl>
   </w:abstractNum>
-  <w:abstractNum w:abstractNumId="7" w15:restartNumberingAfterBreak="0">
+  <w:abstractNum w:abstractNumId="8" w15:restartNumberingAfterBreak="0">
     <w:nsid w:val="54B73FF2"/>
     <w:multiLevelType w:val="hybridMultilevel"/>
     <w:tmpl w:val="548AC868"/>
@@ -5225,7 +7193,96 @@
       </w:pPr>
     </w:lvl>
   </w:abstractNum>
-  <w:abstractNum w:abstractNumId="8" w15:restartNumberingAfterBreak="0">
+  <w:abstractNum w:abstractNumId="9" w15:restartNumberingAfterBreak="0">
+    <w:nsid w:val="555159BB"/>
+    <w:multiLevelType w:val="hybridMultilevel"/>
+    <w:tmpl w:val="C53C38F8"/>
+    <w:lvl w:ilvl="0" w:tplc="0A8E38CA">
+      <w:start w:val="1"/>
+      <w:numFmt w:val="bullet"/>
+      <w:lvlText w:val=""/>
+      <w:lvlJc w:val="left"/>
+      <w:pPr>
+        <w:ind w:left="1080" w:hanging="360"/>
+      </w:pPr>
+      <w:rPr>
+        <w:rFonts w:ascii="Wingdings" w:eastAsiaTheme="minorHAnsi" w:hAnsi="Wingdings" w:cstheme="minorBidi" w:hint="default"/>
+      </w:rPr>
+    </w:lvl>
+    <w:lvl w:ilvl="1" w:tplc="042A0019" w:tentative="1">
+      <w:start w:val="1"/>
+      <w:numFmt w:val="lowerLetter"/>
+      <w:lvlText w:val="%2."/>
+      <w:lvlJc w:val="left"/>
+      <w:pPr>
+        <w:ind w:left="1800" w:hanging="360"/>
+      </w:pPr>
+    </w:lvl>
+    <w:lvl w:ilvl="2" w:tplc="042A001B" w:tentative="1">
+      <w:start w:val="1"/>
+      <w:numFmt w:val="lowerRoman"/>
+      <w:lvlText w:val="%3."/>
+      <w:lvlJc w:val="right"/>
+      <w:pPr>
+        <w:ind w:left="2520" w:hanging="180"/>
+      </w:pPr>
+    </w:lvl>
+    <w:lvl w:ilvl="3" w:tplc="042A000F" w:tentative="1">
+      <w:start w:val="1"/>
+      <w:numFmt w:val="decimal"/>
+      <w:lvlText w:val="%4."/>
+      <w:lvlJc w:val="left"/>
+      <w:pPr>
+        <w:ind w:left="3240" w:hanging="360"/>
+      </w:pPr>
+    </w:lvl>
+    <w:lvl w:ilvl="4" w:tplc="042A0019" w:tentative="1">
+      <w:start w:val="1"/>
+      <w:numFmt w:val="lowerLetter"/>
+      <w:lvlText w:val="%5."/>
+      <w:lvlJc w:val="left"/>
+      <w:pPr>
+        <w:ind w:left="3960" w:hanging="360"/>
+      </w:pPr>
+    </w:lvl>
+    <w:lvl w:ilvl="5" w:tplc="042A001B" w:tentative="1">
+      <w:start w:val="1"/>
+      <w:numFmt w:val="lowerRoman"/>
+      <w:lvlText w:val="%6."/>
+      <w:lvlJc w:val="right"/>
+      <w:pPr>
+        <w:ind w:left="4680" w:hanging="180"/>
+      </w:pPr>
+    </w:lvl>
+    <w:lvl w:ilvl="6" w:tplc="042A000F" w:tentative="1">
+      <w:start w:val="1"/>
+      <w:numFmt w:val="decimal"/>
+      <w:lvlText w:val="%7."/>
+      <w:lvlJc w:val="left"/>
+      <w:pPr>
+        <w:ind w:left="5400" w:hanging="360"/>
+      </w:pPr>
+    </w:lvl>
+    <w:lvl w:ilvl="7" w:tplc="042A0019" w:tentative="1">
+      <w:start w:val="1"/>
+      <w:numFmt w:val="lowerLetter"/>
+      <w:lvlText w:val="%8."/>
+      <w:lvlJc w:val="left"/>
+      <w:pPr>
+        <w:ind w:left="6120" w:hanging="360"/>
+      </w:pPr>
+    </w:lvl>
+    <w:lvl w:ilvl="8" w:tplc="042A001B" w:tentative="1">
+      <w:start w:val="1"/>
+      <w:numFmt w:val="lowerRoman"/>
+      <w:lvlText w:val="%9."/>
+      <w:lvlJc w:val="right"/>
+      <w:pPr>
+        <w:ind w:left="6840" w:hanging="180"/>
+      </w:pPr>
+    </w:lvl>
+  </w:abstractNum>
+  <w:abstractNum w:abstractNumId="10" w15:restartNumberingAfterBreak="0">
     <w:nsid w:val="5C55754D"/>
     <w:multiLevelType w:val="hybridMultilevel"/>
     <w:tmpl w:val="8A84678E"/>
@@ -5314,7 +7371,7 @@
       </w:pPr>
     </w:lvl>
   </w:abstractNum>
-  <w:abstractNum w:abstractNumId="9" w15:restartNumberingAfterBreak="0">
+  <w:abstractNum w:abstractNumId="11" w15:restartNumberingAfterBreak="0">
     <w:nsid w:val="603230F1"/>
     <w:multiLevelType w:val="hybridMultilevel"/>
     <w:tmpl w:val="F2F08CD0"/>
@@ -5403,7 +7460,7 @@
       </w:pPr>
     </w:lvl>
   </w:abstractNum>
-  <w:abstractNum w:abstractNumId="10" w15:restartNumberingAfterBreak="0">
+  <w:abstractNum w:abstractNumId="12" w15:restartNumberingAfterBreak="0">
     <w:nsid w:val="65AB19D4"/>
     <w:multiLevelType w:val="hybridMultilevel"/>
     <w:tmpl w:val="A38CC1D8"/>
@@ -5492,7 +7549,7 @@
       </w:pPr>
     </w:lvl>
   </w:abstractNum>
-  <w:abstractNum w:abstractNumId="11" w15:restartNumberingAfterBreak="0">
+  <w:abstractNum w:abstractNumId="13" w15:restartNumberingAfterBreak="0">
     <w:nsid w:val="65F4132F"/>
     <w:multiLevelType w:val="hybridMultilevel"/>
     <w:tmpl w:val="ECF4FD26"/>
@@ -5605,7 +7662,7 @@
       </w:rPr>
     </w:lvl>
   </w:abstractNum>
-  <w:abstractNum w:abstractNumId="12" w15:restartNumberingAfterBreak="0">
+  <w:abstractNum w:abstractNumId="14" w15:restartNumberingAfterBreak="0">
     <w:nsid w:val="725E6129"/>
     <w:multiLevelType w:val="hybridMultilevel"/>
     <w:tmpl w:val="BCEE8494"/>
@@ -5718,7 +7775,7 @@
       </w:rPr>
     </w:lvl>
   </w:abstractNum>
-  <w:abstractNum w:abstractNumId="13" w15:restartNumberingAfterBreak="0">
+  <w:abstractNum w:abstractNumId="15" w15:restartNumberingAfterBreak="0">
     <w:nsid w:val="784B2948"/>
     <w:multiLevelType w:val="hybridMultilevel"/>
     <w:tmpl w:val="182A86DA"/>
@@ -5808,46 +7865,52 @@
     </w:lvl>
   </w:abstractNum>
   <w:num w:numId="1" w16cid:durableId="172574759">
+    <w:abstractNumId w:val="1"/>
+  </w:num>
+  <w:num w:numId="2" w16cid:durableId="563638665">
+    <w:abstractNumId w:val="6"/>
+  </w:num>
+  <w:num w:numId="3" w16cid:durableId="258031462">
+    <w:abstractNumId w:val="7"/>
+  </w:num>
+  <w:num w:numId="4" w16cid:durableId="275676447">
+    <w:abstractNumId w:val="15"/>
+  </w:num>
+  <w:num w:numId="5" w16cid:durableId="983388324">
+    <w:abstractNumId w:val="5"/>
+  </w:num>
+  <w:num w:numId="6" w16cid:durableId="1958752863">
+    <w:abstractNumId w:val="11"/>
+  </w:num>
+  <w:num w:numId="7" w16cid:durableId="656150189">
+    <w:abstractNumId w:val="2"/>
+  </w:num>
+  <w:num w:numId="8" w16cid:durableId="115829556">
+    <w:abstractNumId w:val="14"/>
+  </w:num>
+  <w:num w:numId="9" w16cid:durableId="773865210">
+    <w:abstractNumId w:val="8"/>
+  </w:num>
+  <w:num w:numId="10" w16cid:durableId="1412386824">
+    <w:abstractNumId w:val="3"/>
+  </w:num>
+  <w:num w:numId="11" w16cid:durableId="206111917">
+    <w:abstractNumId w:val="10"/>
+  </w:num>
+  <w:num w:numId="12" w16cid:durableId="1635793141">
+    <w:abstractNumId w:val="13"/>
+  </w:num>
+  <w:num w:numId="13" w16cid:durableId="6687274">
+    <w:abstractNumId w:val="4"/>
+  </w:num>
+  <w:num w:numId="14" w16cid:durableId="778378904">
+    <w:abstractNumId w:val="12"/>
+  </w:num>
+  <w:num w:numId="15" w16cid:durableId="71970270">
     <w:abstractNumId w:val="0"/>
   </w:num>
-  <w:num w:numId="2" w16cid:durableId="563638665">
-    <w:abstractNumId w:val="5"/>
-  </w:num>
-  <w:num w:numId="3" w16cid:durableId="258031462">
-    <w:abstractNumId w:val="6"/>
-  </w:num>
-  <w:num w:numId="4" w16cid:durableId="275676447">
-    <w:abstractNumId w:val="13"/>
-  </w:num>
-  <w:num w:numId="5" w16cid:durableId="983388324">
-    <w:abstractNumId w:val="4"/>
-  </w:num>
-  <w:num w:numId="6" w16cid:durableId="1958752863">
+  <w:num w:numId="16" w16cid:durableId="1228027432">
     <w:abstractNumId w:val="9"/>
-  </w:num>
-  <w:num w:numId="7" w16cid:durableId="656150189">
-    <w:abstractNumId w:val="1"/>
-  </w:num>
-  <w:num w:numId="8" w16cid:durableId="115829556">
-    <w:abstractNumId w:val="12"/>
-  </w:num>
-  <w:num w:numId="9" w16cid:durableId="773865210">
-    <w:abstractNumId w:val="7"/>
-  </w:num>
-  <w:num w:numId="10" w16cid:durableId="1412386824">
-    <w:abstractNumId w:val="2"/>
-  </w:num>
-  <w:num w:numId="11" w16cid:durableId="206111917">
-    <w:abstractNumId w:val="8"/>
-  </w:num>
-  <w:num w:numId="12" w16cid:durableId="1635793141">
-    <w:abstractNumId w:val="11"/>
-  </w:num>
-  <w:num w:numId="13" w16cid:durableId="6687274">
-    <w:abstractNumId w:val="3"/>
-  </w:num>
-  <w:num w:numId="14" w16cid:durableId="778378904">
-    <w:abstractNumId w:val="10"/>
   </w:num>
 </w:numbering>
 </file>
@@ -6308,6 +8371,16 @@
       </w:tblBorders>
     </w:tblPr>
   </w:style>
+  <w:style w:type="character" w:styleId="PlaceholderText">
+    <w:name w:val="Placeholder Text"/>
+    <w:basedOn w:val="DefaultParagraphFont"/>
+    <w:uiPriority w:val="99"/>
+    <w:semiHidden/>
+    <w:rsid w:val="00BD76F3"/>
+    <w:rPr>
+      <w:color w:val="808080"/>
+    </w:rPr>
+  </w:style>
 </w:styles>
 </file>
 

--- a/tensorflow.docx
+++ b/tensorflow.docx
@@ -4106,19 +4106,7 @@
         <w:rPr>
           <w:lang w:val="en-US"/>
         </w:rPr>
-        <w:t xml:space="preserve">&lt;Lớp 2D CNN&gt; = </w:t>
-      </w:r>
-      <w:r>
-        <w:rPr>
-          <w:lang w:val="en-US"/>
-        </w:rPr>
-        <w:t>layers</w:t>
-      </w:r>
-      <w:r>
-        <w:rPr>
-          <w:lang w:val="en-US"/>
-        </w:rPr>
-        <w:t>.Conv2</w:t>
+        <w:t>&lt;Lớp 2D CNN&gt; = layers.Conv2</w:t>
       </w:r>
       <w:r>
         <w:rPr>
@@ -4175,13 +4163,7 @@
         <w:rPr>
           <w:lang w:val="en-US"/>
         </w:rPr>
-        <w:t>Kernel Shape&gt;,</w:t>
-      </w:r>
-      <w:r>
-        <w:rPr>
-          <w:lang w:val="en-US"/>
-        </w:rPr>
-        <w:t xml:space="preserve"> </w:t>
+        <w:t xml:space="preserve">Kernel Shape&gt;, </w:t>
       </w:r>
       <w:r>
         <w:rPr>
@@ -4205,19 +4187,7 @@
         <w:rPr>
           <w:lang w:val="en-US"/>
         </w:rPr>
-        <w:t>,</w:t>
-      </w:r>
-      <w:r>
-        <w:rPr>
-          <w:lang w:val="en-US"/>
-        </w:rPr>
-        <w:t xml:space="preserve"> </w:t>
-      </w:r>
-      <w:r>
-        <w:rPr>
-          <w:lang w:val="en-US"/>
-        </w:rPr>
-        <w:t>&lt;Padding Shape&gt;,</w:t>
+        <w:t>, &lt;Padding Shape&gt;,</w:t>
       </w:r>
     </w:p>
     <w:p>
@@ -4238,25 +4208,7 @@
         <w:rPr>
           <w:lang w:val="en-US"/>
         </w:rPr>
-        <w:t xml:space="preserve">    &lt;Kênh Đầu Hay Cuối&gt;</w:t>
-      </w:r>
-      <w:r>
-        <w:rPr>
-          <w:lang w:val="en-US"/>
-        </w:rPr>
-        <w:t xml:space="preserve">, </w:t>
-      </w:r>
-      <w:r>
-        <w:rPr>
-          <w:lang w:val="en-US"/>
-        </w:rPr>
-        <w:t>&lt;Dilation Shape&gt;, &lt;Số Nhóm&gt;</w:t>
-      </w:r>
-      <w:r>
-        <w:rPr>
-          <w:lang w:val="en-US"/>
-        </w:rPr>
-        <w:t>, &lt;Hàm Kích Hoạt&gt;,</w:t>
+        <w:t xml:space="preserve">    &lt;Kênh Đầu Hay Cuối&gt;, &lt;Dilation Shape&gt;, &lt;Số Nhóm&gt;, &lt;Hàm Kích Hoạt&gt;,</w:t>
       </w:r>
     </w:p>
     <w:p>
@@ -4827,31 +4779,7 @@
         <w:rPr>
           <w:lang w:val="en-US"/>
         </w:rPr>
-        <w:t xml:space="preserve">&lt;Lớp 2D Max Pool&gt; = </w:t>
-      </w:r>
-      <w:r>
-        <w:rPr>
-          <w:lang w:val="en-US"/>
-        </w:rPr>
-        <w:t>layers.</w:t>
-      </w:r>
-      <w:r>
-        <w:rPr>
-          <w:lang w:val="en-US"/>
-        </w:rPr>
-        <w:t>MaxPool</w:t>
-      </w:r>
-      <w:r>
-        <w:rPr>
-          <w:lang w:val="en-US"/>
-        </w:rPr>
-        <w:t>ing</w:t>
-      </w:r>
-      <w:r>
-        <w:rPr>
-          <w:lang w:val="en-US"/>
-        </w:rPr>
-        <w:t>2</w:t>
+        <w:t>&lt;Lớp 2D Max Pool&gt; = layers.MaxPooling2</w:t>
       </w:r>
       <w:r>
         <w:rPr>
@@ -4965,13 +4893,7 @@
         <w:rPr>
           <w:lang w:val="en-US"/>
         </w:rPr>
-        <w:t xml:space="preserve">    </w:t>
-      </w:r>
-      <w:r>
-        <w:rPr>
-          <w:lang w:val="en-US"/>
-        </w:rPr>
-        <w:t>name = &lt;Tên&gt;</w:t>
+        <w:t xml:space="preserve">    name = &lt;Tên&gt;</w:t>
       </w:r>
     </w:p>
     <w:p>
@@ -5286,31 +5208,7 @@
         <w:rPr>
           <w:lang w:val="en-US"/>
         </w:rPr>
-        <w:t>&lt;Lớp</w:t>
-      </w:r>
-      <w:r>
-        <w:rPr>
-          <w:lang w:val="en-US"/>
-        </w:rPr>
-        <w:t xml:space="preserve"> Flatten</w:t>
-      </w:r>
-      <w:r>
-        <w:rPr>
-          <w:lang w:val="en-US"/>
-        </w:rPr>
-        <w:t>&gt; = layers</w:t>
-      </w:r>
-      <w:r>
-        <w:rPr>
-          <w:lang w:val="en-US"/>
-        </w:rPr>
-        <w:t>.Flatten</w:t>
-      </w:r>
-      <w:r>
-        <w:rPr>
-          <w:lang w:val="en-US"/>
-        </w:rPr>
-        <w:t>(</w:t>
+        <w:t>&lt;Lớp Flatten&gt; = layers.Flatten(</w:t>
       </w:r>
       <w:r>
         <w:rPr>
@@ -5506,40 +5404,38 @@
     </w:p>
     <w:p>
       <w:pPr>
-        <w:rPr>
-          <w:lang w:val="en-US"/>
-        </w:rPr>
-      </w:pPr>
-    </w:p>
-    <w:p>
-      <w:pPr>
-        <w:rPr>
-          <w:lang w:val="en-US"/>
-        </w:rPr>
-      </w:pPr>
-      <w:r>
-        <w:rPr>
-          <w:lang w:val="en-US"/>
-        </w:rPr>
-        <w:t>Data – Dữ Liệu:</w:t>
-      </w:r>
-    </w:p>
-    <w:p>
-      <w:pPr>
-        <w:pStyle w:val="ListParagraph"/>
-        <w:numPr>
-          <w:ilvl w:val="0"/>
-          <w:numId w:val="11"/>
-        </w:numPr>
-        <w:rPr>
-          <w:lang w:val="en-US"/>
-        </w:rPr>
-      </w:pPr>
-      <w:r>
-        <w:rPr>
-          <w:lang w:val="en-US"/>
-        </w:rPr>
-        <w:t>Cách Import?</w:t>
+        <w:pStyle w:val="ListParagraph"/>
+        <w:numPr>
+          <w:ilvl w:val="0"/>
+          <w:numId w:val="1"/>
+        </w:numPr>
+        <w:rPr>
+          <w:lang w:val="en-US"/>
+        </w:rPr>
+      </w:pPr>
+      <w:r>
+        <w:rPr>
+          <w:lang w:val="en-US"/>
+        </w:rPr>
+        <w:t>Batch Norm?</w:t>
+      </w:r>
+    </w:p>
+    <w:p>
+      <w:pPr>
+        <w:pStyle w:val="ListParagraph"/>
+        <w:numPr>
+          <w:ilvl w:val="0"/>
+          <w:numId w:val="16"/>
+        </w:numPr>
+        <w:rPr>
+          <w:lang w:val="en-US"/>
+        </w:rPr>
+      </w:pPr>
+      <w:r>
+        <w:rPr>
+          <w:lang w:val="en-US"/>
+        </w:rPr>
+        <w:t>Tạo 1 lớp Batch Norm</w:t>
       </w:r>
     </w:p>
     <w:p>
@@ -5560,25 +5456,31 @@
         <w:rPr>
           <w:lang w:val="en-US"/>
         </w:rPr>
-        <w:t>from tensor.keras import datasets</w:t>
-      </w:r>
-    </w:p>
-    <w:p>
-      <w:pPr>
-        <w:pStyle w:val="ListParagraph"/>
-        <w:numPr>
-          <w:ilvl w:val="0"/>
-          <w:numId w:val="11"/>
-        </w:numPr>
-        <w:rPr>
-          <w:lang w:val="en-US"/>
-        </w:rPr>
-      </w:pPr>
-      <w:r>
-        <w:rPr>
-          <w:lang w:val="en-US"/>
-        </w:rPr>
-        <w:t>Bộ Dữ Liệu Nhìn Hình Đoán Số MNIST?</w:t>
+        <w:t xml:space="preserve">&lt;Lớp Batch Norm&gt; = </w:t>
+      </w:r>
+      <w:r>
+        <w:rPr>
+          <w:lang w:val="en-US"/>
+        </w:rPr>
+        <w:t>layers</w:t>
+      </w:r>
+      <w:r>
+        <w:rPr>
+          <w:lang w:val="en-US"/>
+        </w:rPr>
+        <w:t>.BatchNorm</w:t>
+      </w:r>
+      <w:r>
+        <w:rPr>
+          <w:lang w:val="en-US"/>
+        </w:rPr>
+        <w:t>alization</w:t>
+      </w:r>
+      <w:r>
+        <w:rPr>
+          <w:lang w:val="en-US"/>
+        </w:rPr>
+        <w:t>(</w:t>
       </w:r>
     </w:p>
     <w:p>
@@ -5599,6 +5501,947 @@
         <w:rPr>
           <w:lang w:val="en-US"/>
         </w:rPr>
+        <w:t xml:space="preserve">    &lt;</w:t>
+      </w:r>
+      <w:r>
+        <w:rPr>
+          <w:lang w:val="en-US"/>
+        </w:rPr>
+        <w:t>Kênh Thuộc Chiều Nào</w:t>
+      </w:r>
+      <w:r>
+        <w:rPr>
+          <w:lang w:val="en-US"/>
+        </w:rPr>
+        <w:t xml:space="preserve">&gt;, </w:t>
+      </w:r>
+      <w:r>
+        <w:rPr>
+          <w:lang w:val="en-US"/>
+        </w:rPr>
+        <w:t>&lt;</w:t>
+      </w:r>
+      <w:r>
+        <w:rPr>
+          <w:lang w:val="en-US"/>
+        </w:rPr>
+        <w:t>Momentum</w:t>
+      </w:r>
+      <w:r>
+        <w:rPr>
+          <w:lang w:val="en-US"/>
+        </w:rPr>
+        <w:t>&gt;, &lt;</w:t>
+      </w:r>
+      <w:r>
+        <w:rPr>
+          <w:lang w:val="en-US"/>
+        </w:rPr>
+        <w:t>Epsilon</w:t>
+      </w:r>
+      <w:r>
+        <w:rPr>
+          <w:lang w:val="en-US"/>
+        </w:rPr>
+        <w:t>&gt;</w:t>
+      </w:r>
+      <w:r>
+        <w:rPr>
+          <w:lang w:val="en-US"/>
+        </w:rPr>
+        <w:t>, name = &lt;Tên&gt;</w:t>
+      </w:r>
+    </w:p>
+    <w:p>
+      <w:pPr>
+        <w:pStyle w:val="ListParagraph"/>
+        <w:pBdr>
+          <w:top w:val="single" w:sz="4" w:space="1" w:color="auto"/>
+          <w:left w:val="single" w:sz="4" w:space="4" w:color="auto"/>
+          <w:bottom w:val="single" w:sz="4" w:space="1" w:color="auto"/>
+          <w:right w:val="single" w:sz="4" w:space="4" w:color="auto"/>
+        </w:pBdr>
+        <w:ind w:left="1080"/>
+        <w:rPr>
+          <w:lang w:val="en-US"/>
+        </w:rPr>
+      </w:pPr>
+      <w:r>
+        <w:rPr>
+          <w:lang w:val="en-US"/>
+        </w:rPr>
+        <w:t>)</w:t>
+      </w:r>
+    </w:p>
+    <w:p>
+      <w:pPr>
+        <w:pStyle w:val="ListParagraph"/>
+        <w:numPr>
+          <w:ilvl w:val="0"/>
+          <w:numId w:val="16"/>
+        </w:numPr>
+        <w:rPr>
+          <w:lang w:val="en-US"/>
+        </w:rPr>
+      </w:pPr>
+      <w:r>
+        <w:rPr>
+          <w:lang w:val="en-US"/>
+        </w:rPr>
+        <w:t>Mặc định</w:t>
+      </w:r>
+    </w:p>
+    <w:tbl>
+      <w:tblPr>
+        <w:tblStyle w:val="TableGrid"/>
+        <w:tblW w:w="0" w:type="auto"/>
+        <w:tblInd w:w="1080" w:type="dxa"/>
+        <w:tblLook w:val="04A0" w:firstRow="1" w:lastRow="0" w:firstColumn="1" w:lastColumn="0" w:noHBand="0" w:noVBand="1"/>
+      </w:tblPr>
+      <w:tblGrid>
+        <w:gridCol w:w="2808"/>
+        <w:gridCol w:w="1620"/>
+        <w:gridCol w:w="1779"/>
+        <w:gridCol w:w="1955"/>
+      </w:tblGrid>
+      <w:tr>
+        <w:tc>
+          <w:tcPr>
+            <w:tcW w:w="2808" w:type="dxa"/>
+          </w:tcPr>
+          <w:p>
+            <w:pPr>
+              <w:pStyle w:val="ListParagraph"/>
+              <w:ind w:left="0"/>
+              <w:jc w:val="center"/>
+              <w:rPr>
+                <w:lang w:val="en-US"/>
+              </w:rPr>
+            </w:pPr>
+            <w:r>
+              <w:rPr>
+                <w:lang w:val="en-US"/>
+              </w:rPr>
+              <w:t>&lt;Kênh Thuộc Chiều Nào&gt;</w:t>
+            </w:r>
+          </w:p>
+        </w:tc>
+        <w:tc>
+          <w:tcPr>
+            <w:tcW w:w="1620" w:type="dxa"/>
+          </w:tcPr>
+          <w:p>
+            <w:pPr>
+              <w:pStyle w:val="ListParagraph"/>
+              <w:ind w:left="0"/>
+              <w:jc w:val="center"/>
+              <w:rPr>
+                <w:lang w:val="en-US"/>
+              </w:rPr>
+            </w:pPr>
+            <w:r>
+              <w:rPr>
+                <w:lang w:val="en-US"/>
+              </w:rPr>
+              <w:t>–</w:t>
+            </w:r>
+            <w:r>
+              <w:rPr>
+                <w:lang w:val="en-US"/>
+              </w:rPr>
+              <w:t>1</w:t>
+            </w:r>
+          </w:p>
+        </w:tc>
+        <w:tc>
+          <w:tcPr>
+            <w:tcW w:w="1779" w:type="dxa"/>
+          </w:tcPr>
+          <w:p>
+            <w:pPr>
+              <w:pStyle w:val="ListParagraph"/>
+              <w:ind w:left="0"/>
+              <w:jc w:val="center"/>
+              <w:rPr>
+                <w:lang w:val="en-US"/>
+              </w:rPr>
+            </w:pPr>
+            <w:r>
+              <w:rPr>
+                <w:lang w:val="en-US"/>
+              </w:rPr>
+              <w:t>&lt;</w:t>
+            </w:r>
+            <w:r>
+              <w:rPr>
+                <w:lang w:val="en-US"/>
+              </w:rPr>
+              <w:t>Momentum</w:t>
+            </w:r>
+            <w:r>
+              <w:rPr>
+                <w:lang w:val="en-US"/>
+              </w:rPr>
+              <w:t>&gt;</w:t>
+            </w:r>
+          </w:p>
+        </w:tc>
+        <w:tc>
+          <w:tcPr>
+            <w:tcW w:w="1955" w:type="dxa"/>
+          </w:tcPr>
+          <w:p>
+            <w:pPr>
+              <w:pStyle w:val="ListParagraph"/>
+              <w:ind w:left="0"/>
+              <w:jc w:val="center"/>
+              <w:rPr>
+                <w:lang w:val="en-US"/>
+              </w:rPr>
+            </w:pPr>
+            <w:r>
+              <w:rPr>
+                <w:lang w:val="en-US"/>
+              </w:rPr>
+              <w:t>0.99</w:t>
+            </w:r>
+          </w:p>
+        </w:tc>
+      </w:tr>
+      <w:tr>
+        <w:tc>
+          <w:tcPr>
+            <w:tcW w:w="2808" w:type="dxa"/>
+          </w:tcPr>
+          <w:p>
+            <w:pPr>
+              <w:pStyle w:val="ListParagraph"/>
+              <w:ind w:left="0"/>
+              <w:jc w:val="center"/>
+              <w:rPr>
+                <w:lang w:val="en-US"/>
+              </w:rPr>
+            </w:pPr>
+            <w:r>
+              <w:rPr>
+                <w:lang w:val="en-US"/>
+              </w:rPr>
+              <w:t>&lt;</w:t>
+            </w:r>
+            <w:r>
+              <w:rPr>
+                <w:lang w:val="en-US"/>
+              </w:rPr>
+              <w:t>Epsilon&gt;</w:t>
+            </w:r>
+          </w:p>
+        </w:tc>
+        <w:tc>
+          <w:tcPr>
+            <w:tcW w:w="1620" w:type="dxa"/>
+          </w:tcPr>
+          <w:p>
+            <w:pPr>
+              <w:pStyle w:val="ListParagraph"/>
+              <w:ind w:left="0"/>
+              <w:jc w:val="center"/>
+              <w:rPr>
+                <w:lang w:val="en-US"/>
+              </w:rPr>
+            </w:pPr>
+            <w:r>
+              <w:rPr>
+                <w:lang w:val="en-US"/>
+              </w:rPr>
+              <w:t>1e–3</w:t>
+            </w:r>
+          </w:p>
+        </w:tc>
+        <w:tc>
+          <w:tcPr>
+            <w:tcW w:w="1779" w:type="dxa"/>
+          </w:tcPr>
+          <w:p>
+            <w:pPr>
+              <w:pStyle w:val="ListParagraph"/>
+              <w:ind w:left="0"/>
+              <w:jc w:val="center"/>
+              <w:rPr>
+                <w:lang w:val="en-US"/>
+              </w:rPr>
+            </w:pPr>
+          </w:p>
+        </w:tc>
+        <w:tc>
+          <w:tcPr>
+            <w:tcW w:w="1955" w:type="dxa"/>
+          </w:tcPr>
+          <w:p>
+            <w:pPr>
+              <w:pStyle w:val="ListParagraph"/>
+              <w:ind w:left="0"/>
+              <w:jc w:val="center"/>
+              <w:rPr>
+                <w:lang w:val="en-US"/>
+              </w:rPr>
+            </w:pPr>
+          </w:p>
+        </w:tc>
+      </w:tr>
+    </w:tbl>
+    <w:p>
+      <w:pPr>
+        <w:pStyle w:val="ListParagraph"/>
+        <w:numPr>
+          <w:ilvl w:val="0"/>
+          <w:numId w:val="16"/>
+        </w:numPr>
+        <w:rPr>
+          <w:lang w:val="en-US"/>
+        </w:rPr>
+      </w:pPr>
+      <w:r>
+        <w:rPr>
+          <w:lang w:val="en-US"/>
+        </w:rPr>
+        <w:t>Đéo khác gì lớp Batch Norm trong Torch, áp dụng cho cả 1D, 2D, …</w:t>
+      </w:r>
+      <w:r>
+        <w:rPr>
+          <w:lang w:val="en-US"/>
+        </w:rPr>
+        <w:t>, chỉ có điều &lt;Momentum&gt; trong đây = 1 – &lt;Momentum&gt; trong Torch</w:t>
+      </w:r>
+    </w:p>
+    <w:p>
+      <w:pPr>
+        <w:pStyle w:val="ListParagraph"/>
+        <w:numPr>
+          <w:ilvl w:val="0"/>
+          <w:numId w:val="16"/>
+        </w:numPr>
+        <w:rPr>
+          <w:lang w:val="en-US"/>
+        </w:rPr>
+      </w:pPr>
+      <w:r>
+        <w:rPr>
+          <w:lang w:val="en-US"/>
+        </w:rPr>
+        <w:lastRenderedPageBreak/>
+        <w:t>Ví dụ</w:t>
+      </w:r>
+    </w:p>
+    <w:p>
+      <w:pPr>
+        <w:pStyle w:val="ListParagraph"/>
+        <w:numPr>
+          <w:ilvl w:val="0"/>
+          <w:numId w:val="16"/>
+        </w:numPr>
+        <w:rPr>
+          <w:lang w:val="en-US"/>
+        </w:rPr>
+      </w:pPr>
+      <w:r>
+        <w:rPr>
+          <w:lang w:val="en-US"/>
+        </w:rPr>
+        <w:t xml:space="preserve">Nếu &lt;Input&gt; có Shape là (1000, 3, 32, 32), chiều của kênh là chiều có kích thước = 3, thì đặt </w:t>
+      </w:r>
+      <w:r>
+        <w:rPr>
+          <w:lang w:val="en-US"/>
+        </w:rPr>
+        <w:t>&lt;Kênh Thuộc Chiều Nào&gt;</w:t>
+      </w:r>
+      <w:r>
+        <w:rPr>
+          <w:lang w:val="en-US"/>
+        </w:rPr>
+        <w:t xml:space="preserve"> = 1, vì lớp này chuẩn hóa theo chiều của kênh</w:t>
+      </w:r>
+    </w:p>
+    <w:p>
+      <w:pPr>
+        <w:pStyle w:val="ListParagraph"/>
+        <w:numPr>
+          <w:ilvl w:val="0"/>
+          <w:numId w:val="1"/>
+        </w:numPr>
+        <w:rPr>
+          <w:lang w:val="en-US"/>
+        </w:rPr>
+      </w:pPr>
+      <w:r>
+        <w:rPr>
+          <w:lang w:val="en-US"/>
+        </w:rPr>
+        <w:t>ReLU?</w:t>
+      </w:r>
+    </w:p>
+    <w:p>
+      <w:pPr>
+        <w:pStyle w:val="ListParagraph"/>
+        <w:numPr>
+          <w:ilvl w:val="0"/>
+          <w:numId w:val="16"/>
+        </w:numPr>
+        <w:rPr>
+          <w:lang w:val="en-US"/>
+        </w:rPr>
+      </w:pPr>
+      <w:r>
+        <w:rPr>
+          <w:lang w:val="en-US"/>
+        </w:rPr>
+        <w:t xml:space="preserve">Tạo 1 lớp </w:t>
+      </w:r>
+      <w:r>
+        <w:rPr>
+          <w:lang w:val="en-US"/>
+        </w:rPr>
+        <w:t>ReLU</w:t>
+      </w:r>
+    </w:p>
+    <w:p>
+      <w:pPr>
+        <w:pStyle w:val="ListParagraph"/>
+        <w:pBdr>
+          <w:top w:val="single" w:sz="4" w:space="1" w:color="auto"/>
+          <w:left w:val="single" w:sz="4" w:space="4" w:color="auto"/>
+          <w:bottom w:val="single" w:sz="4" w:space="1" w:color="auto"/>
+          <w:right w:val="single" w:sz="4" w:space="4" w:color="auto"/>
+        </w:pBdr>
+        <w:ind w:left="1080"/>
+        <w:rPr>
+          <w:lang w:val="en-US"/>
+        </w:rPr>
+      </w:pPr>
+      <w:r>
+        <w:rPr>
+          <w:lang w:val="en-US"/>
+        </w:rPr>
+        <w:t xml:space="preserve">&lt;Lớp </w:t>
+      </w:r>
+      <w:r>
+        <w:rPr>
+          <w:lang w:val="en-US"/>
+        </w:rPr>
+        <w:t>ReLU</w:t>
+      </w:r>
+      <w:r>
+        <w:rPr>
+          <w:lang w:val="en-US"/>
+        </w:rPr>
+        <w:t>&gt; = layers.</w:t>
+      </w:r>
+      <w:r>
+        <w:rPr>
+          <w:lang w:val="en-US"/>
+        </w:rPr>
+        <w:t>ReLU</w:t>
+      </w:r>
+      <w:r>
+        <w:rPr>
+          <w:lang w:val="en-US"/>
+        </w:rPr>
+        <w:t>(</w:t>
+      </w:r>
+    </w:p>
+    <w:p>
+      <w:pPr>
+        <w:pStyle w:val="ListParagraph"/>
+        <w:pBdr>
+          <w:top w:val="single" w:sz="4" w:space="1" w:color="auto"/>
+          <w:left w:val="single" w:sz="4" w:space="4" w:color="auto"/>
+          <w:bottom w:val="single" w:sz="4" w:space="1" w:color="auto"/>
+          <w:right w:val="single" w:sz="4" w:space="4" w:color="auto"/>
+        </w:pBdr>
+        <w:ind w:left="1080"/>
+        <w:rPr>
+          <w:lang w:val="en-US"/>
+        </w:rPr>
+      </w:pPr>
+      <w:r>
+        <w:rPr>
+          <w:lang w:val="en-US"/>
+        </w:rPr>
+        <w:t xml:space="preserve">    </w:t>
+      </w:r>
+      <w:r>
+        <w:rPr>
+          <w:lang w:val="en-US"/>
+        </w:rPr>
+        <w:t>&lt;Max</w:t>
+      </w:r>
+      <w:r>
+        <w:rPr>
+          <w:lang w:val="en-US"/>
+        </w:rPr>
+        <w:t xml:space="preserve">&gt;, </w:t>
+      </w:r>
+      <w:r>
+        <w:rPr>
+          <w:lang w:val="en-US"/>
+        </w:rPr>
+        <w:t>&lt;</w:t>
+      </w:r>
+      <w:r>
+        <w:rPr>
+          <w:lang w:val="en-US"/>
+        </w:rPr>
+        <w:t>Slope</w:t>
+      </w:r>
+      <w:r>
+        <w:rPr>
+          <w:lang w:val="en-US"/>
+        </w:rPr>
+        <w:t>&gt;, &lt;</w:t>
+      </w:r>
+      <w:r>
+        <w:rPr>
+          <w:lang w:val="en-US"/>
+        </w:rPr>
+        <w:t>Threshold</w:t>
+      </w:r>
+      <w:r>
+        <w:rPr>
+          <w:lang w:val="en-US"/>
+        </w:rPr>
+        <w:t>&gt;, name = &lt;Tên&gt;</w:t>
+      </w:r>
+    </w:p>
+    <w:p>
+      <w:pPr>
+        <w:pStyle w:val="ListParagraph"/>
+        <w:pBdr>
+          <w:top w:val="single" w:sz="4" w:space="1" w:color="auto"/>
+          <w:left w:val="single" w:sz="4" w:space="4" w:color="auto"/>
+          <w:bottom w:val="single" w:sz="4" w:space="1" w:color="auto"/>
+          <w:right w:val="single" w:sz="4" w:space="4" w:color="auto"/>
+        </w:pBdr>
+        <w:ind w:left="1080"/>
+        <w:rPr>
+          <w:lang w:val="en-US"/>
+        </w:rPr>
+      </w:pPr>
+      <w:r>
+        <w:rPr>
+          <w:lang w:val="en-US"/>
+        </w:rPr>
+        <w:t>)</w:t>
+      </w:r>
+    </w:p>
+    <w:p>
+      <w:pPr>
+        <w:pStyle w:val="ListParagraph"/>
+        <w:numPr>
+          <w:ilvl w:val="0"/>
+          <w:numId w:val="16"/>
+        </w:numPr>
+        <w:rPr>
+          <w:lang w:val="en-US"/>
+        </w:rPr>
+      </w:pPr>
+      <w:r>
+        <w:rPr>
+          <w:lang w:val="en-US"/>
+        </w:rPr>
+        <w:t>Mặc định</w:t>
+      </w:r>
+    </w:p>
+    <w:tbl>
+      <w:tblPr>
+        <w:tblStyle w:val="TableGrid"/>
+        <w:tblW w:w="0" w:type="auto"/>
+        <w:tblInd w:w="1080" w:type="dxa"/>
+        <w:tblLook w:val="04A0" w:firstRow="1" w:lastRow="0" w:firstColumn="1" w:lastColumn="0" w:noHBand="0" w:noVBand="1"/>
+      </w:tblPr>
+      <w:tblGrid>
+        <w:gridCol w:w="2808"/>
+        <w:gridCol w:w="1620"/>
+        <w:gridCol w:w="1779"/>
+        <w:gridCol w:w="1955"/>
+      </w:tblGrid>
+      <w:tr>
+        <w:tc>
+          <w:tcPr>
+            <w:tcW w:w="2808" w:type="dxa"/>
+          </w:tcPr>
+          <w:p>
+            <w:pPr>
+              <w:pStyle w:val="ListParagraph"/>
+              <w:ind w:left="0"/>
+              <w:jc w:val="center"/>
+              <w:rPr>
+                <w:lang w:val="en-US"/>
+              </w:rPr>
+            </w:pPr>
+            <w:r>
+              <w:rPr>
+                <w:lang w:val="en-US"/>
+              </w:rPr>
+              <w:t>&lt;</w:t>
+            </w:r>
+            <w:r>
+              <w:rPr>
+                <w:lang w:val="en-US"/>
+              </w:rPr>
+              <w:t>Max</w:t>
+            </w:r>
+            <w:r>
+              <w:rPr>
+                <w:lang w:val="en-US"/>
+              </w:rPr>
+              <w:t>&gt;</w:t>
+            </w:r>
+          </w:p>
+        </w:tc>
+        <w:tc>
+          <w:tcPr>
+            <w:tcW w:w="1620" w:type="dxa"/>
+          </w:tcPr>
+          <w:p>
+            <w:pPr>
+              <w:pStyle w:val="ListParagraph"/>
+              <w:ind w:left="0"/>
+              <w:jc w:val="center"/>
+              <w:rPr>
+                <w:lang w:val="en-US"/>
+              </w:rPr>
+            </w:pPr>
+            <w:r>
+              <w:rPr>
+                <w:lang w:val="en-US"/>
+              </w:rPr>
+              <w:t>None</w:t>
+            </w:r>
+          </w:p>
+        </w:tc>
+        <w:tc>
+          <w:tcPr>
+            <w:tcW w:w="1779" w:type="dxa"/>
+          </w:tcPr>
+          <w:p>
+            <w:pPr>
+              <w:pStyle w:val="ListParagraph"/>
+              <w:ind w:left="0"/>
+              <w:jc w:val="center"/>
+              <w:rPr>
+                <w:lang w:val="en-US"/>
+              </w:rPr>
+            </w:pPr>
+            <w:r>
+              <w:rPr>
+                <w:lang w:val="en-US"/>
+              </w:rPr>
+              <w:t>&lt;</w:t>
+            </w:r>
+            <w:r>
+              <w:rPr>
+                <w:lang w:val="en-US"/>
+              </w:rPr>
+              <w:t>Slope</w:t>
+            </w:r>
+            <w:r>
+              <w:rPr>
+                <w:lang w:val="en-US"/>
+              </w:rPr>
+              <w:t>&gt;</w:t>
+            </w:r>
+          </w:p>
+        </w:tc>
+        <w:tc>
+          <w:tcPr>
+            <w:tcW w:w="1955" w:type="dxa"/>
+          </w:tcPr>
+          <w:p>
+            <w:pPr>
+              <w:pStyle w:val="ListParagraph"/>
+              <w:ind w:left="0"/>
+              <w:jc w:val="center"/>
+              <w:rPr>
+                <w:lang w:val="en-US"/>
+              </w:rPr>
+            </w:pPr>
+            <w:r>
+              <w:rPr>
+                <w:lang w:val="en-US"/>
+              </w:rPr>
+              <w:t>0</w:t>
+            </w:r>
+          </w:p>
+        </w:tc>
+      </w:tr>
+      <w:tr>
+        <w:tc>
+          <w:tcPr>
+            <w:tcW w:w="2808" w:type="dxa"/>
+          </w:tcPr>
+          <w:p>
+            <w:pPr>
+              <w:pStyle w:val="ListParagraph"/>
+              <w:ind w:left="0"/>
+              <w:jc w:val="center"/>
+              <w:rPr>
+                <w:lang w:val="en-US"/>
+              </w:rPr>
+            </w:pPr>
+            <w:r>
+              <w:rPr>
+                <w:lang w:val="en-US"/>
+              </w:rPr>
+              <w:t>&lt;</w:t>
+            </w:r>
+            <w:r>
+              <w:rPr>
+                <w:lang w:val="en-US"/>
+              </w:rPr>
+              <w:t>Threshold</w:t>
+            </w:r>
+            <w:r>
+              <w:rPr>
+                <w:lang w:val="en-US"/>
+              </w:rPr>
+              <w:t>&gt;</w:t>
+            </w:r>
+          </w:p>
+        </w:tc>
+        <w:tc>
+          <w:tcPr>
+            <w:tcW w:w="1620" w:type="dxa"/>
+          </w:tcPr>
+          <w:p>
+            <w:pPr>
+              <w:pStyle w:val="ListParagraph"/>
+              <w:ind w:left="0"/>
+              <w:jc w:val="center"/>
+              <w:rPr>
+                <w:lang w:val="en-US"/>
+              </w:rPr>
+            </w:pPr>
+            <w:r>
+              <w:rPr>
+                <w:lang w:val="en-US"/>
+              </w:rPr>
+              <w:t>0</w:t>
+            </w:r>
+          </w:p>
+        </w:tc>
+        <w:tc>
+          <w:tcPr>
+            <w:tcW w:w="1779" w:type="dxa"/>
+          </w:tcPr>
+          <w:p>
+            <w:pPr>
+              <w:pStyle w:val="ListParagraph"/>
+              <w:ind w:left="0"/>
+              <w:jc w:val="center"/>
+              <w:rPr>
+                <w:lang w:val="en-US"/>
+              </w:rPr>
+            </w:pPr>
+          </w:p>
+        </w:tc>
+        <w:tc>
+          <w:tcPr>
+            <w:tcW w:w="1955" w:type="dxa"/>
+          </w:tcPr>
+          <w:p>
+            <w:pPr>
+              <w:pStyle w:val="ListParagraph"/>
+              <w:ind w:left="0"/>
+              <w:jc w:val="center"/>
+              <w:rPr>
+                <w:lang w:val="en-US"/>
+              </w:rPr>
+            </w:pPr>
+          </w:p>
+        </w:tc>
+      </w:tr>
+    </w:tbl>
+    <w:p>
+      <w:pPr>
+        <w:pStyle w:val="ListParagraph"/>
+        <w:numPr>
+          <w:ilvl w:val="0"/>
+          <w:numId w:val="16"/>
+        </w:numPr>
+        <w:rPr>
+          <w:lang w:val="en-US"/>
+        </w:rPr>
+      </w:pPr>
+      <w:r>
+        <w:rPr>
+          <w:lang w:val="en-US"/>
+        </w:rPr>
+        <w:t>Minh họa</w:t>
+      </w:r>
+    </w:p>
+    <w:p>
+      <w:pPr>
+        <w:pStyle w:val="ListParagraph"/>
+        <w:ind w:left="1080"/>
+        <w:rPr>
+          <w:lang w:val="en-US"/>
+        </w:rPr>
+      </w:pPr>
+      <w:r>
+        <w:rPr>
+          <w:noProof/>
+          <w:lang w:val="en-US"/>
+        </w:rPr>
+        <w:drawing>
+          <wp:inline distT="0" distB="0" distL="0" distR="0" wp14:anchorId="55001976" wp14:editId="69EFCB90">
+            <wp:extent cx="4046018" cy="3540378"/>
+            <wp:effectExtent l="0" t="0" r="0" b="3175"/>
+            <wp:docPr id="278345748" name="Picture 1"/>
+            <wp:cNvGraphicFramePr>
+              <a:graphicFrameLocks xmlns:a="http://schemas.openxmlformats.org/drawingml/2006/main" noChangeAspect="1"/>
+            </wp:cNvGraphicFramePr>
+            <a:graphic xmlns:a="http://schemas.openxmlformats.org/drawingml/2006/main">
+              <a:graphicData uri="http://schemas.openxmlformats.org/drawingml/2006/picture">
+                <pic:pic xmlns:pic="http://schemas.openxmlformats.org/drawingml/2006/picture">
+                  <pic:nvPicPr>
+                    <pic:cNvPr id="278345748" name="Picture 278345748"/>
+                    <pic:cNvPicPr/>
+                  </pic:nvPicPr>
+                  <pic:blipFill>
+                    <a:blip r:embed="rId5">
+                      <a:extLst>
+                        <a:ext uri="{28A0092B-C50C-407E-A947-70E740481C1C}">
+                          <a14:useLocalDpi xmlns:a14="http://schemas.microsoft.com/office/drawing/2010/main" val="0"/>
+                        </a:ext>
+                      </a:extLst>
+                    </a:blip>
+                    <a:stretch>
+                      <a:fillRect/>
+                    </a:stretch>
+                  </pic:blipFill>
+                  <pic:spPr>
+                    <a:xfrm>
+                      <a:off x="0" y="0"/>
+                      <a:ext cx="4061163" cy="3553630"/>
+                    </a:xfrm>
+                    <a:prstGeom prst="rect">
+                      <a:avLst/>
+                    </a:prstGeom>
+                  </pic:spPr>
+                </pic:pic>
+              </a:graphicData>
+            </a:graphic>
+          </wp:inline>
+        </w:drawing>
+      </w:r>
+    </w:p>
+    <w:p>
+      <w:pPr>
+        <w:pStyle w:val="ListParagraph"/>
+        <w:numPr>
+          <w:ilvl w:val="0"/>
+          <w:numId w:val="16"/>
+        </w:numPr>
+        <w:rPr>
+          <w:lang w:val="en-US"/>
+        </w:rPr>
+      </w:pPr>
+    </w:p>
+    <w:p>
+      <w:pPr>
+        <w:rPr>
+          <w:lang w:val="en-US"/>
+        </w:rPr>
+      </w:pPr>
+    </w:p>
+    <w:p>
+      <w:pPr>
+        <w:rPr>
+          <w:lang w:val="en-US"/>
+        </w:rPr>
+      </w:pPr>
+      <w:r>
+        <w:rPr>
+          <w:lang w:val="en-US"/>
+        </w:rPr>
+        <w:t>Data – Dữ Liệu:</w:t>
+      </w:r>
+    </w:p>
+    <w:p>
+      <w:pPr>
+        <w:pStyle w:val="ListParagraph"/>
+        <w:numPr>
+          <w:ilvl w:val="0"/>
+          <w:numId w:val="11"/>
+        </w:numPr>
+        <w:rPr>
+          <w:lang w:val="en-US"/>
+        </w:rPr>
+      </w:pPr>
+      <w:r>
+        <w:rPr>
+          <w:lang w:val="en-US"/>
+        </w:rPr>
+        <w:t>Cách Import?</w:t>
+      </w:r>
+    </w:p>
+    <w:p>
+      <w:pPr>
+        <w:pStyle w:val="ListParagraph"/>
+        <w:pBdr>
+          <w:top w:val="single" w:sz="4" w:space="1" w:color="auto"/>
+          <w:left w:val="single" w:sz="4" w:space="4" w:color="auto"/>
+          <w:bottom w:val="single" w:sz="4" w:space="1" w:color="auto"/>
+          <w:right w:val="single" w:sz="4" w:space="4" w:color="auto"/>
+        </w:pBdr>
+        <w:ind w:left="1080"/>
+        <w:rPr>
+          <w:lang w:val="en-US"/>
+        </w:rPr>
+      </w:pPr>
+      <w:r>
+        <w:rPr>
+          <w:lang w:val="en-US"/>
+        </w:rPr>
+        <w:t>from tensor.keras import datasets</w:t>
+      </w:r>
+    </w:p>
+    <w:p>
+      <w:pPr>
+        <w:pStyle w:val="ListParagraph"/>
+        <w:numPr>
+          <w:ilvl w:val="0"/>
+          <w:numId w:val="11"/>
+        </w:numPr>
+        <w:rPr>
+          <w:lang w:val="en-US"/>
+        </w:rPr>
+      </w:pPr>
+      <w:r>
+        <w:rPr>
+          <w:lang w:val="en-US"/>
+        </w:rPr>
+        <w:t>Bộ Dữ Liệu Nhìn Hình Đoán Số MNIST?</w:t>
+      </w:r>
+    </w:p>
+    <w:p>
+      <w:pPr>
+        <w:pStyle w:val="ListParagraph"/>
+        <w:pBdr>
+          <w:top w:val="single" w:sz="4" w:space="1" w:color="auto"/>
+          <w:left w:val="single" w:sz="4" w:space="4" w:color="auto"/>
+          <w:bottom w:val="single" w:sz="4" w:space="1" w:color="auto"/>
+          <w:right w:val="single" w:sz="4" w:space="4" w:color="auto"/>
+        </w:pBdr>
+        <w:ind w:left="1080"/>
+        <w:rPr>
+          <w:lang w:val="en-US"/>
+        </w:rPr>
+      </w:pPr>
+      <w:r>
+        <w:rPr>
+          <w:lang w:val="en-US"/>
+        </w:rPr>
         <w:t xml:space="preserve">(&lt;X Train&gt;, &lt;Y Train&gt;), (&lt;X Test&gt;, &lt;Y Test&gt;) = </w:t>
       </w:r>
       <w:r>
@@ -5623,73 +6466,73 @@
         <w:rPr>
           <w:lang w:val="en-US"/>
         </w:rPr>
+        <w:t>Lệnh trên sẽ tải File “mnist.npz” chứa dữ liệu vào thư mục “</w:t>
+      </w:r>
+      <w:r>
+        <w:rPr>
+          <w:lang w:val="en-US"/>
+        </w:rPr>
+        <w:t>C:\Users\pc\.keras\datasets</w:t>
+      </w:r>
+      <w:r>
+        <w:rPr>
+          <w:lang w:val="en-US"/>
+        </w:rPr>
+        <w:t>”, trong Google Colab thì tải vào thư mục “/root/.keras/datasets”, lưu ý thư mục “.keras” bị ẩn trong Google Colab</w:t>
+      </w:r>
+    </w:p>
+    <w:p>
+      <w:pPr>
+        <w:pStyle w:val="ListParagraph"/>
+        <w:numPr>
+          <w:ilvl w:val="0"/>
+          <w:numId w:val="7"/>
+        </w:numPr>
+        <w:rPr>
+          <w:lang w:val="en-US"/>
+        </w:rPr>
+      </w:pPr>
+      <w:r>
+        <w:rPr>
+          <w:lang w:val="en-US"/>
+        </w:rPr>
+        <w:t>Nếu đã có File “mnist.npz” chứa đúng dữ liệu mong muốn thì không tải</w:t>
+      </w:r>
+    </w:p>
+    <w:p>
+      <w:pPr>
+        <w:pStyle w:val="ListParagraph"/>
+        <w:numPr>
+          <w:ilvl w:val="0"/>
+          <w:numId w:val="7"/>
+        </w:numPr>
+        <w:rPr>
+          <w:lang w:val="en-US"/>
+        </w:rPr>
+      </w:pPr>
+      <w:r>
+        <w:rPr>
+          <w:lang w:val="en-US"/>
+        </w:rPr>
+        <w:t>&lt;X Train&gt; là 60000 tấm ảnh 28 x 28 có giá trị là số nguyên từ 0 đến 255 ứng với &lt;Y Train&gt; là 60000 nhãn có giá trị là số nguyên từ 0 đến 9</w:t>
+      </w:r>
+    </w:p>
+    <w:p>
+      <w:pPr>
+        <w:pStyle w:val="ListParagraph"/>
+        <w:numPr>
+          <w:ilvl w:val="0"/>
+          <w:numId w:val="7"/>
+        </w:numPr>
+        <w:rPr>
+          <w:lang w:val="en-US"/>
+        </w:rPr>
+      </w:pPr>
+      <w:r>
+        <w:rPr>
+          <w:lang w:val="en-US"/>
+        </w:rPr>
         <w:lastRenderedPageBreak/>
-        <w:t>Lệnh trên sẽ tải File “mnist.npz” chứa dữ liệu vào thư mục “</w:t>
-      </w:r>
-      <w:r>
-        <w:rPr>
-          <w:lang w:val="en-US"/>
-        </w:rPr>
-        <w:t>C:\Users\pc\.keras\datasets</w:t>
-      </w:r>
-      <w:r>
-        <w:rPr>
-          <w:lang w:val="en-US"/>
-        </w:rPr>
-        <w:t>”, trong Google Colab thì tải vào thư mục “/root/.keras/datasets”, lưu ý thư mục “.keras” bị ẩn trong Google Colab</w:t>
-      </w:r>
-    </w:p>
-    <w:p>
-      <w:pPr>
-        <w:pStyle w:val="ListParagraph"/>
-        <w:numPr>
-          <w:ilvl w:val="0"/>
-          <w:numId w:val="7"/>
-        </w:numPr>
-        <w:rPr>
-          <w:lang w:val="en-US"/>
-        </w:rPr>
-      </w:pPr>
-      <w:r>
-        <w:rPr>
-          <w:lang w:val="en-US"/>
-        </w:rPr>
-        <w:t>Nếu đã có File “mnist.npz” chứa đúng dữ liệu mong muốn thì không tải</w:t>
-      </w:r>
-    </w:p>
-    <w:p>
-      <w:pPr>
-        <w:pStyle w:val="ListParagraph"/>
-        <w:numPr>
-          <w:ilvl w:val="0"/>
-          <w:numId w:val="7"/>
-        </w:numPr>
-        <w:rPr>
-          <w:lang w:val="en-US"/>
-        </w:rPr>
-      </w:pPr>
-      <w:r>
-        <w:rPr>
-          <w:lang w:val="en-US"/>
-        </w:rPr>
-        <w:t>&lt;X Train&gt; là 60000 tấm ảnh 28 x 28 có giá trị là số nguyên từ 0 đến 255 ứng với &lt;Y Train&gt; là 60000 nhãn có giá trị là số nguyên từ 0 đến 9</w:t>
-      </w:r>
-    </w:p>
-    <w:p>
-      <w:pPr>
-        <w:pStyle w:val="ListParagraph"/>
-        <w:numPr>
-          <w:ilvl w:val="0"/>
-          <w:numId w:val="7"/>
-        </w:numPr>
-        <w:rPr>
-          <w:lang w:val="en-US"/>
-        </w:rPr>
-      </w:pPr>
-      <w:r>
-        <w:rPr>
-          <w:lang w:val="en-US"/>
-        </w:rPr>
         <w:t>&lt;X Test&gt; và &lt;Y Test&gt; tương tự nhưng chỉ có 10000 tấm ảnh</w:t>
       </w:r>
     </w:p>
@@ -5915,19 +6758,7 @@
         <w:rPr>
           <w:lang w:val="en-US"/>
         </w:rPr>
-        <w:t>(&lt;X Train&gt;, &lt;Y Train&gt;), (&lt;X Test&gt;, &lt;Y Test&gt;) = datasets</w:t>
-      </w:r>
-      <w:r>
-        <w:rPr>
-          <w:lang w:val="en-US"/>
-        </w:rPr>
-        <w:t>.cifar10</w:t>
-      </w:r>
-      <w:r>
-        <w:rPr>
-          <w:lang w:val="en-US"/>
-        </w:rPr>
-        <w:t>.load_data()</w:t>
+        <w:t>(&lt;X Train&gt;, &lt;Y Train&gt;), (&lt;X Test&gt;, &lt;Y Test&gt;) = datasets.cifar10.load_data()</w:t>
       </w:r>
     </w:p>
     <w:p>
@@ -6107,43 +6938,7 @@
               <w:rPr>
                 <w:lang w:val="en-US"/>
               </w:rPr>
-              <w:t>(</w:t>
-            </w:r>
-            <w:r>
-              <w:rPr>
-                <w:lang w:val="en-US"/>
-              </w:rPr>
-              <w:t>5</w:t>
-            </w:r>
-            <w:r>
-              <w:rPr>
-                <w:lang w:val="en-US"/>
-              </w:rPr>
-              <w:t xml:space="preserve">0000, </w:t>
-            </w:r>
-            <w:r>
-              <w:rPr>
-                <w:lang w:val="en-US"/>
-              </w:rPr>
-              <w:t>32</w:t>
-            </w:r>
-            <w:r>
-              <w:rPr>
-                <w:lang w:val="en-US"/>
-              </w:rPr>
-              <w:t xml:space="preserve">, </w:t>
-            </w:r>
-            <w:r>
-              <w:rPr>
-                <w:lang w:val="en-US"/>
-              </w:rPr>
-              <w:t>32, 3</w:t>
-            </w:r>
-            <w:r>
-              <w:rPr>
-                <w:lang w:val="en-US"/>
-              </w:rPr>
-              <w:t>)</w:t>
+              <w:t>(50000, 32, 32, 3)</w:t>
             </w:r>
           </w:p>
         </w:tc>
@@ -6164,31 +6959,7 @@
               <w:rPr>
                 <w:lang w:val="en-US"/>
               </w:rPr>
-              <w:t>(</w:t>
-            </w:r>
-            <w:r>
-              <w:rPr>
-                <w:lang w:val="en-US"/>
-              </w:rPr>
-              <w:t>5</w:t>
-            </w:r>
-            <w:r>
-              <w:rPr>
-                <w:lang w:val="en-US"/>
-              </w:rPr>
-              <w:t>0000</w:t>
-            </w:r>
-            <w:r>
-              <w:rPr>
-                <w:lang w:val="en-US"/>
-              </w:rPr>
-              <w:t>, 1</w:t>
-            </w:r>
-            <w:r>
-              <w:rPr>
-                <w:lang w:val="en-US"/>
-              </w:rPr>
-              <w:t>)</w:t>
+              <w:t>(50000, 1)</w:t>
             </w:r>
           </w:p>
         </w:tc>
@@ -6209,31 +6980,7 @@
               <w:rPr>
                 <w:lang w:val="en-US"/>
               </w:rPr>
-              <w:t xml:space="preserve">(10000, </w:t>
-            </w:r>
-            <w:r>
-              <w:rPr>
-                <w:lang w:val="en-US"/>
-              </w:rPr>
-              <w:t>32</w:t>
-            </w:r>
-            <w:r>
-              <w:rPr>
-                <w:lang w:val="en-US"/>
-              </w:rPr>
-              <w:t xml:space="preserve">, </w:t>
-            </w:r>
-            <w:r>
-              <w:rPr>
-                <w:lang w:val="en-US"/>
-              </w:rPr>
-              <w:t>32, 3</w:t>
-            </w:r>
-            <w:r>
-              <w:rPr>
-                <w:lang w:val="en-US"/>
-              </w:rPr>
-              <w:t>)</w:t>
+              <w:t>(10000, 32, 32, 3)</w:t>
             </w:r>
           </w:p>
         </w:tc>
@@ -6254,19 +7001,7 @@
               <w:rPr>
                 <w:lang w:val="en-US"/>
               </w:rPr>
-              <w:t>(10000</w:t>
-            </w:r>
-            <w:r>
-              <w:rPr>
-                <w:lang w:val="en-US"/>
-              </w:rPr>
-              <w:t>, 1</w:t>
-            </w:r>
-            <w:r>
-              <w:rPr>
-                <w:lang w:val="en-US"/>
-              </w:rPr>
-              <w:t>)</w:t>
+              <w:t>(10000, 1)</w:t>
             </w:r>
           </w:p>
         </w:tc>
@@ -6475,6 +7210,95 @@
     </w:lvl>
   </w:abstractNum>
   <w:abstractNum w:abstractNumId="2" w15:restartNumberingAfterBreak="0">
+    <w:nsid w:val="10FA0A1C"/>
+    <w:multiLevelType w:val="hybridMultilevel"/>
+    <w:tmpl w:val="54443F0A"/>
+    <w:lvl w:ilvl="0" w:tplc="0A8E38CA">
+      <w:start w:val="1"/>
+      <w:numFmt w:val="bullet"/>
+      <w:lvlText w:val=""/>
+      <w:lvlJc w:val="left"/>
+      <w:pPr>
+        <w:ind w:left="1080" w:hanging="360"/>
+      </w:pPr>
+      <w:rPr>
+        <w:rFonts w:ascii="Wingdings" w:eastAsiaTheme="minorHAnsi" w:hAnsi="Wingdings" w:cstheme="minorBidi" w:hint="default"/>
+      </w:rPr>
+    </w:lvl>
+    <w:lvl w:ilvl="1" w:tplc="042A0019" w:tentative="1">
+      <w:start w:val="1"/>
+      <w:numFmt w:val="lowerLetter"/>
+      <w:lvlText w:val="%2."/>
+      <w:lvlJc w:val="left"/>
+      <w:pPr>
+        <w:ind w:left="1800" w:hanging="360"/>
+      </w:pPr>
+    </w:lvl>
+    <w:lvl w:ilvl="2" w:tplc="042A001B" w:tentative="1">
+      <w:start w:val="1"/>
+      <w:numFmt w:val="lowerRoman"/>
+      <w:lvlText w:val="%3."/>
+      <w:lvlJc w:val="right"/>
+      <w:pPr>
+        <w:ind w:left="2520" w:hanging="180"/>
+      </w:pPr>
+    </w:lvl>
+    <w:lvl w:ilvl="3" w:tplc="042A000F" w:tentative="1">
+      <w:start w:val="1"/>
+      <w:numFmt w:val="decimal"/>
+      <w:lvlText w:val="%4."/>
+      <w:lvlJc w:val="left"/>
+      <w:pPr>
+        <w:ind w:left="3240" w:hanging="360"/>
+      </w:pPr>
+    </w:lvl>
+    <w:lvl w:ilvl="4" w:tplc="042A0019" w:tentative="1">
+      <w:start w:val="1"/>
+      <w:numFmt w:val="lowerLetter"/>
+      <w:lvlText w:val="%5."/>
+      <w:lvlJc w:val="left"/>
+      <w:pPr>
+        <w:ind w:left="3960" w:hanging="360"/>
+      </w:pPr>
+    </w:lvl>
+    <w:lvl w:ilvl="5" w:tplc="042A001B" w:tentative="1">
+      <w:start w:val="1"/>
+      <w:numFmt w:val="lowerRoman"/>
+      <w:lvlText w:val="%6."/>
+      <w:lvlJc w:val="right"/>
+      <w:pPr>
+        <w:ind w:left="4680" w:hanging="180"/>
+      </w:pPr>
+    </w:lvl>
+    <w:lvl w:ilvl="6" w:tplc="042A000F" w:tentative="1">
+      <w:start w:val="1"/>
+      <w:numFmt w:val="decimal"/>
+      <w:lvlText w:val="%7."/>
+      <w:lvlJc w:val="left"/>
+      <w:pPr>
+        <w:ind w:left="5400" w:hanging="360"/>
+      </w:pPr>
+    </w:lvl>
+    <w:lvl w:ilvl="7" w:tplc="042A0019" w:tentative="1">
+      <w:start w:val="1"/>
+      <w:numFmt w:val="lowerLetter"/>
+      <w:lvlText w:val="%8."/>
+      <w:lvlJc w:val="left"/>
+      <w:pPr>
+        <w:ind w:left="6120" w:hanging="360"/>
+      </w:pPr>
+    </w:lvl>
+    <w:lvl w:ilvl="8" w:tplc="042A001B" w:tentative="1">
+      <w:start w:val="1"/>
+      <w:numFmt w:val="lowerRoman"/>
+      <w:lvlText w:val="%9."/>
+      <w:lvlJc w:val="right"/>
+      <w:pPr>
+        <w:ind w:left="6840" w:hanging="180"/>
+      </w:pPr>
+    </w:lvl>
+  </w:abstractNum>
+  <w:abstractNum w:abstractNumId="3" w15:restartNumberingAfterBreak="0">
     <w:nsid w:val="13A01958"/>
     <w:multiLevelType w:val="hybridMultilevel"/>
     <w:tmpl w:val="9726160C"/>
@@ -6587,7 +7411,7 @@
       </w:rPr>
     </w:lvl>
   </w:abstractNum>
-  <w:abstractNum w:abstractNumId="3" w15:restartNumberingAfterBreak="0">
+  <w:abstractNum w:abstractNumId="4" w15:restartNumberingAfterBreak="0">
     <w:nsid w:val="176836F1"/>
     <w:multiLevelType w:val="hybridMultilevel"/>
     <w:tmpl w:val="DE66AEF6"/>
@@ -6676,7 +7500,7 @@
       </w:pPr>
     </w:lvl>
   </w:abstractNum>
-  <w:abstractNum w:abstractNumId="4" w15:restartNumberingAfterBreak="0">
+  <w:abstractNum w:abstractNumId="5" w15:restartNumberingAfterBreak="0">
     <w:nsid w:val="24E53074"/>
     <w:multiLevelType w:val="hybridMultilevel"/>
     <w:tmpl w:val="1F123EDA"/>
@@ -6765,7 +7589,7 @@
       </w:pPr>
     </w:lvl>
   </w:abstractNum>
-  <w:abstractNum w:abstractNumId="5" w15:restartNumberingAfterBreak="0">
+  <w:abstractNum w:abstractNumId="6" w15:restartNumberingAfterBreak="0">
     <w:nsid w:val="2DD73E6F"/>
     <w:multiLevelType w:val="hybridMultilevel"/>
     <w:tmpl w:val="56489796"/>
@@ -6878,7 +7702,7 @@
       </w:rPr>
     </w:lvl>
   </w:abstractNum>
-  <w:abstractNum w:abstractNumId="6" w15:restartNumberingAfterBreak="0">
+  <w:abstractNum w:abstractNumId="7" w15:restartNumberingAfterBreak="0">
     <w:nsid w:val="332A0260"/>
     <w:multiLevelType w:val="hybridMultilevel"/>
     <w:tmpl w:val="BB66B21E"/>
@@ -6991,7 +7815,7 @@
       </w:rPr>
     </w:lvl>
   </w:abstractNum>
-  <w:abstractNum w:abstractNumId="7" w15:restartNumberingAfterBreak="0">
+  <w:abstractNum w:abstractNumId="8" w15:restartNumberingAfterBreak="0">
     <w:nsid w:val="35A25728"/>
     <w:multiLevelType w:val="hybridMultilevel"/>
     <w:tmpl w:val="CC0EC1F0"/>
@@ -7104,7 +7928,7 @@
       </w:rPr>
     </w:lvl>
   </w:abstractNum>
-  <w:abstractNum w:abstractNumId="8" w15:restartNumberingAfterBreak="0">
+  <w:abstractNum w:abstractNumId="9" w15:restartNumberingAfterBreak="0">
     <w:nsid w:val="54B73FF2"/>
     <w:multiLevelType w:val="hybridMultilevel"/>
     <w:tmpl w:val="548AC868"/>
@@ -7193,7 +8017,7 @@
       </w:pPr>
     </w:lvl>
   </w:abstractNum>
-  <w:abstractNum w:abstractNumId="9" w15:restartNumberingAfterBreak="0">
+  <w:abstractNum w:abstractNumId="10" w15:restartNumberingAfterBreak="0">
     <w:nsid w:val="555159BB"/>
     <w:multiLevelType w:val="hybridMultilevel"/>
     <w:tmpl w:val="C53C38F8"/>
@@ -7282,7 +8106,7 @@
       </w:pPr>
     </w:lvl>
   </w:abstractNum>
-  <w:abstractNum w:abstractNumId="10" w15:restartNumberingAfterBreak="0">
+  <w:abstractNum w:abstractNumId="11" w15:restartNumberingAfterBreak="0">
     <w:nsid w:val="5C55754D"/>
     <w:multiLevelType w:val="hybridMultilevel"/>
     <w:tmpl w:val="8A84678E"/>
@@ -7371,7 +8195,7 @@
       </w:pPr>
     </w:lvl>
   </w:abstractNum>
-  <w:abstractNum w:abstractNumId="11" w15:restartNumberingAfterBreak="0">
+  <w:abstractNum w:abstractNumId="12" w15:restartNumberingAfterBreak="0">
     <w:nsid w:val="603230F1"/>
     <w:multiLevelType w:val="hybridMultilevel"/>
     <w:tmpl w:val="F2F08CD0"/>
@@ -7460,7 +8284,7 @@
       </w:pPr>
     </w:lvl>
   </w:abstractNum>
-  <w:abstractNum w:abstractNumId="12" w15:restartNumberingAfterBreak="0">
+  <w:abstractNum w:abstractNumId="13" w15:restartNumberingAfterBreak="0">
     <w:nsid w:val="65AB19D4"/>
     <w:multiLevelType w:val="hybridMultilevel"/>
     <w:tmpl w:val="A38CC1D8"/>
@@ -7549,7 +8373,7 @@
       </w:pPr>
     </w:lvl>
   </w:abstractNum>
-  <w:abstractNum w:abstractNumId="13" w15:restartNumberingAfterBreak="0">
+  <w:abstractNum w:abstractNumId="14" w15:restartNumberingAfterBreak="0">
     <w:nsid w:val="65F4132F"/>
     <w:multiLevelType w:val="hybridMultilevel"/>
     <w:tmpl w:val="ECF4FD26"/>
@@ -7662,7 +8486,7 @@
       </w:rPr>
     </w:lvl>
   </w:abstractNum>
-  <w:abstractNum w:abstractNumId="14" w15:restartNumberingAfterBreak="0">
+  <w:abstractNum w:abstractNumId="15" w15:restartNumberingAfterBreak="0">
     <w:nsid w:val="725E6129"/>
     <w:multiLevelType w:val="hybridMultilevel"/>
     <w:tmpl w:val="BCEE8494"/>
@@ -7775,7 +8599,7 @@
       </w:rPr>
     </w:lvl>
   </w:abstractNum>
-  <w:abstractNum w:abstractNumId="15" w15:restartNumberingAfterBreak="0">
+  <w:abstractNum w:abstractNumId="16" w15:restartNumberingAfterBreak="0">
     <w:nsid w:val="784B2948"/>
     <w:multiLevelType w:val="hybridMultilevel"/>
     <w:tmpl w:val="182A86DA"/>
@@ -7868,49 +8692,52 @@
     <w:abstractNumId w:val="1"/>
   </w:num>
   <w:num w:numId="2" w16cid:durableId="563638665">
+    <w:abstractNumId w:val="7"/>
+  </w:num>
+  <w:num w:numId="3" w16cid:durableId="258031462">
+    <w:abstractNumId w:val="8"/>
+  </w:num>
+  <w:num w:numId="4" w16cid:durableId="275676447">
+    <w:abstractNumId w:val="16"/>
+  </w:num>
+  <w:num w:numId="5" w16cid:durableId="983388324">
     <w:abstractNumId w:val="6"/>
   </w:num>
-  <w:num w:numId="3" w16cid:durableId="258031462">
-    <w:abstractNumId w:val="7"/>
+  <w:num w:numId="6" w16cid:durableId="1958752863">
+    <w:abstractNumId w:val="12"/>
   </w:num>
-  <w:num w:numId="4" w16cid:durableId="275676447">
+  <w:num w:numId="7" w16cid:durableId="656150189">
+    <w:abstractNumId w:val="3"/>
+  </w:num>
+  <w:num w:numId="8" w16cid:durableId="115829556">
     <w:abstractNumId w:val="15"/>
   </w:num>
-  <w:num w:numId="5" w16cid:durableId="983388324">
+  <w:num w:numId="9" w16cid:durableId="773865210">
+    <w:abstractNumId w:val="9"/>
+  </w:num>
+  <w:num w:numId="10" w16cid:durableId="1412386824">
+    <w:abstractNumId w:val="4"/>
+  </w:num>
+  <w:num w:numId="11" w16cid:durableId="206111917">
+    <w:abstractNumId w:val="11"/>
+  </w:num>
+  <w:num w:numId="12" w16cid:durableId="1635793141">
+    <w:abstractNumId w:val="14"/>
+  </w:num>
+  <w:num w:numId="13" w16cid:durableId="6687274">
     <w:abstractNumId w:val="5"/>
   </w:num>
-  <w:num w:numId="6" w16cid:durableId="1958752863">
-    <w:abstractNumId w:val="11"/>
-  </w:num>
-  <w:num w:numId="7" w16cid:durableId="656150189">
-    <w:abstractNumId w:val="2"/>
-  </w:num>
-  <w:num w:numId="8" w16cid:durableId="115829556">
-    <w:abstractNumId w:val="14"/>
-  </w:num>
-  <w:num w:numId="9" w16cid:durableId="773865210">
-    <w:abstractNumId w:val="8"/>
-  </w:num>
-  <w:num w:numId="10" w16cid:durableId="1412386824">
-    <w:abstractNumId w:val="3"/>
-  </w:num>
-  <w:num w:numId="11" w16cid:durableId="206111917">
-    <w:abstractNumId w:val="10"/>
-  </w:num>
-  <w:num w:numId="12" w16cid:durableId="1635793141">
+  <w:num w:numId="14" w16cid:durableId="778378904">
     <w:abstractNumId w:val="13"/>
-  </w:num>
-  <w:num w:numId="13" w16cid:durableId="6687274">
-    <w:abstractNumId w:val="4"/>
-  </w:num>
-  <w:num w:numId="14" w16cid:durableId="778378904">
-    <w:abstractNumId w:val="12"/>
   </w:num>
   <w:num w:numId="15" w16cid:durableId="71970270">
     <w:abstractNumId w:val="0"/>
   </w:num>
   <w:num w:numId="16" w16cid:durableId="1228027432">
-    <w:abstractNumId w:val="9"/>
+    <w:abstractNumId w:val="10"/>
+  </w:num>
+  <w:num w:numId="17" w16cid:durableId="349837817">
+    <w:abstractNumId w:val="2"/>
   </w:num>
 </w:numbering>
 </file>

--- a/tensorflow.docx
+++ b/tensorflow.docx
@@ -3511,31 +3511,31 @@
         <w:rPr>
           <w:lang w:val="en-US"/>
         </w:rPr>
-        <w:t>Layer – Lớp</w:t>
-      </w:r>
-      <w:r>
-        <w:rPr>
-          <w:lang w:val="en-US"/>
-        </w:rPr>
-        <w:t>:</w:t>
-      </w:r>
-    </w:p>
-    <w:p>
-      <w:pPr>
-        <w:pStyle w:val="ListParagraph"/>
-        <w:numPr>
-          <w:ilvl w:val="0"/>
-          <w:numId w:val="1"/>
-        </w:numPr>
-        <w:rPr>
-          <w:lang w:val="en-US"/>
-        </w:rPr>
-      </w:pPr>
-      <w:r>
-        <w:rPr>
-          <w:lang w:val="en-US"/>
-        </w:rPr>
-        <w:t>Cách Import?</w:t>
+        <w:t>Regularizer – Tinh Chỉnh:</w:t>
+      </w:r>
+    </w:p>
+    <w:p>
+      <w:pPr>
+        <w:pStyle w:val="ListParagraph"/>
+        <w:numPr>
+          <w:ilvl w:val="0"/>
+          <w:numId w:val="18"/>
+        </w:numPr>
+        <w:rPr>
+          <w:lang w:val="en-US"/>
+        </w:rPr>
+      </w:pPr>
+      <w:r>
+        <w:rPr>
+          <w:lang w:val="en-US"/>
+        </w:rPr>
+        <w:t xml:space="preserve">Cách </w:t>
+      </w:r>
+      <w:r>
+        <w:rPr>
+          <w:lang w:val="en-US"/>
+        </w:rPr>
+        <w:t>Import?</w:t>
       </w:r>
     </w:p>
     <w:p>
@@ -3556,31 +3556,31 @@
         <w:rPr>
           <w:lang w:val="en-US"/>
         </w:rPr>
-        <w:t>from tensorflow</w:t>
-      </w:r>
-      <w:r>
-        <w:rPr>
-          <w:lang w:val="en-US"/>
-        </w:rPr>
-        <w:t>.keras import layers</w:t>
-      </w:r>
-    </w:p>
-    <w:p>
-      <w:pPr>
-        <w:pStyle w:val="ListParagraph"/>
-        <w:numPr>
-          <w:ilvl w:val="0"/>
-          <w:numId w:val="1"/>
-        </w:numPr>
-        <w:rPr>
-          <w:lang w:val="en-US"/>
-        </w:rPr>
-      </w:pPr>
-      <w:r>
-        <w:rPr>
-          <w:lang w:val="en-US"/>
-        </w:rPr>
-        <w:t>Lớp Tuyến Tính?</w:t>
+        <w:t>f</w:t>
+      </w:r>
+      <w:r>
+        <w:rPr>
+          <w:lang w:val="en-US"/>
+        </w:rPr>
+        <w:t>rom tensorflow.keras import regularizers</w:t>
+      </w:r>
+    </w:p>
+    <w:p>
+      <w:pPr>
+        <w:pStyle w:val="ListParagraph"/>
+        <w:numPr>
+          <w:ilvl w:val="0"/>
+          <w:numId w:val="18"/>
+        </w:numPr>
+        <w:rPr>
+          <w:lang w:val="en-US"/>
+        </w:rPr>
+      </w:pPr>
+      <w:r>
+        <w:rPr>
+          <w:lang w:val="en-US"/>
+        </w:rPr>
+        <w:t>L2 Regularization (Ridge Regression)?</w:t>
       </w:r>
     </w:p>
     <w:p>
@@ -3598,70 +3598,7 @@
         <w:rPr>
           <w:lang w:val="en-US"/>
         </w:rPr>
-        <w:t xml:space="preserve">Y chang lớp tuyến tính trong Torch, nhưng không cần xác định </w:t>
-      </w:r>
-    </w:p>
-    <w:p>
-      <w:pPr>
-        <w:pStyle w:val="ListParagraph"/>
-        <w:ind w:left="1080"/>
-        <w:rPr>
-          <w:lang w:val="en-US"/>
-        </w:rPr>
-      </w:pPr>
-      <w:r>
-        <w:rPr>
-          <w:lang w:val="en-US"/>
-        </w:rPr>
-        <w:t>&lt;Kích Thước Input&gt;</w:t>
-      </w:r>
-      <w:r>
-        <w:rPr>
-          <w:lang w:val="en-US"/>
-        </w:rPr>
-        <w:t>, nghĩa là &lt;Input&gt; có Shape bất kì</w:t>
-      </w:r>
-      <w:r>
-        <w:rPr>
-          <w:lang w:val="en-US"/>
-        </w:rPr>
-        <w:t>, có thể là Tensor thường hoặc Keras Tensor, &lt;Output&gt; sẽ là Tensor thường hoặc Keras Tensor tùy vào &lt;Input&gt;</w:t>
-      </w:r>
-    </w:p>
-    <w:p>
-      <w:pPr>
-        <w:pStyle w:val="ListParagraph"/>
-        <w:numPr>
-          <w:ilvl w:val="0"/>
-          <w:numId w:val="7"/>
-        </w:numPr>
-        <w:rPr>
-          <w:lang w:val="en-US"/>
-        </w:rPr>
-      </w:pPr>
-      <w:r>
-        <w:rPr>
-          <w:lang w:val="en-US"/>
-        </w:rPr>
-        <w:t>Nếu &lt;Input&gt; là Numpy Array sẽ tự động chuyển thành Tensor thường</w:t>
-      </w:r>
-    </w:p>
-    <w:p>
-      <w:pPr>
-        <w:pStyle w:val="ListParagraph"/>
-        <w:numPr>
-          <w:ilvl w:val="0"/>
-          <w:numId w:val="7"/>
-        </w:numPr>
-        <w:rPr>
-          <w:lang w:val="en-US"/>
-        </w:rPr>
-      </w:pPr>
-      <w:r>
-        <w:rPr>
-          <w:lang w:val="en-US"/>
-        </w:rPr>
-        <w:t>Tạo 1 lớp tuyến tính</w:t>
+        <w:t>Tạo 1 L2 Regularizer</w:t>
       </w:r>
     </w:p>
     <w:p>
@@ -3682,76 +3619,7 @@
         <w:rPr>
           <w:lang w:val="en-US"/>
         </w:rPr>
-        <w:t>&lt;Lớp Tuyến Tính&gt; = layers.Dense(</w:t>
-      </w:r>
-    </w:p>
-    <w:p>
-      <w:pPr>
-        <w:pStyle w:val="ListParagraph"/>
-        <w:pBdr>
-          <w:top w:val="single" w:sz="4" w:space="1" w:color="auto"/>
-          <w:left w:val="single" w:sz="4" w:space="4" w:color="auto"/>
-          <w:bottom w:val="single" w:sz="4" w:space="1" w:color="auto"/>
-          <w:right w:val="single" w:sz="4" w:space="4" w:color="auto"/>
-        </w:pBdr>
-        <w:ind w:left="1080"/>
-        <w:rPr>
-          <w:lang w:val="en-US"/>
-        </w:rPr>
-      </w:pPr>
-      <w:r>
-        <w:rPr>
-          <w:lang w:val="en-US"/>
-        </w:rPr>
-        <w:t xml:space="preserve">    &lt;Kích Thước Output&gt;, &lt;Hàm Kích Hoạt&gt;, &lt;Có Bias Không&gt;</w:t>
-      </w:r>
-      <w:r>
-        <w:rPr>
-          <w:lang w:val="en-US"/>
-        </w:rPr>
-        <w:t>,</w:t>
-      </w:r>
-    </w:p>
-    <w:p>
-      <w:pPr>
-        <w:pStyle w:val="ListParagraph"/>
-        <w:pBdr>
-          <w:top w:val="single" w:sz="4" w:space="1" w:color="auto"/>
-          <w:left w:val="single" w:sz="4" w:space="4" w:color="auto"/>
-          <w:bottom w:val="single" w:sz="4" w:space="1" w:color="auto"/>
-          <w:right w:val="single" w:sz="4" w:space="4" w:color="auto"/>
-        </w:pBdr>
-        <w:ind w:left="1080"/>
-        <w:rPr>
-          <w:lang w:val="en-US"/>
-        </w:rPr>
-      </w:pPr>
-      <w:r>
-        <w:rPr>
-          <w:lang w:val="en-US"/>
-        </w:rPr>
-        <w:t xml:space="preserve">    name = &lt;Tên&gt;</w:t>
-      </w:r>
-    </w:p>
-    <w:p>
-      <w:pPr>
-        <w:pStyle w:val="ListParagraph"/>
-        <w:pBdr>
-          <w:top w:val="single" w:sz="4" w:space="1" w:color="auto"/>
-          <w:left w:val="single" w:sz="4" w:space="4" w:color="auto"/>
-          <w:bottom w:val="single" w:sz="4" w:space="1" w:color="auto"/>
-          <w:right w:val="single" w:sz="4" w:space="4" w:color="auto"/>
-        </w:pBdr>
-        <w:ind w:left="1080"/>
-        <w:rPr>
-          <w:lang w:val="en-US"/>
-        </w:rPr>
-      </w:pPr>
-      <w:r>
-        <w:rPr>
-          <w:lang w:val="en-US"/>
-        </w:rPr>
-        <w:t>)</w:t>
+        <w:t>&lt;L2 Regularizer&gt; = regularizers.L2(&lt;Cường Độ&gt;)</w:t>
       </w:r>
     </w:p>
     <w:p>
@@ -3780,8 +3648,8 @@
         <w:tblLook w:val="04A0" w:firstRow="1" w:lastRow="0" w:firstColumn="1" w:lastColumn="0" w:noHBand="0" w:noVBand="1"/>
       </w:tblPr>
       <w:tblGrid>
-        <w:gridCol w:w="4098"/>
-        <w:gridCol w:w="4064"/>
+        <w:gridCol w:w="4109"/>
+        <w:gridCol w:w="4053"/>
       </w:tblGrid>
       <w:tr>
         <w:tc>
@@ -3801,6 +3669,680 @@
               <w:rPr>
                 <w:lang w:val="en-US"/>
               </w:rPr>
+              <w:t>&lt;Cường Độ&gt;</w:t>
+            </w:r>
+          </w:p>
+        </w:tc>
+        <w:tc>
+          <w:tcPr>
+            <w:tcW w:w="4621" w:type="dxa"/>
+          </w:tcPr>
+          <w:p>
+            <w:pPr>
+              <w:pStyle w:val="ListParagraph"/>
+              <w:ind w:left="0"/>
+              <w:jc w:val="center"/>
+              <w:rPr>
+                <w:lang w:val="en-US"/>
+              </w:rPr>
+            </w:pPr>
+            <w:r>
+              <w:rPr>
+                <w:lang w:val="en-US"/>
+              </w:rPr>
+              <w:t>0.01</w:t>
+            </w:r>
+          </w:p>
+        </w:tc>
+      </w:tr>
+    </w:tbl>
+    <w:p>
+      <w:pPr>
+        <w:pStyle w:val="ListParagraph"/>
+        <w:numPr>
+          <w:ilvl w:val="0"/>
+          <w:numId w:val="7"/>
+        </w:numPr>
+        <w:rPr>
+          <w:lang w:val="en-US"/>
+        </w:rPr>
+      </w:pPr>
+      <w:r>
+        <w:rPr>
+          <w:lang w:val="en-US"/>
+        </w:rPr>
+        <w:t>Tính Penalty</w:t>
+      </w:r>
+    </w:p>
+    <w:p>
+      <w:pPr>
+        <w:pStyle w:val="ListParagraph"/>
+        <w:pBdr>
+          <w:top w:val="single" w:sz="4" w:space="1" w:color="auto"/>
+          <w:left w:val="single" w:sz="4" w:space="4" w:color="auto"/>
+          <w:bottom w:val="single" w:sz="4" w:space="1" w:color="auto"/>
+          <w:right w:val="single" w:sz="4" w:space="4" w:color="auto"/>
+        </w:pBdr>
+        <w:ind w:left="1080"/>
+        <w:rPr>
+          <w:lang w:val="en-US"/>
+        </w:rPr>
+      </w:pPr>
+      <w:r>
+        <w:rPr>
+          <w:lang w:val="en-US"/>
+        </w:rPr>
+        <w:t>&lt;Penalty&gt; = &lt;L2 Regularizer&gt;(&lt;Input&gt;)</w:t>
+      </w:r>
+    </w:p>
+    <w:p>
+      <w:pPr>
+        <w:pStyle w:val="ListParagraph"/>
+        <w:numPr>
+          <w:ilvl w:val="0"/>
+          <w:numId w:val="7"/>
+        </w:numPr>
+        <w:rPr>
+          <w:lang w:val="en-US"/>
+        </w:rPr>
+      </w:pPr>
+      <w:r>
+        <w:rPr>
+          <w:lang w:val="en-US"/>
+        </w:rPr>
+        <w:t>Ta có công thức</w:t>
+      </w:r>
+    </w:p>
+    <w:p>
+      <w:pPr>
+        <w:pStyle w:val="ListParagraph"/>
+        <w:pBdr>
+          <w:top w:val="single" w:sz="4" w:space="1" w:color="auto"/>
+          <w:left w:val="single" w:sz="4" w:space="4" w:color="auto"/>
+          <w:bottom w:val="single" w:sz="4" w:space="1" w:color="auto"/>
+          <w:right w:val="single" w:sz="4" w:space="4" w:color="auto"/>
+        </w:pBdr>
+        <w:ind w:left="1080"/>
+        <w:rPr>
+          <w:lang w:val="en-US"/>
+        </w:rPr>
+      </w:pPr>
+      <w:r>
+        <w:rPr>
+          <w:lang w:val="en-US"/>
+        </w:rPr>
+        <w:t>&lt;Penalty&gt; = &lt;Cường Độ&gt; * Sum(&lt;Input&gt;</w:t>
+      </w:r>
+      <w:r>
+        <w:rPr>
+          <w:vertAlign w:val="superscript"/>
+          <w:lang w:val="en-US"/>
+        </w:rPr>
+        <w:t>2</w:t>
+      </w:r>
+      <w:r>
+        <w:rPr>
+          <w:lang w:val="en-US"/>
+        </w:rPr>
+        <w:t>)</w:t>
+      </w:r>
+    </w:p>
+    <w:p>
+      <w:pPr>
+        <w:pStyle w:val="ListParagraph"/>
+        <w:numPr>
+          <w:ilvl w:val="0"/>
+          <w:numId w:val="7"/>
+        </w:numPr>
+        <w:rPr>
+          <w:lang w:val="en-US"/>
+        </w:rPr>
+      </w:pPr>
+      <w:r>
+        <w:rPr>
+          <w:lang w:val="en-US"/>
+        </w:rPr>
+        <w:t>Khi Train, &lt;Penalty&gt; sẽ được + vào &lt;Loss&gt;, khi đó</w:t>
+      </w:r>
+      <w:r>
+        <w:rPr>
+          <w:lang w:val="en-US"/>
+        </w:rPr>
+        <w:t xml:space="preserve"> do phải giảm &lt;Penalty&gt; nên giá trị của &lt;Input&gt; sẽ không bị quá lớn, tránh quá khớp, &lt;Input&gt; ở đây có thể là Weight, Bias, … của các lớp</w:t>
+      </w:r>
+    </w:p>
+    <w:p>
+      <w:pPr>
+        <w:pStyle w:val="ListParagraph"/>
+        <w:numPr>
+          <w:ilvl w:val="0"/>
+          <w:numId w:val="18"/>
+        </w:numPr>
+        <w:rPr>
+          <w:lang w:val="en-US"/>
+        </w:rPr>
+      </w:pPr>
+      <w:r>
+        <w:rPr>
+          <w:lang w:val="en-US"/>
+        </w:rPr>
+        <w:t>L1 Regularization (Lasso Regression)?</w:t>
+      </w:r>
+    </w:p>
+    <w:p>
+      <w:pPr>
+        <w:pStyle w:val="ListParagraph"/>
+        <w:numPr>
+          <w:ilvl w:val="0"/>
+          <w:numId w:val="7"/>
+        </w:numPr>
+        <w:rPr>
+          <w:lang w:val="en-US"/>
+        </w:rPr>
+      </w:pPr>
+      <w:r>
+        <w:rPr>
+          <w:lang w:val="en-US"/>
+        </w:rPr>
+        <w:t>Tạo 1 L</w:t>
+      </w:r>
+      <w:r>
+        <w:rPr>
+          <w:lang w:val="en-US"/>
+        </w:rPr>
+        <w:t>1</w:t>
+      </w:r>
+      <w:r>
+        <w:rPr>
+          <w:lang w:val="en-US"/>
+        </w:rPr>
+        <w:t xml:space="preserve"> Regularizer</w:t>
+      </w:r>
+    </w:p>
+    <w:p>
+      <w:pPr>
+        <w:pStyle w:val="ListParagraph"/>
+        <w:pBdr>
+          <w:top w:val="single" w:sz="4" w:space="1" w:color="auto"/>
+          <w:left w:val="single" w:sz="4" w:space="4" w:color="auto"/>
+          <w:bottom w:val="single" w:sz="4" w:space="1" w:color="auto"/>
+          <w:right w:val="single" w:sz="4" w:space="4" w:color="auto"/>
+        </w:pBdr>
+        <w:ind w:left="1080"/>
+        <w:rPr>
+          <w:lang w:val="en-US"/>
+        </w:rPr>
+      </w:pPr>
+      <w:r>
+        <w:rPr>
+          <w:lang w:val="en-US"/>
+        </w:rPr>
+        <w:t>&lt;L Regularizer&gt; = regularizers.L</w:t>
+      </w:r>
+      <w:r>
+        <w:rPr>
+          <w:lang w:val="en-US"/>
+        </w:rPr>
+        <w:t>1</w:t>
+      </w:r>
+      <w:r>
+        <w:rPr>
+          <w:lang w:val="en-US"/>
+        </w:rPr>
+        <w:t>(&lt;Cường Độ&gt;)</w:t>
+      </w:r>
+    </w:p>
+    <w:p>
+      <w:pPr>
+        <w:pStyle w:val="ListParagraph"/>
+        <w:numPr>
+          <w:ilvl w:val="0"/>
+          <w:numId w:val="7"/>
+        </w:numPr>
+        <w:rPr>
+          <w:lang w:val="en-US"/>
+        </w:rPr>
+      </w:pPr>
+      <w:r>
+        <w:rPr>
+          <w:lang w:val="en-US"/>
+        </w:rPr>
+        <w:t>Mặc định</w:t>
+      </w:r>
+    </w:p>
+    <w:tbl>
+      <w:tblPr>
+        <w:tblStyle w:val="TableGrid"/>
+        <w:tblW w:w="0" w:type="auto"/>
+        <w:tblInd w:w="1080" w:type="dxa"/>
+        <w:tblLook w:val="04A0" w:firstRow="1" w:lastRow="0" w:firstColumn="1" w:lastColumn="0" w:noHBand="0" w:noVBand="1"/>
+      </w:tblPr>
+      <w:tblGrid>
+        <w:gridCol w:w="4109"/>
+        <w:gridCol w:w="4053"/>
+      </w:tblGrid>
+      <w:tr>
+        <w:tc>
+          <w:tcPr>
+            <w:tcW w:w="4621" w:type="dxa"/>
+          </w:tcPr>
+          <w:p>
+            <w:pPr>
+              <w:pStyle w:val="ListParagraph"/>
+              <w:ind w:left="0"/>
+              <w:jc w:val="center"/>
+              <w:rPr>
+                <w:lang w:val="en-US"/>
+              </w:rPr>
+            </w:pPr>
+            <w:r>
+              <w:rPr>
+                <w:lang w:val="en-US"/>
+              </w:rPr>
+              <w:t>&lt;Cường Độ&gt;</w:t>
+            </w:r>
+          </w:p>
+        </w:tc>
+        <w:tc>
+          <w:tcPr>
+            <w:tcW w:w="4621" w:type="dxa"/>
+          </w:tcPr>
+          <w:p>
+            <w:pPr>
+              <w:pStyle w:val="ListParagraph"/>
+              <w:ind w:left="0"/>
+              <w:jc w:val="center"/>
+              <w:rPr>
+                <w:lang w:val="en-US"/>
+              </w:rPr>
+            </w:pPr>
+            <w:r>
+              <w:rPr>
+                <w:lang w:val="en-US"/>
+              </w:rPr>
+              <w:t>0.01</w:t>
+            </w:r>
+          </w:p>
+        </w:tc>
+      </w:tr>
+    </w:tbl>
+    <w:p>
+      <w:pPr>
+        <w:pStyle w:val="ListParagraph"/>
+        <w:numPr>
+          <w:ilvl w:val="0"/>
+          <w:numId w:val="7"/>
+        </w:numPr>
+        <w:rPr>
+          <w:lang w:val="en-US"/>
+        </w:rPr>
+      </w:pPr>
+      <w:r>
+        <w:rPr>
+          <w:lang w:val="en-US"/>
+        </w:rPr>
+        <w:lastRenderedPageBreak/>
+        <w:t>Đéo khác gì L2 Regularizer, chỉ có điều</w:t>
+      </w:r>
+    </w:p>
+    <w:p>
+      <w:pPr>
+        <w:pStyle w:val="ListParagraph"/>
+        <w:pBdr>
+          <w:top w:val="single" w:sz="4" w:space="1" w:color="auto"/>
+          <w:left w:val="single" w:sz="4" w:space="4" w:color="auto"/>
+          <w:bottom w:val="single" w:sz="4" w:space="1" w:color="auto"/>
+          <w:right w:val="single" w:sz="4" w:space="4" w:color="auto"/>
+        </w:pBdr>
+        <w:ind w:left="1080"/>
+        <w:rPr>
+          <w:lang w:val="en-US"/>
+        </w:rPr>
+      </w:pPr>
+      <w:r>
+        <w:rPr>
+          <w:lang w:val="en-US"/>
+        </w:rPr>
+        <w:t>&lt;Penalty&gt; = &lt;Cường Độ&gt; * Sum</w:t>
+      </w:r>
+      <w:r>
+        <w:rPr>
+          <w:lang w:val="en-US"/>
+        </w:rPr>
+        <w:t>(|</w:t>
+      </w:r>
+      <w:r>
+        <w:rPr>
+          <w:lang w:val="en-US"/>
+        </w:rPr>
+        <w:t>&lt;Input</w:t>
+      </w:r>
+      <w:r>
+        <w:rPr>
+          <w:lang w:val="en-US"/>
+        </w:rPr>
+        <w:t>&gt;|</w:t>
+      </w:r>
+      <w:r>
+        <w:rPr>
+          <w:lang w:val="en-US"/>
+        </w:rPr>
+        <w:t>)</w:t>
+      </w:r>
+    </w:p>
+    <w:p>
+      <w:pPr>
+        <w:rPr>
+          <w:lang w:val="en-US"/>
+        </w:rPr>
+      </w:pPr>
+    </w:p>
+    <w:p>
+      <w:pPr>
+        <w:rPr>
+          <w:lang w:val="en-US"/>
+        </w:rPr>
+      </w:pPr>
+      <w:r>
+        <w:rPr>
+          <w:lang w:val="en-US"/>
+        </w:rPr>
+        <w:t>Layer – Lớp</w:t>
+      </w:r>
+      <w:r>
+        <w:rPr>
+          <w:lang w:val="en-US"/>
+        </w:rPr>
+        <w:t>:</w:t>
+      </w:r>
+    </w:p>
+    <w:p>
+      <w:pPr>
+        <w:pStyle w:val="ListParagraph"/>
+        <w:numPr>
+          <w:ilvl w:val="0"/>
+          <w:numId w:val="1"/>
+        </w:numPr>
+        <w:rPr>
+          <w:lang w:val="en-US"/>
+        </w:rPr>
+      </w:pPr>
+      <w:r>
+        <w:rPr>
+          <w:lang w:val="en-US"/>
+        </w:rPr>
+        <w:t>Cách Import?</w:t>
+      </w:r>
+    </w:p>
+    <w:p>
+      <w:pPr>
+        <w:pStyle w:val="ListParagraph"/>
+        <w:pBdr>
+          <w:top w:val="single" w:sz="4" w:space="1" w:color="auto"/>
+          <w:left w:val="single" w:sz="4" w:space="4" w:color="auto"/>
+          <w:bottom w:val="single" w:sz="4" w:space="1" w:color="auto"/>
+          <w:right w:val="single" w:sz="4" w:space="4" w:color="auto"/>
+        </w:pBdr>
+        <w:ind w:left="1080"/>
+        <w:rPr>
+          <w:lang w:val="en-US"/>
+        </w:rPr>
+      </w:pPr>
+      <w:r>
+        <w:rPr>
+          <w:lang w:val="en-US"/>
+        </w:rPr>
+        <w:t>from tensorflow</w:t>
+      </w:r>
+      <w:r>
+        <w:rPr>
+          <w:lang w:val="en-US"/>
+        </w:rPr>
+        <w:t>.keras import layers</w:t>
+      </w:r>
+    </w:p>
+    <w:p>
+      <w:pPr>
+        <w:pStyle w:val="ListParagraph"/>
+        <w:numPr>
+          <w:ilvl w:val="0"/>
+          <w:numId w:val="1"/>
+        </w:numPr>
+        <w:rPr>
+          <w:lang w:val="en-US"/>
+        </w:rPr>
+      </w:pPr>
+      <w:r>
+        <w:rPr>
+          <w:lang w:val="en-US"/>
+        </w:rPr>
+        <w:t>Lớp Tuyến Tính?</w:t>
+      </w:r>
+    </w:p>
+    <w:p>
+      <w:pPr>
+        <w:pStyle w:val="ListParagraph"/>
+        <w:numPr>
+          <w:ilvl w:val="0"/>
+          <w:numId w:val="7"/>
+        </w:numPr>
+        <w:rPr>
+          <w:lang w:val="en-US"/>
+        </w:rPr>
+      </w:pPr>
+      <w:r>
+        <w:rPr>
+          <w:lang w:val="en-US"/>
+        </w:rPr>
+        <w:t xml:space="preserve">Y chang lớp tuyến tính trong Torch, nhưng không cần xác định </w:t>
+      </w:r>
+    </w:p>
+    <w:p>
+      <w:pPr>
+        <w:pStyle w:val="ListParagraph"/>
+        <w:ind w:left="1080"/>
+        <w:rPr>
+          <w:lang w:val="en-US"/>
+        </w:rPr>
+      </w:pPr>
+      <w:r>
+        <w:rPr>
+          <w:lang w:val="en-US"/>
+        </w:rPr>
+        <w:t>&lt;Kích Thước Input&gt;</w:t>
+      </w:r>
+      <w:r>
+        <w:rPr>
+          <w:lang w:val="en-US"/>
+        </w:rPr>
+        <w:t>, nghĩa là &lt;Input&gt; có Shape bất kì</w:t>
+      </w:r>
+      <w:r>
+        <w:rPr>
+          <w:lang w:val="en-US"/>
+        </w:rPr>
+        <w:t>, có thể là Tensor thường hoặc Keras Tensor, &lt;Output&gt; sẽ là Tensor thường hoặc Keras Tensor tùy vào &lt;Input&gt;</w:t>
+      </w:r>
+    </w:p>
+    <w:p>
+      <w:pPr>
+        <w:pStyle w:val="ListParagraph"/>
+        <w:numPr>
+          <w:ilvl w:val="0"/>
+          <w:numId w:val="7"/>
+        </w:numPr>
+        <w:rPr>
+          <w:lang w:val="en-US"/>
+        </w:rPr>
+      </w:pPr>
+      <w:r>
+        <w:rPr>
+          <w:lang w:val="en-US"/>
+        </w:rPr>
+        <w:t>Nếu &lt;Input&gt; là Numpy Array sẽ tự động chuyển thành Tensor thường</w:t>
+      </w:r>
+    </w:p>
+    <w:p>
+      <w:pPr>
+        <w:pStyle w:val="ListParagraph"/>
+        <w:numPr>
+          <w:ilvl w:val="0"/>
+          <w:numId w:val="7"/>
+        </w:numPr>
+        <w:rPr>
+          <w:lang w:val="en-US"/>
+        </w:rPr>
+      </w:pPr>
+      <w:r>
+        <w:rPr>
+          <w:lang w:val="en-US"/>
+        </w:rPr>
+        <w:t>Tạo 1 lớp tuyến tính</w:t>
+      </w:r>
+    </w:p>
+    <w:p>
+      <w:pPr>
+        <w:pStyle w:val="ListParagraph"/>
+        <w:pBdr>
+          <w:top w:val="single" w:sz="4" w:space="1" w:color="auto"/>
+          <w:left w:val="single" w:sz="4" w:space="4" w:color="auto"/>
+          <w:bottom w:val="single" w:sz="4" w:space="1" w:color="auto"/>
+          <w:right w:val="single" w:sz="4" w:space="4" w:color="auto"/>
+        </w:pBdr>
+        <w:ind w:left="1080"/>
+        <w:rPr>
+          <w:lang w:val="en-US"/>
+        </w:rPr>
+      </w:pPr>
+      <w:r>
+        <w:rPr>
+          <w:lang w:val="en-US"/>
+        </w:rPr>
+        <w:t>&lt;Lớp Tuyến Tính&gt; = layers.Dense(</w:t>
+      </w:r>
+    </w:p>
+    <w:p>
+      <w:pPr>
+        <w:pStyle w:val="ListParagraph"/>
+        <w:pBdr>
+          <w:top w:val="single" w:sz="4" w:space="1" w:color="auto"/>
+          <w:left w:val="single" w:sz="4" w:space="4" w:color="auto"/>
+          <w:bottom w:val="single" w:sz="4" w:space="1" w:color="auto"/>
+          <w:right w:val="single" w:sz="4" w:space="4" w:color="auto"/>
+        </w:pBdr>
+        <w:ind w:left="1080"/>
+        <w:rPr>
+          <w:lang w:val="en-US"/>
+        </w:rPr>
+      </w:pPr>
+      <w:r>
+        <w:rPr>
+          <w:lang w:val="en-US"/>
+        </w:rPr>
+        <w:t xml:space="preserve">    &lt;Kích Thước Output&gt;, &lt;Hàm Kích Hoạt&gt;, &lt;Có Bias Không&gt;</w:t>
+      </w:r>
+      <w:r>
+        <w:rPr>
+          <w:lang w:val="en-US"/>
+        </w:rPr>
+        <w:t>,</w:t>
+      </w:r>
+    </w:p>
+    <w:p>
+      <w:pPr>
+        <w:pStyle w:val="ListParagraph"/>
+        <w:pBdr>
+          <w:top w:val="single" w:sz="4" w:space="1" w:color="auto"/>
+          <w:left w:val="single" w:sz="4" w:space="4" w:color="auto"/>
+          <w:bottom w:val="single" w:sz="4" w:space="1" w:color="auto"/>
+          <w:right w:val="single" w:sz="4" w:space="4" w:color="auto"/>
+        </w:pBdr>
+        <w:ind w:left="1080"/>
+        <w:rPr>
+          <w:lang w:val="en-US"/>
+        </w:rPr>
+      </w:pPr>
+      <w:r>
+        <w:rPr>
+          <w:lang w:val="en-US"/>
+        </w:rPr>
+        <w:t xml:space="preserve">    kernel_regularizer = &lt;Weight Regularizer&gt;, </w:t>
+      </w:r>
+      <w:r>
+        <w:rPr>
+          <w:lang w:val="en-US"/>
+        </w:rPr>
+        <w:t>name = &lt;Tên&gt;</w:t>
+      </w:r>
+    </w:p>
+    <w:p>
+      <w:pPr>
+        <w:pStyle w:val="ListParagraph"/>
+        <w:pBdr>
+          <w:top w:val="single" w:sz="4" w:space="1" w:color="auto"/>
+          <w:left w:val="single" w:sz="4" w:space="4" w:color="auto"/>
+          <w:bottom w:val="single" w:sz="4" w:space="1" w:color="auto"/>
+          <w:right w:val="single" w:sz="4" w:space="4" w:color="auto"/>
+        </w:pBdr>
+        <w:ind w:left="1080"/>
+        <w:rPr>
+          <w:lang w:val="en-US"/>
+        </w:rPr>
+      </w:pPr>
+      <w:r>
+        <w:rPr>
+          <w:lang w:val="en-US"/>
+        </w:rPr>
+        <w:t>)</w:t>
+      </w:r>
+    </w:p>
+    <w:p>
+      <w:pPr>
+        <w:pStyle w:val="ListParagraph"/>
+        <w:numPr>
+          <w:ilvl w:val="0"/>
+          <w:numId w:val="7"/>
+        </w:numPr>
+        <w:rPr>
+          <w:lang w:val="en-US"/>
+        </w:rPr>
+      </w:pPr>
+      <w:r>
+        <w:rPr>
+          <w:lang w:val="en-US"/>
+        </w:rPr>
+        <w:t>Mặc định</w:t>
+      </w:r>
+    </w:p>
+    <w:tbl>
+      <w:tblPr>
+        <w:tblStyle w:val="TableGrid"/>
+        <w:tblW w:w="0" w:type="auto"/>
+        <w:tblInd w:w="1080" w:type="dxa"/>
+        <w:tblLook w:val="04A0" w:firstRow="1" w:lastRow="0" w:firstColumn="1" w:lastColumn="0" w:noHBand="0" w:noVBand="1"/>
+      </w:tblPr>
+      <w:tblGrid>
+        <w:gridCol w:w="4137"/>
+        <w:gridCol w:w="4025"/>
+      </w:tblGrid>
+      <w:tr>
+        <w:tc>
+          <w:tcPr>
+            <w:tcW w:w="4621" w:type="dxa"/>
+          </w:tcPr>
+          <w:p>
+            <w:pPr>
+              <w:pStyle w:val="ListParagraph"/>
+              <w:ind w:left="0"/>
+              <w:jc w:val="center"/>
+              <w:rPr>
+                <w:lang w:val="en-US"/>
+              </w:rPr>
+            </w:pPr>
+            <w:r>
+              <w:rPr>
+                <w:lang w:val="en-US"/>
+              </w:rPr>
               <w:t>&lt;Hàm Kích Hoạt&gt;</w:t>
             </w:r>
           </w:p>
@@ -3867,6 +4409,50 @@
                 <w:lang w:val="en-US"/>
               </w:rPr>
               <w:t>True</w:t>
+            </w:r>
+          </w:p>
+        </w:tc>
+      </w:tr>
+      <w:tr>
+        <w:tc>
+          <w:tcPr>
+            <w:tcW w:w="4621" w:type="dxa"/>
+          </w:tcPr>
+          <w:p>
+            <w:pPr>
+              <w:pStyle w:val="ListParagraph"/>
+              <w:ind w:left="0"/>
+              <w:jc w:val="center"/>
+              <w:rPr>
+                <w:lang w:val="en-US"/>
+              </w:rPr>
+            </w:pPr>
+            <w:r>
+              <w:rPr>
+                <w:lang w:val="en-US"/>
+              </w:rPr>
+              <w:t>&lt;Weight Regularizer&gt;</w:t>
+            </w:r>
+          </w:p>
+        </w:tc>
+        <w:tc>
+          <w:tcPr>
+            <w:tcW w:w="4621" w:type="dxa"/>
+          </w:tcPr>
+          <w:p>
+            <w:pPr>
+              <w:pStyle w:val="ListParagraph"/>
+              <w:ind w:left="0"/>
+              <w:jc w:val="center"/>
+              <w:rPr>
+                <w:lang w:val="en-US"/>
+              </w:rPr>
+            </w:pPr>
+            <w:r>
+              <w:rPr>
+                <w:lang w:val="en-US"/>
+              </w:rPr>
+              <w:t>None</w:t>
             </w:r>
           </w:p>
         </w:tc>
@@ -4012,7 +4598,6 @@
         <w:rPr>
           <w:lang w:val="en-US"/>
         </w:rPr>
-        <w:lastRenderedPageBreak/>
         <w:t>&lt;Output&gt; = &lt;Lớp Tuyến Tính&gt;(&lt;Input&gt;)</w:t>
       </w:r>
     </w:p>
@@ -4050,6 +4635,96 @@
           <w:lang w:val="en-US"/>
         </w:rPr>
         <w:t>, là 1 String không chứa dấu cách</w:t>
+      </w:r>
+    </w:p>
+    <w:p>
+      <w:pPr>
+        <w:pStyle w:val="ListParagraph"/>
+        <w:numPr>
+          <w:ilvl w:val="0"/>
+          <w:numId w:val="7"/>
+        </w:numPr>
+        <w:rPr>
+          <w:lang w:val="en-US"/>
+        </w:rPr>
+      </w:pPr>
+      <w:r>
+        <w:rPr>
+          <w:lang w:val="en-US"/>
+        </w:rPr>
+        <w:t xml:space="preserve">Khi Train, &lt;Weight&gt; sẽ được đưa vào &lt;Weight Regularizer&gt; để tính </w:t>
+      </w:r>
+      <w:r>
+        <w:rPr>
+          <w:lang w:val="en-US"/>
+        </w:rPr>
+        <w:t>&lt;</w:t>
+      </w:r>
+      <w:r>
+        <w:rPr>
+          <w:lang w:val="en-US"/>
+        </w:rPr>
+        <w:t>Penalty</w:t>
+      </w:r>
+      <w:r>
+        <w:rPr>
+          <w:lang w:val="en-US"/>
+        </w:rPr>
+        <w:t>&gt;</w:t>
+      </w:r>
+      <w:r>
+        <w:rPr>
+          <w:lang w:val="en-US"/>
+        </w:rPr>
+        <w:t xml:space="preserve">, sau đó </w:t>
+      </w:r>
+      <w:r>
+        <w:rPr>
+          <w:lang w:val="en-US"/>
+        </w:rPr>
+        <w:t>&lt;</w:t>
+      </w:r>
+      <w:r>
+        <w:rPr>
+          <w:lang w:val="en-US"/>
+        </w:rPr>
+        <w:t>Penalty</w:t>
+      </w:r>
+      <w:r>
+        <w:rPr>
+          <w:lang w:val="en-US"/>
+        </w:rPr>
+        <w:t>&gt;</w:t>
+      </w:r>
+      <w:r>
+        <w:rPr>
+          <w:lang w:val="en-US"/>
+        </w:rPr>
+        <w:t xml:space="preserve"> sẽ + vào </w:t>
+      </w:r>
+      <w:r>
+        <w:rPr>
+          <w:lang w:val="en-US"/>
+        </w:rPr>
+        <w:t>&lt;</w:t>
+      </w:r>
+      <w:r>
+        <w:rPr>
+          <w:lang w:val="en-US"/>
+        </w:rPr>
+        <w:t>Loss</w:t>
+      </w:r>
+      <w:r>
+        <w:rPr>
+          <w:lang w:val="en-US"/>
+        </w:rPr>
+        <w:t>&gt;</w:t>
+      </w:r>
+      <w:r>
+        <w:rPr>
+          <w:lang w:val="en-US"/>
+        </w:rPr>
+        <w:t xml:space="preserve"> cuối cùng để lan truyền ngược</w:t>
       </w:r>
     </w:p>
     <w:p>
@@ -4722,6 +5397,7 @@
         <w:rPr>
           <w:lang w:val="en-US"/>
         </w:rPr>
+        <w:lastRenderedPageBreak/>
         <w:t>(3, 32, 32), dựa theo đó mà Kernel sẽ trượt lên ảnh theo chiều tương ứng</w:t>
       </w:r>
     </w:p>
@@ -5456,31 +6132,7 @@
         <w:rPr>
           <w:lang w:val="en-US"/>
         </w:rPr>
-        <w:t xml:space="preserve">&lt;Lớp Batch Norm&gt; = </w:t>
-      </w:r>
-      <w:r>
-        <w:rPr>
-          <w:lang w:val="en-US"/>
-        </w:rPr>
-        <w:t>layers</w:t>
-      </w:r>
-      <w:r>
-        <w:rPr>
-          <w:lang w:val="en-US"/>
-        </w:rPr>
-        <w:t>.BatchNorm</w:t>
-      </w:r>
-      <w:r>
-        <w:rPr>
-          <w:lang w:val="en-US"/>
-        </w:rPr>
-        <w:t>alization</w:t>
-      </w:r>
-      <w:r>
-        <w:rPr>
-          <w:lang w:val="en-US"/>
-        </w:rPr>
-        <w:t>(</w:t>
+        <w:t>&lt;Lớp Batch Norm&gt; = layers.BatchNormalization(</w:t>
       </w:r>
     </w:p>
     <w:p>
@@ -5501,19 +6153,7 @@
         <w:rPr>
           <w:lang w:val="en-US"/>
         </w:rPr>
-        <w:t xml:space="preserve">    &lt;</w:t>
-      </w:r>
-      <w:r>
-        <w:rPr>
-          <w:lang w:val="en-US"/>
-        </w:rPr>
-        <w:t>Kênh Thuộc Chiều Nào</w:t>
-      </w:r>
-      <w:r>
-        <w:rPr>
-          <w:lang w:val="en-US"/>
-        </w:rPr>
-        <w:t xml:space="preserve">&gt;, </w:t>
+        <w:t xml:space="preserve">    &lt;Kênh Thuộc Chiều Nào&gt;, </w:t>
       </w:r>
       <w:r>
         <w:rPr>
@@ -5537,13 +6177,7 @@
         <w:rPr>
           <w:lang w:val="en-US"/>
         </w:rPr>
-        <w:t>Epsilon</w:t>
-      </w:r>
-      <w:r>
-        <w:rPr>
-          <w:lang w:val="en-US"/>
-        </w:rPr>
-        <w:t>&gt;</w:t>
+        <w:t>Epsilon&gt;</w:t>
       </w:r>
       <w:r>
         <w:rPr>
@@ -5828,7 +6462,6 @@
         <w:rPr>
           <w:lang w:val="en-US"/>
         </w:rPr>
-        <w:lastRenderedPageBreak/>
         <w:t>Ví dụ</w:t>
       </w:r>
     </w:p>
@@ -5847,19 +6480,7 @@
         <w:rPr>
           <w:lang w:val="en-US"/>
         </w:rPr>
-        <w:t xml:space="preserve">Nếu &lt;Input&gt; có Shape là (1000, 3, 32, 32), chiều của kênh là chiều có kích thước = 3, thì đặt </w:t>
-      </w:r>
-      <w:r>
-        <w:rPr>
-          <w:lang w:val="en-US"/>
-        </w:rPr>
-        <w:t>&lt;Kênh Thuộc Chiều Nào&gt;</w:t>
-      </w:r>
-      <w:r>
-        <w:rPr>
-          <w:lang w:val="en-US"/>
-        </w:rPr>
-        <w:t xml:space="preserve"> = 1, vì lớp này chuẩn hóa theo chiều của kênh</w:t>
+        <w:t>Nếu &lt;Input&gt; có Shape là (1000, 3, 32, 32), chiều của kênh là chiều có kích thước = 3, thì đặt &lt;Kênh Thuộc Chiều Nào&gt; = 1, vì lớp này chuẩn hóa theo chiều của kênh</w:t>
       </w:r>
     </w:p>
     <w:p>
@@ -5922,31 +6543,7 @@
         <w:rPr>
           <w:lang w:val="en-US"/>
         </w:rPr>
-        <w:t xml:space="preserve">&lt;Lớp </w:t>
-      </w:r>
-      <w:r>
-        <w:rPr>
-          <w:lang w:val="en-US"/>
-        </w:rPr>
-        <w:t>ReLU</w:t>
-      </w:r>
-      <w:r>
-        <w:rPr>
-          <w:lang w:val="en-US"/>
-        </w:rPr>
-        <w:t>&gt; = layers.</w:t>
-      </w:r>
-      <w:r>
-        <w:rPr>
-          <w:lang w:val="en-US"/>
-        </w:rPr>
-        <w:t>ReLU</w:t>
-      </w:r>
-      <w:r>
-        <w:rPr>
-          <w:lang w:val="en-US"/>
-        </w:rPr>
-        <w:t>(</w:t>
+        <w:t>&lt;Lớp ReLU&gt; = layers.ReLU(</w:t>
       </w:r>
     </w:p>
     <w:p>
@@ -5967,19 +6564,7 @@
         <w:rPr>
           <w:lang w:val="en-US"/>
         </w:rPr>
-        <w:t xml:space="preserve">    </w:t>
-      </w:r>
-      <w:r>
-        <w:rPr>
-          <w:lang w:val="en-US"/>
-        </w:rPr>
-        <w:t>&lt;Max</w:t>
-      </w:r>
-      <w:r>
-        <w:rPr>
-          <w:lang w:val="en-US"/>
-        </w:rPr>
-        <w:t xml:space="preserve">&gt;, </w:t>
+        <w:t xml:space="preserve">    &lt;Max&gt;, </w:t>
       </w:r>
       <w:r>
         <w:rPr>
@@ -6003,13 +6588,7 @@
         <w:rPr>
           <w:lang w:val="en-US"/>
         </w:rPr>
-        <w:t>Threshold</w:t>
-      </w:r>
-      <w:r>
-        <w:rPr>
-          <w:lang w:val="en-US"/>
-        </w:rPr>
-        <w:t>&gt;, name = &lt;Tên&gt;</w:t>
+        <w:t>Threshold&gt;, name = &lt;Tên&gt;</w:t>
       </w:r>
     </w:p>
     <w:p>
@@ -6082,19 +6661,7 @@
               <w:rPr>
                 <w:lang w:val="en-US"/>
               </w:rPr>
-              <w:t>&lt;</w:t>
-            </w:r>
-            <w:r>
-              <w:rPr>
-                <w:lang w:val="en-US"/>
-              </w:rPr>
-              <w:t>Max</w:t>
-            </w:r>
-            <w:r>
-              <w:rPr>
-                <w:lang w:val="en-US"/>
-              </w:rPr>
-              <w:t>&gt;</w:t>
+              <w:t>&lt;Max&gt;</w:t>
             </w:r>
           </w:p>
         </w:tc>
@@ -6198,13 +6765,7 @@
               <w:rPr>
                 <w:lang w:val="en-US"/>
               </w:rPr>
-              <w:t>Threshold</w:t>
-            </w:r>
-            <w:r>
-              <w:rPr>
-                <w:lang w:val="en-US"/>
-              </w:rPr>
-              <w:t>&gt;</w:t>
+              <w:t>Threshold&gt;</w:t>
             </w:r>
           </w:p>
         </w:tc>
@@ -6292,6 +6853,7 @@
           <w:noProof/>
           <w:lang w:val="en-US"/>
         </w:rPr>
+        <w:lastRenderedPageBreak/>
         <w:drawing>
           <wp:inline distT="0" distB="0" distL="0" distR="0" wp14:anchorId="55001976" wp14:editId="69EFCB90">
             <wp:extent cx="4046018" cy="3540378"/>
@@ -6340,49 +6902,41 @@
         <w:pStyle w:val="ListParagraph"/>
         <w:numPr>
           <w:ilvl w:val="0"/>
+          <w:numId w:val="1"/>
+        </w:numPr>
+        <w:rPr>
+          <w:lang w:val="en-US"/>
+        </w:rPr>
+      </w:pPr>
+      <w:r>
+        <w:rPr>
+          <w:lang w:val="en-US"/>
+        </w:rPr>
+        <w:t>Drop Out?</w:t>
+      </w:r>
+    </w:p>
+    <w:p>
+      <w:pPr>
+        <w:pStyle w:val="ListParagraph"/>
+        <w:numPr>
+          <w:ilvl w:val="0"/>
           <w:numId w:val="16"/>
         </w:numPr>
         <w:rPr>
           <w:lang w:val="en-US"/>
         </w:rPr>
       </w:pPr>
-    </w:p>
-    <w:p>
-      <w:pPr>
-        <w:rPr>
-          <w:lang w:val="en-US"/>
-        </w:rPr>
-      </w:pPr>
-    </w:p>
-    <w:p>
-      <w:pPr>
-        <w:rPr>
-          <w:lang w:val="en-US"/>
-        </w:rPr>
-      </w:pPr>
-      <w:r>
-        <w:rPr>
-          <w:lang w:val="en-US"/>
-        </w:rPr>
-        <w:t>Data – Dữ Liệu:</w:t>
-      </w:r>
-    </w:p>
-    <w:p>
-      <w:pPr>
-        <w:pStyle w:val="ListParagraph"/>
-        <w:numPr>
-          <w:ilvl w:val="0"/>
-          <w:numId w:val="11"/>
-        </w:numPr>
-        <w:rPr>
-          <w:lang w:val="en-US"/>
-        </w:rPr>
-      </w:pPr>
-      <w:r>
-        <w:rPr>
-          <w:lang w:val="en-US"/>
-        </w:rPr>
-        <w:t>Cách Import?</w:t>
+      <w:r>
+        <w:rPr>
+          <w:lang w:val="en-US"/>
+        </w:rPr>
+        <w:t xml:space="preserve">Tạo 1 lớp </w:t>
+      </w:r>
+      <w:r>
+        <w:rPr>
+          <w:lang w:val="en-US"/>
+        </w:rPr>
+        <w:t>Drop Out</w:t>
       </w:r>
     </w:p>
     <w:p>
@@ -6403,25 +6957,31 @@
         <w:rPr>
           <w:lang w:val="en-US"/>
         </w:rPr>
-        <w:t>from tensor.keras import datasets</w:t>
-      </w:r>
-    </w:p>
-    <w:p>
-      <w:pPr>
-        <w:pStyle w:val="ListParagraph"/>
-        <w:numPr>
-          <w:ilvl w:val="0"/>
-          <w:numId w:val="11"/>
-        </w:numPr>
-        <w:rPr>
-          <w:lang w:val="en-US"/>
-        </w:rPr>
-      </w:pPr>
-      <w:r>
-        <w:rPr>
-          <w:lang w:val="en-US"/>
-        </w:rPr>
-        <w:t>Bộ Dữ Liệu Nhìn Hình Đoán Số MNIST?</w:t>
+        <w:t xml:space="preserve">&lt;Lớp </w:t>
+      </w:r>
+      <w:r>
+        <w:rPr>
+          <w:lang w:val="en-US"/>
+        </w:rPr>
+        <w:t>Drop Out</w:t>
+      </w:r>
+      <w:r>
+        <w:rPr>
+          <w:lang w:val="en-US"/>
+        </w:rPr>
+        <w:t>&gt; = layers.</w:t>
+      </w:r>
+      <w:r>
+        <w:rPr>
+          <w:lang w:val="en-US"/>
+        </w:rPr>
+        <w:t>Dropout</w:t>
+      </w:r>
+      <w:r>
+        <w:rPr>
+          <w:lang w:val="en-US"/>
+        </w:rPr>
+        <w:t>(</w:t>
       </w:r>
     </w:p>
     <w:p>
@@ -6442,6 +7002,414 @@
         <w:rPr>
           <w:lang w:val="en-US"/>
         </w:rPr>
+        <w:t xml:space="preserve">    </w:t>
+      </w:r>
+      <w:r>
+        <w:rPr>
+          <w:lang w:val="en-US"/>
+        </w:rPr>
+        <w:t>&lt;</w:t>
+      </w:r>
+      <w:r>
+        <w:rPr>
+          <w:lang w:val="en-US"/>
+        </w:rPr>
+        <w:t>Tỉ Lệ</w:t>
+      </w:r>
+      <w:r>
+        <w:rPr>
+          <w:lang w:val="en-US"/>
+        </w:rPr>
+        <w:t xml:space="preserve"> Drop Out</w:t>
+      </w:r>
+      <w:r>
+        <w:rPr>
+          <w:lang w:val="en-US"/>
+        </w:rPr>
+        <w:t>&gt;, &lt;</w:t>
+      </w:r>
+      <w:r>
+        <w:rPr>
+          <w:lang w:val="en-US"/>
+        </w:rPr>
+        <w:t>Shape Lặp</w:t>
+      </w:r>
+      <w:r>
+        <w:rPr>
+          <w:lang w:val="en-US"/>
+        </w:rPr>
+        <w:t>&gt;, name = &lt;Tên&gt;</w:t>
+      </w:r>
+    </w:p>
+    <w:p>
+      <w:pPr>
+        <w:pStyle w:val="ListParagraph"/>
+        <w:pBdr>
+          <w:top w:val="single" w:sz="4" w:space="1" w:color="auto"/>
+          <w:left w:val="single" w:sz="4" w:space="4" w:color="auto"/>
+          <w:bottom w:val="single" w:sz="4" w:space="1" w:color="auto"/>
+          <w:right w:val="single" w:sz="4" w:space="4" w:color="auto"/>
+        </w:pBdr>
+        <w:ind w:left="1080"/>
+        <w:rPr>
+          <w:lang w:val="en-US"/>
+        </w:rPr>
+      </w:pPr>
+      <w:r>
+        <w:rPr>
+          <w:lang w:val="en-US"/>
+        </w:rPr>
+        <w:t>)</w:t>
+      </w:r>
+    </w:p>
+    <w:p>
+      <w:pPr>
+        <w:pStyle w:val="ListParagraph"/>
+        <w:numPr>
+          <w:ilvl w:val="0"/>
+          <w:numId w:val="16"/>
+        </w:numPr>
+        <w:rPr>
+          <w:lang w:val="en-US"/>
+        </w:rPr>
+      </w:pPr>
+      <w:r>
+        <w:rPr>
+          <w:lang w:val="en-US"/>
+        </w:rPr>
+        <w:t>Mặc định</w:t>
+      </w:r>
+    </w:p>
+    <w:tbl>
+      <w:tblPr>
+        <w:tblStyle w:val="TableGrid"/>
+        <w:tblW w:w="0" w:type="auto"/>
+        <w:tblInd w:w="1080" w:type="dxa"/>
+        <w:tblLook w:val="04A0" w:firstRow="1" w:lastRow="0" w:firstColumn="1" w:lastColumn="0" w:noHBand="0" w:noVBand="1"/>
+      </w:tblPr>
+      <w:tblGrid>
+        <w:gridCol w:w="4428"/>
+        <w:gridCol w:w="3734"/>
+      </w:tblGrid>
+      <w:tr>
+        <w:tc>
+          <w:tcPr>
+            <w:tcW w:w="4428" w:type="dxa"/>
+          </w:tcPr>
+          <w:p>
+            <w:pPr>
+              <w:pStyle w:val="ListParagraph"/>
+              <w:ind w:left="0"/>
+              <w:jc w:val="center"/>
+              <w:rPr>
+                <w:lang w:val="en-US"/>
+              </w:rPr>
+            </w:pPr>
+            <w:r>
+              <w:rPr>
+                <w:lang w:val="en-US"/>
+              </w:rPr>
+              <w:t xml:space="preserve">&lt;Shape Lặp&gt; </w:t>
+            </w:r>
+          </w:p>
+        </w:tc>
+        <w:tc>
+          <w:tcPr>
+            <w:tcW w:w="3734" w:type="dxa"/>
+          </w:tcPr>
+          <w:p>
+            <w:pPr>
+              <w:pStyle w:val="ListParagraph"/>
+              <w:ind w:left="0"/>
+              <w:jc w:val="center"/>
+              <w:rPr>
+                <w:lang w:val="en-US"/>
+              </w:rPr>
+            </w:pPr>
+            <w:r>
+              <w:rPr>
+                <w:lang w:val="en-US"/>
+              </w:rPr>
+              <w:t>None</w:t>
+            </w:r>
+          </w:p>
+        </w:tc>
+      </w:tr>
+    </w:tbl>
+    <w:p>
+      <w:pPr>
+        <w:pStyle w:val="ListParagraph"/>
+        <w:numPr>
+          <w:ilvl w:val="0"/>
+          <w:numId w:val="16"/>
+        </w:numPr>
+        <w:rPr>
+          <w:lang w:val="en-US"/>
+        </w:rPr>
+      </w:pPr>
+      <w:r>
+        <w:rPr>
+          <w:lang w:val="en-US"/>
+        </w:rPr>
+        <w:t>Forward</w:t>
+      </w:r>
+    </w:p>
+    <w:p>
+      <w:pPr>
+        <w:pStyle w:val="ListParagraph"/>
+        <w:pBdr>
+          <w:top w:val="single" w:sz="4" w:space="1" w:color="auto"/>
+          <w:left w:val="single" w:sz="4" w:space="4" w:color="auto"/>
+          <w:bottom w:val="single" w:sz="4" w:space="1" w:color="auto"/>
+          <w:right w:val="single" w:sz="4" w:space="4" w:color="auto"/>
+        </w:pBdr>
+        <w:ind w:left="1080"/>
+        <w:rPr>
+          <w:lang w:val="en-US"/>
+        </w:rPr>
+      </w:pPr>
+      <w:r>
+        <w:rPr>
+          <w:lang w:val="en-US"/>
+        </w:rPr>
+        <w:t xml:space="preserve">&lt;Output&gt; = &lt;Lớp </w:t>
+      </w:r>
+      <w:r>
+        <w:rPr>
+          <w:lang w:val="en-US"/>
+        </w:rPr>
+        <w:t>Drop Out</w:t>
+      </w:r>
+      <w:r>
+        <w:rPr>
+          <w:lang w:val="en-US"/>
+        </w:rPr>
+        <w:t>&gt;(&lt;Input&gt;</w:t>
+      </w:r>
+      <w:r>
+        <w:rPr>
+          <w:lang w:val="en-US"/>
+        </w:rPr>
+        <w:t>, &lt;Đang Train À&gt;</w:t>
+      </w:r>
+      <w:r>
+        <w:rPr>
+          <w:lang w:val="en-US"/>
+        </w:rPr>
+        <w:t>)</w:t>
+      </w:r>
+    </w:p>
+    <w:p>
+      <w:pPr>
+        <w:pStyle w:val="ListParagraph"/>
+        <w:numPr>
+          <w:ilvl w:val="0"/>
+          <w:numId w:val="16"/>
+        </w:numPr>
+        <w:rPr>
+          <w:lang w:val="en-US"/>
+        </w:rPr>
+      </w:pPr>
+      <w:r>
+        <w:rPr>
+          <w:lang w:val="en-US"/>
+        </w:rPr>
+        <w:t>Mặc định</w:t>
+      </w:r>
+    </w:p>
+    <w:tbl>
+      <w:tblPr>
+        <w:tblStyle w:val="TableGrid"/>
+        <w:tblW w:w="0" w:type="auto"/>
+        <w:tblInd w:w="1080" w:type="dxa"/>
+        <w:tblLook w:val="04A0" w:firstRow="1" w:lastRow="0" w:firstColumn="1" w:lastColumn="0" w:noHBand="0" w:noVBand="1"/>
+      </w:tblPr>
+      <w:tblGrid>
+        <w:gridCol w:w="4095"/>
+        <w:gridCol w:w="4067"/>
+      </w:tblGrid>
+      <w:tr>
+        <w:tc>
+          <w:tcPr>
+            <w:tcW w:w="4621" w:type="dxa"/>
+          </w:tcPr>
+          <w:p>
+            <w:pPr>
+              <w:pStyle w:val="ListParagraph"/>
+              <w:ind w:left="0"/>
+              <w:jc w:val="center"/>
+              <w:rPr>
+                <w:lang w:val="en-US"/>
+              </w:rPr>
+            </w:pPr>
+            <w:r>
+              <w:rPr>
+                <w:lang w:val="en-US"/>
+              </w:rPr>
+              <w:t>&lt;Đang Train À&gt;</w:t>
+            </w:r>
+          </w:p>
+        </w:tc>
+        <w:tc>
+          <w:tcPr>
+            <w:tcW w:w="4621" w:type="dxa"/>
+          </w:tcPr>
+          <w:p>
+            <w:pPr>
+              <w:pStyle w:val="ListParagraph"/>
+              <w:ind w:left="0"/>
+              <w:jc w:val="center"/>
+              <w:rPr>
+                <w:lang w:val="en-US"/>
+              </w:rPr>
+            </w:pPr>
+            <w:r>
+              <w:rPr>
+                <w:lang w:val="en-US"/>
+              </w:rPr>
+              <w:t>True</w:t>
+            </w:r>
+          </w:p>
+        </w:tc>
+      </w:tr>
+    </w:tbl>
+    <w:p>
+      <w:pPr>
+        <w:pStyle w:val="ListParagraph"/>
+        <w:numPr>
+          <w:ilvl w:val="0"/>
+          <w:numId w:val="16"/>
+        </w:numPr>
+        <w:rPr>
+          <w:lang w:val="en-US"/>
+        </w:rPr>
+      </w:pPr>
+      <w:r>
+        <w:rPr>
+          <w:lang w:val="en-US"/>
+        </w:rPr>
+        <w:t>Đéo khác gì lớp Drop Out trong Torch,</w:t>
+      </w:r>
+      <w:r>
+        <w:rPr>
+          <w:lang w:val="en-US"/>
+        </w:rPr>
+        <w:t xml:space="preserve"> chỉ có điều nếu &lt;Shape Lặp&gt; được xác định thì Tensor chỉ chứa 0 và 1 được tạo ra sẽ có Shape là &lt;Shape Lặp&gt;, sau đó Broadcast với &lt;Input&gt;</w:t>
+      </w:r>
+    </w:p>
+    <w:p>
+      <w:pPr>
+        <w:pStyle w:val="ListParagraph"/>
+        <w:numPr>
+          <w:ilvl w:val="0"/>
+          <w:numId w:val="16"/>
+        </w:numPr>
+        <w:rPr>
+          <w:lang w:val="en-US"/>
+        </w:rPr>
+      </w:pPr>
+      <w:r>
+        <w:rPr>
+          <w:lang w:val="en-US"/>
+        </w:rPr>
+        <w:t>Đặt &lt;Đang Train À&gt; = False để vô hiệu hóa &lt;Lớp Drop Out&gt;, nó tự động vô hiệu hóa khi Test</w:t>
+      </w:r>
+    </w:p>
+    <w:p>
+      <w:pPr>
+        <w:rPr>
+          <w:lang w:val="en-US"/>
+        </w:rPr>
+      </w:pPr>
+    </w:p>
+    <w:p>
+      <w:pPr>
+        <w:rPr>
+          <w:lang w:val="en-US"/>
+        </w:rPr>
+      </w:pPr>
+      <w:r>
+        <w:rPr>
+          <w:lang w:val="en-US"/>
+        </w:rPr>
+        <w:t>Data – Dữ Liệu:</w:t>
+      </w:r>
+    </w:p>
+    <w:p>
+      <w:pPr>
+        <w:pStyle w:val="ListParagraph"/>
+        <w:numPr>
+          <w:ilvl w:val="0"/>
+          <w:numId w:val="11"/>
+        </w:numPr>
+        <w:rPr>
+          <w:lang w:val="en-US"/>
+        </w:rPr>
+      </w:pPr>
+      <w:r>
+        <w:rPr>
+          <w:lang w:val="en-US"/>
+        </w:rPr>
+        <w:t>Cách Import?</w:t>
+      </w:r>
+    </w:p>
+    <w:p>
+      <w:pPr>
+        <w:pStyle w:val="ListParagraph"/>
+        <w:pBdr>
+          <w:top w:val="single" w:sz="4" w:space="1" w:color="auto"/>
+          <w:left w:val="single" w:sz="4" w:space="4" w:color="auto"/>
+          <w:bottom w:val="single" w:sz="4" w:space="1" w:color="auto"/>
+          <w:right w:val="single" w:sz="4" w:space="4" w:color="auto"/>
+        </w:pBdr>
+        <w:ind w:left="1080"/>
+        <w:rPr>
+          <w:lang w:val="en-US"/>
+        </w:rPr>
+      </w:pPr>
+      <w:r>
+        <w:rPr>
+          <w:lang w:val="en-US"/>
+        </w:rPr>
+        <w:t>from tensor.keras import datasets</w:t>
+      </w:r>
+    </w:p>
+    <w:p>
+      <w:pPr>
+        <w:pStyle w:val="ListParagraph"/>
+        <w:numPr>
+          <w:ilvl w:val="0"/>
+          <w:numId w:val="11"/>
+        </w:numPr>
+        <w:rPr>
+          <w:lang w:val="en-US"/>
+        </w:rPr>
+      </w:pPr>
+      <w:r>
+        <w:rPr>
+          <w:lang w:val="en-US"/>
+        </w:rPr>
+        <w:t>Bộ Dữ Liệu Nhìn Hình Đoán Số MNIST?</w:t>
+      </w:r>
+    </w:p>
+    <w:p>
+      <w:pPr>
+        <w:pStyle w:val="ListParagraph"/>
+        <w:pBdr>
+          <w:top w:val="single" w:sz="4" w:space="1" w:color="auto"/>
+          <w:left w:val="single" w:sz="4" w:space="4" w:color="auto"/>
+          <w:bottom w:val="single" w:sz="4" w:space="1" w:color="auto"/>
+          <w:right w:val="single" w:sz="4" w:space="4" w:color="auto"/>
+        </w:pBdr>
+        <w:ind w:left="1080"/>
+        <w:rPr>
+          <w:lang w:val="en-US"/>
+        </w:rPr>
+      </w:pPr>
+      <w:r>
+        <w:rPr>
+          <w:lang w:val="en-US"/>
+        </w:rPr>
         <w:t xml:space="preserve">(&lt;X Train&gt;, &lt;Y Train&gt;), (&lt;X Test&gt;, &lt;Y Test&gt;) = </w:t>
       </w:r>
       <w:r>
@@ -6514,6 +7482,7 @@
         <w:rPr>
           <w:lang w:val="en-US"/>
         </w:rPr>
+        <w:lastRenderedPageBreak/>
         <w:t>&lt;X Train&gt; là 60000 tấm ảnh 28 x 28 có giá trị là số nguyên từ 0 đến 255 ứng với &lt;Y Train&gt; là 60000 nhãn có giá trị là số nguyên từ 0 đến 9</w:t>
       </w:r>
     </w:p>
@@ -6532,7 +7501,6 @@
         <w:rPr>
           <w:lang w:val="en-US"/>
         </w:rPr>
-        <w:lastRenderedPageBreak/>
         <w:t>&lt;X Test&gt; và &lt;Y Test&gt; tương tự nhưng chỉ có 10000 tấm ảnh</w:t>
       </w:r>
     </w:p>
@@ -7929,6 +8897,95 @@
     </w:lvl>
   </w:abstractNum>
   <w:abstractNum w:abstractNumId="9" w15:restartNumberingAfterBreak="0">
+    <w:nsid w:val="431239C4"/>
+    <w:multiLevelType w:val="hybridMultilevel"/>
+    <w:tmpl w:val="7F6CBD1C"/>
+    <w:lvl w:ilvl="0" w:tplc="460454FA">
+      <w:start w:val="1"/>
+      <w:numFmt w:val="decimal"/>
+      <w:lvlText w:val="%1."/>
+      <w:lvlJc w:val="left"/>
+      <w:pPr>
+        <w:ind w:left="1080" w:hanging="360"/>
+      </w:pPr>
+      <w:rPr>
+        <w:rFonts w:hint="default"/>
+      </w:rPr>
+    </w:lvl>
+    <w:lvl w:ilvl="1" w:tplc="04090019" w:tentative="1">
+      <w:start w:val="1"/>
+      <w:numFmt w:val="lowerLetter"/>
+      <w:lvlText w:val="%2."/>
+      <w:lvlJc w:val="left"/>
+      <w:pPr>
+        <w:ind w:left="1800" w:hanging="360"/>
+      </w:pPr>
+    </w:lvl>
+    <w:lvl w:ilvl="2" w:tplc="0409001B" w:tentative="1">
+      <w:start w:val="1"/>
+      <w:numFmt w:val="lowerRoman"/>
+      <w:lvlText w:val="%3."/>
+      <w:lvlJc w:val="right"/>
+      <w:pPr>
+        <w:ind w:left="2520" w:hanging="180"/>
+      </w:pPr>
+    </w:lvl>
+    <w:lvl w:ilvl="3" w:tplc="0409000F" w:tentative="1">
+      <w:start w:val="1"/>
+      <w:numFmt w:val="decimal"/>
+      <w:lvlText w:val="%4."/>
+      <w:lvlJc w:val="left"/>
+      <w:pPr>
+        <w:ind w:left="3240" w:hanging="360"/>
+      </w:pPr>
+    </w:lvl>
+    <w:lvl w:ilvl="4" w:tplc="04090019" w:tentative="1">
+      <w:start w:val="1"/>
+      <w:numFmt w:val="lowerLetter"/>
+      <w:lvlText w:val="%5."/>
+      <w:lvlJc w:val="left"/>
+      <w:pPr>
+        <w:ind w:left="3960" w:hanging="360"/>
+      </w:pPr>
+    </w:lvl>
+    <w:lvl w:ilvl="5" w:tplc="0409001B" w:tentative="1">
+      <w:start w:val="1"/>
+      <w:numFmt w:val="lowerRoman"/>
+      <w:lvlText w:val="%6."/>
+      <w:lvlJc w:val="right"/>
+      <w:pPr>
+        <w:ind w:left="4680" w:hanging="180"/>
+      </w:pPr>
+    </w:lvl>
+    <w:lvl w:ilvl="6" w:tplc="0409000F" w:tentative="1">
+      <w:start w:val="1"/>
+      <w:numFmt w:val="decimal"/>
+      <w:lvlText w:val="%7."/>
+      <w:lvlJc w:val="left"/>
+      <w:pPr>
+        <w:ind w:left="5400" w:hanging="360"/>
+      </w:pPr>
+    </w:lvl>
+    <w:lvl w:ilvl="7" w:tplc="04090019" w:tentative="1">
+      <w:start w:val="1"/>
+      <w:numFmt w:val="lowerLetter"/>
+      <w:lvlText w:val="%8."/>
+      <w:lvlJc w:val="left"/>
+      <w:pPr>
+        <w:ind w:left="6120" w:hanging="360"/>
+      </w:pPr>
+    </w:lvl>
+    <w:lvl w:ilvl="8" w:tplc="0409001B" w:tentative="1">
+      <w:start w:val="1"/>
+      <w:numFmt w:val="lowerRoman"/>
+      <w:lvlText w:val="%9."/>
+      <w:lvlJc w:val="right"/>
+      <w:pPr>
+        <w:ind w:left="6840" w:hanging="180"/>
+      </w:pPr>
+    </w:lvl>
+  </w:abstractNum>
+  <w:abstractNum w:abstractNumId="10" w15:restartNumberingAfterBreak="0">
     <w:nsid w:val="54B73FF2"/>
     <w:multiLevelType w:val="hybridMultilevel"/>
     <w:tmpl w:val="548AC868"/>
@@ -8017,7 +9074,7 @@
       </w:pPr>
     </w:lvl>
   </w:abstractNum>
-  <w:abstractNum w:abstractNumId="10" w15:restartNumberingAfterBreak="0">
+  <w:abstractNum w:abstractNumId="11" w15:restartNumberingAfterBreak="0">
     <w:nsid w:val="555159BB"/>
     <w:multiLevelType w:val="hybridMultilevel"/>
     <w:tmpl w:val="C53C38F8"/>
@@ -8106,7 +9163,7 @@
       </w:pPr>
     </w:lvl>
   </w:abstractNum>
-  <w:abstractNum w:abstractNumId="11" w15:restartNumberingAfterBreak="0">
+  <w:abstractNum w:abstractNumId="12" w15:restartNumberingAfterBreak="0">
     <w:nsid w:val="5C55754D"/>
     <w:multiLevelType w:val="hybridMultilevel"/>
     <w:tmpl w:val="8A84678E"/>
@@ -8195,7 +9252,7 @@
       </w:pPr>
     </w:lvl>
   </w:abstractNum>
-  <w:abstractNum w:abstractNumId="12" w15:restartNumberingAfterBreak="0">
+  <w:abstractNum w:abstractNumId="13" w15:restartNumberingAfterBreak="0">
     <w:nsid w:val="603230F1"/>
     <w:multiLevelType w:val="hybridMultilevel"/>
     <w:tmpl w:val="F2F08CD0"/>
@@ -8284,7 +9341,7 @@
       </w:pPr>
     </w:lvl>
   </w:abstractNum>
-  <w:abstractNum w:abstractNumId="13" w15:restartNumberingAfterBreak="0">
+  <w:abstractNum w:abstractNumId="14" w15:restartNumberingAfterBreak="0">
     <w:nsid w:val="65AB19D4"/>
     <w:multiLevelType w:val="hybridMultilevel"/>
     <w:tmpl w:val="A38CC1D8"/>
@@ -8373,7 +9430,7 @@
       </w:pPr>
     </w:lvl>
   </w:abstractNum>
-  <w:abstractNum w:abstractNumId="14" w15:restartNumberingAfterBreak="0">
+  <w:abstractNum w:abstractNumId="15" w15:restartNumberingAfterBreak="0">
     <w:nsid w:val="65F4132F"/>
     <w:multiLevelType w:val="hybridMultilevel"/>
     <w:tmpl w:val="ECF4FD26"/>
@@ -8486,7 +9543,7 @@
       </w:rPr>
     </w:lvl>
   </w:abstractNum>
-  <w:abstractNum w:abstractNumId="15" w15:restartNumberingAfterBreak="0">
+  <w:abstractNum w:abstractNumId="16" w15:restartNumberingAfterBreak="0">
     <w:nsid w:val="725E6129"/>
     <w:multiLevelType w:val="hybridMultilevel"/>
     <w:tmpl w:val="BCEE8494"/>
@@ -8599,7 +9656,7 @@
       </w:rPr>
     </w:lvl>
   </w:abstractNum>
-  <w:abstractNum w:abstractNumId="16" w15:restartNumberingAfterBreak="0">
+  <w:abstractNum w:abstractNumId="17" w15:restartNumberingAfterBreak="0">
     <w:nsid w:val="784B2948"/>
     <w:multiLevelType w:val="hybridMultilevel"/>
     <w:tmpl w:val="182A86DA"/>
@@ -8698,46 +9755,49 @@
     <w:abstractNumId w:val="8"/>
   </w:num>
   <w:num w:numId="4" w16cid:durableId="275676447">
-    <w:abstractNumId w:val="16"/>
+    <w:abstractNumId w:val="17"/>
   </w:num>
   <w:num w:numId="5" w16cid:durableId="983388324">
     <w:abstractNumId w:val="6"/>
   </w:num>
   <w:num w:numId="6" w16cid:durableId="1958752863">
-    <w:abstractNumId w:val="12"/>
+    <w:abstractNumId w:val="13"/>
   </w:num>
   <w:num w:numId="7" w16cid:durableId="656150189">
     <w:abstractNumId w:val="3"/>
   </w:num>
   <w:num w:numId="8" w16cid:durableId="115829556">
-    <w:abstractNumId w:val="15"/>
+    <w:abstractNumId w:val="16"/>
   </w:num>
   <w:num w:numId="9" w16cid:durableId="773865210">
-    <w:abstractNumId w:val="9"/>
+    <w:abstractNumId w:val="10"/>
   </w:num>
   <w:num w:numId="10" w16cid:durableId="1412386824">
     <w:abstractNumId w:val="4"/>
   </w:num>
   <w:num w:numId="11" w16cid:durableId="206111917">
-    <w:abstractNumId w:val="11"/>
+    <w:abstractNumId w:val="12"/>
   </w:num>
   <w:num w:numId="12" w16cid:durableId="1635793141">
-    <w:abstractNumId w:val="14"/>
+    <w:abstractNumId w:val="15"/>
   </w:num>
   <w:num w:numId="13" w16cid:durableId="6687274">
     <w:abstractNumId w:val="5"/>
   </w:num>
   <w:num w:numId="14" w16cid:durableId="778378904">
-    <w:abstractNumId w:val="13"/>
+    <w:abstractNumId w:val="14"/>
   </w:num>
   <w:num w:numId="15" w16cid:durableId="71970270">
     <w:abstractNumId w:val="0"/>
   </w:num>
   <w:num w:numId="16" w16cid:durableId="1228027432">
-    <w:abstractNumId w:val="10"/>
+    <w:abstractNumId w:val="11"/>
   </w:num>
   <w:num w:numId="17" w16cid:durableId="349837817">
     <w:abstractNumId w:val="2"/>
+  </w:num>
+  <w:num w:numId="18" w16cid:durableId="489760951">
+    <w:abstractNumId w:val="9"/>
   </w:num>
 </w:numbering>
 </file>

--- a/tensorflow.docx
+++ b/tensorflow.docx
@@ -2494,6 +2494,12 @@
         </w:rPr>
         <w:t>&lt;Các Lớp&gt; là 1 mảng có các phần tử là lớp</w:t>
       </w:r>
+      <w:r>
+        <w:rPr>
+          <w:lang w:val="en-US"/>
+        </w:rPr>
+        <w:t>, các lớp này phải có &lt;Output&gt; là 1 Tensor duy nhất, nếu không sẽ báo lỗi</w:t>
+      </w:r>
     </w:p>
     <w:p>
       <w:pPr>
@@ -3844,19 +3850,7 @@
         <w:rPr>
           <w:lang w:val="en-US"/>
         </w:rPr>
-        <w:t>Tạo 1 L</w:t>
-      </w:r>
-      <w:r>
-        <w:rPr>
-          <w:lang w:val="en-US"/>
-        </w:rPr>
-        <w:t>1</w:t>
-      </w:r>
-      <w:r>
-        <w:rPr>
-          <w:lang w:val="en-US"/>
-        </w:rPr>
-        <w:t xml:space="preserve"> Regularizer</w:t>
+        <w:t>Tạo 1 L1 Regularizer</w:t>
       </w:r>
     </w:p>
     <w:p>
@@ -3877,19 +3871,7 @@
         <w:rPr>
           <w:lang w:val="en-US"/>
         </w:rPr>
-        <w:t>&lt;L Regularizer&gt; = regularizers.L</w:t>
-      </w:r>
-      <w:r>
-        <w:rPr>
-          <w:lang w:val="en-US"/>
-        </w:rPr>
-        <w:t>1</w:t>
-      </w:r>
-      <w:r>
-        <w:rPr>
-          <w:lang w:val="en-US"/>
-        </w:rPr>
-        <w:t>(&lt;Cường Độ&gt;)</w:t>
+        <w:t>&lt;L Regularizer&gt; = regularizers.L1(&lt;Cường Độ&gt;)</w:t>
       </w:r>
     </w:p>
     <w:p>
@@ -4003,31 +3985,7 @@
         <w:rPr>
           <w:lang w:val="en-US"/>
         </w:rPr>
-        <w:t>&lt;Penalty&gt; = &lt;Cường Độ&gt; * Sum</w:t>
-      </w:r>
-      <w:r>
-        <w:rPr>
-          <w:lang w:val="en-US"/>
-        </w:rPr>
-        <w:t>(|</w:t>
-      </w:r>
-      <w:r>
-        <w:rPr>
-          <w:lang w:val="en-US"/>
-        </w:rPr>
-        <w:t>&lt;Input</w:t>
-      </w:r>
-      <w:r>
-        <w:rPr>
-          <w:lang w:val="en-US"/>
-        </w:rPr>
-        <w:t>&gt;|</w:t>
-      </w:r>
-      <w:r>
-        <w:rPr>
-          <w:lang w:val="en-US"/>
-        </w:rPr>
-        <w:t>)</w:t>
+        <w:t>&lt;Penalty&gt; = &lt;Cường Độ&gt; * Sum(|&lt;Input&gt;|)</w:t>
       </w:r>
     </w:p>
     <w:p>
@@ -6957,31 +6915,7 @@
         <w:rPr>
           <w:lang w:val="en-US"/>
         </w:rPr>
-        <w:t xml:space="preserve">&lt;Lớp </w:t>
-      </w:r>
-      <w:r>
-        <w:rPr>
-          <w:lang w:val="en-US"/>
-        </w:rPr>
-        <w:t>Drop Out</w:t>
-      </w:r>
-      <w:r>
-        <w:rPr>
-          <w:lang w:val="en-US"/>
-        </w:rPr>
-        <w:t>&gt; = layers.</w:t>
-      </w:r>
-      <w:r>
-        <w:rPr>
-          <w:lang w:val="en-US"/>
-        </w:rPr>
-        <w:t>Dropout</w:t>
-      </w:r>
-      <w:r>
-        <w:rPr>
-          <w:lang w:val="en-US"/>
-        </w:rPr>
-        <w:t>(</w:t>
+        <w:t>&lt;Lớp Drop Out&gt; = layers.Dropout(</w:t>
       </w:r>
     </w:p>
     <w:p>
@@ -7008,13 +6942,7 @@
         <w:rPr>
           <w:lang w:val="en-US"/>
         </w:rPr>
-        <w:t>&lt;</w:t>
-      </w:r>
-      <w:r>
-        <w:rPr>
-          <w:lang w:val="en-US"/>
-        </w:rPr>
-        <w:t>Tỉ Lệ</w:t>
+        <w:t>&lt;Tỉ Lệ</w:t>
       </w:r>
       <w:r>
         <w:rPr>
@@ -7026,19 +6954,7 @@
         <w:rPr>
           <w:lang w:val="en-US"/>
         </w:rPr>
-        <w:t>&gt;, &lt;</w:t>
-      </w:r>
-      <w:r>
-        <w:rPr>
-          <w:lang w:val="en-US"/>
-        </w:rPr>
-        <w:t>Shape Lặp</w:t>
-      </w:r>
-      <w:r>
-        <w:rPr>
-          <w:lang w:val="en-US"/>
-        </w:rPr>
-        <w:t>&gt;, name = &lt;Tên&gt;</w:t>
+        <w:t>&gt;, &lt;Shape Lặp&gt;, name = &lt;Tên&gt;</w:t>
       </w:r>
     </w:p>
     <w:p>
@@ -7172,31 +7088,7 @@
         <w:rPr>
           <w:lang w:val="en-US"/>
         </w:rPr>
-        <w:t xml:space="preserve">&lt;Output&gt; = &lt;Lớp </w:t>
-      </w:r>
-      <w:r>
-        <w:rPr>
-          <w:lang w:val="en-US"/>
-        </w:rPr>
-        <w:t>Drop Out</w:t>
-      </w:r>
-      <w:r>
-        <w:rPr>
-          <w:lang w:val="en-US"/>
-        </w:rPr>
-        <w:t>&gt;(&lt;Input&gt;</w:t>
-      </w:r>
-      <w:r>
-        <w:rPr>
-          <w:lang w:val="en-US"/>
-        </w:rPr>
-        <w:t>, &lt;Đang Train À&gt;</w:t>
-      </w:r>
-      <w:r>
-        <w:rPr>
-          <w:lang w:val="en-US"/>
-        </w:rPr>
-        <w:t>)</w:t>
+        <w:t>&lt;Output&gt; = &lt;Lớp Drop Out&gt;(&lt;Input&gt;, &lt;Đang Train À&gt;)</w:t>
       </w:r>
     </w:p>
     <w:p>
@@ -7317,40 +7209,44 @@
     </w:p>
     <w:p>
       <w:pPr>
-        <w:rPr>
-          <w:lang w:val="en-US"/>
-        </w:rPr>
-      </w:pPr>
-    </w:p>
-    <w:p>
-      <w:pPr>
-        <w:rPr>
-          <w:lang w:val="en-US"/>
-        </w:rPr>
-      </w:pPr>
-      <w:r>
-        <w:rPr>
-          <w:lang w:val="en-US"/>
-        </w:rPr>
-        <w:t>Data – Dữ Liệu:</w:t>
-      </w:r>
-    </w:p>
-    <w:p>
-      <w:pPr>
-        <w:pStyle w:val="ListParagraph"/>
-        <w:numPr>
-          <w:ilvl w:val="0"/>
-          <w:numId w:val="11"/>
-        </w:numPr>
-        <w:rPr>
-          <w:lang w:val="en-US"/>
-        </w:rPr>
-      </w:pPr>
-      <w:r>
-        <w:rPr>
-          <w:lang w:val="en-US"/>
-        </w:rPr>
-        <w:t>Cách Import?</w:t>
+        <w:pStyle w:val="ListParagraph"/>
+        <w:numPr>
+          <w:ilvl w:val="0"/>
+          <w:numId w:val="1"/>
+        </w:numPr>
+        <w:rPr>
+          <w:lang w:val="en-US"/>
+        </w:rPr>
+      </w:pPr>
+      <w:r>
+        <w:rPr>
+          <w:lang w:val="en-US"/>
+        </w:rPr>
+        <w:t>RNN?</w:t>
+      </w:r>
+    </w:p>
+    <w:p>
+      <w:pPr>
+        <w:pStyle w:val="ListParagraph"/>
+        <w:numPr>
+          <w:ilvl w:val="0"/>
+          <w:numId w:val="16"/>
+        </w:numPr>
+        <w:rPr>
+          <w:lang w:val="en-US"/>
+        </w:rPr>
+      </w:pPr>
+      <w:r>
+        <w:rPr>
+          <w:lang w:val="en-US"/>
+        </w:rPr>
+        <w:t xml:space="preserve">Tạo 1 lớp </w:t>
+      </w:r>
+      <w:r>
+        <w:rPr>
+          <w:lang w:val="en-US"/>
+        </w:rPr>
+        <w:t>RNN</w:t>
       </w:r>
     </w:p>
     <w:p>
@@ -7371,25 +7267,31 @@
         <w:rPr>
           <w:lang w:val="en-US"/>
         </w:rPr>
-        <w:t>from tensor.keras import datasets</w:t>
-      </w:r>
-    </w:p>
-    <w:p>
-      <w:pPr>
-        <w:pStyle w:val="ListParagraph"/>
-        <w:numPr>
-          <w:ilvl w:val="0"/>
-          <w:numId w:val="11"/>
-        </w:numPr>
-        <w:rPr>
-          <w:lang w:val="en-US"/>
-        </w:rPr>
-      </w:pPr>
-      <w:r>
-        <w:rPr>
-          <w:lang w:val="en-US"/>
-        </w:rPr>
-        <w:t>Bộ Dữ Liệu Nhìn Hình Đoán Số MNIST?</w:t>
+        <w:t xml:space="preserve">&lt;Lớp </w:t>
+      </w:r>
+      <w:r>
+        <w:rPr>
+          <w:lang w:val="en-US"/>
+        </w:rPr>
+        <w:t>RNN</w:t>
+      </w:r>
+      <w:r>
+        <w:rPr>
+          <w:lang w:val="en-US"/>
+        </w:rPr>
+        <w:t>&gt; = layers.</w:t>
+      </w:r>
+      <w:r>
+        <w:rPr>
+          <w:lang w:val="en-US"/>
+        </w:rPr>
+        <w:t>SimpleRNN</w:t>
+      </w:r>
+      <w:r>
+        <w:rPr>
+          <w:lang w:val="en-US"/>
+        </w:rPr>
+        <w:t>(</w:t>
       </w:r>
     </w:p>
     <w:p>
@@ -7410,6 +7312,598 @@
         <w:rPr>
           <w:lang w:val="en-US"/>
         </w:rPr>
+        <w:t xml:space="preserve">    </w:t>
+      </w:r>
+      <w:r>
+        <w:rPr>
+          <w:lang w:val="en-US"/>
+        </w:rPr>
+        <w:t>&lt;</w:t>
+      </w:r>
+      <w:r>
+        <w:rPr>
+          <w:lang w:val="en-US"/>
+        </w:rPr>
+        <w:t>Số Neuron Hidden</w:t>
+      </w:r>
+      <w:r>
+        <w:rPr>
+          <w:lang w:val="en-US"/>
+        </w:rPr>
+        <w:t xml:space="preserve">&gt;, </w:t>
+      </w:r>
+    </w:p>
+    <w:p>
+      <w:pPr>
+        <w:pStyle w:val="ListParagraph"/>
+        <w:pBdr>
+          <w:top w:val="single" w:sz="4" w:space="1" w:color="auto"/>
+          <w:left w:val="single" w:sz="4" w:space="4" w:color="auto"/>
+          <w:bottom w:val="single" w:sz="4" w:space="1" w:color="auto"/>
+          <w:right w:val="single" w:sz="4" w:space="4" w:color="auto"/>
+        </w:pBdr>
+        <w:ind w:left="1080"/>
+        <w:rPr>
+          <w:lang w:val="en-US"/>
+        </w:rPr>
+      </w:pPr>
+      <w:r>
+        <w:rPr>
+          <w:lang w:val="en-US"/>
+        </w:rPr>
+        <w:t xml:space="preserve">    return_sequences = &lt;Trả Về Tất Cả Hidden&gt;</w:t>
+      </w:r>
+      <w:r>
+        <w:rPr>
+          <w:lang w:val="en-US"/>
+        </w:rPr>
+        <w:t>,</w:t>
+      </w:r>
+    </w:p>
+    <w:p>
+      <w:pPr>
+        <w:pStyle w:val="ListParagraph"/>
+        <w:pBdr>
+          <w:top w:val="single" w:sz="4" w:space="1" w:color="auto"/>
+          <w:left w:val="single" w:sz="4" w:space="4" w:color="auto"/>
+          <w:bottom w:val="single" w:sz="4" w:space="1" w:color="auto"/>
+          <w:right w:val="single" w:sz="4" w:space="4" w:color="auto"/>
+        </w:pBdr>
+        <w:ind w:left="1080"/>
+        <w:rPr>
+          <w:lang w:val="en-US"/>
+        </w:rPr>
+      </w:pPr>
+      <w:r>
+        <w:rPr>
+          <w:lang w:val="en-US"/>
+        </w:rPr>
+        <w:t xml:space="preserve">    return_state = &lt;Trả Về Hidden Cuối&gt;,</w:t>
+      </w:r>
+    </w:p>
+    <w:p>
+      <w:pPr>
+        <w:pStyle w:val="ListParagraph"/>
+        <w:pBdr>
+          <w:top w:val="single" w:sz="4" w:space="1" w:color="auto"/>
+          <w:left w:val="single" w:sz="4" w:space="4" w:color="auto"/>
+          <w:bottom w:val="single" w:sz="4" w:space="1" w:color="auto"/>
+          <w:right w:val="single" w:sz="4" w:space="4" w:color="auto"/>
+        </w:pBdr>
+        <w:ind w:left="1080"/>
+        <w:rPr>
+          <w:lang w:val="en-US"/>
+        </w:rPr>
+      </w:pPr>
+      <w:r>
+        <w:rPr>
+          <w:lang w:val="en-US"/>
+        </w:rPr>
+        <w:t xml:space="preserve">    </w:t>
+      </w:r>
+      <w:r>
+        <w:rPr>
+          <w:lang w:val="en-US"/>
+        </w:rPr>
+        <w:t>name = &lt;Tên&gt;</w:t>
+      </w:r>
+    </w:p>
+    <w:p>
+      <w:pPr>
+        <w:pStyle w:val="ListParagraph"/>
+        <w:pBdr>
+          <w:top w:val="single" w:sz="4" w:space="1" w:color="auto"/>
+          <w:left w:val="single" w:sz="4" w:space="4" w:color="auto"/>
+          <w:bottom w:val="single" w:sz="4" w:space="1" w:color="auto"/>
+          <w:right w:val="single" w:sz="4" w:space="4" w:color="auto"/>
+        </w:pBdr>
+        <w:ind w:left="1080"/>
+        <w:rPr>
+          <w:lang w:val="en-US"/>
+        </w:rPr>
+      </w:pPr>
+      <w:r>
+        <w:rPr>
+          <w:lang w:val="en-US"/>
+        </w:rPr>
+        <w:t>)</w:t>
+      </w:r>
+    </w:p>
+    <w:p>
+      <w:pPr>
+        <w:pStyle w:val="ListParagraph"/>
+        <w:numPr>
+          <w:ilvl w:val="0"/>
+          <w:numId w:val="16"/>
+        </w:numPr>
+        <w:rPr>
+          <w:lang w:val="en-US"/>
+        </w:rPr>
+      </w:pPr>
+      <w:r>
+        <w:rPr>
+          <w:lang w:val="en-US"/>
+        </w:rPr>
+        <w:t>Mặc định</w:t>
+      </w:r>
+    </w:p>
+    <w:tbl>
+      <w:tblPr>
+        <w:tblStyle w:val="TableGrid"/>
+        <w:tblW w:w="0" w:type="auto"/>
+        <w:tblInd w:w="1080" w:type="dxa"/>
+        <w:tblLook w:val="04A0" w:firstRow="1" w:lastRow="0" w:firstColumn="1" w:lastColumn="0" w:noHBand="0" w:noVBand="1"/>
+      </w:tblPr>
+      <w:tblGrid>
+        <w:gridCol w:w="4428"/>
+        <w:gridCol w:w="3734"/>
+      </w:tblGrid>
+      <w:tr>
+        <w:tc>
+          <w:tcPr>
+            <w:tcW w:w="4428" w:type="dxa"/>
+          </w:tcPr>
+          <w:p>
+            <w:pPr>
+              <w:pStyle w:val="ListParagraph"/>
+              <w:ind w:left="0"/>
+              <w:jc w:val="center"/>
+              <w:rPr>
+                <w:lang w:val="en-US"/>
+              </w:rPr>
+            </w:pPr>
+            <w:r>
+              <w:rPr>
+                <w:lang w:val="en-US"/>
+              </w:rPr>
+              <w:t>&lt;Trả Về Tất Cả Hidden&gt;</w:t>
+            </w:r>
+          </w:p>
+        </w:tc>
+        <w:tc>
+          <w:tcPr>
+            <w:tcW w:w="3734" w:type="dxa"/>
+          </w:tcPr>
+          <w:p>
+            <w:pPr>
+              <w:pStyle w:val="ListParagraph"/>
+              <w:ind w:left="0"/>
+              <w:jc w:val="center"/>
+              <w:rPr>
+                <w:lang w:val="en-US"/>
+              </w:rPr>
+            </w:pPr>
+            <w:r>
+              <w:rPr>
+                <w:lang w:val="en-US"/>
+              </w:rPr>
+              <w:t>False</w:t>
+            </w:r>
+          </w:p>
+        </w:tc>
+      </w:tr>
+      <w:tr>
+        <w:tc>
+          <w:tcPr>
+            <w:tcW w:w="4428" w:type="dxa"/>
+          </w:tcPr>
+          <w:p>
+            <w:pPr>
+              <w:pStyle w:val="ListParagraph"/>
+              <w:ind w:left="0"/>
+              <w:jc w:val="center"/>
+              <w:rPr>
+                <w:lang w:val="en-US"/>
+              </w:rPr>
+            </w:pPr>
+            <w:r>
+              <w:rPr>
+                <w:lang w:val="en-US"/>
+              </w:rPr>
+              <w:t xml:space="preserve">&lt;Trả Về </w:t>
+            </w:r>
+            <w:r>
+              <w:rPr>
+                <w:lang w:val="en-US"/>
+              </w:rPr>
+              <w:t>Hidden Cuối</w:t>
+            </w:r>
+            <w:r>
+              <w:rPr>
+                <w:lang w:val="en-US"/>
+              </w:rPr>
+              <w:t>&gt;</w:t>
+            </w:r>
+          </w:p>
+        </w:tc>
+        <w:tc>
+          <w:tcPr>
+            <w:tcW w:w="3734" w:type="dxa"/>
+          </w:tcPr>
+          <w:p>
+            <w:pPr>
+              <w:pStyle w:val="ListParagraph"/>
+              <w:ind w:left="0"/>
+              <w:jc w:val="center"/>
+              <w:rPr>
+                <w:lang w:val="en-US"/>
+              </w:rPr>
+            </w:pPr>
+            <w:r>
+              <w:rPr>
+                <w:lang w:val="en-US"/>
+              </w:rPr>
+              <w:t>False</w:t>
+            </w:r>
+          </w:p>
+        </w:tc>
+      </w:tr>
+    </w:tbl>
+    <w:p>
+      <w:pPr>
+        <w:pStyle w:val="ListParagraph"/>
+        <w:numPr>
+          <w:ilvl w:val="0"/>
+          <w:numId w:val="16"/>
+        </w:numPr>
+        <w:rPr>
+          <w:lang w:val="en-US"/>
+        </w:rPr>
+      </w:pPr>
+      <w:r>
+        <w:rPr>
+          <w:lang w:val="en-US"/>
+        </w:rPr>
+        <w:t>Forward</w:t>
+      </w:r>
+    </w:p>
+    <w:p>
+      <w:pPr>
+        <w:pStyle w:val="ListParagraph"/>
+        <w:numPr>
+          <w:ilvl w:val="0"/>
+          <w:numId w:val="16"/>
+        </w:numPr>
+        <w:rPr>
+          <w:lang w:val="en-US"/>
+        </w:rPr>
+      </w:pPr>
+      <w:r>
+        <w:rPr>
+          <w:lang w:val="en-US"/>
+        </w:rPr>
+        <w:lastRenderedPageBreak/>
+        <w:t>Trường hợp 1, mặc định</w:t>
+      </w:r>
+    </w:p>
+    <w:p>
+      <w:pPr>
+        <w:pStyle w:val="ListParagraph"/>
+        <w:pBdr>
+          <w:top w:val="single" w:sz="4" w:space="1" w:color="auto"/>
+          <w:left w:val="single" w:sz="4" w:space="4" w:color="auto"/>
+          <w:bottom w:val="single" w:sz="4" w:space="1" w:color="auto"/>
+          <w:right w:val="single" w:sz="4" w:space="4" w:color="auto"/>
+        </w:pBdr>
+        <w:ind w:left="1080"/>
+        <w:rPr>
+          <w:lang w:val="en-US"/>
+        </w:rPr>
+      </w:pPr>
+      <w:r>
+        <w:rPr>
+          <w:lang w:val="en-US"/>
+        </w:rPr>
+        <w:t>&lt;</w:t>
+      </w:r>
+      <w:r>
+        <w:rPr>
+          <w:lang w:val="en-US"/>
+        </w:rPr>
+        <w:t>Hidden Cuối</w:t>
+      </w:r>
+      <w:r>
+        <w:rPr>
+          <w:lang w:val="en-US"/>
+        </w:rPr>
+        <w:t xml:space="preserve">&gt; = &lt;Lớp </w:t>
+      </w:r>
+      <w:r>
+        <w:rPr>
+          <w:lang w:val="en-US"/>
+        </w:rPr>
+        <w:t>RNN</w:t>
+      </w:r>
+      <w:r>
+        <w:rPr>
+          <w:lang w:val="en-US"/>
+        </w:rPr>
+        <w:t>&gt;(&lt;Input&gt;)</w:t>
+      </w:r>
+    </w:p>
+    <w:p>
+      <w:pPr>
+        <w:pStyle w:val="ListParagraph"/>
+        <w:numPr>
+          <w:ilvl w:val="0"/>
+          <w:numId w:val="16"/>
+        </w:numPr>
+        <w:rPr>
+          <w:lang w:val="en-US"/>
+        </w:rPr>
+      </w:pPr>
+      <w:r>
+        <w:rPr>
+          <w:lang w:val="en-US"/>
+        </w:rPr>
+        <w:t xml:space="preserve">Trường hợp 2, &lt;Trả Về Tất Cả Hidden&gt; = True, </w:t>
+      </w:r>
+      <w:r>
+        <w:rPr>
+          <w:lang w:val="en-US"/>
+        </w:rPr>
+        <w:t xml:space="preserve">&lt;Trả Về Hidden Cuối&gt; = </w:t>
+      </w:r>
+      <w:r>
+        <w:rPr>
+          <w:lang w:val="en-US"/>
+        </w:rPr>
+        <w:t>False</w:t>
+      </w:r>
+    </w:p>
+    <w:p>
+      <w:pPr>
+        <w:pStyle w:val="ListParagraph"/>
+        <w:pBdr>
+          <w:top w:val="single" w:sz="4" w:space="1" w:color="auto"/>
+          <w:left w:val="single" w:sz="4" w:space="4" w:color="auto"/>
+          <w:bottom w:val="single" w:sz="4" w:space="1" w:color="auto"/>
+          <w:right w:val="single" w:sz="4" w:space="4" w:color="auto"/>
+        </w:pBdr>
+        <w:ind w:left="1080"/>
+        <w:rPr>
+          <w:lang w:val="en-US"/>
+        </w:rPr>
+      </w:pPr>
+      <w:r>
+        <w:rPr>
+          <w:lang w:val="en-US"/>
+        </w:rPr>
+        <w:t>&lt;</w:t>
+      </w:r>
+      <w:r>
+        <w:rPr>
+          <w:lang w:val="en-US"/>
+        </w:rPr>
+        <w:t xml:space="preserve">Tất Cả </w:t>
+      </w:r>
+      <w:r>
+        <w:rPr>
+          <w:lang w:val="en-US"/>
+        </w:rPr>
+        <w:t>Hidde</w:t>
+      </w:r>
+      <w:r>
+        <w:rPr>
+          <w:lang w:val="en-US"/>
+        </w:rPr>
+        <w:t>n</w:t>
+      </w:r>
+      <w:r>
+        <w:rPr>
+          <w:lang w:val="en-US"/>
+        </w:rPr>
+        <w:t>&gt; = &lt;Lớp RNN&gt;(&lt;Input&gt;)</w:t>
+      </w:r>
+    </w:p>
+    <w:p>
+      <w:pPr>
+        <w:pStyle w:val="ListParagraph"/>
+        <w:numPr>
+          <w:ilvl w:val="0"/>
+          <w:numId w:val="16"/>
+        </w:numPr>
+        <w:rPr>
+          <w:lang w:val="en-US"/>
+        </w:rPr>
+      </w:pPr>
+      <w:r>
+        <w:rPr>
+          <w:lang w:val="en-US"/>
+        </w:rPr>
+        <w:t xml:space="preserve">Trường hợp 3, </w:t>
+      </w:r>
+      <w:r>
+        <w:rPr>
+          <w:lang w:val="en-US"/>
+        </w:rPr>
+        <w:t>&lt;Trả Về Tất Cả Hidden&gt; = True</w:t>
+      </w:r>
+      <w:r>
+        <w:rPr>
+          <w:lang w:val="en-US"/>
+        </w:rPr>
+        <w:t>, &lt;Trả Về Hidden Cuối&gt; = True</w:t>
+      </w:r>
+    </w:p>
+    <w:p>
+      <w:pPr>
+        <w:pStyle w:val="ListParagraph"/>
+        <w:pBdr>
+          <w:top w:val="single" w:sz="4" w:space="1" w:color="auto"/>
+          <w:left w:val="single" w:sz="4" w:space="4" w:color="auto"/>
+          <w:bottom w:val="single" w:sz="4" w:space="1" w:color="auto"/>
+          <w:right w:val="single" w:sz="4" w:space="4" w:color="auto"/>
+        </w:pBdr>
+        <w:ind w:left="1080"/>
+        <w:rPr>
+          <w:lang w:val="en-US"/>
+        </w:rPr>
+      </w:pPr>
+      <w:r>
+        <w:rPr>
+          <w:lang w:val="en-US"/>
+        </w:rPr>
+        <w:t>&lt;Tất Cả Hidden</w:t>
+      </w:r>
+      <w:r>
+        <w:rPr>
+          <w:lang w:val="en-US"/>
+        </w:rPr>
+        <w:t xml:space="preserve">&gt;, </w:t>
+      </w:r>
+      <w:r>
+        <w:rPr>
+          <w:lang w:val="en-US"/>
+        </w:rPr>
+        <w:t>&lt;Hidden</w:t>
+      </w:r>
+      <w:r>
+        <w:rPr>
+          <w:lang w:val="en-US"/>
+        </w:rPr>
+        <w:t xml:space="preserve"> Cuối</w:t>
+      </w:r>
+      <w:r>
+        <w:rPr>
+          <w:lang w:val="en-US"/>
+        </w:rPr>
+        <w:t>&gt; = &lt;Lớp RNN&gt;(&lt;Input&gt;)</w:t>
+      </w:r>
+    </w:p>
+    <w:p>
+      <w:pPr>
+        <w:pStyle w:val="ListParagraph"/>
+        <w:numPr>
+          <w:ilvl w:val="0"/>
+          <w:numId w:val="16"/>
+        </w:numPr>
+        <w:rPr>
+          <w:lang w:val="en-US"/>
+        </w:rPr>
+      </w:pPr>
+      <w:r>
+        <w:rPr>
+          <w:lang w:val="en-US"/>
+        </w:rPr>
+        <w:t>Cơ chế đéo khác gì lớp RNN trong Torch trừ việc chỉ có 1 Stack và không Train được 2 chiều</w:t>
+      </w:r>
+    </w:p>
+    <w:p>
+      <w:pPr>
+        <w:rPr>
+          <w:lang w:val="en-US"/>
+        </w:rPr>
+      </w:pPr>
+    </w:p>
+    <w:p>
+      <w:pPr>
+        <w:rPr>
+          <w:lang w:val="en-US"/>
+        </w:rPr>
+      </w:pPr>
+      <w:r>
+        <w:rPr>
+          <w:lang w:val="en-US"/>
+        </w:rPr>
+        <w:t>Data – Dữ Liệu:</w:t>
+      </w:r>
+    </w:p>
+    <w:p>
+      <w:pPr>
+        <w:pStyle w:val="ListParagraph"/>
+        <w:numPr>
+          <w:ilvl w:val="0"/>
+          <w:numId w:val="11"/>
+        </w:numPr>
+        <w:rPr>
+          <w:lang w:val="en-US"/>
+        </w:rPr>
+      </w:pPr>
+      <w:r>
+        <w:rPr>
+          <w:lang w:val="en-US"/>
+        </w:rPr>
+        <w:t>Cách Import?</w:t>
+      </w:r>
+    </w:p>
+    <w:p>
+      <w:pPr>
+        <w:pStyle w:val="ListParagraph"/>
+        <w:pBdr>
+          <w:top w:val="single" w:sz="4" w:space="1" w:color="auto"/>
+          <w:left w:val="single" w:sz="4" w:space="4" w:color="auto"/>
+          <w:bottom w:val="single" w:sz="4" w:space="1" w:color="auto"/>
+          <w:right w:val="single" w:sz="4" w:space="4" w:color="auto"/>
+        </w:pBdr>
+        <w:ind w:left="1080"/>
+        <w:rPr>
+          <w:lang w:val="en-US"/>
+        </w:rPr>
+      </w:pPr>
+      <w:r>
+        <w:rPr>
+          <w:lang w:val="en-US"/>
+        </w:rPr>
+        <w:t>from tensor.keras import datasets</w:t>
+      </w:r>
+    </w:p>
+    <w:p>
+      <w:pPr>
+        <w:pStyle w:val="ListParagraph"/>
+        <w:numPr>
+          <w:ilvl w:val="0"/>
+          <w:numId w:val="11"/>
+        </w:numPr>
+        <w:rPr>
+          <w:lang w:val="en-US"/>
+        </w:rPr>
+      </w:pPr>
+      <w:r>
+        <w:rPr>
+          <w:lang w:val="en-US"/>
+        </w:rPr>
+        <w:t>Bộ Dữ Liệu Nhìn Hình Đoán Số MNIST?</w:t>
+      </w:r>
+    </w:p>
+    <w:p>
+      <w:pPr>
+        <w:pStyle w:val="ListParagraph"/>
+        <w:pBdr>
+          <w:top w:val="single" w:sz="4" w:space="1" w:color="auto"/>
+          <w:left w:val="single" w:sz="4" w:space="4" w:color="auto"/>
+          <w:bottom w:val="single" w:sz="4" w:space="1" w:color="auto"/>
+          <w:right w:val="single" w:sz="4" w:space="4" w:color="auto"/>
+        </w:pBdr>
+        <w:ind w:left="1080"/>
+        <w:rPr>
+          <w:lang w:val="en-US"/>
+        </w:rPr>
+      </w:pPr>
+      <w:r>
+        <w:rPr>
+          <w:lang w:val="en-US"/>
+        </w:rPr>
         <w:t xml:space="preserve">(&lt;X Train&gt;, &lt;Y Train&gt;), (&lt;X Test&gt;, &lt;Y Test&gt;) = </w:t>
       </w:r>
       <w:r>
@@ -7482,7 +7976,6 @@
         <w:rPr>
           <w:lang w:val="en-US"/>
         </w:rPr>
-        <w:lastRenderedPageBreak/>
         <w:t>&lt;X Train&gt; là 60000 tấm ảnh 28 x 28 có giá trị là số nguyên từ 0 đến 255 ứng với &lt;Y Train&gt; là 60000 nhãn có giá trị là số nguyên từ 0 đến 9</w:t>
       </w:r>
     </w:p>

--- a/tensorflow.docx
+++ b/tensorflow.docx
@@ -180,7 +180,31 @@
         <w:rPr>
           <w:lang w:val="en-US"/>
         </w:rPr>
-        <w:t>Tạo 1 Tensor?</w:t>
+        <w:t xml:space="preserve">Tạo 1 </w:t>
+      </w:r>
+      <w:r>
+        <w:rPr>
+          <w:lang w:val="en-US"/>
+        </w:rPr>
+        <w:t>Constant</w:t>
+      </w:r>
+      <w:r>
+        <w:rPr>
+          <w:lang w:val="en-US"/>
+        </w:rPr>
+        <w:t xml:space="preserve"> (Eager)</w:t>
+      </w:r>
+      <w:r>
+        <w:rPr>
+          <w:lang w:val="en-US"/>
+        </w:rPr>
+        <w:t xml:space="preserve"> </w:t>
+      </w:r>
+      <w:r>
+        <w:rPr>
+          <w:lang w:val="en-US"/>
+        </w:rPr>
+        <w:t>Tensor?</w:t>
       </w:r>
     </w:p>
     <w:p>
@@ -430,19 +454,19 @@
         <w:rPr>
           <w:lang w:val="en-US"/>
         </w:rPr>
-        <w:t xml:space="preserve">Trả Về </w:t>
-      </w:r>
-      <w:r>
-        <w:rPr>
-          <w:lang w:val="en-US"/>
-        </w:rPr>
-        <w:t xml:space="preserve">Tensor </w:t>
-      </w:r>
-      <w:r>
-        <w:rPr>
-          <w:lang w:val="en-US"/>
-        </w:rPr>
-        <w:t>Chứa Toàn 0?</w:t>
+        <w:t xml:space="preserve">Tạo 1 </w:t>
+      </w:r>
+      <w:r>
+        <w:rPr>
+          <w:lang w:val="en-US"/>
+        </w:rPr>
+        <w:t xml:space="preserve">Variable </w:t>
+      </w:r>
+      <w:r>
+        <w:rPr>
+          <w:lang w:val="en-US"/>
+        </w:rPr>
+        <w:t>Tensor?</w:t>
       </w:r>
     </w:p>
     <w:p>
@@ -463,7 +487,13 @@
         <w:rPr>
           <w:lang w:val="en-US"/>
         </w:rPr>
-        <w:t>tf.zeros(&lt;Shape&gt;)</w:t>
+        <w:t>&lt;</w:t>
+      </w:r>
+      <w:r>
+        <w:rPr>
+          <w:lang w:val="en-US"/>
+        </w:rPr>
+        <w:t>Tensor&gt; = tf.constant(&lt;Mảng&gt;)</w:t>
       </w:r>
     </w:p>
     <w:p>
@@ -481,7 +511,37 @@
         <w:rPr>
           <w:lang w:val="en-US"/>
         </w:rPr>
-        <w:t>Ví dụ</w:t>
+        <w:t>Đéo khác gì Tensor cố định nhưng không được Reshape, và có thể thay đổi giá trị In</w:t>
+      </w:r>
+      <w:r>
+        <w:rPr>
+          <w:lang w:val="en-US"/>
+        </w:rPr>
+        <w:t xml:space="preserve"> P</w:t>
+      </w:r>
+      <w:r>
+        <w:rPr>
+          <w:lang w:val="en-US"/>
+        </w:rPr>
+        <w:t>lace</w:t>
+      </w:r>
+    </w:p>
+    <w:p>
+      <w:pPr>
+        <w:pStyle w:val="ListParagraph"/>
+        <w:numPr>
+          <w:ilvl w:val="0"/>
+          <w:numId w:val="7"/>
+        </w:numPr>
+        <w:rPr>
+          <w:lang w:val="en-US"/>
+        </w:rPr>
+      </w:pPr>
+      <w:r>
+        <w:rPr>
+          <w:lang w:val="en-US"/>
+        </w:rPr>
+        <w:t>Để thay đổi giá trị của &lt;Tensor&gt;</w:t>
       </w:r>
     </w:p>
     <w:p>
@@ -502,25 +562,43 @@
         <w:rPr>
           <w:lang w:val="en-US"/>
         </w:rPr>
-        <w:t>foo = tf.zeros((2, 3))</w:t>
-      </w:r>
-    </w:p>
-    <w:p>
-      <w:pPr>
-        <w:pStyle w:val="ListParagraph"/>
-        <w:numPr>
-          <w:ilvl w:val="0"/>
-          <w:numId w:val="4"/>
-        </w:numPr>
-        <w:rPr>
-          <w:lang w:val="en-US"/>
-        </w:rPr>
-      </w:pPr>
-      <w:r>
-        <w:rPr>
-          <w:lang w:val="en-US"/>
-        </w:rPr>
-        <w:t>Trả Về Tensor Nén Hoặc Tích Ngoài?</w:t>
+        <w:t>&lt;Tensor&gt;.assign(&lt;Giá Trị Mới&gt;)</w:t>
+      </w:r>
+    </w:p>
+    <w:p>
+      <w:pPr>
+        <w:pStyle w:val="ListParagraph"/>
+        <w:numPr>
+          <w:ilvl w:val="0"/>
+          <w:numId w:val="7"/>
+        </w:numPr>
+        <w:rPr>
+          <w:lang w:val="en-US"/>
+        </w:rPr>
+      </w:pPr>
+      <w:r>
+        <w:rPr>
+          <w:lang w:val="en-US"/>
+        </w:rPr>
+        <w:t>&lt;Giá Trị Mới&gt; phải cùng Shape với &lt;Mảng&gt;</w:t>
+      </w:r>
+    </w:p>
+    <w:p>
+      <w:pPr>
+        <w:pStyle w:val="ListParagraph"/>
+        <w:numPr>
+          <w:ilvl w:val="0"/>
+          <w:numId w:val="7"/>
+        </w:numPr>
+        <w:rPr>
+          <w:lang w:val="en-US"/>
+        </w:rPr>
+      </w:pPr>
+      <w:r>
+        <w:rPr>
+          <w:lang w:val="en-US"/>
+        </w:rPr>
+        <w:t>Để + thêm vào &lt;Tensor&gt;</w:t>
       </w:r>
     </w:p>
     <w:p>
@@ -541,7 +619,7 @@
         <w:rPr>
           <w:lang w:val="en-US"/>
         </w:rPr>
-        <w:t>tf.tensordot(&lt;Tensor 1&gt;, &lt;Tensor 2&gt;, &lt;Chiều&gt;)</w:t>
+        <w:t>&lt;Tensor&gt;.assign_add(&lt;Giá Trị Cộng Thêm&gt;)</w:t>
       </w:r>
     </w:p>
     <w:p>
@@ -559,43 +637,49 @@
         <w:rPr>
           <w:lang w:val="en-US"/>
         </w:rPr>
-        <w:t>Nếu &lt;Chiều&gt; = 0, thì trả về tích ngoài của &lt;Tensor 1&gt; với &lt;Tensor 2&gt;</w:t>
-      </w:r>
-    </w:p>
-    <w:p>
-      <w:pPr>
-        <w:pStyle w:val="ListParagraph"/>
-        <w:numPr>
-          <w:ilvl w:val="0"/>
-          <w:numId w:val="7"/>
-        </w:numPr>
-        <w:rPr>
-          <w:lang w:val="en-US"/>
-        </w:rPr>
-      </w:pPr>
-      <w:r>
-        <w:rPr>
-          <w:lang w:val="en-US"/>
-        </w:rPr>
-        <w:t>Nếu &lt;Chiều&gt; là 1 Iterable thì nó phải chứa 2 phần tử xác định chiều nén tương ứng của &lt;Tensor 1&gt; và &lt;Tensor 2&gt;</w:t>
-      </w:r>
-    </w:p>
-    <w:p>
-      <w:pPr>
-        <w:pStyle w:val="ListParagraph"/>
-        <w:numPr>
-          <w:ilvl w:val="0"/>
-          <w:numId w:val="7"/>
-        </w:numPr>
-        <w:rPr>
-          <w:lang w:val="en-US"/>
-        </w:rPr>
-      </w:pPr>
-      <w:r>
-        <w:rPr>
-          <w:lang w:val="en-US"/>
-        </w:rPr>
-        <w:t>Ví dụ</w:t>
+        <w:t xml:space="preserve">&lt;Giá Trị </w:t>
+      </w:r>
+      <w:r>
+        <w:rPr>
+          <w:lang w:val="en-US"/>
+        </w:rPr>
+        <w:t>Cộng Thêm</w:t>
+      </w:r>
+      <w:r>
+        <w:rPr>
+          <w:lang w:val="en-US"/>
+        </w:rPr>
+        <w:t>&gt; phải cùng Shape với &lt;Mảng&gt;</w:t>
+      </w:r>
+    </w:p>
+    <w:p>
+      <w:pPr>
+        <w:pStyle w:val="ListParagraph"/>
+        <w:numPr>
+          <w:ilvl w:val="0"/>
+          <w:numId w:val="4"/>
+        </w:numPr>
+        <w:rPr>
+          <w:lang w:val="en-US"/>
+        </w:rPr>
+      </w:pPr>
+      <w:r>
+        <w:rPr>
+          <w:lang w:val="en-US"/>
+        </w:rPr>
+        <w:t xml:space="preserve">Trả Về </w:t>
+      </w:r>
+      <w:r>
+        <w:rPr>
+          <w:lang w:val="en-US"/>
+        </w:rPr>
+        <w:t xml:space="preserve">Tensor </w:t>
+      </w:r>
+      <w:r>
+        <w:rPr>
+          <w:lang w:val="en-US"/>
+        </w:rPr>
+        <w:t>Chứa Toàn 0?</w:t>
       </w:r>
     </w:p>
     <w:p>
@@ -616,45 +700,7 @@
         <w:rPr>
           <w:lang w:val="en-US"/>
         </w:rPr>
-        <w:t>foo = tf.tensordot(bar, boo, [2, 4])</w:t>
-      </w:r>
-    </w:p>
-    <w:p>
-      <w:pPr>
-        <w:rPr>
-          <w:lang w:val="en-US"/>
-        </w:rPr>
-      </w:pPr>
-    </w:p>
-    <w:p>
-      <w:pPr>
-        <w:rPr>
-          <w:lang w:val="en-US"/>
-        </w:rPr>
-      </w:pPr>
-      <w:r>
-        <w:rPr>
-          <w:lang w:val="en-US"/>
-        </w:rPr>
-        <w:t>Tensor:</w:t>
-      </w:r>
-    </w:p>
-    <w:p>
-      <w:pPr>
-        <w:pStyle w:val="ListParagraph"/>
-        <w:numPr>
-          <w:ilvl w:val="0"/>
-          <w:numId w:val="10"/>
-        </w:numPr>
-        <w:rPr>
-          <w:lang w:val="en-US"/>
-        </w:rPr>
-      </w:pPr>
-      <w:r>
-        <w:rPr>
-          <w:lang w:val="en-US"/>
-        </w:rPr>
-        <w:t>Dấu “@” Có Ý Nghĩa Gì?</w:t>
+        <w:t>tf.zeros(&lt;Shape&gt;)</w:t>
       </w:r>
     </w:p>
     <w:p>
@@ -672,57 +718,7 @@
         <w:rPr>
           <w:lang w:val="en-US"/>
         </w:rPr>
-        <w:t>Giống y chang trong Torch, chỉ có điều không tí</w:t>
-      </w:r>
-      <w:r>
-        <w:rPr>
-          <w:lang w:val="en-US"/>
-        </w:rPr>
-        <w:t>n</w:t>
-      </w:r>
-      <w:r>
-        <w:rPr>
-          <w:lang w:val="en-US"/>
-        </w:rPr>
-        <w:t>h được tích vô hướng của 2 Vector</w:t>
-      </w:r>
-    </w:p>
-    <w:p>
-      <w:pPr>
-        <w:rPr>
-          <w:lang w:val="en-US"/>
-        </w:rPr>
-      </w:pPr>
-    </w:p>
-    <w:p>
-      <w:pPr>
-        <w:rPr>
-          <w:lang w:val="en-US"/>
-        </w:rPr>
-      </w:pPr>
-      <w:r>
-        <w:rPr>
-          <w:lang w:val="en-US"/>
-        </w:rPr>
-        <w:t>Random – Ngẫu Nhiên:</w:t>
-      </w:r>
-    </w:p>
-    <w:p>
-      <w:pPr>
-        <w:pStyle w:val="ListParagraph"/>
-        <w:numPr>
-          <w:ilvl w:val="0"/>
-          <w:numId w:val="9"/>
-        </w:numPr>
-        <w:rPr>
-          <w:lang w:val="en-US"/>
-        </w:rPr>
-      </w:pPr>
-      <w:r>
-        <w:rPr>
-          <w:lang w:val="en-US"/>
-        </w:rPr>
-        <w:t>Cách Import?</w:t>
+        <w:t>Ví dụ</w:t>
       </w:r>
     </w:p>
     <w:p>
@@ -743,25 +739,25 @@
         <w:rPr>
           <w:lang w:val="en-US"/>
         </w:rPr>
-        <w:t>from tensorflow import random</w:t>
-      </w:r>
-    </w:p>
-    <w:p>
-      <w:pPr>
-        <w:pStyle w:val="ListParagraph"/>
-        <w:numPr>
-          <w:ilvl w:val="0"/>
-          <w:numId w:val="9"/>
-        </w:numPr>
-        <w:rPr>
-          <w:lang w:val="en-US"/>
-        </w:rPr>
-      </w:pPr>
-      <w:r>
-        <w:rPr>
-          <w:lang w:val="en-US"/>
-        </w:rPr>
-        <w:t>Trả Về Tensor Có Giá Trị Thuộc Phân Phối Chuẩn?</w:t>
+        <w:t>foo = tf.zeros((2, 3))</w:t>
+      </w:r>
+    </w:p>
+    <w:p>
+      <w:pPr>
+        <w:pStyle w:val="ListParagraph"/>
+        <w:numPr>
+          <w:ilvl w:val="0"/>
+          <w:numId w:val="4"/>
+        </w:numPr>
+        <w:rPr>
+          <w:lang w:val="en-US"/>
+        </w:rPr>
+      </w:pPr>
+      <w:r>
+        <w:rPr>
+          <w:lang w:val="en-US"/>
+        </w:rPr>
+        <w:t>Trả Về Tensor Nén Hoặc Tích Ngoài?</w:t>
       </w:r>
     </w:p>
     <w:p>
@@ -782,6 +778,610 @@
         <w:rPr>
           <w:lang w:val="en-US"/>
         </w:rPr>
+        <w:t>tf.tensordot(&lt;Tensor 1&gt;, &lt;Tensor 2&gt;, &lt;Chiều&gt;)</w:t>
+      </w:r>
+    </w:p>
+    <w:p>
+      <w:pPr>
+        <w:pStyle w:val="ListParagraph"/>
+        <w:numPr>
+          <w:ilvl w:val="0"/>
+          <w:numId w:val="7"/>
+        </w:numPr>
+        <w:rPr>
+          <w:lang w:val="en-US"/>
+        </w:rPr>
+      </w:pPr>
+      <w:r>
+        <w:rPr>
+          <w:lang w:val="en-US"/>
+        </w:rPr>
+        <w:t>Nếu &lt;Chiều&gt; = 0, thì trả về tích ngoài của &lt;Tensor 1&gt; với &lt;Tensor 2&gt;</w:t>
+      </w:r>
+    </w:p>
+    <w:p>
+      <w:pPr>
+        <w:pStyle w:val="ListParagraph"/>
+        <w:numPr>
+          <w:ilvl w:val="0"/>
+          <w:numId w:val="7"/>
+        </w:numPr>
+        <w:rPr>
+          <w:lang w:val="en-US"/>
+        </w:rPr>
+      </w:pPr>
+      <w:r>
+        <w:rPr>
+          <w:lang w:val="en-US"/>
+        </w:rPr>
+        <w:t>Nếu &lt;Chiều&gt; là 1 Iterable thì nó phải chứa 2 phần tử xác định chiều nén tương ứng của &lt;Tensor 1&gt; và &lt;Tensor 2&gt;</w:t>
+      </w:r>
+    </w:p>
+    <w:p>
+      <w:pPr>
+        <w:pStyle w:val="ListParagraph"/>
+        <w:numPr>
+          <w:ilvl w:val="0"/>
+          <w:numId w:val="7"/>
+        </w:numPr>
+        <w:rPr>
+          <w:lang w:val="en-US"/>
+        </w:rPr>
+      </w:pPr>
+      <w:r>
+        <w:rPr>
+          <w:lang w:val="en-US"/>
+        </w:rPr>
+        <w:t>Ví dụ</w:t>
+      </w:r>
+    </w:p>
+    <w:p>
+      <w:pPr>
+        <w:pStyle w:val="ListParagraph"/>
+        <w:pBdr>
+          <w:top w:val="single" w:sz="4" w:space="1" w:color="auto"/>
+          <w:left w:val="single" w:sz="4" w:space="4" w:color="auto"/>
+          <w:bottom w:val="single" w:sz="4" w:space="1" w:color="auto"/>
+          <w:right w:val="single" w:sz="4" w:space="4" w:color="auto"/>
+        </w:pBdr>
+        <w:ind w:left="1080"/>
+        <w:rPr>
+          <w:lang w:val="en-US"/>
+        </w:rPr>
+      </w:pPr>
+      <w:r>
+        <w:rPr>
+          <w:lang w:val="en-US"/>
+        </w:rPr>
+        <w:t>foo = tf.tensordot(bar, boo, [2, 4])</w:t>
+      </w:r>
+    </w:p>
+    <w:p>
+      <w:pPr>
+        <w:pStyle w:val="ListParagraph"/>
+        <w:numPr>
+          <w:ilvl w:val="0"/>
+          <w:numId w:val="4"/>
+        </w:numPr>
+        <w:rPr>
+          <w:lang w:val="en-US"/>
+        </w:rPr>
+      </w:pPr>
+      <w:r>
+        <w:rPr>
+          <w:lang w:val="en-US"/>
+        </w:rPr>
+        <w:t>Gradient?</w:t>
+      </w:r>
+    </w:p>
+    <w:p>
+      <w:pPr>
+        <w:pStyle w:val="ListParagraph"/>
+        <w:numPr>
+          <w:ilvl w:val="0"/>
+          <w:numId w:val="7"/>
+        </w:numPr>
+        <w:rPr>
+          <w:lang w:val="en-US"/>
+        </w:rPr>
+      </w:pPr>
+      <w:r>
+        <w:rPr>
+          <w:lang w:val="en-US"/>
+        </w:rPr>
+        <w:t>Đéo khác gì sơ đồ tính toán trong Torch</w:t>
+      </w:r>
+    </w:p>
+    <w:p>
+      <w:pPr>
+        <w:pStyle w:val="ListParagraph"/>
+        <w:numPr>
+          <w:ilvl w:val="0"/>
+          <w:numId w:val="7"/>
+        </w:numPr>
+        <w:rPr>
+          <w:lang w:val="en-US"/>
+        </w:rPr>
+      </w:pPr>
+      <w:r>
+        <w:rPr>
+          <w:lang w:val="en-US"/>
+        </w:rPr>
+        <w:t>Để bắt đầu Tracking các phép tính, đặt chúng vào Context Manager sau</w:t>
+      </w:r>
+    </w:p>
+    <w:p>
+      <w:pPr>
+        <w:pStyle w:val="ListParagraph"/>
+        <w:pBdr>
+          <w:top w:val="single" w:sz="4" w:space="1" w:color="auto"/>
+          <w:left w:val="single" w:sz="4" w:space="4" w:color="auto"/>
+          <w:bottom w:val="single" w:sz="4" w:space="1" w:color="auto"/>
+          <w:right w:val="single" w:sz="4" w:space="4" w:color="auto"/>
+        </w:pBdr>
+        <w:ind w:left="1080"/>
+        <w:rPr>
+          <w:lang w:val="en-US"/>
+        </w:rPr>
+      </w:pPr>
+      <w:r>
+        <w:rPr>
+          <w:lang w:val="en-US"/>
+        </w:rPr>
+        <w:t>with tf.GradientTape(</w:t>
+      </w:r>
+      <w:r>
+        <w:rPr>
+          <w:lang w:val="en-US"/>
+        </w:rPr>
+        <w:t>&lt;Không Hủy Sơ Đồ&gt;</w:t>
+      </w:r>
+      <w:r>
+        <w:rPr>
+          <w:lang w:val="en-US"/>
+        </w:rPr>
+        <w:t>) as &lt;Sơ Đồ Tính Toán&gt;:</w:t>
+      </w:r>
+    </w:p>
+    <w:p>
+      <w:pPr>
+        <w:pStyle w:val="ListParagraph"/>
+        <w:pBdr>
+          <w:top w:val="single" w:sz="4" w:space="1" w:color="auto"/>
+          <w:left w:val="single" w:sz="4" w:space="4" w:color="auto"/>
+          <w:bottom w:val="single" w:sz="4" w:space="1" w:color="auto"/>
+          <w:right w:val="single" w:sz="4" w:space="4" w:color="auto"/>
+        </w:pBdr>
+        <w:ind w:left="1080"/>
+        <w:rPr>
+          <w:lang w:val="en-US"/>
+        </w:rPr>
+      </w:pPr>
+      <w:r>
+        <w:rPr>
+          <w:lang w:val="en-US"/>
+        </w:rPr>
+        <w:t xml:space="preserve">    &lt;Tính Toán Gì Đó&gt;</w:t>
+      </w:r>
+    </w:p>
+    <w:p>
+      <w:pPr>
+        <w:pStyle w:val="ListParagraph"/>
+        <w:numPr>
+          <w:ilvl w:val="0"/>
+          <w:numId w:val="7"/>
+        </w:numPr>
+        <w:rPr>
+          <w:lang w:val="en-US"/>
+        </w:rPr>
+      </w:pPr>
+      <w:r>
+        <w:rPr>
+          <w:lang w:val="en-US"/>
+        </w:rPr>
+        <w:lastRenderedPageBreak/>
+        <w:t>Mặc định</w:t>
+      </w:r>
+    </w:p>
+    <w:tbl>
+      <w:tblPr>
+        <w:tblStyle w:val="TableGrid"/>
+        <w:tblW w:w="0" w:type="auto"/>
+        <w:tblInd w:w="1080" w:type="dxa"/>
+        <w:tblLook w:val="04A0" w:firstRow="1" w:lastRow="0" w:firstColumn="1" w:lastColumn="0" w:noHBand="0" w:noVBand="1"/>
+      </w:tblPr>
+      <w:tblGrid>
+        <w:gridCol w:w="4097"/>
+        <w:gridCol w:w="4065"/>
+      </w:tblGrid>
+      <w:tr>
+        <w:tc>
+          <w:tcPr>
+            <w:tcW w:w="4621" w:type="dxa"/>
+          </w:tcPr>
+          <w:p>
+            <w:pPr>
+              <w:pStyle w:val="ListParagraph"/>
+              <w:ind w:left="0"/>
+              <w:jc w:val="center"/>
+              <w:rPr>
+                <w:lang w:val="en-US"/>
+              </w:rPr>
+            </w:pPr>
+            <w:r>
+              <w:rPr>
+                <w:lang w:val="en-US"/>
+              </w:rPr>
+              <w:t>&lt;Không Hủy Sơ Đồ&gt;</w:t>
+            </w:r>
+          </w:p>
+        </w:tc>
+        <w:tc>
+          <w:tcPr>
+            <w:tcW w:w="4621" w:type="dxa"/>
+          </w:tcPr>
+          <w:p>
+            <w:pPr>
+              <w:pStyle w:val="ListParagraph"/>
+              <w:ind w:left="0"/>
+              <w:jc w:val="center"/>
+              <w:rPr>
+                <w:lang w:val="en-US"/>
+              </w:rPr>
+            </w:pPr>
+            <w:r>
+              <w:rPr>
+                <w:lang w:val="en-US"/>
+              </w:rPr>
+              <w:t>False</w:t>
+            </w:r>
+          </w:p>
+        </w:tc>
+      </w:tr>
+    </w:tbl>
+    <w:p>
+      <w:pPr>
+        <w:pStyle w:val="ListParagraph"/>
+        <w:numPr>
+          <w:ilvl w:val="0"/>
+          <w:numId w:val="7"/>
+        </w:numPr>
+        <w:rPr>
+          <w:lang w:val="en-US"/>
+        </w:rPr>
+      </w:pPr>
+      <w:r>
+        <w:rPr>
+          <w:lang w:val="en-US"/>
+        </w:rPr>
+        <w:t>Các Variable Tensor đặt vào đây tương đương Tensor trong Torch với requires_grad = True, còn các Constant Variable thì = False</w:t>
+      </w:r>
+    </w:p>
+    <w:p>
+      <w:pPr>
+        <w:pStyle w:val="ListParagraph"/>
+        <w:numPr>
+          <w:ilvl w:val="0"/>
+          <w:numId w:val="7"/>
+        </w:numPr>
+        <w:rPr>
+          <w:lang w:val="en-US"/>
+        </w:rPr>
+      </w:pPr>
+      <w:r>
+        <w:rPr>
+          <w:lang w:val="en-US"/>
+        </w:rPr>
+        <w:t>Lưu ý khi bạn tạo ra 1 Tensor mới = biểu thức của các Variable Tensor thì vẫn ra Constant Tensor, nhưng Constant Tensor này vẫn nằm trong sơ đồ tính toán và vẫn có thể được tính Gradient</w:t>
+      </w:r>
+    </w:p>
+    <w:p>
+      <w:pPr>
+        <w:pStyle w:val="ListParagraph"/>
+        <w:numPr>
+          <w:ilvl w:val="0"/>
+          <w:numId w:val="7"/>
+        </w:numPr>
+        <w:rPr>
+          <w:lang w:val="en-US"/>
+        </w:rPr>
+      </w:pPr>
+      <w:r>
+        <w:rPr>
+          <w:lang w:val="en-US"/>
+        </w:rPr>
+        <w:t>Để biến 1 Constant Tensor thành 1 Variable Tensor tạm thời trong Context Manager này</w:t>
+      </w:r>
+    </w:p>
+    <w:p>
+      <w:pPr>
+        <w:pStyle w:val="ListParagraph"/>
+        <w:pBdr>
+          <w:top w:val="single" w:sz="4" w:space="1" w:color="auto"/>
+          <w:left w:val="single" w:sz="4" w:space="4" w:color="auto"/>
+          <w:bottom w:val="single" w:sz="4" w:space="1" w:color="auto"/>
+          <w:right w:val="single" w:sz="4" w:space="4" w:color="auto"/>
+        </w:pBdr>
+        <w:ind w:left="1080"/>
+        <w:rPr>
+          <w:lang w:val="en-US"/>
+        </w:rPr>
+      </w:pPr>
+      <w:r>
+        <w:rPr>
+          <w:lang w:val="en-US"/>
+        </w:rPr>
+        <w:t>&lt;Sơ Đồ Tính Toán&gt;.watch(&lt;Constant Tensor&gt;)</w:t>
+      </w:r>
+    </w:p>
+    <w:p>
+      <w:pPr>
+        <w:pStyle w:val="ListParagraph"/>
+        <w:numPr>
+          <w:ilvl w:val="0"/>
+          <w:numId w:val="7"/>
+        </w:numPr>
+        <w:rPr>
+          <w:lang w:val="en-US"/>
+        </w:rPr>
+      </w:pPr>
+      <w:r>
+        <w:rPr>
+          <w:lang w:val="en-US"/>
+        </w:rPr>
+        <w:t>Để lan truyền ngược và tính Gradient của &lt;</w:t>
+      </w:r>
+      <w:r>
+        <w:rPr>
+          <w:lang w:val="en-US"/>
+        </w:rPr>
+        <w:t>X&gt; ứng với &lt;Loss&gt;</w:t>
+      </w:r>
+    </w:p>
+    <w:p>
+      <w:pPr>
+        <w:pStyle w:val="ListParagraph"/>
+        <w:pBdr>
+          <w:top w:val="single" w:sz="4" w:space="1" w:color="auto"/>
+          <w:left w:val="single" w:sz="4" w:space="4" w:color="auto"/>
+          <w:bottom w:val="single" w:sz="4" w:space="1" w:color="auto"/>
+          <w:right w:val="single" w:sz="4" w:space="4" w:color="auto"/>
+        </w:pBdr>
+        <w:ind w:left="1080"/>
+        <w:rPr>
+          <w:lang w:val="en-US"/>
+        </w:rPr>
+      </w:pPr>
+      <w:r>
+        <w:rPr>
+          <w:lang w:val="en-US"/>
+        </w:rPr>
+        <w:t>&lt;Gradient&gt; = &lt;Sơ Đồ Tính Toán&gt;.gradient(&lt;</w:t>
+      </w:r>
+      <w:r>
+        <w:rPr>
+          <w:lang w:val="en-US"/>
+        </w:rPr>
+        <w:t>Loss</w:t>
+      </w:r>
+      <w:r>
+        <w:rPr>
+          <w:lang w:val="en-US"/>
+        </w:rPr>
+        <w:t>&gt;, &lt;X&gt;)</w:t>
+      </w:r>
+    </w:p>
+    <w:p>
+      <w:pPr>
+        <w:pStyle w:val="ListParagraph"/>
+        <w:numPr>
+          <w:ilvl w:val="0"/>
+          <w:numId w:val="7"/>
+        </w:numPr>
+        <w:rPr>
+          <w:lang w:val="en-US"/>
+        </w:rPr>
+      </w:pPr>
+      <w:r>
+        <w:rPr>
+          <w:lang w:val="en-US"/>
+        </w:rPr>
+        <w:t>Sau đó, bạn không thể tính Gradient được với &lt;Sơ Đồ Tính Toán&gt; nữa, nó đã tiêu biến</w:t>
+      </w:r>
+    </w:p>
+    <w:p>
+      <w:pPr>
+        <w:pStyle w:val="ListParagraph"/>
+        <w:numPr>
+          <w:ilvl w:val="0"/>
+          <w:numId w:val="7"/>
+        </w:numPr>
+        <w:rPr>
+          <w:lang w:val="en-US"/>
+        </w:rPr>
+      </w:pPr>
+      <w:r>
+        <w:rPr>
+          <w:lang w:val="en-US"/>
+        </w:rPr>
+        <w:t xml:space="preserve">Để &lt;Sơ Đồ Tính Toán&gt; không tiêu biến và cho phép bạn tiếp tục tính Gradient, đặt </w:t>
+      </w:r>
+      <w:r>
+        <w:rPr>
+          <w:lang w:val="en-US"/>
+        </w:rPr>
+        <w:t>&lt;Không Hủy Sơ Đồ&gt;</w:t>
+      </w:r>
+      <w:r>
+        <w:rPr>
+          <w:lang w:val="en-US"/>
+        </w:rPr>
+        <w:t xml:space="preserve"> = True</w:t>
+      </w:r>
+    </w:p>
+    <w:p>
+      <w:pPr>
+        <w:rPr>
+          <w:lang w:val="en-US"/>
+        </w:rPr>
+      </w:pPr>
+    </w:p>
+    <w:p>
+      <w:pPr>
+        <w:rPr>
+          <w:lang w:val="en-US"/>
+        </w:rPr>
+      </w:pPr>
+      <w:r>
+        <w:rPr>
+          <w:lang w:val="en-US"/>
+        </w:rPr>
+        <w:t>Tensor:</w:t>
+      </w:r>
+    </w:p>
+    <w:p>
+      <w:pPr>
+        <w:pStyle w:val="ListParagraph"/>
+        <w:numPr>
+          <w:ilvl w:val="0"/>
+          <w:numId w:val="10"/>
+        </w:numPr>
+        <w:rPr>
+          <w:lang w:val="en-US"/>
+        </w:rPr>
+      </w:pPr>
+      <w:r>
+        <w:rPr>
+          <w:lang w:val="en-US"/>
+        </w:rPr>
+        <w:t>Dấu “@” Có Ý Nghĩa Gì?</w:t>
+      </w:r>
+    </w:p>
+    <w:p>
+      <w:pPr>
+        <w:pStyle w:val="ListParagraph"/>
+        <w:numPr>
+          <w:ilvl w:val="0"/>
+          <w:numId w:val="7"/>
+        </w:numPr>
+        <w:rPr>
+          <w:lang w:val="en-US"/>
+        </w:rPr>
+      </w:pPr>
+      <w:r>
+        <w:rPr>
+          <w:lang w:val="en-US"/>
+        </w:rPr>
+        <w:t>Giống y chang trong Torch, chỉ có điều không tí</w:t>
+      </w:r>
+      <w:r>
+        <w:rPr>
+          <w:lang w:val="en-US"/>
+        </w:rPr>
+        <w:t>n</w:t>
+      </w:r>
+      <w:r>
+        <w:rPr>
+          <w:lang w:val="en-US"/>
+        </w:rPr>
+        <w:t>h được tích vô hướng của 2 Vector</w:t>
+      </w:r>
+    </w:p>
+    <w:p>
+      <w:pPr>
+        <w:rPr>
+          <w:lang w:val="en-US"/>
+        </w:rPr>
+      </w:pPr>
+    </w:p>
+    <w:p>
+      <w:pPr>
+        <w:rPr>
+          <w:lang w:val="en-US"/>
+        </w:rPr>
+      </w:pPr>
+      <w:r>
+        <w:rPr>
+          <w:lang w:val="en-US"/>
+        </w:rPr>
+        <w:t>Random – Ngẫu Nhiên:</w:t>
+      </w:r>
+    </w:p>
+    <w:p>
+      <w:pPr>
+        <w:pStyle w:val="ListParagraph"/>
+        <w:numPr>
+          <w:ilvl w:val="0"/>
+          <w:numId w:val="9"/>
+        </w:numPr>
+        <w:rPr>
+          <w:lang w:val="en-US"/>
+        </w:rPr>
+      </w:pPr>
+      <w:r>
+        <w:rPr>
+          <w:lang w:val="en-US"/>
+        </w:rPr>
+        <w:t>Cách Import?</w:t>
+      </w:r>
+    </w:p>
+    <w:p>
+      <w:pPr>
+        <w:pStyle w:val="ListParagraph"/>
+        <w:pBdr>
+          <w:top w:val="single" w:sz="4" w:space="1" w:color="auto"/>
+          <w:left w:val="single" w:sz="4" w:space="4" w:color="auto"/>
+          <w:bottom w:val="single" w:sz="4" w:space="1" w:color="auto"/>
+          <w:right w:val="single" w:sz="4" w:space="4" w:color="auto"/>
+        </w:pBdr>
+        <w:ind w:left="1080"/>
+        <w:rPr>
+          <w:lang w:val="en-US"/>
+        </w:rPr>
+      </w:pPr>
+      <w:r>
+        <w:rPr>
+          <w:lang w:val="en-US"/>
+        </w:rPr>
+        <w:t>from tensorflow import random</w:t>
+      </w:r>
+    </w:p>
+    <w:p>
+      <w:pPr>
+        <w:pStyle w:val="ListParagraph"/>
+        <w:numPr>
+          <w:ilvl w:val="0"/>
+          <w:numId w:val="9"/>
+        </w:numPr>
+        <w:rPr>
+          <w:lang w:val="en-US"/>
+        </w:rPr>
+      </w:pPr>
+      <w:r>
+        <w:rPr>
+          <w:lang w:val="en-US"/>
+        </w:rPr>
+        <w:t>Trả Về Tensor Có Giá Trị Thuộc Phân Phối Chuẩn?</w:t>
+      </w:r>
+    </w:p>
+    <w:p>
+      <w:pPr>
+        <w:pStyle w:val="ListParagraph"/>
+        <w:pBdr>
+          <w:top w:val="single" w:sz="4" w:space="1" w:color="auto"/>
+          <w:left w:val="single" w:sz="4" w:space="4" w:color="auto"/>
+          <w:bottom w:val="single" w:sz="4" w:space="1" w:color="auto"/>
+          <w:right w:val="single" w:sz="4" w:space="4" w:color="auto"/>
+        </w:pBdr>
+        <w:ind w:left="1080"/>
+        <w:rPr>
+          <w:lang w:val="en-US"/>
+        </w:rPr>
+      </w:pPr>
+      <w:r>
+        <w:rPr>
+          <w:lang w:val="en-US"/>
+        </w:rPr>
         <w:t>random.normal(&lt;Shape&gt;, &lt;Mean&gt;, &lt;Độ Lệch Chuẩn&gt;)</w:t>
       </w:r>
     </w:p>
@@ -800,7 +1400,6 @@
         <w:rPr>
           <w:lang w:val="en-US"/>
         </w:rPr>
-        <w:lastRenderedPageBreak/>
         <w:t>Mặc định</w:t>
       </w:r>
     </w:p>
@@ -1074,6 +1673,7 @@
         <w:rPr>
           <w:lang w:val="en-US"/>
         </w:rPr>
+        <w:lastRenderedPageBreak/>
         <w:t>&lt;Keras Tensor&gt; = keras.Input(</w:t>
       </w:r>
       <w:r>
@@ -1920,7 +2520,6 @@
         <w:rPr>
           <w:lang w:val="en-US"/>
         </w:rPr>
-        <w:lastRenderedPageBreak/>
         <w:t>&lt;In Gì Ra&gt; là 1 mảng gồm các String, mỗi String xác định 1 thứ để in ra, các phần tử hợp lệ của &lt;In Gì Ra&gt;</w:t>
       </w:r>
     </w:p>
@@ -2366,6 +2965,7 @@
         <w:rPr>
           <w:lang w:val="en-US"/>
         </w:rPr>
+        <w:lastRenderedPageBreak/>
         <w:t>In ra cấu trúc, số lượng Parameter của Model</w:t>
       </w:r>
     </w:p>
@@ -3003,7 +3603,6 @@
         <w:rPr>
           <w:lang w:val="en-US"/>
         </w:rPr>
-        <w:lastRenderedPageBreak/>
         <w:t xml:space="preserve">Bản chất y chang lớp Cross Entropy trong Torch, nhưng </w:t>
       </w:r>
       <w:r>
@@ -3407,6 +4006,7 @@
         <w:rPr>
           <w:lang w:val="en-US"/>
         </w:rPr>
+        <w:lastRenderedPageBreak/>
         <w:t>Cách Import?</w:t>
       </w:r>
     </w:p>
@@ -3963,7 +4563,6 @@
         <w:rPr>
           <w:lang w:val="en-US"/>
         </w:rPr>
-        <w:lastRenderedPageBreak/>
         <w:t>Đéo khác gì L2 Regularizer, chỉ có điều</w:t>
       </w:r>
     </w:p>
@@ -4224,6 +4823,7 @@
         <w:rPr>
           <w:lang w:val="en-US"/>
         </w:rPr>
+        <w:lastRenderedPageBreak/>
         <w:t xml:space="preserve">    kernel_regularizer = &lt;Weight Regularizer&gt;, </w:t>
       </w:r>
       <w:r>
@@ -5355,7 +5955,6 @@
         <w:rPr>
           <w:lang w:val="en-US"/>
         </w:rPr>
-        <w:lastRenderedPageBreak/>
         <w:t>(3, 32, 32), dựa theo đó mà Kernel sẽ trượt lên ảnh theo chiều tương ứng</w:t>
       </w:r>
     </w:p>
@@ -5985,6 +6584,7 @@
         <w:rPr>
           <w:lang w:val="en-US"/>
         </w:rPr>
+        <w:lastRenderedPageBreak/>
         <w:t>&lt;</w:t>
       </w:r>
       <w:r>
@@ -6811,7 +7411,6 @@
           <w:noProof/>
           <w:lang w:val="en-US"/>
         </w:rPr>
-        <w:lastRenderedPageBreak/>
         <w:drawing>
           <wp:inline distT="0" distB="0" distL="0" distR="0" wp14:anchorId="55001976" wp14:editId="69EFCB90">
             <wp:extent cx="4046018" cy="3540378"/>
@@ -6936,6 +7535,7 @@
         <w:rPr>
           <w:lang w:val="en-US"/>
         </w:rPr>
+        <w:lastRenderedPageBreak/>
         <w:t xml:space="preserve">    </w:t>
       </w:r>
       <w:r>
@@ -7267,31 +7867,7 @@
         <w:rPr>
           <w:lang w:val="en-US"/>
         </w:rPr>
-        <w:t xml:space="preserve">&lt;Lớp </w:t>
-      </w:r>
-      <w:r>
-        <w:rPr>
-          <w:lang w:val="en-US"/>
-        </w:rPr>
-        <w:t>RNN</w:t>
-      </w:r>
-      <w:r>
-        <w:rPr>
-          <w:lang w:val="en-US"/>
-        </w:rPr>
-        <w:t>&gt; = layers.</w:t>
-      </w:r>
-      <w:r>
-        <w:rPr>
-          <w:lang w:val="en-US"/>
-        </w:rPr>
-        <w:t>SimpleRNN</w:t>
-      </w:r>
-      <w:r>
-        <w:rPr>
-          <w:lang w:val="en-US"/>
-        </w:rPr>
-        <w:t>(</w:t>
+        <w:t>&lt;Lớp RNN&gt; = layers.SimpleRNN(</w:t>
       </w:r>
     </w:p>
     <w:p>
@@ -7520,19 +8096,7 @@
               <w:rPr>
                 <w:lang w:val="en-US"/>
               </w:rPr>
-              <w:t xml:space="preserve">&lt;Trả Về </w:t>
-            </w:r>
-            <w:r>
-              <w:rPr>
-                <w:lang w:val="en-US"/>
-              </w:rPr>
-              <w:t>Hidden Cuối</w:t>
-            </w:r>
-            <w:r>
-              <w:rPr>
-                <w:lang w:val="en-US"/>
-              </w:rPr>
-              <w:t>&gt;</w:t>
+              <w:t>&lt;Trả Về Hidden Cuối&gt;</w:t>
             </w:r>
           </w:p>
         </w:tc>
@@ -7592,7 +8156,6 @@
         <w:rPr>
           <w:lang w:val="en-US"/>
         </w:rPr>
-        <w:lastRenderedPageBreak/>
         <w:t>Trường hợp 1, mặc định</w:t>
       </w:r>
     </w:p>
@@ -7626,19 +8189,7 @@
         <w:rPr>
           <w:lang w:val="en-US"/>
         </w:rPr>
-        <w:t xml:space="preserve">&gt; = &lt;Lớp </w:t>
-      </w:r>
-      <w:r>
-        <w:rPr>
-          <w:lang w:val="en-US"/>
-        </w:rPr>
-        <w:t>RNN</w:t>
-      </w:r>
-      <w:r>
-        <w:rPr>
-          <w:lang w:val="en-US"/>
-        </w:rPr>
-        <w:t>&gt;(&lt;Input&gt;)</w:t>
+        <w:t>&gt; = &lt;Lớp RNN&gt;(&lt;Input&gt;)</w:t>
       </w:r>
     </w:p>
     <w:p>
@@ -7656,19 +8207,7 @@
         <w:rPr>
           <w:lang w:val="en-US"/>
         </w:rPr>
-        <w:t xml:space="preserve">Trường hợp 2, &lt;Trả Về Tất Cả Hidden&gt; = True, </w:t>
-      </w:r>
-      <w:r>
-        <w:rPr>
-          <w:lang w:val="en-US"/>
-        </w:rPr>
-        <w:t xml:space="preserve">&lt;Trả Về Hidden Cuối&gt; = </w:t>
-      </w:r>
-      <w:r>
-        <w:rPr>
-          <w:lang w:val="en-US"/>
-        </w:rPr>
-        <w:t>False</w:t>
+        <w:t>Trường hợp 2, &lt;Trả Về Tất Cả Hidden&gt; = True, &lt;Trả Về Hidden Cuối&gt; = False</w:t>
       </w:r>
     </w:p>
     <w:p>
@@ -7689,31 +8228,7 @@
         <w:rPr>
           <w:lang w:val="en-US"/>
         </w:rPr>
-        <w:t>&lt;</w:t>
-      </w:r>
-      <w:r>
-        <w:rPr>
-          <w:lang w:val="en-US"/>
-        </w:rPr>
-        <w:t xml:space="preserve">Tất Cả </w:t>
-      </w:r>
-      <w:r>
-        <w:rPr>
-          <w:lang w:val="en-US"/>
-        </w:rPr>
-        <w:t>Hidde</w:t>
-      </w:r>
-      <w:r>
-        <w:rPr>
-          <w:lang w:val="en-US"/>
-        </w:rPr>
-        <w:t>n</w:t>
-      </w:r>
-      <w:r>
-        <w:rPr>
-          <w:lang w:val="en-US"/>
-        </w:rPr>
-        <w:t>&gt; = &lt;Lớp RNN&gt;(&lt;Input&gt;)</w:t>
+        <w:t>&lt;Tất Cả Hidden&gt; = &lt;Lớp RNN&gt;(&lt;Input&gt;)</w:t>
       </w:r>
     </w:p>
     <w:p>
@@ -7731,19 +8246,7 @@
         <w:rPr>
           <w:lang w:val="en-US"/>
         </w:rPr>
-        <w:t xml:space="preserve">Trường hợp 3, </w:t>
-      </w:r>
-      <w:r>
-        <w:rPr>
-          <w:lang w:val="en-US"/>
-        </w:rPr>
-        <w:t>&lt;Trả Về Tất Cả Hidden&gt; = True</w:t>
-      </w:r>
-      <w:r>
-        <w:rPr>
-          <w:lang w:val="en-US"/>
-        </w:rPr>
-        <w:t>, &lt;Trả Về Hidden Cuối&gt; = True</w:t>
+        <w:t>Trường hợp 3, &lt;Trả Về Tất Cả Hidden&gt; = True, &lt;Trả Về Hidden Cuối&gt; = True</w:t>
       </w:r>
     </w:p>
     <w:p>
@@ -7764,31 +8267,7 @@
         <w:rPr>
           <w:lang w:val="en-US"/>
         </w:rPr>
-        <w:t>&lt;Tất Cả Hidden</w:t>
-      </w:r>
-      <w:r>
-        <w:rPr>
-          <w:lang w:val="en-US"/>
-        </w:rPr>
-        <w:t xml:space="preserve">&gt;, </w:t>
-      </w:r>
-      <w:r>
-        <w:rPr>
-          <w:lang w:val="en-US"/>
-        </w:rPr>
-        <w:t>&lt;Hidden</w:t>
-      </w:r>
-      <w:r>
-        <w:rPr>
-          <w:lang w:val="en-US"/>
-        </w:rPr>
-        <w:t xml:space="preserve"> Cuối</w:t>
-      </w:r>
-      <w:r>
-        <w:rPr>
-          <w:lang w:val="en-US"/>
-        </w:rPr>
-        <w:t>&gt; = &lt;Lớp RNN&gt;(&lt;Input&gt;)</w:t>
+        <w:t>&lt;Tất Cả Hidden&gt;, &lt;Hidden Cuối&gt; = &lt;Lớp RNN&gt;(&lt;Input&gt;)</w:t>
       </w:r>
     </w:p>
     <w:p>
@@ -7976,6 +8455,7 @@
         <w:rPr>
           <w:lang w:val="en-US"/>
         </w:rPr>
+        <w:lastRenderedPageBreak/>
         <w:t>&lt;X Train&gt; là 60000 tấm ảnh 28 x 28 có giá trị là số nguyên từ 0 đến 255 ứng với &lt;Y Train&gt; là 60000 nhãn có giá trị là số nguyên từ 0 đến 9</w:t>
       </w:r>
     </w:p>
